--- a/source/Chapter2.docx
+++ b/source/Chapter2.docx
@@ -9804,7 +9804,7 @@
         <w:rPr>
           <w:rtl w:val="0"/>
         </w:rPr>
-        <w:t xml:space="preserve">Keep wearing your ring of charos (a). Teleport to Falador. Run south to Port Sarim. Start and complete the Pandemonium quest. Whenever sailing you get some XP and a speed boost for trimming sails, so try to consistently click the sail when there’s a burst of wind. You need the sail trimming xp to hit level 22 later. Do port courier tasks (between Pandemonium and Port Sarim) until level 14 sailing, aiming to finish the level at Port Sarim. You can multiskill alch or fletch while sailing as desired. Complete the following charting tasks along the way:</w:t>
+        <w:t xml:space="preserve">Keep wearing your ring of charos (a). Teleport to Falador. Run south to Port Sarim. Start and complete the Pandemonium quest. Whenever sailing you get some XP and a speed boost for trimming sails, so try to consistently click the sail when there’s a burst of wind. You need the sail trimming xp to hit level 22 later. Do port courier tasks (between Pandemonium and Port Sarim) until level 14 sailing, aiming to finish the level at Port Sarim. Best is to pick up all tasks between these two destinations, regardless of start and end points, stringing them together as much as possible. You can multiskill alch or fletch while sailing as desired. Complete the following charting tasks along the way:</w:t>
       </w:r>
     </w:p>
     <w:p>
@@ -9952,7 +9952,7 @@
         <w:rPr>
           <w:rtl w:val="0"/>
         </w:rPr>
-        <w:t xml:space="preserve">Spyglass to admire Charin’ Charles McAtless in the cave on the Pandemonium, also mine 22 lead ore in the cave. Superheat 10 of them into 5 bars.</w:t>
+        <w:t xml:space="preserve">Spyglass to admire Charin’ Charles McAtless in the cave on the Pandemonium, also mine 32 lead ore in the cave. Superheat 10 of them into 5 bars.</w:t>
       </w:r>
     </w:p>
     <w:p>

--- a/source/Chapter2.docx
+++ b/source/Chapter2.docx
@@ -11971,7 +11971,7 @@
             <w:u w:val="single"/>
             <w:rtl w:val="0"/>
           </w:rPr>
-          <w:t xml:space="preserve">imbue scroll via pvp arena - losing method</w:t>
+          <w:t xml:space="preserve">Imbue Any Item in Just 10 Minutes with This Amazing Method</w:t>
         </w:r>
       </w:hyperlink>
       <w:r>
@@ -21780,7 +21780,7 @@
         <w:rPr>
           <w:rtl w:val="0"/>
         </w:rPr>
-        <w:t xml:space="preserve">You should be level 51 (or higher) slayer. Make sure you have finished the Curse of the Empty Lord miniquest (if you haven’t, do it now, putting the lamp on slayer). Teleport to Varrock, make sure to grab the Dragon’hai history book from the Varrock Palace library if you don’t already have it, pray at the altar in the palace with smite active. Buy 20,000 air runes (if you already have these you can ignore this), then run through  the east gate to the quetzal to go to Varlamore and do At First Light (note: the hunter rumours are currently not efficient, but if you want the rewards you can go for them at any time after this quest). During At First Light catch a Sunlight antelope (east end of the island, requires level 72 hunter, a teasing stick, knife and logs - grab a Trapper’s tipple or two at the hunter’s guild for a +2 boost if needed) and kill a jaguar for their fur. At the hunter’s guild buy two mixed hide bases, and either pay Pellem to have the furs made into mixed hide boots (your best ranged boots for now) and a mixed hide cape (your best melee cape for now) or boost your crafting level if you have a spare mushroom pie to do it yourself. After this start and complete Perilous Moons (for the fights your dragon scimitar is fine, even for ice. Use the moss lizards and moonlight potions for supplies) and The Heart of Darkness. At the end of the quest travel to Tal Teklan (e.g. with the quetzal system). Buy four willow longbows at Arcuani’s Archery Supplies. If you haven’t done Scrambled! yet, do it now. Travel to Auburnvale (e.g. using the boat system). Start and complete Shadows of Custodia. Teleport out. Slay a Brine rat to complete the Fremennik medium diary, putting the lamp on herblore. Grab a rope, salve teleport, dip your enchanted silvthrill rod in the well to make the Rod of Ivandis and complete In Aid of the Myreque, Darkness of Hallowvale, A Taste of Hope and Sins of the Father (all lamps on herblore). Use the Efaritay’s aid during the Vanstrom Klause fight in Sins of the Father - you should only need one ring, the second is spare in case you die or run out of charges.</w:t>
+        <w:t xml:space="preserve">You should be level 51 (or higher) slayer. Make sure you have finished the Curse of the Empty Lord miniquest (if you haven’t, do it now, putting the lamp on slayer). Teleport to Varrock, make sure to grab the Dragon’hai history book from the Varrock Palace library if you don’t already have it, pray at the altar in the palace with smite active. Buy 20,000 air runes (if you already have these you can ignore this), then run through  the east gate to the quetzal to go to Varlamore and do At First Light (note: the hunter rumours are currently not efficient, but if you want the rewards you can go for them at any time after this quest). During At First Light catch a Sunlight antelope (east end of the island, requires level 72 hunter, a teasing stick, knife and logs - grab a Trapper’s tipple or two at the hunter’s guild for a +2 boost if needed) and kill a jaguar for their fur. At the hunter’s guild buy two mixed hide bases, and either pay Pellem to have the furs made into mixed hide boots (your best ranged boots for now) and a mixed hide cape (your best melee cape for now) or boost your crafting level if you have a spare mushroom pie to do it yourself. After this start and complete Perilous Moons (for the fights your dragon scimitar is fine, even for ice. Use the moss lizards and moonlight potions for supplies) and The Heart of Darkness. At the end of the quest travel to Tal Teklan (e.g. with the quetzal system). Buy four willow longbows at Arcuani’s Archery Supplies. If you haven’t done Scrambled! yet, do it now. Travel to Auburnvale (e.g. using the boat system). Do the Vale Totems miniquest. Start and complete Shadows of Custodia. Teleport out. Slay a Brine rat to complete the Fremennik medium diary, putting the lamp on herblore. Grab a rope, salve teleport, dip your enchanted silvthrill rod in the well to make the Rod of Ivandis and complete In Aid of the Myreque, Darkness of Hallowvale, A Taste of Hope and Sins of the Father (all lamps on herblore). Use the Efaritay’s aid during the Vanstrom Klause fight in Sins of the Father - you should only need one ring, the second is spare in case you die or run out of charges.</w:t>
       </w:r>
     </w:p>
     <w:p>
@@ -27219,15 +27219,43 @@
       <w:pPr>
         <w:spacing w:after="0" w:before="0" w:lineRule="auto"/>
         <w:jc w:val="left"/>
-        <w:rPr>
-          <w:b w:val="0"/>
-          <w:bCs w:val="0"/>
-          <w:i w:val="0"/>
-          <w:iCs w:val="0"/>
-          <w:strike w:val="0"/>
-          <w:sz w:val="24"/>
-          <w:szCs w:val="24"/>
-          <w:u w:val="none"/>
+        <w:rPr/>
+      </w:pPr>
+      <w:r>
+        <w:rPr>
+          <w:rtl w:val="0"/>
+        </w:rPr>
+      </w:r>
+    </w:p>
+    <w:p>
+      <w:pPr>
+        <w:jc w:val="center"/>
+        <w:rPr>
+          <w:b w:val="1"/>
+          <w:bCs w:val="1"/>
+          <w:sz w:val="36"/>
+          <w:szCs w:val="36"/>
+        </w:rPr>
+      </w:pPr>
+      <w:r>
+        <w:rPr>
+          <w:b w:val="1"/>
+          <w:bCs w:val="1"/>
+          <w:sz w:val="36"/>
+          <w:szCs w:val="36"/>
+          <w:rtl w:val="0"/>
+        </w:rPr>
+        <w:t xml:space="preserve">==END OF CHAPTER 2==</w:t>
+      </w:r>
+    </w:p>
+    <w:p>
+      <w:pPr>
+        <w:jc w:val="center"/>
+        <w:rPr>
+          <w:b w:val="1"/>
+          <w:bCs w:val="1"/>
+          <w:sz w:val="36"/>
+          <w:szCs w:val="36"/>
         </w:rPr>
       </w:pPr>
       <w:r>
@@ -27241,342 +27269,6 @@
         <w:spacing w:after="0" w:before="0" w:lineRule="auto"/>
         <w:jc w:val="left"/>
         <w:rPr/>
-      </w:pPr>
-      <w:r>
-        <w:rPr>
-          <w:b w:val="0"/>
-          <w:bCs w:val="0"/>
-          <w:i w:val="0"/>
-          <w:iCs w:val="0"/>
-          <w:strike w:val="0"/>
-          <w:sz w:val="24"/>
-          <w:szCs w:val="24"/>
-          <w:u w:val="single"/>
-          <w:rtl w:val="0"/>
-        </w:rPr>
-        <w:t xml:space="preserve">Quests missing for quest cape:</w:t>
-      </w:r>
-      <w:r>
-        <w:rPr>
-          <w:b w:val="0"/>
-          <w:bCs w:val="0"/>
-          <w:i w:val="0"/>
-          <w:iCs w:val="0"/>
-          <w:strike w:val="0"/>
-          <w:sz w:val="24"/>
-          <w:szCs w:val="24"/>
-          <w:u w:val="none"/>
-          <w:rtl w:val="0"/>
-        </w:rPr>
-        <w:t xml:space="preserve"> </w:t>
-      </w:r>
-      <w:r>
-        <w:rPr>
-          <w:rtl w:val="0"/>
-        </w:rPr>
-      </w:r>
-    </w:p>
-    <w:p>
-      <w:pPr>
-        <w:spacing w:after="0" w:before="0" w:lineRule="auto"/>
-        <w:jc w:val="left"/>
-        <w:rPr>
-          <w:b w:val="0"/>
-          <w:bCs w:val="0"/>
-          <w:i w:val="0"/>
-          <w:iCs w:val="0"/>
-          <w:strike w:val="0"/>
-          <w:sz w:val="24"/>
-          <w:szCs w:val="24"/>
-          <w:u w:val="none"/>
-        </w:rPr>
-      </w:pPr>
-      <w:r>
-        <w:rPr>
-          <w:b w:val="0"/>
-          <w:bCs w:val="0"/>
-          <w:i w:val="0"/>
-          <w:iCs w:val="0"/>
-          <w:strike w:val="0"/>
-          <w:sz w:val="24"/>
-          <w:szCs w:val="24"/>
-          <w:u w:val="none"/>
-          <w:rtl w:val="0"/>
-        </w:rPr>
-        <w:t xml:space="preserve">Dragon Slayer II </w:t>
-      </w:r>
-    </w:p>
-    <w:p>
-      <w:pPr>
-        <w:spacing w:after="0" w:before="0" w:lineRule="auto"/>
-        <w:jc w:val="left"/>
-        <w:rPr>
-          <w:b w:val="0"/>
-          <w:bCs w:val="0"/>
-          <w:i w:val="0"/>
-          <w:iCs w:val="0"/>
-          <w:strike w:val="0"/>
-          <w:sz w:val="24"/>
-          <w:szCs w:val="24"/>
-          <w:u w:val="none"/>
-        </w:rPr>
-      </w:pPr>
-      <w:r>
-        <w:rPr>
-          <w:b w:val="0"/>
-          <w:bCs w:val="0"/>
-          <w:i w:val="0"/>
-          <w:iCs w:val="0"/>
-          <w:strike w:val="0"/>
-          <w:sz w:val="24"/>
-          <w:szCs w:val="24"/>
-          <w:u w:val="none"/>
-          <w:rtl w:val="0"/>
-        </w:rPr>
-        <w:t xml:space="preserve">Monkey Madness II </w:t>
-      </w:r>
-    </w:p>
-    <w:p>
-      <w:pPr>
-        <w:spacing w:after="0" w:before="0" w:lineRule="auto"/>
-        <w:jc w:val="left"/>
-        <w:rPr>
-          <w:b w:val="0"/>
-          <w:bCs w:val="0"/>
-          <w:i w:val="0"/>
-          <w:iCs w:val="0"/>
-          <w:strike w:val="0"/>
-          <w:sz w:val="24"/>
-          <w:szCs w:val="24"/>
-          <w:u w:val="none"/>
-        </w:rPr>
-      </w:pPr>
-      <w:r>
-        <w:rPr>
-          <w:b w:val="0"/>
-          <w:bCs w:val="0"/>
-          <w:i w:val="0"/>
-          <w:iCs w:val="0"/>
-          <w:strike w:val="0"/>
-          <w:sz w:val="24"/>
-          <w:szCs w:val="24"/>
-          <w:u w:val="none"/>
-          <w:rtl w:val="0"/>
-        </w:rPr>
-        <w:t xml:space="preserve">The Fremennik Exiles</w:t>
-      </w:r>
-    </w:p>
-    <w:p>
-      <w:pPr>
-        <w:spacing w:after="0" w:before="0" w:lineRule="auto"/>
-        <w:jc w:val="left"/>
-        <w:rPr/>
-      </w:pPr>
-      <w:r>
-        <w:rPr>
-          <w:rtl w:val="0"/>
-        </w:rPr>
-        <w:t xml:space="preserve">A Night at the Theatre</w:t>
-      </w:r>
-    </w:p>
-    <w:p>
-      <w:pPr>
-        <w:spacing w:after="0" w:before="0" w:lineRule="auto"/>
-        <w:jc w:val="left"/>
-        <w:rPr/>
-      </w:pPr>
-      <w:r>
-        <w:rPr>
-          <w:rtl w:val="0"/>
-        </w:rPr>
-        <w:t xml:space="preserve">Beneath Cursed Sands</w:t>
-      </w:r>
-    </w:p>
-    <w:p>
-      <w:pPr>
-        <w:spacing w:after="0" w:before="0" w:lineRule="auto"/>
-        <w:jc w:val="left"/>
-        <w:rPr/>
-      </w:pPr>
-      <w:r>
-        <w:rPr>
-          <w:rtl w:val="0"/>
-        </w:rPr>
-        <w:t xml:space="preserve">Devious Minds</w:t>
-      </w:r>
-    </w:p>
-    <w:p>
-      <w:pPr>
-        <w:spacing w:after="0" w:before="0" w:lineRule="auto"/>
-        <w:jc w:val="left"/>
-        <w:rPr/>
-      </w:pPr>
-      <w:r>
-        <w:rPr>
-          <w:rtl w:val="0"/>
-        </w:rPr>
-        <w:t xml:space="preserve">Secrets of the North</w:t>
-      </w:r>
-    </w:p>
-    <w:p>
-      <w:pPr>
-        <w:spacing w:after="0" w:before="0" w:lineRule="auto"/>
-        <w:jc w:val="left"/>
-        <w:rPr/>
-      </w:pPr>
-      <w:r>
-        <w:rPr>
-          <w:rtl w:val="0"/>
-        </w:rPr>
-        <w:t xml:space="preserve">Desert Treasure II</w:t>
-      </w:r>
-    </w:p>
-    <w:p>
-      <w:pPr>
-        <w:spacing w:after="0" w:before="0" w:lineRule="auto"/>
-        <w:jc w:val="left"/>
-        <w:rPr/>
-      </w:pPr>
-      <w:r>
-        <w:rPr>
-          <w:rtl w:val="0"/>
-        </w:rPr>
-        <w:t xml:space="preserve">While Guthix Sleeps</w:t>
-      </w:r>
-    </w:p>
-    <w:p>
-      <w:pPr>
-        <w:spacing w:after="0" w:before="0" w:lineRule="auto"/>
-        <w:jc w:val="left"/>
-        <w:rPr/>
-      </w:pPr>
-      <w:r>
-        <w:rPr>
-          <w:rtl w:val="0"/>
-        </w:rPr>
-      </w:r>
-    </w:p>
-    <w:p>
-      <w:pPr>
-        <w:spacing w:after="0" w:before="0" w:lineRule="auto"/>
-        <w:jc w:val="left"/>
-        <w:rPr>
-          <w:u w:val="single"/>
-        </w:rPr>
-      </w:pPr>
-      <w:r>
-        <w:rPr>
-          <w:u w:val="single"/>
-          <w:rtl w:val="0"/>
-        </w:rPr>
-        <w:t xml:space="preserve">Miniquests missing:</w:t>
-      </w:r>
-    </w:p>
-    <w:p>
-      <w:pPr>
-        <w:spacing w:after="0" w:before="0" w:lineRule="auto"/>
-        <w:jc w:val="left"/>
-        <w:rPr/>
-      </w:pPr>
-      <w:r>
-        <w:rPr>
-          <w:rtl w:val="0"/>
-        </w:rPr>
-        <w:t xml:space="preserve">The Enchanted Key</w:t>
-      </w:r>
-    </w:p>
-    <w:p>
-      <w:pPr>
-        <w:spacing w:after="0" w:before="0" w:lineRule="auto"/>
-        <w:jc w:val="left"/>
-        <w:rPr/>
-      </w:pPr>
-      <w:r>
-        <w:rPr>
-          <w:rtl w:val="0"/>
-        </w:rPr>
-        <w:t xml:space="preserve">Family Pest</w:t>
-      </w:r>
-    </w:p>
-    <w:p>
-      <w:pPr>
-        <w:spacing w:after="0" w:before="0" w:lineRule="auto"/>
-        <w:jc w:val="left"/>
-        <w:rPr/>
-      </w:pPr>
-      <w:r>
-        <w:rPr>
-          <w:rtl w:val="0"/>
-        </w:rPr>
-        <w:t xml:space="preserve">The Frozen Door</w:t>
-      </w:r>
-    </w:p>
-    <w:p>
-      <w:pPr>
-        <w:spacing w:after="0" w:before="0" w:lineRule="auto"/>
-        <w:jc w:val="left"/>
-        <w:rPr/>
-      </w:pPr>
-      <w:r>
-        <w:rPr>
-          <w:rtl w:val="0"/>
-        </w:rPr>
-        <w:t xml:space="preserve">In Search of Knowledge</w:t>
-      </w:r>
-    </w:p>
-    <w:p>
-      <w:pPr>
-        <w:spacing w:after="0" w:before="0" w:lineRule="auto"/>
-        <w:jc w:val="left"/>
-        <w:rPr/>
-      </w:pPr>
-      <w:r>
-        <w:rPr>
-          <w:rtl w:val="0"/>
-        </w:rPr>
-        <w:t xml:space="preserve">Into the Tombs</w:t>
-      </w:r>
-    </w:p>
-    <w:p>
-      <w:pPr>
-        <w:spacing w:after="0" w:before="0" w:lineRule="auto"/>
-        <w:jc w:val="left"/>
-        <w:rPr/>
-      </w:pPr>
-      <w:r>
-        <w:rPr>
-          <w:rtl w:val="0"/>
-        </w:rPr>
-        <w:t xml:space="preserve">His Faithful Servants</w:t>
-      </w:r>
-    </w:p>
-    <w:p>
-      <w:pPr>
-        <w:spacing w:after="0" w:before="0" w:lineRule="auto"/>
-        <w:jc w:val="left"/>
-        <w:rPr/>
-      </w:pPr>
-      <w:r>
-        <w:rPr>
-          <w:rtl w:val="0"/>
-        </w:rPr>
-        <w:t xml:space="preserve">Hopespear’s Will</w:t>
-      </w:r>
-    </w:p>
-    <w:p>
-      <w:pPr>
-        <w:spacing w:after="0" w:before="0" w:lineRule="auto"/>
-        <w:jc w:val="left"/>
-        <w:rPr>
-          <w:b w:val="0"/>
-          <w:bCs w:val="0"/>
-          <w:i w:val="0"/>
-          <w:iCs w:val="0"/>
-          <w:strike w:val="0"/>
-          <w:sz w:val="24"/>
-          <w:szCs w:val="24"/>
-          <w:u w:val="none"/>
-        </w:rPr>
       </w:pPr>
       <w:r>
         <w:rPr>
@@ -27659,99 +27351,6 @@
         </w:rPr>
         <w:t xml:space="preserve">0</w:t>
       </w:r>
-      <w:r>
-        <w:rPr>
-          <w:b w:val="0"/>
-          <w:bCs w:val="0"/>
-          <w:i w:val="0"/>
-          <w:iCs w:val="0"/>
-          <w:strike w:val="0"/>
-          <w:color w:val="00a933"/>
-          <w:sz w:val="24"/>
-          <w:szCs w:val="24"/>
-          <w:u w:val="none"/>
-          <w:rtl w:val="0"/>
-        </w:rPr>
-        <w:t xml:space="preserve">, Str: 7</w:t>
-      </w:r>
-      <w:r>
-        <w:rPr>
-          <w:color w:val="00a933"/>
-          <w:rtl w:val="0"/>
-        </w:rPr>
-        <w:t xml:space="preserve">7</w:t>
-      </w:r>
-      <w:r>
-        <w:rPr>
-          <w:b w:val="0"/>
-          <w:bCs w:val="0"/>
-          <w:i w:val="0"/>
-          <w:iCs w:val="0"/>
-          <w:strike w:val="0"/>
-          <w:color w:val="00a933"/>
-          <w:sz w:val="24"/>
-          <w:szCs w:val="24"/>
-          <w:u w:val="none"/>
-          <w:rtl w:val="0"/>
-        </w:rPr>
-        <w:t xml:space="preserve"> Def: 70, HP: 6</w:t>
-      </w:r>
-      <w:r>
-        <w:rPr>
-          <w:color w:val="00a933"/>
-          <w:rtl w:val="0"/>
-        </w:rPr>
-        <w:t xml:space="preserve">0</w:t>
-      </w:r>
-      <w:r>
-        <w:rPr>
-          <w:b w:val="0"/>
-          <w:bCs w:val="0"/>
-          <w:i w:val="0"/>
-          <w:iCs w:val="0"/>
-          <w:strike w:val="0"/>
-          <w:color w:val="00a933"/>
-          <w:sz w:val="24"/>
-          <w:szCs w:val="24"/>
-          <w:u w:val="none"/>
-          <w:rtl w:val="0"/>
-        </w:rPr>
-        <w:t xml:space="preserve">, Ranged: 6</w:t>
-      </w:r>
-      <w:r>
-        <w:rPr>
-          <w:color w:val="00a933"/>
-          <w:rtl w:val="0"/>
-        </w:rPr>
-        <w:t xml:space="preserve">2</w:t>
-      </w:r>
-      <w:r>
-        <w:rPr>
-          <w:b w:val="0"/>
-          <w:bCs w:val="0"/>
-          <w:i w:val="0"/>
-          <w:iCs w:val="0"/>
-          <w:strike w:val="0"/>
-          <w:color w:val="00a933"/>
-          <w:sz w:val="24"/>
-          <w:szCs w:val="24"/>
-          <w:u w:val="none"/>
-          <w:rtl w:val="0"/>
-        </w:rPr>
-        <w:t xml:space="preserve">, Prayer: 70, Magic: </w:t>
-      </w:r>
-      <w:r>
-        <w:rPr>
-          <w:color w:val="00a933"/>
-          <w:rtl w:val="0"/>
-        </w:rPr>
-        <w:t xml:space="preserve">89</w:t>
-      </w:r>
-      <w:r>
-        <w:rPr>
-          <w:rtl w:val="0"/>
-        </w:rPr>
-      </w:r>
     </w:p>
     <w:p>
       <w:pPr>
@@ -27787,19 +27386,14 @@
           <w:u w:val="none"/>
           <w:rtl w:val="0"/>
         </w:rPr>
-        <w:t xml:space="preserve">RC: </w:t>
+        <w:t xml:space="preserve">Str: 7</w:t>
       </w:r>
       <w:r>
         <w:rPr>
           <w:color w:val="00a933"/>
           <w:rtl w:val="0"/>
         </w:rPr>
-        <w:t xml:space="preserve">38</w:t>
-      </w:r>
-      <w:r>
-        <w:rPr>
-          <w:rtl w:val="0"/>
-        </w:rPr>
+        <w:t xml:space="preserve">7</w:t>
       </w:r>
     </w:p>
     <w:p>
@@ -27836,14 +27430,7 @@
           <w:u w:val="none"/>
           <w:rtl w:val="0"/>
         </w:rPr>
-        <w:t xml:space="preserve">Cons: 7</w:t>
-      </w:r>
-      <w:r>
-        <w:rPr>
-          <w:color w:val="00a933"/>
-          <w:rtl w:val="0"/>
-        </w:rPr>
-        <w:t xml:space="preserve">1</w:t>
+        <w:t xml:space="preserve">Def: 70</w:t>
       </w:r>
       <w:r>
         <w:rPr>
@@ -27885,19 +27472,14 @@
           <w:u w:val="none"/>
           <w:rtl w:val="0"/>
         </w:rPr>
-        <w:t xml:space="preserve">Agil: </w:t>
+        <w:t xml:space="preserve">HP: 6</w:t>
       </w:r>
       <w:r>
         <w:rPr>
           <w:color w:val="00a933"/>
           <w:rtl w:val="0"/>
         </w:rPr>
-        <w:t xml:space="preserve">98</w:t>
-      </w:r>
-      <w:r>
-        <w:rPr>
-          <w:rtl w:val="0"/>
-        </w:rPr>
+        <w:t xml:space="preserve">0</w:t>
       </w:r>
     </w:p>
     <w:p>
@@ -27934,19 +27516,14 @@
           <w:u w:val="none"/>
           <w:rtl w:val="0"/>
         </w:rPr>
-        <w:t xml:space="preserve">Herb: 7</w:t>
+        <w:t xml:space="preserve">Ranged: 6</w:t>
       </w:r>
       <w:r>
         <w:rPr>
           <w:color w:val="00a933"/>
           <w:rtl w:val="0"/>
         </w:rPr>
-        <w:t xml:space="preserve">4</w:t>
-      </w:r>
-      <w:r>
-        <w:rPr>
-          <w:rtl w:val="0"/>
-        </w:rPr>
+        <w:t xml:space="preserve">2</w:t>
       </w:r>
     </w:p>
     <w:p>
@@ -27983,14 +27560,7 @@
           <w:u w:val="none"/>
           <w:rtl w:val="0"/>
         </w:rPr>
-        <w:t xml:space="preserve">Thieving: 8</w:t>
-      </w:r>
-      <w:r>
-        <w:rPr>
-          <w:color w:val="00a933"/>
-          <w:rtl w:val="0"/>
-        </w:rPr>
-        <w:t xml:space="preserve">4</w:t>
+        <w:t xml:space="preserve">Prayer: 70</w:t>
       </w:r>
       <w:r>
         <w:rPr>
@@ -28032,14 +27602,14 @@
           <w:u w:val="none"/>
           <w:rtl w:val="0"/>
         </w:rPr>
-        <w:t xml:space="preserve">Crafting: </w:t>
+        <w:t xml:space="preserve">Magic: </w:t>
       </w:r>
       <w:r>
         <w:rPr>
           <w:color w:val="00a933"/>
           <w:rtl w:val="0"/>
         </w:rPr>
-        <w:t xml:space="preserve">65</w:t>
+        <w:t xml:space="preserve">89</w:t>
       </w:r>
       <w:r>
         <w:rPr>
@@ -28081,7 +27651,19 @@
           <w:u w:val="none"/>
           <w:rtl w:val="0"/>
         </w:rPr>
-        <w:t xml:space="preserve">Fletching: 69</w:t>
+        <w:t xml:space="preserve">RC: </w:t>
+      </w:r>
+      <w:r>
+        <w:rPr>
+          <w:color w:val="00a933"/>
+          <w:rtl w:val="0"/>
+        </w:rPr>
+        <w:t xml:space="preserve">38</w:t>
+      </w:r>
+      <w:r>
+        <w:rPr>
+          <w:rtl w:val="0"/>
+        </w:rPr>
       </w:r>
     </w:p>
     <w:p>
@@ -28118,14 +27700,14 @@
           <w:u w:val="none"/>
           <w:rtl w:val="0"/>
         </w:rPr>
-        <w:t xml:space="preserve">Slayer: 5</w:t>
+        <w:t xml:space="preserve">Cons: 7</w:t>
       </w:r>
       <w:r>
         <w:rPr>
           <w:color w:val="00a933"/>
           <w:rtl w:val="0"/>
         </w:rPr>
-        <w:t xml:space="preserve">7</w:t>
+        <w:t xml:space="preserve">1</w:t>
       </w:r>
       <w:r>
         <w:rPr>
@@ -28167,14 +27749,14 @@
           <w:u w:val="none"/>
           <w:rtl w:val="0"/>
         </w:rPr>
-        <w:t xml:space="preserve">Hunter: 8</w:t>
+        <w:t xml:space="preserve">Agil: </w:t>
       </w:r>
       <w:r>
         <w:rPr>
           <w:color w:val="00a933"/>
           <w:rtl w:val="0"/>
         </w:rPr>
-        <w:t xml:space="preserve">2</w:t>
+        <w:t xml:space="preserve">98</w:t>
       </w:r>
       <w:r>
         <w:rPr>
@@ -28216,24 +27798,23 @@
           <w:u w:val="none"/>
           <w:rtl w:val="0"/>
         </w:rPr>
-        <w:t xml:space="preserve">Mining: </w:t>
+        <w:t xml:space="preserve">Herb: 7</w:t>
       </w:r>
       <w:r>
         <w:rPr>
           <w:color w:val="00a933"/>
           <w:rtl w:val="0"/>
         </w:rPr>
-        <w:t xml:space="preserve">75</w:t>
-      </w:r>
-      <w:r>
-        <w:rPr>
-          <w:rtl w:val="0"/>
-        </w:rPr>
-      </w:r>
-    </w:p>
-    <w:p>
-      <w:pPr>
-        <w:pageBreakBefore w:val="0"/>
+        <w:t xml:space="preserve">4</w:t>
+      </w:r>
+      <w:r>
+        <w:rPr>
+          <w:rtl w:val="0"/>
+        </w:rPr>
+      </w:r>
+    </w:p>
+    <w:p>
+      <w:pPr>
         <w:numPr>
           <w:ilvl w:val="0"/>
           <w:numId w:val="2"/>
@@ -28266,7 +27847,7 @@
           <w:u w:val="none"/>
           <w:rtl w:val="0"/>
         </w:rPr>
-        <w:t xml:space="preserve">Smithing: 7</w:t>
+        <w:t xml:space="preserve">Thieving: 8</w:t>
       </w:r>
       <w:r>
         <w:rPr>
@@ -28291,16 +27872,43 @@
         <w:ind w:left="720" w:hanging="360"/>
         <w:jc w:val="left"/>
         <w:rPr>
+          <w:b w:val="0"/>
+          <w:bCs w:val="0"/>
+          <w:i w:val="0"/>
+          <w:iCs w:val="0"/>
+          <w:strike w:val="0"/>
           <w:color w:val="00a933"/>
-          <w:u w:val="none"/>
-        </w:rPr>
-      </w:pPr>
-      <w:r>
-        <w:rPr>
+          <w:sz w:val="24"/>
+          <w:szCs w:val="24"/>
+          <w:u w:val="none"/>
+        </w:rPr>
+      </w:pPr>
+      <w:r>
+        <w:rPr>
+          <w:b w:val="0"/>
+          <w:bCs w:val="0"/>
+          <w:i w:val="0"/>
+          <w:iCs w:val="0"/>
+          <w:strike w:val="0"/>
           <w:color w:val="00a933"/>
-          <w:rtl w:val="0"/>
-        </w:rPr>
-        <w:t xml:space="preserve">Fishing: 99</w:t>
+          <w:sz w:val="24"/>
+          <w:szCs w:val="24"/>
+          <w:u w:val="none"/>
+          <w:rtl w:val="0"/>
+        </w:rPr>
+        <w:t xml:space="preserve">Crafting: </w:t>
+      </w:r>
+      <w:r>
+        <w:rPr>
+          <w:color w:val="00a933"/>
+          <w:rtl w:val="0"/>
+        </w:rPr>
+        <w:t xml:space="preserve">65</w:t>
+      </w:r>
+      <w:r>
+        <w:rPr>
+          <w:rtl w:val="0"/>
+        </w:rPr>
       </w:r>
     </w:p>
     <w:p>
@@ -28337,19 +27945,7 @@
           <w:u w:val="none"/>
           <w:rtl w:val="0"/>
         </w:rPr>
-        <w:t xml:space="preserve">Cooking: 8</w:t>
-      </w:r>
-      <w:r>
-        <w:rPr>
-          <w:color w:val="00a933"/>
-          <w:rtl w:val="0"/>
-        </w:rPr>
-        <w:t xml:space="preserve">1</w:t>
-      </w:r>
-      <w:r>
-        <w:rPr>
-          <w:rtl w:val="0"/>
-        </w:rPr>
+        <w:t xml:space="preserve">Fletching: 69</w:t>
       </w:r>
     </w:p>
     <w:p>
@@ -28386,7 +27982,19 @@
           <w:u w:val="none"/>
           <w:rtl w:val="0"/>
         </w:rPr>
-        <w:t xml:space="preserve">Firemaking: 89</w:t>
+        <w:t xml:space="preserve">Slayer: 5</w:t>
+      </w:r>
+      <w:r>
+        <w:rPr>
+          <w:color w:val="00a933"/>
+          <w:rtl w:val="0"/>
+        </w:rPr>
+        <w:t xml:space="preserve">7</w:t>
+      </w:r>
+      <w:r>
+        <w:rPr>
+          <w:rtl w:val="0"/>
+        </w:rPr>
       </w:r>
     </w:p>
     <w:p>
@@ -28423,14 +28031,14 @@
           <w:u w:val="none"/>
           <w:rtl w:val="0"/>
         </w:rPr>
-        <w:t xml:space="preserve">Woodcutting: 7</w:t>
+        <w:t xml:space="preserve">Hunter: 8</w:t>
       </w:r>
       <w:r>
         <w:rPr>
           <w:color w:val="00a933"/>
           <w:rtl w:val="0"/>
         </w:rPr>
-        <w:t xml:space="preserve">3</w:t>
+        <w:t xml:space="preserve">2</w:t>
       </w:r>
       <w:r>
         <w:rPr>
@@ -28472,18 +28080,24 @@
           <w:u w:val="none"/>
           <w:rtl w:val="0"/>
         </w:rPr>
-        <w:t xml:space="preserve">Farming: </w:t>
+        <w:t xml:space="preserve">Mining: </w:t>
       </w:r>
       <w:r>
         <w:rPr>
           <w:color w:val="00a933"/>
           <w:rtl w:val="0"/>
         </w:rPr>
-        <w:t xml:space="preserve">94</w:t>
-      </w:r>
-    </w:p>
-    <w:p>
-      <w:pPr>
+        <w:t xml:space="preserve">75</w:t>
+      </w:r>
+      <w:r>
+        <w:rPr>
+          <w:rtl w:val="0"/>
+        </w:rPr>
+      </w:r>
+    </w:p>
+    <w:p>
+      <w:pPr>
+        <w:pageBreakBefore w:val="0"/>
         <w:numPr>
           <w:ilvl w:val="0"/>
           <w:numId w:val="2"/>
@@ -28492,16 +28106,528 @@
         <w:ind w:left="720" w:hanging="360"/>
         <w:jc w:val="left"/>
         <w:rPr>
+          <w:b w:val="0"/>
+          <w:bCs w:val="0"/>
+          <w:i w:val="0"/>
+          <w:iCs w:val="0"/>
+          <w:strike w:val="0"/>
           <w:color w:val="00a933"/>
-          <w:u w:val="none"/>
-        </w:rPr>
-      </w:pPr>
-      <w:r>
-        <w:rPr>
+          <w:sz w:val="24"/>
+          <w:szCs w:val="24"/>
+          <w:u w:val="none"/>
+        </w:rPr>
+      </w:pPr>
+      <w:r>
+        <w:rPr>
+          <w:b w:val="0"/>
+          <w:bCs w:val="0"/>
+          <w:i w:val="0"/>
+          <w:iCs w:val="0"/>
+          <w:strike w:val="0"/>
           <w:color w:val="00a933"/>
+          <w:sz w:val="24"/>
+          <w:szCs w:val="24"/>
+          <w:u w:val="none"/>
+          <w:rtl w:val="0"/>
+        </w:rPr>
+        <w:t xml:space="preserve">Smithing: 7</w:t>
+      </w:r>
+      <w:r>
+        <w:rPr>
+          <w:color w:val="00a933"/>
+          <w:rtl w:val="0"/>
+        </w:rPr>
+        <w:t xml:space="preserve">4</w:t>
+      </w:r>
+      <w:r>
+        <w:rPr>
+          <w:rtl w:val="0"/>
+        </w:rPr>
+      </w:r>
+    </w:p>
+    <w:p>
+      <w:pPr>
+        <w:numPr>
+          <w:ilvl w:val="0"/>
+          <w:numId w:val="2"/>
+        </w:numPr>
+        <w:spacing w:after="0" w:before="0" w:lineRule="auto"/>
+        <w:ind w:left="720" w:hanging="360"/>
+        <w:jc w:val="left"/>
+        <w:rPr>
+          <w:color w:val="00a933"/>
+          <w:u w:val="none"/>
+        </w:rPr>
+      </w:pPr>
+      <w:r>
+        <w:rPr>
+          <w:color w:val="00a933"/>
+          <w:rtl w:val="0"/>
+        </w:rPr>
+        <w:t xml:space="preserve">Fishing: 99</w:t>
+      </w:r>
+    </w:p>
+    <w:p>
+      <w:pPr>
+        <w:numPr>
+          <w:ilvl w:val="0"/>
+          <w:numId w:val="2"/>
+        </w:numPr>
+        <w:spacing w:after="0" w:before="0" w:lineRule="auto"/>
+        <w:ind w:left="720" w:hanging="360"/>
+        <w:jc w:val="left"/>
+        <w:rPr>
+          <w:b w:val="0"/>
+          <w:bCs w:val="0"/>
+          <w:i w:val="0"/>
+          <w:iCs w:val="0"/>
+          <w:strike w:val="0"/>
+          <w:color w:val="00a933"/>
+          <w:sz w:val="24"/>
+          <w:szCs w:val="24"/>
+          <w:u w:val="none"/>
+        </w:rPr>
+      </w:pPr>
+      <w:r>
+        <w:rPr>
+          <w:b w:val="0"/>
+          <w:bCs w:val="0"/>
+          <w:i w:val="0"/>
+          <w:iCs w:val="0"/>
+          <w:strike w:val="0"/>
+          <w:color w:val="00a933"/>
+          <w:sz w:val="24"/>
+          <w:szCs w:val="24"/>
+          <w:u w:val="none"/>
+          <w:rtl w:val="0"/>
+        </w:rPr>
+        <w:t xml:space="preserve">Cooking: 8</w:t>
+      </w:r>
+      <w:r>
+        <w:rPr>
+          <w:color w:val="00a933"/>
+          <w:rtl w:val="0"/>
+        </w:rPr>
+        <w:t xml:space="preserve">1</w:t>
+      </w:r>
+      <w:r>
+        <w:rPr>
+          <w:rtl w:val="0"/>
+        </w:rPr>
+      </w:r>
+    </w:p>
+    <w:p>
+      <w:pPr>
+        <w:numPr>
+          <w:ilvl w:val="0"/>
+          <w:numId w:val="2"/>
+        </w:numPr>
+        <w:spacing w:after="0" w:before="0" w:lineRule="auto"/>
+        <w:ind w:left="720" w:hanging="360"/>
+        <w:jc w:val="left"/>
+        <w:rPr>
+          <w:b w:val="0"/>
+          <w:bCs w:val="0"/>
+          <w:i w:val="0"/>
+          <w:iCs w:val="0"/>
+          <w:strike w:val="0"/>
+          <w:color w:val="00a933"/>
+          <w:sz w:val="24"/>
+          <w:szCs w:val="24"/>
+          <w:u w:val="none"/>
+        </w:rPr>
+      </w:pPr>
+      <w:r>
+        <w:rPr>
+          <w:b w:val="0"/>
+          <w:bCs w:val="0"/>
+          <w:i w:val="0"/>
+          <w:iCs w:val="0"/>
+          <w:strike w:val="0"/>
+          <w:color w:val="00a933"/>
+          <w:sz w:val="24"/>
+          <w:szCs w:val="24"/>
+          <w:u w:val="none"/>
+          <w:rtl w:val="0"/>
+        </w:rPr>
+        <w:t xml:space="preserve">Firemaking: 89</w:t>
+      </w:r>
+    </w:p>
+    <w:p>
+      <w:pPr>
+        <w:numPr>
+          <w:ilvl w:val="0"/>
+          <w:numId w:val="2"/>
+        </w:numPr>
+        <w:spacing w:after="0" w:before="0" w:lineRule="auto"/>
+        <w:ind w:left="720" w:hanging="360"/>
+        <w:jc w:val="left"/>
+        <w:rPr>
+          <w:b w:val="0"/>
+          <w:bCs w:val="0"/>
+          <w:i w:val="0"/>
+          <w:iCs w:val="0"/>
+          <w:strike w:val="0"/>
+          <w:color w:val="00a933"/>
+          <w:sz w:val="24"/>
+          <w:szCs w:val="24"/>
+          <w:u w:val="none"/>
+        </w:rPr>
+      </w:pPr>
+      <w:r>
+        <w:rPr>
+          <w:b w:val="0"/>
+          <w:bCs w:val="0"/>
+          <w:i w:val="0"/>
+          <w:iCs w:val="0"/>
+          <w:strike w:val="0"/>
+          <w:color w:val="00a933"/>
+          <w:sz w:val="24"/>
+          <w:szCs w:val="24"/>
+          <w:u w:val="none"/>
+          <w:rtl w:val="0"/>
+        </w:rPr>
+        <w:t xml:space="preserve">Woodcutting: 7</w:t>
+      </w:r>
+      <w:r>
+        <w:rPr>
+          <w:color w:val="00a933"/>
+          <w:rtl w:val="0"/>
+        </w:rPr>
+        <w:t xml:space="preserve">3</w:t>
+      </w:r>
+      <w:r>
+        <w:rPr>
+          <w:rtl w:val="0"/>
+        </w:rPr>
+      </w:r>
+    </w:p>
+    <w:p>
+      <w:pPr>
+        <w:numPr>
+          <w:ilvl w:val="0"/>
+          <w:numId w:val="2"/>
+        </w:numPr>
+        <w:spacing w:after="0" w:before="0" w:lineRule="auto"/>
+        <w:ind w:left="720" w:hanging="360"/>
+        <w:jc w:val="left"/>
+        <w:rPr>
+          <w:b w:val="0"/>
+          <w:bCs w:val="0"/>
+          <w:i w:val="0"/>
+          <w:iCs w:val="0"/>
+          <w:strike w:val="0"/>
+          <w:color w:val="00a933"/>
+          <w:sz w:val="24"/>
+          <w:szCs w:val="24"/>
+          <w:u w:val="none"/>
+        </w:rPr>
+      </w:pPr>
+      <w:r>
+        <w:rPr>
+          <w:b w:val="0"/>
+          <w:bCs w:val="0"/>
+          <w:i w:val="0"/>
+          <w:iCs w:val="0"/>
+          <w:strike w:val="0"/>
+          <w:color w:val="00a933"/>
+          <w:sz w:val="24"/>
+          <w:szCs w:val="24"/>
+          <w:u w:val="none"/>
+          <w:rtl w:val="0"/>
+        </w:rPr>
+        <w:t xml:space="preserve">Farming: </w:t>
+      </w:r>
+      <w:r>
+        <w:rPr>
+          <w:color w:val="00a933"/>
+          <w:rtl w:val="0"/>
+        </w:rPr>
+        <w:t xml:space="preserve">94</w:t>
+      </w:r>
+    </w:p>
+    <w:p>
+      <w:pPr>
+        <w:numPr>
+          <w:ilvl w:val="0"/>
+          <w:numId w:val="2"/>
+        </w:numPr>
+        <w:spacing w:after="0" w:before="0" w:lineRule="auto"/>
+        <w:ind w:left="720" w:hanging="360"/>
+        <w:jc w:val="left"/>
+        <w:rPr>
+          <w:color w:val="00a933"/>
+          <w:u w:val="none"/>
+        </w:rPr>
+      </w:pPr>
+      <w:r>
+        <w:rPr>
+          <w:color w:val="00a933"/>
           <w:rtl w:val="0"/>
         </w:rPr>
         <w:t xml:space="preserve">Sailing: 67</w:t>
+      </w:r>
+    </w:p>
+    <w:p>
+      <w:pPr>
+        <w:rPr>
+          <w:u w:val="single"/>
+        </w:rPr>
+      </w:pPr>
+      <w:r>
+        <w:rPr>
+          <w:rtl w:val="0"/>
+        </w:rPr>
+      </w:r>
+    </w:p>
+    <w:p>
+      <w:pPr>
+        <w:rPr/>
+      </w:pPr>
+      <w:r>
+        <w:rPr>
+          <w:u w:val="single"/>
+          <w:rtl w:val="0"/>
+        </w:rPr>
+        <w:t xml:space="preserve">Quests missing for quest cape:</w:t>
+      </w:r>
+      <w:r>
+        <w:rPr>
+          <w:rtl w:val="0"/>
+        </w:rPr>
+        <w:t xml:space="preserve"> </w:t>
+      </w:r>
+    </w:p>
+    <w:p>
+      <w:pPr>
+        <w:rPr/>
+      </w:pPr>
+      <w:r>
+        <w:rPr>
+          <w:rtl w:val="0"/>
+        </w:rPr>
+        <w:t xml:space="preserve">While Guthix Sleeps</w:t>
+      </w:r>
+    </w:p>
+    <w:p>
+      <w:pPr>
+        <w:rPr/>
+      </w:pPr>
+      <w:r>
+        <w:rPr>
+          <w:rtl w:val="0"/>
+        </w:rPr>
+        <w:t xml:space="preserve">The Fremennik Exiles</w:t>
+      </w:r>
+    </w:p>
+    <w:p>
+      <w:pPr>
+        <w:rPr/>
+      </w:pPr>
+      <w:r>
+        <w:rPr>
+          <w:rtl w:val="0"/>
+        </w:rPr>
+        <w:t xml:space="preserve">A Night at the Theatre</w:t>
+      </w:r>
+    </w:p>
+    <w:p>
+      <w:pPr>
+        <w:rPr/>
+      </w:pPr>
+      <w:r>
+        <w:rPr>
+          <w:rtl w:val="0"/>
+        </w:rPr>
+        <w:t xml:space="preserve">The Red Rock</w:t>
+      </w:r>
+    </w:p>
+    <w:p>
+      <w:pPr>
+        <w:rPr/>
+      </w:pPr>
+      <w:r>
+        <w:rPr>
+          <w:rtl w:val="0"/>
+        </w:rPr>
+        <w:t xml:space="preserve">Dragon Slayer II </w:t>
+      </w:r>
+    </w:p>
+    <w:p>
+      <w:pPr>
+        <w:rPr/>
+      </w:pPr>
+      <w:r>
+        <w:rPr>
+          <w:rtl w:val="0"/>
+        </w:rPr>
+        <w:t xml:space="preserve">Monkey Madness II </w:t>
+      </w:r>
+    </w:p>
+    <w:p>
+      <w:pPr>
+        <w:rPr/>
+      </w:pPr>
+      <w:r>
+        <w:rPr>
+          <w:rtl w:val="0"/>
+        </w:rPr>
+        <w:t xml:space="preserve">Devious Minds</w:t>
+      </w:r>
+    </w:p>
+    <w:p>
+      <w:pPr>
+        <w:rPr/>
+      </w:pPr>
+      <w:r>
+        <w:rPr>
+          <w:rtl w:val="0"/>
+        </w:rPr>
+        <w:t xml:space="preserve">Secrets of the North</w:t>
+      </w:r>
+    </w:p>
+    <w:p>
+      <w:pPr>
+        <w:rPr/>
+      </w:pPr>
+      <w:r>
+        <w:rPr>
+          <w:rtl w:val="0"/>
+        </w:rPr>
+        <w:t xml:space="preserve">Beneath Cursed Sands</w:t>
+      </w:r>
+    </w:p>
+    <w:p>
+      <w:pPr>
+        <w:rPr/>
+      </w:pPr>
+      <w:r>
+        <w:rPr>
+          <w:rtl w:val="0"/>
+        </w:rPr>
+        <w:t xml:space="preserve">Desert Treasure II</w:t>
+      </w:r>
+    </w:p>
+    <w:p>
+      <w:pPr>
+        <w:rPr/>
+      </w:pPr>
+      <w:r>
+        <w:rPr>
+          <w:rtl w:val="0"/>
+        </w:rPr>
+      </w:r>
+    </w:p>
+    <w:p>
+      <w:pPr>
+        <w:rPr/>
+      </w:pPr>
+      <w:r>
+        <w:rPr>
+          <w:u w:val="single"/>
+          <w:rtl w:val="0"/>
+        </w:rPr>
+        <w:t xml:space="preserve">Miniquests missing:</w:t>
+      </w:r>
+      <w:r>
+        <w:rPr>
+          <w:rtl w:val="0"/>
+        </w:rPr>
+      </w:r>
+    </w:p>
+    <w:p>
+      <w:pPr>
+        <w:rPr/>
+      </w:pPr>
+      <w:r>
+        <w:rPr>
+          <w:rtl w:val="0"/>
+        </w:rPr>
+        <w:t xml:space="preserve">Hopespear’s Will</w:t>
+      </w:r>
+    </w:p>
+    <w:p>
+      <w:pPr>
+        <w:rPr/>
+      </w:pPr>
+      <w:r>
+        <w:rPr>
+          <w:rtl w:val="0"/>
+        </w:rPr>
+        <w:t xml:space="preserve">Bear Your Soul</w:t>
+      </w:r>
+    </w:p>
+    <w:p>
+      <w:pPr>
+        <w:rPr/>
+      </w:pPr>
+      <w:r>
+        <w:rPr>
+          <w:rtl w:val="0"/>
+        </w:rPr>
+        <w:t xml:space="preserve">The Enchanted Key</w:t>
+      </w:r>
+    </w:p>
+    <w:p>
+      <w:pPr>
+        <w:rPr/>
+      </w:pPr>
+      <w:r>
+        <w:rPr>
+          <w:rtl w:val="0"/>
+        </w:rPr>
+        <w:t xml:space="preserve">Family Pest</w:t>
+      </w:r>
+    </w:p>
+    <w:p>
+      <w:pPr>
+        <w:rPr/>
+      </w:pPr>
+      <w:r>
+        <w:rPr>
+          <w:rtl w:val="0"/>
+        </w:rPr>
+        <w:t xml:space="preserve">The Frozen Door</w:t>
+      </w:r>
+    </w:p>
+    <w:p>
+      <w:pPr>
+        <w:rPr/>
+      </w:pPr>
+      <w:r>
+        <w:rPr>
+          <w:rtl w:val="0"/>
+        </w:rPr>
+        <w:t xml:space="preserve">His Faithful Servants</w:t>
+      </w:r>
+    </w:p>
+    <w:p>
+      <w:pPr>
+        <w:rPr/>
+      </w:pPr>
+      <w:r>
+        <w:rPr>
+          <w:rtl w:val="0"/>
+        </w:rPr>
+        <w:t xml:space="preserve">In Search of Knowledge</w:t>
+      </w:r>
+    </w:p>
+    <w:p>
+      <w:pPr>
+        <w:rPr>
+          <w:color w:val="00a933"/>
+        </w:rPr>
+      </w:pPr>
+      <w:r>
+        <w:rPr>
+          <w:rtl w:val="0"/>
+        </w:rPr>
+        <w:t xml:space="preserve">Into the Tombs</w:t>
+      </w:r>
+      <w:r>
+        <w:rPr>
+          <w:rtl w:val="0"/>
+        </w:rPr>
       </w:r>
     </w:p>
     <w:p>
@@ -28591,7 +28717,7 @@
             <w:u w:val="single"/>
             <w:rtl w:val="0"/>
           </w:rPr>
-          <w:t xml:space="preserve">20260525Chapter1</w:t>
+          <w:t xml:space="preserve">20260607Chapter1</w:t>
         </w:r>
       </w:hyperlink>
       <w:r>
@@ -28617,7 +28743,7 @@
             <w:u w:val="single"/>
             <w:rtl w:val="0"/>
           </w:rPr>
-          <w:t xml:space="preserve">20260525Chapter2</w:t>
+          <w:t xml:space="preserve">20260607Chapter2</w:t>
         </w:r>
       </w:hyperlink>
       <w:r>
@@ -28643,7 +28769,7 @@
             <w:u w:val="single"/>
             <w:rtl w:val="0"/>
           </w:rPr>
-          <w:t xml:space="preserve">20260525Chapter3</w:t>
+          <w:t xml:space="preserve">20260607Chapter3</w:t>
         </w:r>
       </w:hyperlink>
       <w:r>
@@ -28669,7 +28795,7 @@
             <w:u w:val="single"/>
             <w:rtl w:val="0"/>
           </w:rPr>
-          <w:t xml:space="preserve">20260525DetailedStepsGuide</w:t>
+          <w:t xml:space="preserve">20260607DetailedStepsGuide</w:t>
         </w:r>
       </w:hyperlink>
       <w:r>
@@ -28715,7 +28841,7 @@
           <w:rFonts w:ascii="Arial" w:cs="Arial" w:eastAsia="Arial" w:hAnsi="Arial"/>
           <w:rtl w:val="0"/>
         </w:rPr>
-        <w:t xml:space="preserve">Tool for comparing Landlubber to current: </w:t>
+        <w:t xml:space="preserve">Tool for comparing Landlubber and immediately-after-sailing: </w:t>
       </w:r>
       <w:hyperlink r:id="rId86">
         <w:r>
@@ -28736,6 +28862,18 @@
     </w:p>
     <w:p>
       <w:pPr>
+        <w:rPr>
+          <w:rFonts w:ascii="Arial" w:cs="Arial" w:eastAsia="Arial" w:hAnsi="Arial"/>
+        </w:rPr>
+      </w:pPr>
+      <w:r>
+        <w:rPr>
+          <w:rtl w:val="0"/>
+        </w:rPr>
+      </w:r>
+    </w:p>
+    <w:p>
+      <w:pPr>
         <w:rPr/>
       </w:pPr>
       <w:r>
@@ -29247,10 +29385,7 @@
     <w:p>
       <w:pPr>
         <w:spacing w:line="276" w:lineRule="auto"/>
-        <w:rPr>
-          <w:i w:val="1"/>
-          <w:iCs w:val="1"/>
-        </w:rPr>
+        <w:rPr/>
       </w:pPr>
       <w:hyperlink r:id="rId104">
         <w:r>
@@ -29261,6 +29396,30 @@
             <w:rtl w:val="0"/>
           </w:rPr>
           <w:t xml:space="preserve">20260525BRUHsailerChangelog.txt</w:t>
+        </w:r>
+      </w:hyperlink>
+      <w:r>
+        <w:rPr>
+          <w:rtl w:val="0"/>
+        </w:rPr>
+      </w:r>
+    </w:p>
+    <w:p>
+      <w:pPr>
+        <w:spacing w:line="276" w:lineRule="auto"/>
+        <w:rPr>
+          <w:i w:val="1"/>
+          <w:iCs w:val="1"/>
+        </w:rPr>
+      </w:pPr>
+      <w:hyperlink r:id="rId105">
+        <w:r>
+          <w:rPr>
+            <w:color w:val="1155cc"/>
+            <w:u w:val="single"/>
+            <w:rtl w:val="0"/>
+          </w:rPr>
+          <w:t xml:space="preserve">20260607BRUHsailerChangelog.txt</w:t>
         </w:r>
       </w:hyperlink>
       <w:r>

--- a/source/Chapter2.docx
+++ b/source/Chapter2.docx
@@ -12919,7 +12919,7 @@
           <w:color w:val="8d1d75"/>
           <w:rtl w:val="0"/>
         </w:rPr>
-        <w:t xml:space="preserve">, rune pickaxe, mine key</w:t>
+        <w:t xml:space="preserve">, rune pickaxe, crystal-mine key</w:t>
       </w:r>
       <w:r>
         <w:rPr>
@@ -22264,7 +22264,7 @@
         <w:rPr>
           <w:rtl w:val="0"/>
         </w:rPr>
-        <w:t xml:space="preserve">Buy 80 lead ore. Steal from the silver stall to get a medallion fragment. Buy a sloop and build two kegs (fill one with whirlpool surprise and one with kraken ink stout), a salvaging station and two mithril salvaging hooks. Assign your two crewmembers to your boat. Sail your sloop to the large shipwrecks far south - do not go out of your way for charting with your slow sloop - north of the Isle of Serpents. Bring four empty beer glasses, a log basket and seed box (if you have them), and optionally methods to 1.5t the salvaging. Salvage until level 55 sailing, boosting sailing where necessary (it’s technically good to boost even if you have level 53 already). Your goal is to collect several hemp and cotton seeds for farming. Plant the hemp at your earliest convenience, making sure to have Attas up and using ultracompost to harvest at least 40 hemp in total.</w:t>
+        <w:t xml:space="preserve">Buy 80 lead ore. Steal from the silver stall to get a medallion fragment. Buy a sloop and build two kegs (fill one with whirlpool surprise and one with kraken ink stout), a salvaging station and two mithril salvaging hooks. Assign Ex-Captain Siad to your boat. Sail your sloop to the large shipwrecks far south - do not go out of your way for charting with your slow sloop - north of the Isle of Serpents. Bring four empty beer glasses, a log basket and seed box (if you have them), and optionally methods to 1.5t the salvaging. Salvage until level 55 sailing, boosting sailing where necessary (it’s technically good to boost even if you have level 53 already). Your goal is to collect several hemp and cotton seeds for farming. Plant the hemp at your earliest convenience, making sure to have Attas up and using ultracompost to harvest at least 40 hemp in total. If you do not get enough hemp seeds to meet your future needs (40 hemp, so ~6 seeds, the cotton is post-guide) either postpone the upgrades until after killing Albatrosses in Ch3 or go out of your way to kill them earlier for the seeds.</w:t>
       </w:r>
     </w:p>
     <w:p>
@@ -27349,7 +27349,7 @@
           <w:color w:val="00a933"/>
           <w:rtl w:val="0"/>
         </w:rPr>
-        <w:t xml:space="preserve">0</w:t>
+        <w:t xml:space="preserve">2</w:t>
       </w:r>
     </w:p>
     <w:p>
@@ -27479,7 +27479,7 @@
           <w:color w:val="00a933"/>
           <w:rtl w:val="0"/>
         </w:rPr>
-        <w:t xml:space="preserve">0</w:t>
+        <w:t xml:space="preserve">4</w:t>
       </w:r>
     </w:p>
     <w:p>
@@ -27658,7 +27658,7 @@
           <w:color w:val="00a933"/>
           <w:rtl w:val="0"/>
         </w:rPr>
-        <w:t xml:space="preserve">38</w:t>
+        <w:t xml:space="preserve">40</w:t>
       </w:r>
       <w:r>
         <w:rPr>
@@ -27805,7 +27805,7 @@
           <w:color w:val="00a933"/>
           <w:rtl w:val="0"/>
         </w:rPr>
-        <w:t xml:space="preserve">4</w:t>
+        <w:t xml:space="preserve">3</w:t>
       </w:r>
       <w:r>
         <w:rPr>
@@ -27989,7 +27989,7 @@
           <w:color w:val="00a933"/>
           <w:rtl w:val="0"/>
         </w:rPr>
-        <w:t xml:space="preserve">7</w:t>
+        <w:t xml:space="preserve">9</w:t>
       </w:r>
       <w:r>
         <w:rPr>
@@ -28087,7 +28087,7 @@
           <w:color w:val="00a933"/>
           <w:rtl w:val="0"/>
         </w:rPr>
-        <w:t xml:space="preserve">75</w:t>
+        <w:t xml:space="preserve">73</w:t>
       </w:r>
       <w:r>
         <w:rPr>
@@ -28439,7 +28439,7 @@
         <w:rPr>
           <w:rtl w:val="0"/>
         </w:rPr>
-        <w:t xml:space="preserve">The Red Rock</w:t>
+        <w:t xml:space="preserve">The Red Reef</w:t>
       </w:r>
     </w:p>
     <w:p>
@@ -28506,6 +28506,17 @@
           <w:rtl w:val="0"/>
         </w:rPr>
         <w:t xml:space="preserve">Desert Treasure II</w:t>
+      </w:r>
+    </w:p>
+    <w:p>
+      <w:pPr>
+        <w:rPr/>
+      </w:pPr>
+      <w:r>
+        <w:rPr>
+          <w:rtl w:val="0"/>
+        </w:rPr>
+        <w:t xml:space="preserve">Blood Moon Rises</w:t>
       </w:r>
     </w:p>
     <w:p>
@@ -28717,7 +28728,7 @@
             <w:u w:val="single"/>
             <w:rtl w:val="0"/>
           </w:rPr>
-          <w:t xml:space="preserve">20260607Chapter1</w:t>
+          <w:t xml:space="preserve">20260717Chapter1</w:t>
         </w:r>
       </w:hyperlink>
       <w:r>
@@ -28743,7 +28754,7 @@
             <w:u w:val="single"/>
             <w:rtl w:val="0"/>
           </w:rPr>
-          <w:t xml:space="preserve">20260607Chapter2</w:t>
+          <w:t xml:space="preserve">20260717Chapter2</w:t>
         </w:r>
       </w:hyperlink>
       <w:r>
@@ -28769,7 +28780,7 @@
             <w:u w:val="single"/>
             <w:rtl w:val="0"/>
           </w:rPr>
-          <w:t xml:space="preserve">20260607Chapter3</w:t>
+          <w:t xml:space="preserve">20260717Chapter3</w:t>
         </w:r>
       </w:hyperlink>
       <w:r>
@@ -28795,7 +28806,7 @@
             <w:u w:val="single"/>
             <w:rtl w:val="0"/>
           </w:rPr>
-          <w:t xml:space="preserve">20260607DetailedStepsGuide</w:t>
+          <w:t xml:space="preserve">20260717DetailedStepsGuide</w:t>
         </w:r>
       </w:hyperlink>
       <w:r>
@@ -29420,6 +29431,31 @@
             <w:rtl w:val="0"/>
           </w:rPr>
           <w:t xml:space="preserve">20260607BRUHsailerChangelog.txt</w:t>
+        </w:r>
+      </w:hyperlink>
+      <w:r>
+        <w:rPr>
+          <w:rtl w:val="0"/>
+        </w:rPr>
+      </w:r>
+    </w:p>
+    <w:p>
+      <w:pPr>
+        <w:spacing w:line="276" w:lineRule="auto"/>
+        <w:rPr>
+          <w:i w:val="1"/>
+          <w:iCs w:val="1"/>
+        </w:rPr>
+      </w:pPr>
+      <w:hyperlink r:id="rId106">
+        <w:r>
+          <w:rPr>
+            <w:rFonts w:ascii="Arial" w:cs="Arial" w:eastAsia="Arial" w:hAnsi="Arial"/>
+            <w:color w:val="1155cc"/>
+            <w:u w:val="single"/>
+            <w:rtl w:val="0"/>
+          </w:rPr>
+          <w:t xml:space="preserve">20260717BRUHsailerChangelog.txt</w:t>
         </w:r>
       </w:hyperlink>
       <w:r>

--- a/source/Chapter2.docx
+++ b/source/Chapter2.docx
@@ -105,7 +105,7 @@
           <w:szCs w:val="22"/>
           <w:rtl w:val="0"/>
         </w:rPr>
-        <w:t xml:space="preserve">If you find yourself wanting to AFK instead of doing the active steps it is recommended to ‘afk’ 5t barbarian fish, using the methods described further in the guide (i.e. bank sturgeons/caviar, etc.). Alternatively train your melee stats by killing sand crabs in Crabclaw cave (not ammonite crabs) or Nightmare zone (after a dragon defender).</w:t>
+        <w:t xml:space="preserve">If you find yourself wanting to AFK instead of doing the active steps it is recommended to ‘afk’ 5t barbarian fish, using the methods described further in the guide (i.e. bank sturgeons/caviar, etc.). Alternatively train your melee stats by killing the Gemstone Crab or Nightmare zone (after a dragon defender) - focus on training your Attack skill to get to 75 for Hallowfell.</w:t>
       </w:r>
     </w:p>
     <w:p>

--- a/source/Chapter2.docx
+++ b/source/Chapter2.docx
@@ -690,7 +690,7 @@
         <w:rPr>
           <w:rtl w:val="0"/>
         </w:rPr>
-        <w:t xml:space="preserve">Run artefacts in Piscarillius while attaching the staves to the orbs and alching them while running, using your Kharedst’s memoirs for transportation and dueling rings to Ferox Enclave to bank and/or restore run energy as needed. Repeat this process of buying staves in Yanille, attaching and alching orbs while running artefacts until all 1590 have been processed. Also buy 500 law runes and 500 soul runes (50 per world) in Yanille in between buying battlestaves. Grab coins, a rope, antipoison, barcrawl card, 15 oak logs, digsite teleport and run to the sawmill, make them into planks and buy 101 iron and 700 steel nails (if you have spares from Tempoross you can skip those items) as well as five bolts of cloth. Head to the Jolly Boar Inn, complete the barcrawl and speak with the third brother for Family Crest. Games’ necklace teleport to the barbarian outpost, show the barcrawl card to the Barbarian Guard to complete the barcrawl. Toggle vial smashing. Teleport to your POH and buy two bedrooms, then build a bed in each (Oak or Wooden is fine). Next buy a dining room and build a rope bell-pull. Teleport to Ardougne, pay the estate agent to swap your POH location to Rimmington, then hire the highest tier servant possible at the Servant’s Guild - Cook for levels 39 and below, Butler for levels 40 and up (you shouldn’t be level 50+ construction yet but if you are: good for you, and hire the Demon Butler).</w:t>
+        <w:t xml:space="preserve">Run artefacts in Piscarillius while attaching the staves to the orbs and alching them while running, using your Kharedst’s memoirs for transportation and dueling rings to Ferox Enclave to bank and/or restore run energy as needed. Repeat this process of buying staves in Yanille, attaching and alching orbs while running artefacts until all 1590 have been processed. Also buy 500 law runes and 500 soul runes (50 per world) in Yanille in between buying battlestaves. Grab coins, a rope, antipoison, barcrawl card, 15 oak logs, digsite teleport and run to the sawmill, make them into planks and buy 1 bronze, 101 iron and 700 steel nails (if you have spares from Tempoross you can skip those items) as well as five bolts of cloth. Head to the Jolly Boar Inn, complete the barcrawl and speak with the third brother for Family Crest. Games’ necklace teleport to the barbarian outpost, show the barcrawl card to the Barbarian Guard to complete the barcrawl. Toggle vial smashing. Teleport to your POH and buy two bedrooms, then build a bed in each (Oak or Wooden is fine). Next buy a dining room and build a rope bell-pull. Teleport to Ardougne, pay the estate agent to swap your POH location to Rimmington, then hire the highest tier servant possible at the Servant’s Guild - Cook for levels 39 and below, Butler for levels 40 and up (you shouldn’t be level 50+ construction yet but if you are: good for you, and hire the Demon Butler).</w:t>
       </w:r>
     </w:p>
     <w:p>
@@ -1396,7 +1396,7 @@
         <w:rPr>
           <w:rtl w:val="0"/>
         </w:rPr>
-        <w:t xml:space="preserve">Teleport to Camelot, collect the Kandarin easy diary and put the lamp on herblore. Teleport to Lumbridge, collect the Lumbridge &amp; Draynor easy diary and put the lamp on herblore. Run to Draynor, recruit Ned for Dragon Slayer I, buy 100 chronicle teleport cards and continue Dragon Slayer I to get to Crandor. Kill Moss Giants for Rag and Bone Man II. While on Crandor, make sure to go back up the rope to Crandor, kill Elvarg, and unlock the hidden wall door for two Karamja medium diary steps. Keep running and enter the Fight Cave, then leave immediately. Head to Oziach in Edgeville with the standard Clan Wars minigame teleport method and complete Dragon Slayer I. Buy a green d’hide body. </w:t>
+        <w:t xml:space="preserve">Teleport to Camelot, collect the Kandarin easy diary and put the lamp on herblore. Teleport to Lumbridge, collect the Lumbridge &amp; Draynor easy diary and put the lamp on herblore. Run to Draynor, recruit Ned for Dragon Slayer I, buy 100 chronicle teleport cards and continue Dragon Slayer I to get to Crandor. Kill Moss Giants for Rag and Bone Man II. While on Crandor, make sure to go back up the rope to Crandor, kill Elvarg, and unlock the hidden wall door for two Karamja medium diary steps. Keep running and enter the Fight Cave, then leave immediately. Head to Oziach in Edgeville with the standard Clan Wars minigame teleport method and complete Dragon Slayer I. Buy a green d’hide body. Do your Vannakka slayer task in full.</w:t>
       </w:r>
     </w:p>
     <w:p>
@@ -1558,7 +1558,7 @@
           <w:color w:val="8d1d75"/>
           <w:rtl w:val="0"/>
         </w:rPr>
-        <w:t xml:space="preserve">pickaxe</w:t>
+        <w:t xml:space="preserve">law rune, water runes, staff of air, cash stack, teak planks, steel bars, hammer, saw, pickaxe, fire runes, earth runes, knife, logs, feathers</w:t>
       </w:r>
       <w:r>
         <w:rPr>
@@ -1618,7 +1618,7 @@
         <w:rPr>
           <w:rtl w:val="0"/>
         </w:rPr>
-        <w:t xml:space="preserve">Teleport to Ardougne, pay the estate agent to move your POH to Rellekka. Do Underground Pass, upgrade your Iban’s staff at the Dark Mage in West Ardougne. After the quest grab a ring of visibility and ghostspeak amulet </w:t>
+        <w:t xml:space="preserve">Teleport to Ardougne, pay the estate agent to move your POH to Rellekka. Do Underground Pass, upgrade your Iban’s staff at the Dark Mage in West Ardougne. After the quest grab a ring of visibility and ghostspeak amulet.</w:t>
       </w:r>
     </w:p>
     <w:p>
@@ -1633,7 +1633,7 @@
         <w:rPr>
           <w:rtl w:val="0"/>
         </w:rPr>
-        <w:t xml:space="preserve">At this point you only need a mithril grapple for completing the Ardougne medium diary (along with several other diaries down the road). If you want to finish these to get access to the perks you can kill barbarian spirits for one, although it is not recommended. We smith grapples naturally on step 74 of this chapter.</w:t>
+        <w:t xml:space="preserve">At this point you only need a mithril grapple for completing the Ardougne medium diary (along with several other diaries down the road). If you want to finish these to get access to the perks you can kill barbarian spirits for one, although it is not recommended. We smith grapples naturally later in this chapter.</w:t>
       </w:r>
     </w:p>
     <w:p>
@@ -1680,7 +1680,14 @@
           <w:color w:val="8d1d75"/>
           <w:rtl w:val="0"/>
         </w:rPr>
-        <w:t xml:space="preserve">200k gp, 2 ropes, yew longbow, 10 steel arrows, spade, food (swordfish?), rune sword, energy pots if you have them, wind strike/bolt runes, prayer potion</w:t>
+        <w:t xml:space="preserve">law runes, water runes, cash stack</w:t>
+      </w:r>
+      <w:r>
+        <w:rPr>
+          <w:color w:val="8d1d75"/>
+          <w:rtl w:val="0"/>
+        </w:rPr>
+        <w:t xml:space="preserve">, 2 ropes, yew longbow, 10 steel arrows, spade, food (swordfish?), rune sword, energy pots if you have them, wind strike/bolt runes, prayer potion, ring of visibility, ghostspeak amulet</w:t>
       </w:r>
       <w:r>
         <w:rPr>
@@ -2990,7 +2997,7 @@
           <w:u w:val="none"/>
           <w:rtl w:val="0"/>
         </w:rPr>
-        <w:t xml:space="preserve">plus enough gems (including to sell) to exchange for a machete at Safta Doc (300 trading sticks + 3 opals). It’s worth considering getting a few extra in case all your gems for One Small Favour break. Buy four inventories of cooke</w:t>
+        <w:t xml:space="preserve">plus enough gems (including to sell) to exchange for a machete at Safta Doc (300 trading sticks + 3 opals). Do not buy the machete yet. It’s worth considering getting a few extra in case all your gems for One Small Favour break. Buy four inventories of cooke</w:t>
       </w:r>
       <w:r>
         <w:rPr>
@@ -4015,7 +4022,7 @@
           <w:u w:val="none"/>
           <w:rtl w:val="0"/>
         </w:rPr>
-        <w:t xml:space="preserve">both HAM robe sets, games necklace, lockpick, light source, rune sword, swordfish, tinderbox, mining helmet</w:t>
+        <w:t xml:space="preserve">both HAM robe sets, lockpick, light source, rune sword, swordfish, tinderbox, mining helmet</w:t>
       </w:r>
       <w:r>
         <w:rPr>
@@ -5297,7 +5304,7 @@
           <w:color w:val="8d1d75"/>
           <w:rtl w:val="0"/>
         </w:rPr>
-        <w:t xml:space="preserve"> yew logs</w:t>
+        <w:t xml:space="preserve"> tinderbox, yew logs</w:t>
       </w:r>
       <w:r>
         <w:rPr>
@@ -5630,7 +5637,7 @@
           <w:color w:val="8d1d75"/>
           <w:rtl w:val="0"/>
         </w:rPr>
-        <w:t xml:space="preserve">digsite pendant, 10 oak logs, digsite teleport, 3500 gp.</w:t>
+        <w:t xml:space="preserve">digsite pendant, 3500 gp.</w:t>
       </w:r>
       <w:r>
         <w:rPr>
@@ -6030,7 +6037,7 @@
           <w:u w:val="none"/>
           <w:rtl w:val="0"/>
         </w:rPr>
-        <w:t xml:space="preserve">kitten/cat, full initiate, catspeak amulet, 5 death runes, oily fishing rod, fishing bait, ice gloves, scorpion cage, rune sword, anti-dragon shield, swordfish, energy potions, prayer potions, Commorb, </w:t>
+        <w:t xml:space="preserve">kitten/cat, full initiate, catspeak amulet, 5 death runes, oily fishing rod, fishing bait, tarromin potion (unf), limpwurt root, spade, axe, ice gloves, scorpion cage, rune sword, anti-dragon shield, swordfish, energy potions, prayer potions, Commorb, </w:t>
       </w:r>
       <w:r>
         <w:rPr>
@@ -6052,7 +6059,14 @@
           <w:u w:val="none"/>
           <w:rtl w:val="0"/>
         </w:rPr>
-        <w:t xml:space="preserve">, dramen staff, necklace of passage, damaged soulbearer</w:t>
+        <w:t xml:space="preserve">, dramen staff, necklace of passage, damaged soulbearer, crude(r) </w:t>
+      </w:r>
+      <w:r>
+        <w:rPr>
+          <w:color w:val="8d1d75"/>
+          <w:rtl w:val="0"/>
+        </w:rPr>
+        <w:t xml:space="preserve">carving, tinderbox</w:t>
       </w:r>
       <w:r>
         <w:rPr>
@@ -8471,7 +8485,28 @@
           <w:u w:val="none"/>
           <w:rtl w:val="0"/>
         </w:rPr>
-        <w:t xml:space="preserve">Continue and complete Monkey Madness I (catch a bass and chop and burn some teak logs on Ape Atoll for the diary along the way, follow the wiki steps to pre-bank RFD/MM2 greegree materials). Buy 20 potatoes, 10 cabbages and 10 onions at the Grand Tree Groceries and put them in your sacks for Dream Mentor and Mourning’s End Part II. Buy an inventory of premade choc bombs/tangled toad</w:t>
+        <w:t xml:space="preserve">Continue and complete Monkey Madness I (catch a bass and chop and burn some teak logs an</w:t>
+      </w:r>
+      <w:r>
+        <w:rPr>
+          <w:rtl w:val="0"/>
+        </w:rPr>
+        <w:t xml:space="preserve">d some mahogany logs </w:t>
+      </w:r>
+      <w:r>
+        <w:rPr>
+          <w:b w:val="0"/>
+          <w:bCs w:val="0"/>
+          <w:i w:val="0"/>
+          <w:iCs w:val="0"/>
+          <w:strike w:val="0"/>
+          <w:color w:val="000000"/>
+          <w:sz w:val="24"/>
+          <w:szCs w:val="24"/>
+          <w:u w:val="none"/>
+          <w:rtl w:val="0"/>
+        </w:rPr>
+        <w:t xml:space="preserve">on Ape Atoll for the diary along the way, follow the wiki steps to pre-bank RFD/MM2 greegree materials). Buy 20 potatoes, 10 cabbages and 10 onions at the Grand Tree Groceries and put them in your sacks for Dream Mentor and Mourning’s End Part II. Buy an inventory of premade choc bombs/tangled toad</w:t>
       </w:r>
       <w:r>
         <w:rPr>
@@ -8935,14 +8970,7 @@
           <w:u w:val="none"/>
           <w:rtl w:val="0"/>
         </w:rPr>
-        <w:t xml:space="preserve">Iban staff, death runes, fire runes, ball of wool, chisel, energy potions, prayer potions, swordfish, premade choc bombs, any poisoned weapon or ammu</w:t>
-      </w:r>
-      <w:r>
-        <w:rPr>
-          <w:color w:val="8d1d75"/>
-          <w:rtl w:val="0"/>
-        </w:rPr>
-        <w:t xml:space="preserve">nition</w:t>
+        <w:t xml:space="preserve">Iban staff, death runes, fire runes, ball of wool, chisel, energy potions, prayer potions, swordfish, premade choc bombs</w:t>
       </w:r>
       <w:r>
         <w:rPr>
@@ -9434,7 +9462,7 @@
         <w:rPr>
           <w:rtl w:val="0"/>
         </w:rPr>
-        <w:t xml:space="preserve">Do Big Chompy Bird Hunting, save a raw chompy for later. Do Zogre Flesh Eaters (use dueling rings for speeding up the quest), killing Zogres along the way for Rag and Bone Man II. Make sure to unlock Uglug’s Stuffsies and buy 16 relicym’s balm (3), decant them into 12 4-dose potions. Use Crumble Undead for the Slash Bash fight. </w:t>
+        <w:t xml:space="preserve">Do Big Chompy Bird Hunting (kill nearby wolves for the bones), save a raw chompy for later. Do Zogre Flesh Eaters (use dueling rings for speeding up the quest), killing Zogres along the way for Rag and Bone Man II. Make sure to unlock Uglug’s Stuffsies and buy 16 relicym’s balm (3), decant them into 12 4-dose potions. Use Crumble Undead for the Slash Bash fight. </w:t>
       </w:r>
       <w:r>
         <w:rPr>
@@ -9682,7 +9710,29 @@
           <w:u w:val="none"/>
           <w:rtl w:val="0"/>
         </w:rPr>
-        <w:t xml:space="preserve"> gp, energy potions, gold gauntlets, ring of charos </w:t>
+        <w:t xml:space="preserve"> gp, axe, feathers, knife, ch</w:t>
+      </w:r>
+      <w:r>
+        <w:rPr>
+          <w:color w:val="8d1d75"/>
+          <w:rtl w:val="0"/>
+        </w:rPr>
+        <w:t xml:space="preserve">isel, rune sword, chaos runes, earth runes, air runes, prayer potions, vial of water, rogue’s purse, snake weed, </w:t>
+      </w:r>
+      <w:r>
+        <w:rPr>
+          <w:b w:val="0"/>
+          <w:bCs w:val="0"/>
+          <w:i w:val="0"/>
+          <w:iCs w:val="0"/>
+          <w:strike w:val="0"/>
+          <w:color w:val="8d1d75"/>
+          <w:sz w:val="24"/>
+          <w:szCs w:val="24"/>
+          <w:u w:val="none"/>
+          <w:rtl w:val="0"/>
+        </w:rPr>
+        <w:t xml:space="preserve">energy potions, gold gauntlets, ring of charos </w:t>
       </w:r>
       <w:r>
         <w:rPr>
@@ -9804,7 +9854,7 @@
         <w:rPr>
           <w:rtl w:val="0"/>
         </w:rPr>
-        <w:t xml:space="preserve">Keep wearing your ring of charos (a). Teleport to Falador. Run south to Port Sarim. Start and complete the Pandemonium quest. Whenever sailing you get some XP and a speed boost for trimming sails, so try to consistently click the sail when there’s a burst of wind. You need the sail trimming xp to hit level 22 later. Do port courier tasks (between Pandemonium and Port Sarim) until level 14 sailing, aiming to finish the level at Port Sarim. Best is to pick up all tasks between these two destinations, regardless of start and end points, stringing them together as much as possible. You can multiskill alch or fletch while sailing as desired. Complete the following charting tasks along the way:</w:t>
+        <w:t xml:space="preserve">Keep wearing your ring of charos (a). Minigame teleport to Pest Control and take the boath to Port Sarim. Start and complete the Pandemonium quest. Whenever sailing you get some XP and a speed boost for trimming sails, so try to consistently click the sail when there’s a burst of wind. You need the sail trimming xp to hit level 22 later. Do port courier tasks (between Pandemonium and Port Sarim) until level 14 sailing, aiming to finish the level at Port Sarim. Best is to pick up all tasks between these two destinations, regardless of start and end points, stringing them together as much as possible. You can multiskill alch or fletch while sailing as desired. Complete the following charting tasks along the way:</w:t>
       </w:r>
     </w:p>
     <w:p>
@@ -10742,7 +10792,7 @@
         <w:rPr>
           <w:rtl w:val="0"/>
         </w:rPr>
-        <w:t xml:space="preserve">(starting at the Tempor Tantrum), chart a good portion of the Unquiet Ocean. Once you reach the end of this trek, make sure your ship is stationary before drinking the bottle of alone at sea (a 75 second cutscene will play while your ship keeps moving if it’s not stationary!), then teleport out, minigame teleport to Port Khazard, recover your skiff, build an inoculation station and complete the mermaid diving charts in the Strait of Khazard and Gu’tanoth Bay. This completes the charting for the Ardent Ocean. Teleport to your POH and charter a ship to the Pandemonium, then collect the Ardent Ocean xp reward and the kraken ink stout (buy 25 of them) from Chartin’ Charles McAtless. Buy 48 whirlpool surprises from the Pandemonium pub. Build a keg on your skiff and fill it with whirlpool surprise.</w:t>
+        <w:t xml:space="preserve">(starting at the Tempor Tantrum), chart a good portion of the Unquiet Ocean. Once you reach the end of this trek, make sure your ship is stationary before drinking the bottle of alone at sea (a 75 second cutscene will play while your ship keeps moving if it’s not stationary!), then teleport out, minigame teleport to Port Khazard, recover your skiff, build an inoculation station and complete the mermaid diving charts in the Oo’glog Channel and Gu’tanoth Bay. This completes the charting for the Ardent Ocean. Teleport to your POH and charter a ship to the Pandemonium, then collect the Ardent Ocean xp reward and the kraken ink stout (buy 25 of them) from Chartin’ Charles McAtless. Buy 48 whirlpool surprises from the Pandemonium pub. Build a keg on your skiff and fill it with whirlpool surprise.</w:t>
       </w:r>
     </w:p>
     <w:p>
@@ -10876,7 +10926,7 @@
         <w:rPr>
           <w:rtl w:val="0"/>
         </w:rPr>
-        <w:t xml:space="preserve">Teleport to Falador, smelt your lead ore into 11 bars. Pay the estate agent to move your house to Rellekka. House teleport.</w:t>
+        <w:t xml:space="preserve">Teleport to Falador, smelt your lead ore into 11 bars. House teleport.</w:t>
       </w:r>
       <w:r>
         <w:rPr>
@@ -13436,12 +13486,6 @@
       </w:pPr>
       <w:r>
         <w:rPr>
-          <w:rtl w:val="0"/>
-        </w:rPr>
-        <w:t xml:space="preserve">Swap to the standard spellbook. </w:t>
-      </w:r>
-      <w:r>
-        <w:rPr>
           <w:b w:val="0"/>
           <w:bCs w:val="0"/>
           <w:i w:val="0"/>
@@ -13453,13 +13497,13 @@
           <w:u w:val="none"/>
           <w:rtl w:val="0"/>
         </w:rPr>
-        <w:t xml:space="preserve">Use your Fremennik boots to get to Rellekka. Do The Fremennik Isles (make a Fremennik shield</w:t>
-      </w:r>
-      <w:r>
-        <w:rPr>
-          <w:rtl w:val="0"/>
-        </w:rPr>
-        <w:t xml:space="preserve">, ‘Neitiznot shield’,</w:t>
+        <w:t xml:space="preserve">Use your Fremennik boots to get to Rellekka. Do The Fremennik Isles (make </w:t>
+      </w:r>
+      <w:r>
+        <w:rPr>
+          <w:rtl w:val="0"/>
+        </w:rPr>
+        <w:t xml:space="preserve">a ‘Neitiznot shield’</w:t>
       </w:r>
       <w:r>
         <w:rPr>
@@ -13504,28 +13548,7 @@
           <w:u w:val="none"/>
           <w:rtl w:val="0"/>
         </w:rPr>
-        <w:t xml:space="preserve">. </w:t>
-      </w:r>
-      <w:r>
-        <w:rPr>
-          <w:rtl w:val="0"/>
-        </w:rPr>
-        <w:t xml:space="preserve">Turn 5 mithril bars into 75 mithril nails at the Jatiszo anvils during the quest. </w:t>
-      </w:r>
-      <w:r>
-        <w:rPr>
-          <w:b w:val="0"/>
-          <w:bCs w:val="0"/>
-          <w:i w:val="0"/>
-          <w:iCs w:val="0"/>
-          <w:strike w:val="0"/>
-          <w:color w:val="000000"/>
-          <w:sz w:val="24"/>
-          <w:szCs w:val="24"/>
-          <w:u w:val="none"/>
-          <w:rtl w:val="0"/>
-        </w:rPr>
-        <w:t xml:space="preserve">Make a silvthrill rod at the Neitiznot furnace. </w:t>
+        <w:t xml:space="preserve">. Make a silvthrill rod at the Neitiznot furnace. </w:t>
       </w:r>
       <w:r>
         <w:rPr>
@@ -13650,7 +13673,29 @@
           <w:u w:val="none"/>
           <w:rtl w:val="0"/>
         </w:rPr>
-        <w:t xml:space="preserve">cash stack, Fremennik boots 1, 7 coal, 9 ropes, knife, rune axe, hammer, bronze nail, needle, 2 thread, melee gear, swordfish/premade choc bombs, prayer potions, cut sapphire, mithril bar, silver bar, rod mould, cosmic rune, water runes</w:t>
+        <w:t xml:space="preserve">cash stack, Fremennik boots 1, bronze nail, </w:t>
+      </w:r>
+      <w:r>
+        <w:rPr>
+          <w:color w:val="8d1d75"/>
+          <w:rtl w:val="0"/>
+        </w:rPr>
+        <w:t xml:space="preserve">6 mithril ore</w:t>
+      </w:r>
+      <w:r>
+        <w:rPr>
+          <w:b w:val="0"/>
+          <w:bCs w:val="0"/>
+          <w:i w:val="0"/>
+          <w:iCs w:val="0"/>
+          <w:strike w:val="0"/>
+          <w:color w:val="8d1d75"/>
+          <w:sz w:val="24"/>
+          <w:szCs w:val="24"/>
+          <w:u w:val="none"/>
+          <w:rtl w:val="0"/>
+        </w:rPr>
+        <w:t xml:space="preserve">, 9 ropes, knife, rune axe, hammer, bronze nail, needle, 2 thread, melee gear, swordfish/premade choc bombs, prayer potions, cut sapphire, mithril bar, silver bar, rod mould, cosmic rune, water runes</w:t>
       </w:r>
       <w:r>
         <w:rPr>
@@ -14184,7 +14229,7 @@
         <w:rPr>
           <w:rtl w:val="0"/>
         </w:rPr>
-        <w:t xml:space="preserve">Teleport to Ardougne (fairy ring BLR), continue The Slug Menace and kill the Slug Prince. Get teleported to Falador and complete The Slug Menace, buy a full set of proselyte (it’s cheaper to buy it as a set than individually). Buy an adamant chainbody at the chainmail shop, then heat a bowl of water in Falador (range on the east side). Teleport </w:t>
+        <w:t xml:space="preserve">Fairy ring teleport to CKR, catch three Horned graahk for their furs (tatty is fine). Teleport to Ardougne (fairy ring BLR), continue The Slug Menace and kill the Slug Prince. Get teleported to Falador and complete The Slug Menace, buy a full set of proselyte (it’s cheaper to buy it as a set than individually). Buy an adamant chainbody at the chainmail shop, then heat a bowl of water in Falador (range on the east side). Teleport </w:t>
       </w:r>
       <w:r>
         <w:rPr>
@@ -14313,7 +14358,7 @@
           <w:u w:val="none"/>
           <w:rtl w:val="0"/>
         </w:rPr>
-        <w:t xml:space="preserve">law runes, air runes, earth runes, water runes, seal of passage, cash stack, </w:t>
+        <w:t xml:space="preserve">law runes, air runes, earth runes, water runes, dramen staff, teasing stick, knife, multiple logs or one axe, seal of passage, cash stack, </w:t>
       </w:r>
       <w:r>
         <w:rPr>
@@ -14727,7 +14772,49 @@
           <w:u w:val="none"/>
           <w:rtl w:val="0"/>
         </w:rPr>
-        <w:t xml:space="preserve">tart Cold War in the zoo (up to the step where you have to make the penguin suit). Catch a Snowy knight and a Sabre-toothed kyatt along the way for the diary. </w:t>
+        <w:t xml:space="preserve">tart Cold War in the zoo (up to the step where you have to make the penguin suit). Catch </w:t>
+      </w:r>
+      <w:r>
+        <w:rPr>
+          <w:rtl w:val="0"/>
+        </w:rPr>
+        <w:t xml:space="preserve">one</w:t>
+      </w:r>
+      <w:r>
+        <w:rPr>
+          <w:b w:val="0"/>
+          <w:bCs w:val="0"/>
+          <w:i w:val="0"/>
+          <w:iCs w:val="0"/>
+          <w:strike w:val="0"/>
+          <w:color w:val="000000"/>
+          <w:sz w:val="24"/>
+          <w:szCs w:val="24"/>
+          <w:u w:val="none"/>
+          <w:rtl w:val="0"/>
+        </w:rPr>
+        <w:t xml:space="preserve"> Snowy knight and </w:t>
+      </w:r>
+      <w:r>
+        <w:rPr>
+          <w:rtl w:val="0"/>
+        </w:rPr>
+        <w:t xml:space="preserve">three</w:t>
+      </w:r>
+      <w:r>
+        <w:rPr>
+          <w:b w:val="0"/>
+          <w:bCs w:val="0"/>
+          <w:i w:val="0"/>
+          <w:iCs w:val="0"/>
+          <w:strike w:val="0"/>
+          <w:color w:val="000000"/>
+          <w:sz w:val="24"/>
+          <w:szCs w:val="24"/>
+          <w:u w:val="none"/>
+          <w:rtl w:val="0"/>
+        </w:rPr>
+        <w:t xml:space="preserve"> Sabre-toothed kyatts along the way for their furs (tatty is fine) and the diary. </w:t>
       </w:r>
       <w:r>
         <w:rPr>
@@ -15247,7 +15334,28 @@
           <w:u w:val="none"/>
           <w:rtl w:val="0"/>
         </w:rPr>
-        <w:t xml:space="preserve">exploring Cairn Isle and trapping a horned graahk also along the way and buying an opal (or better) machete from Safta Doc after for the diary. Don’t forget to claim the rewards from the three brothers, and buy a bronze spear (and cloth, clean it, for a scarecrow for Morytania easy diary and Falador medium diary, plant it on your next herb run. Leave it in whichever patch is second and plant sweetcorn for RFD/Sir Amik Varze).</w:t>
+        <w:t xml:space="preserve">exploring Cairn Isle and trapping a horned graahk also along the way and buying an opal (or better) machete from Safta Doc after for the diary. Don’t forget to claim the rewards from the three brothers, and buy a bronze spear (and cloth, clean it, for a scarecrow for Morytania easy diary and Falador medium diary, plant it on your next herb run. Leave it in whichever patch</w:t>
+      </w:r>
+      <w:r>
+        <w:rPr>
+          <w:rtl w:val="0"/>
+        </w:rPr>
+        <w:t xml:space="preserve">you visit</w:t>
+      </w:r>
+      <w:r>
+        <w:rPr>
+          <w:b w:val="0"/>
+          <w:bCs w:val="0"/>
+          <w:i w:val="0"/>
+          <w:iCs w:val="0"/>
+          <w:strike w:val="0"/>
+          <w:color w:val="000000"/>
+          <w:sz w:val="24"/>
+          <w:szCs w:val="24"/>
+          <w:u w:val="none"/>
+          <w:rtl w:val="0"/>
+        </w:rPr>
+        <w:t xml:space="preserve"> second).</w:t>
       </w:r>
     </w:p>
     <w:p>
@@ -15444,19 +15552,33 @@
           <w:i w:val="0"/>
           <w:iCs w:val="0"/>
           <w:strike w:val="0"/>
+          <w:sz w:val="24"/>
+          <w:szCs w:val="24"/>
+          <w:u w:val="none"/>
+          <w:rtl w:val="0"/>
+        </w:rPr>
+        <w:t xml:space="preserve">M</w:t>
+      </w:r>
+      <w:r>
+        <w:rPr>
+          <w:b w:val="0"/>
+          <w:bCs w:val="0"/>
+          <w:i w:val="0"/>
+          <w:iCs w:val="0"/>
+          <w:strike w:val="0"/>
           <w:color w:val="000000"/>
           <w:sz w:val="24"/>
           <w:szCs w:val="24"/>
           <w:u w:val="none"/>
           <w:rtl w:val="0"/>
         </w:rPr>
-        <w:t xml:space="preserve">Run to Brimhaven, do the Agility Arena for one ticket, claim the easy and medium Karamja diaries (lamps on </w:t>
-      </w:r>
-      <w:r>
-        <w:rPr>
-          <w:rtl w:val="0"/>
-        </w:rPr>
-        <w:t xml:space="preserve">Slayer</w:t>
+        <w:t xml:space="preserve">inigame to Port Khazard (and rebank), continue One Small Favour, </w:t>
+      </w:r>
+      <w:r>
+        <w:rPr>
+          <w:rtl w:val="0"/>
+        </w:rPr>
+        <w:t xml:space="preserve">teleport</w:t>
       </w:r>
       <w:r>
         <w:rPr>
@@ -15471,12 +15593,13 @@
           <w:u w:val="none"/>
           <w:rtl w:val="0"/>
         </w:rPr>
-        <w:t xml:space="preserve">).</w:t>
-      </w:r>
-      <w:r>
-        <w:rPr>
-          <w:rtl w:val="0"/>
-        </w:rPr>
+        <w:t xml:space="preserve"> to the Ardougne market and speak with Erin the silver merchant for Making History</w:t>
+      </w:r>
+      <w:r>
+        <w:rPr>
+          <w:rtl w:val="0"/>
+        </w:rPr>
+        <w:t xml:space="preserve">. Grab Fire Blast runes for the fight below.</w:t>
       </w:r>
     </w:p>
     <w:p>
@@ -15534,18 +15657,40 @@
       </w:r>
       <w:r>
         <w:rPr>
-          <w:b w:val="0"/>
-          <w:bCs w:val="0"/>
-          <w:i w:val="0"/>
-          <w:iCs w:val="0"/>
-          <w:strike w:val="0"/>
-          <w:color w:val="8d1d75"/>
-          <w:sz w:val="24"/>
-          <w:szCs w:val="24"/>
-          <w:u w:val="none"/>
-          <w:rtl w:val="0"/>
-        </w:rPr>
-        <w:t xml:space="preserve">necklace of passage</w:t>
+          <w:color w:val="8d1d75"/>
+          <w:rtl w:val="0"/>
+        </w:rPr>
+        <w:t xml:space="preserve">D</w:t>
+      </w:r>
+      <w:r>
+        <w:rPr>
+          <w:b w:val="0"/>
+          <w:bCs w:val="0"/>
+          <w:i w:val="0"/>
+          <w:iCs w:val="0"/>
+          <w:strike w:val="0"/>
+          <w:color w:val="8d1d75"/>
+          <w:sz w:val="24"/>
+          <w:szCs w:val="24"/>
+          <w:u w:val="none"/>
+          <w:rtl w:val="0"/>
+        </w:rPr>
+        <w:t xml:space="preserve">ueling ring</w:t>
+      </w:r>
+      <w:r>
+        <w:rPr>
+          <w:b w:val="0"/>
+          <w:bCs w:val="0"/>
+          <w:i w:val="0"/>
+          <w:iCs w:val="0"/>
+          <w:strike w:val="0"/>
+          <w:color w:val="c9211e"/>
+          <w:sz w:val="24"/>
+          <w:szCs w:val="24"/>
+          <w:u w:val="none"/>
+          <w:rtl w:val="0"/>
+        </w:rPr>
+        <w:t xml:space="preserve"> (next section)</w:t>
       </w:r>
       <w:r>
         <w:rPr>
@@ -15592,6 +15737,551 @@
       </w:r>
       <w:r>
         <w:rPr>
+          <w:rtl w:val="0"/>
+        </w:rPr>
+      </w:r>
+    </w:p>
+    <w:p>
+      <w:pPr>
+        <w:jc w:val="left"/>
+        <w:rPr>
+          <w:b w:val="0"/>
+          <w:bCs w:val="0"/>
+          <w:i w:val="0"/>
+          <w:iCs w:val="0"/>
+          <w:strike w:val="0"/>
+          <w:color w:val="8d1d75"/>
+          <w:sz w:val="24"/>
+          <w:szCs w:val="24"/>
+          <w:u w:val="none"/>
+        </w:rPr>
+      </w:pPr>
+      <w:r>
+        <w:rPr>
+          <w:b w:val="0"/>
+          <w:bCs w:val="0"/>
+          <w:i w:val="0"/>
+          <w:iCs w:val="0"/>
+          <w:strike w:val="0"/>
+          <w:color w:val="8d1d75"/>
+          <w:sz w:val="24"/>
+          <w:szCs w:val="24"/>
+          <w:u w:val="none"/>
+          <w:rtl w:val="0"/>
+        </w:rPr>
+        <w:t xml:space="preserve">Total time: </w:t>
+      </w:r>
+      <w:r>
+        <w:rPr>
+          <w:color w:val="8d1d75"/>
+          <w:rtl w:val="0"/>
+        </w:rPr>
+        <w:t xml:space="preserve">15d5h</w:t>
+      </w:r>
+      <w:r>
+        <w:rPr>
+          <w:rtl w:val="0"/>
+        </w:rPr>
+      </w:r>
+    </w:p>
+    <w:p>
+      <w:pPr>
+        <w:numPr>
+          <w:ilvl w:val="0"/>
+          <w:numId w:val="1"/>
+        </w:numPr>
+        <w:ind w:left="720" w:hanging="360"/>
+        <w:jc w:val="left"/>
+        <w:rPr/>
+      </w:pPr>
+      <w:r>
+        <w:rPr>
+          <w:b w:val="0"/>
+          <w:bCs w:val="0"/>
+          <w:i w:val="0"/>
+          <w:iCs w:val="0"/>
+          <w:strike w:val="0"/>
+          <w:sz w:val="24"/>
+          <w:szCs w:val="24"/>
+          <w:u w:val="none"/>
+          <w:rtl w:val="0"/>
+        </w:rPr>
+        <w:t xml:space="preserve">Due</w:t>
+      </w:r>
+      <w:r>
+        <w:rPr>
+          <w:b w:val="0"/>
+          <w:bCs w:val="0"/>
+          <w:i w:val="0"/>
+          <w:iCs w:val="0"/>
+          <w:strike w:val="0"/>
+          <w:color w:val="000000"/>
+          <w:sz w:val="24"/>
+          <w:szCs w:val="24"/>
+          <w:u w:val="none"/>
+          <w:rtl w:val="0"/>
+        </w:rPr>
+        <w:t xml:space="preserve">ling teleport</w:t>
+      </w:r>
+      <w:r>
+        <w:rPr>
+          <w:rtl w:val="0"/>
+        </w:rPr>
+        <w:t xml:space="preserve">,</w:t>
+      </w:r>
+      <w:r>
+        <w:rPr>
+          <w:b w:val="0"/>
+          <w:bCs w:val="0"/>
+          <w:i w:val="0"/>
+          <w:iCs w:val="0"/>
+          <w:strike w:val="0"/>
+          <w:color w:val="000000"/>
+          <w:sz w:val="24"/>
+          <w:szCs w:val="24"/>
+          <w:u w:val="none"/>
+          <w:rtl w:val="0"/>
+        </w:rPr>
+        <w:t xml:space="preserve"> speak with Osman for Contact!. Camulet teleport to the quarry and head to Sophanem, speak with Simon Templeton, climb the agility pyramid and take the golden pyramid for the diary (</w:t>
+      </w:r>
+      <w:r>
+        <w:rPr>
+          <w:rtl w:val="0"/>
+        </w:rPr>
+        <w:t xml:space="preserve">hit spacebar after collecting it to complete the diary step, if not you’ll have to climb the pyramid again)</w:t>
+      </w:r>
+      <w:r>
+        <w:rPr>
+          <w:b w:val="0"/>
+          <w:bCs w:val="0"/>
+          <w:i w:val="0"/>
+          <w:iCs w:val="0"/>
+          <w:strike w:val="0"/>
+          <w:color w:val="000000"/>
+          <w:sz w:val="24"/>
+          <w:szCs w:val="24"/>
+          <w:u w:val="none"/>
+          <w:rtl w:val="0"/>
+        </w:rPr>
+        <w:t xml:space="preserve">, sell your Pyramid Plunder artefact and golden pyramid to Simon Templeton, enter Sophanem and finish Contact! (pick up the Keris and kill a locust rider for the diary near the end), putting the lamp on Attack (unless you</w:t>
+      </w:r>
+      <w:r>
+        <w:rPr>
+          <w:rtl w:val="0"/>
+        </w:rPr>
+        <w:t xml:space="preserve">’ve already hit level 60, in which case you should put it on Defence)</w:t>
+      </w:r>
+      <w:r>
+        <w:rPr>
+          <w:b w:val="0"/>
+          <w:bCs w:val="0"/>
+          <w:i w:val="0"/>
+          <w:iCs w:val="0"/>
+          <w:strike w:val="0"/>
+          <w:color w:val="000000"/>
+          <w:sz w:val="24"/>
+          <w:szCs w:val="24"/>
+          <w:u w:val="none"/>
+          <w:rtl w:val="0"/>
+        </w:rPr>
+        <w:t xml:space="preserve">. Speak with the Sphinx to progress A Tail of Two Cats. </w:t>
+      </w:r>
+      <w:r>
+        <w:rPr>
+          <w:rtl w:val="0"/>
+        </w:rPr>
+        <w:t xml:space="preserve">Games necklace to Burthorpe and progress A Tail of Two Cats, doing Bob’s chores including planting the potatoes (don’t wait for them to grow).</w:t>
+      </w:r>
+    </w:p>
+    <w:p>
+      <w:pPr>
+        <w:jc w:val="left"/>
+        <w:rPr/>
+      </w:pPr>
+      <w:r>
+        <w:rPr>
+          <w:b w:val="1"/>
+          <w:bCs w:val="1"/>
+          <w:i w:val="0"/>
+          <w:iCs w:val="0"/>
+          <w:strike w:val="0"/>
+          <w:color w:val="8d1d75"/>
+          <w:sz w:val="24"/>
+          <w:szCs w:val="24"/>
+          <w:u w:val="none"/>
+          <w:rtl w:val="0"/>
+        </w:rPr>
+        <w:t xml:space="preserve">GP stack: </w:t>
+      </w:r>
+      <w:r>
+        <w:rPr>
+          <w:color w:val="8d1d75"/>
+          <w:rtl w:val="0"/>
+        </w:rPr>
+        <w:t xml:space="preserve">30k gp</w:t>
+      </w:r>
+      <w:r>
+        <w:rPr>
+          <w:rtl w:val="0"/>
+        </w:rPr>
+      </w:r>
+    </w:p>
+    <w:p>
+      <w:pPr>
+        <w:jc w:val="left"/>
+        <w:rPr/>
+      </w:pPr>
+      <w:r>
+        <w:rPr>
+          <w:b w:val="1"/>
+          <w:bCs w:val="1"/>
+          <w:i w:val="0"/>
+          <w:iCs w:val="0"/>
+          <w:strike w:val="0"/>
+          <w:color w:val="8d1d75"/>
+          <w:sz w:val="24"/>
+          <w:szCs w:val="24"/>
+          <w:u w:val="none"/>
+          <w:rtl w:val="0"/>
+        </w:rPr>
+        <w:t xml:space="preserve">Items needed: </w:t>
+      </w:r>
+      <w:r>
+        <w:rPr>
+          <w:b w:val="0"/>
+          <w:bCs w:val="0"/>
+          <w:i w:val="0"/>
+          <w:iCs w:val="0"/>
+          <w:strike w:val="0"/>
+          <w:color w:val="8d1d75"/>
+          <w:sz w:val="24"/>
+          <w:szCs w:val="24"/>
+          <w:u w:val="none"/>
+          <w:rtl w:val="0"/>
+        </w:rPr>
+        <w:t xml:space="preserve">cash stack, waterskins, dueling ring,</w:t>
+      </w:r>
+      <w:r>
+        <w:rPr>
+          <w:color w:val="8d1d75"/>
+          <w:rtl w:val="0"/>
+        </w:rPr>
+        <w:t xml:space="preserve"> </w:t>
+      </w:r>
+      <w:r>
+        <w:rPr>
+          <w:b w:val="0"/>
+          <w:bCs w:val="0"/>
+          <w:i w:val="0"/>
+          <w:iCs w:val="0"/>
+          <w:strike w:val="0"/>
+          <w:color w:val="8d1d75"/>
+          <w:sz w:val="24"/>
+          <w:szCs w:val="24"/>
+          <w:u w:val="none"/>
+          <w:rtl w:val="0"/>
+        </w:rPr>
+        <w:t xml:space="preserve">Camulet, stone scarab, </w:t>
+      </w:r>
+      <w:r>
+        <w:rPr>
+          <w:color w:val="8d1d75"/>
+          <w:rtl w:val="0"/>
+        </w:rPr>
+        <w:t xml:space="preserve">air runes (or staff), </w:t>
+      </w:r>
+      <w:r>
+        <w:rPr>
+          <w:b w:val="0"/>
+          <w:bCs w:val="0"/>
+          <w:i w:val="0"/>
+          <w:iCs w:val="0"/>
+          <w:strike w:val="0"/>
+          <w:color w:val="8d1d75"/>
+          <w:sz w:val="24"/>
+          <w:szCs w:val="24"/>
+          <w:u w:val="none"/>
+          <w:rtl w:val="0"/>
+        </w:rPr>
+        <w:t xml:space="preserve">death runes, fire runes (or staff), swordfish, prayer potions, antipoison, light source, catspeak amulet</w:t>
+      </w:r>
+      <w:r>
+        <w:rPr>
+          <w:rtl w:val="0"/>
+        </w:rPr>
+      </w:r>
+    </w:p>
+    <w:p>
+      <w:pPr>
+        <w:jc w:val="left"/>
+        <w:rPr>
+          <w:color w:val="8d1d75"/>
+        </w:rPr>
+      </w:pPr>
+      <w:r>
+        <w:rPr>
+          <w:b w:val="1"/>
+          <w:bCs w:val="1"/>
+          <w:i w:val="0"/>
+          <w:iCs w:val="0"/>
+          <w:strike w:val="0"/>
+          <w:color w:val="8d1d75"/>
+          <w:sz w:val="24"/>
+          <w:szCs w:val="24"/>
+          <w:u w:val="none"/>
+          <w:rtl w:val="0"/>
+        </w:rPr>
+        <w:t xml:space="preserve">Skills/quests met?:</w:t>
+      </w:r>
+      <w:r>
+        <w:rPr>
+          <w:b w:val="0"/>
+          <w:bCs w:val="0"/>
+          <w:i w:val="0"/>
+          <w:iCs w:val="0"/>
+          <w:strike w:val="0"/>
+          <w:color w:val="8d1d75"/>
+          <w:sz w:val="24"/>
+          <w:szCs w:val="24"/>
+          <w:u w:val="none"/>
+          <w:rtl w:val="0"/>
+        </w:rPr>
+        <w:t xml:space="preserve"> yes</w:t>
+      </w:r>
+      <w:r>
+        <w:rPr>
+          <w:rtl w:val="0"/>
+        </w:rPr>
+      </w:r>
+    </w:p>
+    <w:p>
+      <w:pPr>
+        <w:jc w:val="left"/>
+        <w:rPr>
+          <w:b w:val="0"/>
+          <w:bCs w:val="0"/>
+          <w:i w:val="0"/>
+          <w:iCs w:val="0"/>
+          <w:strike w:val="0"/>
+          <w:color w:val="8d1d75"/>
+          <w:sz w:val="24"/>
+          <w:szCs w:val="24"/>
+          <w:u w:val="none"/>
+        </w:rPr>
+      </w:pPr>
+      <w:r>
+        <w:rPr>
+          <w:b w:val="0"/>
+          <w:bCs w:val="0"/>
+          <w:i w:val="0"/>
+          <w:iCs w:val="0"/>
+          <w:strike w:val="0"/>
+          <w:color w:val="8d1d75"/>
+          <w:sz w:val="24"/>
+          <w:szCs w:val="24"/>
+          <w:u w:val="none"/>
+          <w:rtl w:val="0"/>
+        </w:rPr>
+        <w:t xml:space="preserve">Total time: </w:t>
+      </w:r>
+      <w:r>
+        <w:rPr>
+          <w:color w:val="8d1d75"/>
+          <w:rtl w:val="0"/>
+        </w:rPr>
+        <w:t xml:space="preserve">15d6h</w:t>
+      </w:r>
+      <w:r>
+        <w:rPr>
+          <w:rtl w:val="0"/>
+        </w:rPr>
+      </w:r>
+    </w:p>
+    <w:p>
+      <w:pPr>
+        <w:numPr>
+          <w:ilvl w:val="0"/>
+          <w:numId w:val="1"/>
+        </w:numPr>
+        <w:ind w:left="720" w:hanging="360"/>
+        <w:jc w:val="left"/>
+        <w:rPr/>
+      </w:pPr>
+      <w:r>
+        <w:rPr>
+          <w:rtl w:val="0"/>
+        </w:rPr>
+        <w:t xml:space="preserve">Dueling ring to Castle Wars, c</w:t>
+      </w:r>
+      <w:r>
+        <w:rPr>
+          <w:b w:val="0"/>
+          <w:bCs w:val="0"/>
+          <w:i w:val="0"/>
+          <w:iCs w:val="0"/>
+          <w:strike w:val="0"/>
+          <w:sz w:val="24"/>
+          <w:szCs w:val="24"/>
+          <w:u w:val="none"/>
+          <w:rtl w:val="0"/>
+        </w:rPr>
+        <w:t xml:space="preserve">onti</w:t>
+      </w:r>
+      <w:r>
+        <w:rPr>
+          <w:b w:val="0"/>
+          <w:bCs w:val="0"/>
+          <w:i w:val="0"/>
+          <w:iCs w:val="0"/>
+          <w:strike w:val="0"/>
+          <w:color w:val="000000"/>
+          <w:sz w:val="24"/>
+          <w:szCs w:val="24"/>
+          <w:u w:val="none"/>
+          <w:rtl w:val="0"/>
+        </w:rPr>
+        <w:t xml:space="preserve">nue One Small Favour until you have made the gnome glider landing strip (make sure to use the drop trick to buy extra gems of each type – 2 of each of the four types for 2k gp).</w:t>
+      </w:r>
+      <w:r>
+        <w:rPr>
+          <w:rtl w:val="0"/>
+        </w:rPr>
+        <w:t xml:space="preserve"> </w:t>
+      </w:r>
+      <w:r>
+        <w:rPr>
+          <w:b w:val="0"/>
+          <w:bCs w:val="0"/>
+          <w:i w:val="0"/>
+          <w:iCs w:val="0"/>
+          <w:strike w:val="0"/>
+          <w:color w:val="000000"/>
+          <w:sz w:val="24"/>
+          <w:szCs w:val="24"/>
+          <w:u w:val="none"/>
+          <w:rtl w:val="0"/>
+        </w:rPr>
+        <w:t xml:space="preserve">Catch spined larupia</w:t>
+      </w:r>
+      <w:r>
+        <w:rPr>
+          <w:rtl w:val="0"/>
+        </w:rPr>
+        <w:t xml:space="preserve">’s for four furs (tatty is fine), also completing a diary step</w:t>
+      </w:r>
+      <w:r>
+        <w:rPr>
+          <w:b w:val="0"/>
+          <w:bCs w:val="0"/>
+          <w:i w:val="0"/>
+          <w:iCs w:val="0"/>
+          <w:strike w:val="0"/>
+          <w:color w:val="000000"/>
+          <w:sz w:val="24"/>
+          <w:szCs w:val="24"/>
+          <w:u w:val="none"/>
+          <w:rtl w:val="0"/>
+        </w:rPr>
+        <w:t xml:space="preserve">. </w:t>
+      </w:r>
+      <w:r>
+        <w:rPr>
+          <w:rtl w:val="0"/>
+        </w:rPr>
+        <w:t xml:space="preserve">At your convenience, make the medium fur pouch (requires needle, thread and the larupia and ghraak furs). </w:t>
+      </w:r>
+      <w:r>
+        <w:rPr>
+          <w:b w:val="0"/>
+          <w:bCs w:val="0"/>
+          <w:i w:val="0"/>
+          <w:iCs w:val="0"/>
+          <w:strike w:val="0"/>
+          <w:color w:val="000000"/>
+          <w:sz w:val="24"/>
+          <w:szCs w:val="24"/>
+          <w:u w:val="none"/>
+          <w:rtl w:val="0"/>
+        </w:rPr>
+        <w:t xml:space="preserve">Kill </w:t>
+      </w:r>
+      <w:r>
+        <w:rPr>
+          <w:rtl w:val="0"/>
+        </w:rPr>
+        <w:t xml:space="preserve">wolves for Rag and Bone Man II.</w:t>
+      </w:r>
+    </w:p>
+    <w:p>
+      <w:pPr>
+        <w:jc w:val="left"/>
+        <w:rPr/>
+      </w:pPr>
+      <w:r>
+        <w:rPr>
+          <w:b w:val="1"/>
+          <w:bCs w:val="1"/>
+          <w:i w:val="0"/>
+          <w:iCs w:val="0"/>
+          <w:strike w:val="0"/>
+          <w:color w:val="8d1d75"/>
+          <w:sz w:val="24"/>
+          <w:szCs w:val="24"/>
+          <w:u w:val="none"/>
+          <w:rtl w:val="0"/>
+        </w:rPr>
+        <w:t xml:space="preserve">GP stack: </w:t>
+      </w:r>
+      <w:r>
+        <w:rPr>
+          <w:color w:val="8d1d75"/>
+          <w:rtl w:val="0"/>
+        </w:rPr>
+        <w:t xml:space="preserve">30k gp</w:t>
+      </w:r>
+      <w:r>
+        <w:rPr>
+          <w:rtl w:val="0"/>
+        </w:rPr>
+      </w:r>
+    </w:p>
+    <w:p>
+      <w:pPr>
+        <w:jc w:val="left"/>
+        <w:rPr/>
+      </w:pPr>
+      <w:r>
+        <w:rPr>
+          <w:b w:val="1"/>
+          <w:bCs w:val="1"/>
+          <w:i w:val="0"/>
+          <w:iCs w:val="0"/>
+          <w:strike w:val="0"/>
+          <w:color w:val="8d1d75"/>
+          <w:sz w:val="24"/>
+          <w:szCs w:val="24"/>
+          <w:u w:val="none"/>
+          <w:rtl w:val="0"/>
+        </w:rPr>
+        <w:t xml:space="preserve">Items needed: </w:t>
+      </w:r>
+      <w:r>
+        <w:rPr>
+          <w:b w:val="0"/>
+          <w:bCs w:val="0"/>
+          <w:i w:val="0"/>
+          <w:iCs w:val="0"/>
+          <w:strike w:val="0"/>
+          <w:color w:val="8d1d75"/>
+          <w:sz w:val="24"/>
+          <w:szCs w:val="24"/>
+          <w:u w:val="none"/>
+          <w:rtl w:val="0"/>
+        </w:rPr>
+        <w:t xml:space="preserve">cash stack, stodgy mattress, semi-precious gems, sapphires, Ardy Cloak 1, dramen staff, teasing stick, knife, regular logs, hammer, chisel, melee gear, dueling ring, energy potions, games necklace</w:t>
+      </w:r>
+      <w:r>
+        <w:rPr>
           <w:b w:val="0"/>
           <w:bCs w:val="0"/>
           <w:i w:val="0"/>
@@ -15603,10 +16293,83 @@
           <w:u w:val="none"/>
           <w:rtl w:val="0"/>
         </w:rPr>
+        <w:t xml:space="preserve"> (next)</w:t>
+      </w:r>
+      <w:r>
+        <w:rPr>
+          <w:rtl w:val="0"/>
+        </w:rPr>
+      </w:r>
+    </w:p>
+    <w:p>
+      <w:pPr>
+        <w:jc w:val="left"/>
+        <w:rPr>
+          <w:color w:val="8d1d75"/>
+        </w:rPr>
+      </w:pPr>
+      <w:r>
+        <w:rPr>
+          <w:b w:val="1"/>
+          <w:bCs w:val="1"/>
+          <w:i w:val="0"/>
+          <w:iCs w:val="0"/>
+          <w:strike w:val="0"/>
+          <w:color w:val="8d1d75"/>
+          <w:sz w:val="24"/>
+          <w:szCs w:val="24"/>
+          <w:u w:val="none"/>
+          <w:rtl w:val="0"/>
+        </w:rPr>
+        <w:t xml:space="preserve">Skills/quests met?:</w:t>
+      </w:r>
+      <w:r>
+        <w:rPr>
+          <w:b w:val="0"/>
+          <w:bCs w:val="0"/>
+          <w:i w:val="0"/>
+          <w:iCs w:val="0"/>
+          <w:strike w:val="0"/>
+          <w:color w:val="8d1d75"/>
+          <w:sz w:val="24"/>
+          <w:szCs w:val="24"/>
+          <w:u w:val="none"/>
+          <w:rtl w:val="0"/>
+        </w:rPr>
+        <w:t xml:space="preserve"> yes</w:t>
+      </w:r>
+      <w:r>
+        <w:rPr>
+          <w:b w:val="0"/>
+          <w:bCs w:val="0"/>
+          <w:i w:val="0"/>
+          <w:iCs w:val="0"/>
+          <w:strike w:val="0"/>
+          <w:color w:val="c9211e"/>
+          <w:sz w:val="24"/>
+          <w:szCs w:val="24"/>
+          <w:u w:val="none"/>
+          <w:rtl w:val="0"/>
+        </w:rPr>
         <w:t xml:space="preserve"> </w:t>
       </w:r>
       <w:r>
         <w:rPr>
+          <w:b w:val="0"/>
+          <w:bCs w:val="0"/>
+          <w:i w:val="0"/>
+          <w:iCs w:val="0"/>
+          <w:strike w:val="0"/>
+          <w:color w:val="8d1d75"/>
+          <w:sz w:val="24"/>
+          <w:szCs w:val="24"/>
+          <w:u w:val="none"/>
+          <w:rtl w:val="0"/>
+        </w:rPr>
+        <w:t xml:space="preserve">(follow wiki steps to obtain the remaining items during the quest)</w:t>
+      </w:r>
+      <w:r>
+        <w:rPr>
           <w:rtl w:val="0"/>
         </w:rPr>
       </w:r>
@@ -15646,7 +16409,7 @@
           <w:color w:val="8d1d75"/>
           <w:rtl w:val="0"/>
         </w:rPr>
-        <w:t xml:space="preserve">15d5h</w:t>
+        <w:t xml:space="preserve">15d7h</w:t>
       </w:r>
       <w:r>
         <w:rPr>
@@ -15671,33 +16434,19 @@
           <w:i w:val="0"/>
           <w:iCs w:val="0"/>
           <w:strike w:val="0"/>
-          <w:sz w:val="24"/>
-          <w:szCs w:val="24"/>
-          <w:u w:val="none"/>
-          <w:rtl w:val="0"/>
-        </w:rPr>
-        <w:t xml:space="preserve">M</w:t>
-      </w:r>
-      <w:r>
-        <w:rPr>
-          <w:b w:val="0"/>
-          <w:bCs w:val="0"/>
-          <w:i w:val="0"/>
-          <w:iCs w:val="0"/>
-          <w:strike w:val="0"/>
           <w:color w:val="000000"/>
           <w:sz w:val="24"/>
           <w:szCs w:val="24"/>
           <w:u w:val="none"/>
           <w:rtl w:val="0"/>
         </w:rPr>
-        <w:t xml:space="preserve">inigame to Port Khazard (and rebank), continue One Small Favour, </w:t>
-      </w:r>
-      <w:r>
-        <w:rPr>
-          <w:rtl w:val="0"/>
-        </w:rPr>
-        <w:t xml:space="preserve">teleport</w:t>
+        <w:t xml:space="preserve">After completing the Rantz step of OSF, teleport to Burthorpe and progress A Tail of Two Cats (the potatoes should be grown by now), then to Varrock (chronicle). Progress Ratcatchers at Hooknosed Jack, talk to the Apothecary for Ratcatchers</w:t>
+      </w:r>
+      <w:r>
+        <w:rPr>
+          <w:rtl w:val="0"/>
+        </w:rPr>
+        <w:t xml:space="preserve"> and </w:t>
       </w:r>
       <w:r>
         <w:rPr>
@@ -15712,13 +16461,33 @@
           <w:u w:val="none"/>
           <w:rtl w:val="0"/>
         </w:rPr>
-        <w:t xml:space="preserve"> to the Ardougne market and speak with Erin the silver merchant for Making History</w:t>
-      </w:r>
-      <w:r>
-        <w:rPr>
-          <w:rtl w:val="0"/>
-        </w:rPr>
-        <w:t xml:space="preserve">. Grab Fire Blast runes for the fight below.</w:t>
+        <w:t xml:space="preserve">A Tail of Two Cat</w:t>
+      </w:r>
+      <w:r>
+        <w:rPr>
+          <w:rtl w:val="0"/>
+        </w:rPr>
+        <w:t xml:space="preserve">s.</w:t>
+      </w:r>
+      <w:r>
+        <w:rPr>
+          <w:b w:val="0"/>
+          <w:bCs w:val="0"/>
+          <w:i w:val="0"/>
+          <w:iCs w:val="0"/>
+          <w:strike w:val="0"/>
+          <w:color w:val="000000"/>
+          <w:sz w:val="24"/>
+          <w:szCs w:val="24"/>
+          <w:u w:val="none"/>
+          <w:rtl w:val="0"/>
+        </w:rPr>
+        <w:t xml:space="preserve"> Return to Hooknosed Jack to continue Ratcatchers.</w:t>
+      </w:r>
+      <w:r>
+        <w:rPr>
+          <w:rtl w:val="0"/>
+        </w:rPr>
       </w:r>
     </w:p>
     <w:p>
@@ -15776,25 +16545,214 @@
       </w:r>
       <w:r>
         <w:rPr>
-          <w:color w:val="8d1d75"/>
-          <w:rtl w:val="0"/>
-        </w:rPr>
-        <w:t xml:space="preserve">D</w:t>
-      </w:r>
-      <w:r>
-        <w:rPr>
-          <w:b w:val="0"/>
-          <w:bCs w:val="0"/>
-          <w:i w:val="0"/>
-          <w:iCs w:val="0"/>
-          <w:strike w:val="0"/>
-          <w:color w:val="8d1d75"/>
-          <w:sz w:val="24"/>
-          <w:szCs w:val="24"/>
-          <w:u w:val="none"/>
-          <w:rtl w:val="0"/>
-        </w:rPr>
-        <w:t xml:space="preserve">ueling ring</w:t>
+          <w:b w:val="0"/>
+          <w:bCs w:val="0"/>
+          <w:i w:val="0"/>
+          <w:iCs w:val="0"/>
+          <w:strike w:val="0"/>
+          <w:color w:val="8d1d75"/>
+          <w:sz w:val="24"/>
+          <w:szCs w:val="24"/>
+          <w:u w:val="none"/>
+          <w:rtl w:val="0"/>
+        </w:rPr>
+        <w:t xml:space="preserve">stodgy mattress, games necklace, catspeak amulet, hellcat, 4 cheese, empty vial, 2 red spider’s eggs, kwuarm, marrentill, unicorn horn dust, bucket of milk, karambwanji or other fish (for cat), limpwurt root, law</w:t>
+      </w:r>
+      <w:r>
+        <w:rPr>
+          <w:color w:val="8d1d75"/>
+          <w:rtl w:val="0"/>
+        </w:rPr>
+        <w:t xml:space="preserve"> runes, air runes, fire runes</w:t>
+      </w:r>
+      <w:r>
+        <w:rPr>
+          <w:rtl w:val="0"/>
+        </w:rPr>
+      </w:r>
+    </w:p>
+    <w:p>
+      <w:pPr>
+        <w:jc w:val="left"/>
+        <w:rPr/>
+      </w:pPr>
+      <w:r>
+        <w:rPr>
+          <w:b w:val="1"/>
+          <w:bCs w:val="1"/>
+          <w:i w:val="0"/>
+          <w:iCs w:val="0"/>
+          <w:strike w:val="0"/>
+          <w:color w:val="8d1d75"/>
+          <w:sz w:val="24"/>
+          <w:szCs w:val="24"/>
+          <w:u w:val="none"/>
+          <w:rtl w:val="0"/>
+        </w:rPr>
+        <w:t xml:space="preserve">Skills/quests met?:</w:t>
+      </w:r>
+      <w:r>
+        <w:rPr>
+          <w:b w:val="0"/>
+          <w:bCs w:val="0"/>
+          <w:i w:val="0"/>
+          <w:iCs w:val="0"/>
+          <w:strike w:val="0"/>
+          <w:color w:val="8d1d75"/>
+          <w:sz w:val="24"/>
+          <w:szCs w:val="24"/>
+          <w:u w:val="none"/>
+          <w:rtl w:val="0"/>
+        </w:rPr>
+        <w:t xml:space="preserve"> yes</w:t>
+      </w:r>
+      <w:r>
+        <w:rPr>
+          <w:rtl w:val="0"/>
+        </w:rPr>
+      </w:r>
+    </w:p>
+    <w:p>
+      <w:pPr>
+        <w:jc w:val="left"/>
+        <w:rPr>
+          <w:b w:val="0"/>
+          <w:bCs w:val="0"/>
+          <w:i w:val="0"/>
+          <w:iCs w:val="0"/>
+          <w:strike w:val="0"/>
+          <w:color w:val="8d1d75"/>
+          <w:sz w:val="24"/>
+          <w:szCs w:val="24"/>
+          <w:u w:val="none"/>
+        </w:rPr>
+      </w:pPr>
+      <w:r>
+        <w:rPr>
+          <w:b w:val="0"/>
+          <w:bCs w:val="0"/>
+          <w:i w:val="0"/>
+          <w:iCs w:val="0"/>
+          <w:strike w:val="0"/>
+          <w:color w:val="8d1d75"/>
+          <w:sz w:val="24"/>
+          <w:szCs w:val="24"/>
+          <w:u w:val="none"/>
+          <w:rtl w:val="0"/>
+        </w:rPr>
+        <w:t xml:space="preserve">Total time: </w:t>
+      </w:r>
+      <w:r>
+        <w:rPr>
+          <w:color w:val="8d1d75"/>
+          <w:rtl w:val="0"/>
+        </w:rPr>
+        <w:t xml:space="preserve">15d7h</w:t>
+      </w:r>
+      <w:r>
+        <w:rPr>
+          <w:rtl w:val="0"/>
+        </w:rPr>
+      </w:r>
+    </w:p>
+    <w:p>
+      <w:pPr>
+        <w:numPr>
+          <w:ilvl w:val="0"/>
+          <w:numId w:val="1"/>
+        </w:numPr>
+        <w:ind w:left="720" w:hanging="360"/>
+        <w:jc w:val="left"/>
+        <w:rPr/>
+      </w:pPr>
+      <w:r>
+        <w:rPr>
+          <w:b w:val="0"/>
+          <w:bCs w:val="0"/>
+          <w:i w:val="0"/>
+          <w:iCs w:val="0"/>
+          <w:strike w:val="0"/>
+          <w:color w:val="000000"/>
+          <w:sz w:val="24"/>
+          <w:szCs w:val="24"/>
+          <w:u w:val="none"/>
+          <w:rtl w:val="0"/>
+        </w:rPr>
+        <w:t xml:space="preserve">Make the penguin suit (use an extra steel bar for the clockwork) after upgrading the workbench. Blast furnace minigame teleport and complete the Smokin’ Joe part of Ratcatchers, followed by giving the gold cannonball to Dondakan and collecting three of the four schematics for Between a Rock…</w:t>
+      </w:r>
+      <w:r>
+        <w:rPr>
+          <w:rtl w:val="0"/>
+        </w:rPr>
+      </w:r>
+    </w:p>
+    <w:p>
+      <w:pPr>
+        <w:jc w:val="left"/>
+        <w:rPr/>
+      </w:pPr>
+      <w:r>
+        <w:rPr>
+          <w:b w:val="1"/>
+          <w:bCs w:val="1"/>
+          <w:i w:val="0"/>
+          <w:iCs w:val="0"/>
+          <w:strike w:val="0"/>
+          <w:color w:val="8d1d75"/>
+          <w:sz w:val="24"/>
+          <w:szCs w:val="24"/>
+          <w:u w:val="none"/>
+          <w:rtl w:val="0"/>
+        </w:rPr>
+        <w:t xml:space="preserve">GP stack: </w:t>
+      </w:r>
+      <w:r>
+        <w:rPr>
+          <w:color w:val="8d1d75"/>
+          <w:rtl w:val="0"/>
+        </w:rPr>
+        <w:t xml:space="preserve">30k gp</w:t>
+      </w:r>
+      <w:r>
+        <w:rPr>
+          <w:rtl w:val="0"/>
+        </w:rPr>
+      </w:r>
+    </w:p>
+    <w:p>
+      <w:pPr>
+        <w:jc w:val="left"/>
+        <w:rPr/>
+      </w:pPr>
+      <w:r>
+        <w:rPr>
+          <w:b w:val="1"/>
+          <w:bCs w:val="1"/>
+          <w:i w:val="0"/>
+          <w:iCs w:val="0"/>
+          <w:strike w:val="0"/>
+          <w:color w:val="8d1d75"/>
+          <w:sz w:val="24"/>
+          <w:szCs w:val="24"/>
+          <w:u w:val="none"/>
+          <w:rtl w:val="0"/>
+        </w:rPr>
+        <w:t xml:space="preserve">Items needed: </w:t>
+      </w:r>
+      <w:r>
+        <w:rPr>
+          <w:b w:val="0"/>
+          <w:bCs w:val="0"/>
+          <w:i w:val="0"/>
+          <w:iCs w:val="0"/>
+          <w:strike w:val="0"/>
+          <w:color w:val="8d1d75"/>
+          <w:sz w:val="24"/>
+          <w:szCs w:val="24"/>
+          <w:u w:val="none"/>
+          <w:rtl w:val="0"/>
+        </w:rPr>
+        <w:t xml:space="preserve">law runes, earth runes, air runes, two molten glass, plank, silk, steel bar, hellcat, catspeak amulet, pot, weeds, tinderbox, golden cannonball, dwarven lore book</w:t>
       </w:r>
       <w:r>
         <w:rPr>
@@ -15809,20 +16767,18 @@
           <w:u w:val="none"/>
           <w:rtl w:val="0"/>
         </w:rPr>
-        <w:t xml:space="preserve"> (next section)</w:t>
-      </w:r>
-      <w:r>
-        <w:rPr>
-          <w:rtl w:val="0"/>
-        </w:rPr>
-      </w:r>
-    </w:p>
-    <w:p>
-      <w:pPr>
-        <w:jc w:val="left"/>
-        <w:rPr>
-          <w:color w:val="8d1d75"/>
-        </w:rPr>
+        <w:t xml:space="preserve"> (for the third page)</w:t>
+      </w:r>
+      <w:r>
+        <w:rPr>
+          <w:rtl w:val="0"/>
+        </w:rPr>
+      </w:r>
+    </w:p>
+    <w:p>
+      <w:pPr>
+        <w:jc w:val="left"/>
+        <w:rPr/>
       </w:pPr>
       <w:r>
         <w:rPr>
@@ -15895,7 +16851,7 @@
           <w:color w:val="8d1d75"/>
           <w:rtl w:val="0"/>
         </w:rPr>
-        <w:t xml:space="preserve">15d5h</w:t>
+        <w:t xml:space="preserve">15d8h</w:t>
       </w:r>
       <w:r>
         <w:rPr>
@@ -15920,33 +16876,13 @@
           <w:i w:val="0"/>
           <w:iCs w:val="0"/>
           <w:strike w:val="0"/>
-          <w:sz w:val="24"/>
-          <w:szCs w:val="24"/>
-          <w:u w:val="none"/>
-          <w:rtl w:val="0"/>
-        </w:rPr>
-        <w:t xml:space="preserve">Due</w:t>
-      </w:r>
-      <w:r>
-        <w:rPr>
-          <w:b w:val="0"/>
-          <w:bCs w:val="0"/>
-          <w:i w:val="0"/>
-          <w:iCs w:val="0"/>
-          <w:strike w:val="0"/>
           <w:color w:val="000000"/>
           <w:sz w:val="24"/>
           <w:szCs w:val="24"/>
           <w:u w:val="none"/>
           <w:rtl w:val="0"/>
         </w:rPr>
-        <w:t xml:space="preserve">ling teleport</w:t>
-      </w:r>
-      <w:r>
-        <w:rPr>
-          <w:rtl w:val="0"/>
-        </w:rPr>
-        <w:t xml:space="preserve">,</w:t>
+        <w:t xml:space="preserve">Teleport to Burthorpe to progress A Tail of Two Cats, then minigame teleport to Port Khazard, continue OSF, when in Ardougne rebank and start Legends’ Quest, grind your sweetcorn into a pot of cornflour if you have the sweetcorn (if not you can just grind it later). Continue OSF then continue Cold War until </w:t>
       </w:r>
       <w:r>
         <w:rPr>
@@ -15958,16 +16894,10 @@
           <w:color w:val="000000"/>
           <w:sz w:val="24"/>
           <w:szCs w:val="24"/>
-          <w:u w:val="none"/>
-          <w:rtl w:val="0"/>
-        </w:rPr>
-        <w:t xml:space="preserve"> speak with Osman for Contact!. Camulet teleport to the quarry and head to Sophanem, speak with Simon Templeton, climb the agility pyramid and take the golden pyramid for the diary (</w:t>
-      </w:r>
-      <w:r>
-        <w:rPr>
-          <w:rtl w:val="0"/>
-        </w:rPr>
-        <w:t xml:space="preserve">hit spacebar after collecting it to complete the diary step, if not you’ll have to climb the pyramid again)</w:t>
+          <w:u w:val="single"/>
+          <w:rtl w:val="0"/>
+        </w:rPr>
+        <w:t xml:space="preserve">after</w:t>
       </w:r>
       <w:r>
         <w:rPr>
@@ -15982,13 +16912,13 @@
           <w:u w:val="none"/>
           <w:rtl w:val="0"/>
         </w:rPr>
-        <w:t xml:space="preserve">, sell your Pyramid Plunder artefact and golden pyramid to Simon Templeton, enter Sophanem and finish Contact! (pick up the Keris and kill a locust rider for the diary near the end), putting the lamp on Attack (unless you</w:t>
-      </w:r>
-      <w:r>
-        <w:rPr>
-          <w:rtl w:val="0"/>
-        </w:rPr>
-        <w:t xml:space="preserve">’ve already hit level 60, in which case you should put it on Defence)</w:t>
+        <w:t xml:space="preserve"> the raw cod/ring of charos(a) step (so next up you have to collect the ‘Intelligence’.). Make sure to</w:t>
+      </w:r>
+      <w:r>
+        <w:rPr>
+          <w:rtl w:val="0"/>
+        </w:rPr>
+        <w:t xml:space="preserve"> pick up 5 papyrus</w:t>
       </w:r>
       <w:r>
         <w:rPr>
@@ -16003,13 +16933,12 @@
           <w:u w:val="none"/>
           <w:rtl w:val="0"/>
         </w:rPr>
-        <w:t xml:space="preserve">. Speak with the Sphinx to progress A Tail of Two Cats. </w:t>
-      </w:r>
-      <w:r>
-        <w:rPr>
-          <w:rtl w:val="0"/>
-        </w:rPr>
-        <w:t xml:space="preserve">Games necklace to Burthorpe and progress A Tail of Two Cats, doing Bob’s chores including planting the potatoes (don’t wait for them to grow).</w:t>
+        <w:t xml:space="preserve"> during Legends’ Quest start</w:t>
+      </w:r>
+      <w:r>
+        <w:rPr>
+          <w:rtl w:val="0"/>
+        </w:rPr>
       </w:r>
     </w:p>
     <w:p>
@@ -16048,7 +16977,9 @@
     <w:p>
       <w:pPr>
         <w:jc w:val="left"/>
-        <w:rPr/>
+        <w:rPr>
+          <w:color w:val="8d1d75"/>
+        </w:rPr>
       </w:pPr>
       <w:r>
         <w:rPr>
@@ -16078,51 +17009,7 @@
           <w:u w:val="none"/>
           <w:rtl w:val="0"/>
         </w:rPr>
-        <w:t xml:space="preserve">cash stack, waterskins, dueling ring,</w:t>
-      </w:r>
-      <w:r>
-        <w:rPr>
-          <w:color w:val="8d1d75"/>
-          <w:rtl w:val="0"/>
-        </w:rPr>
-        <w:t xml:space="preserve"> </w:t>
-      </w:r>
-      <w:r>
-        <w:rPr>
-          <w:b w:val="0"/>
-          <w:bCs w:val="0"/>
-          <w:i w:val="0"/>
-          <w:iCs w:val="0"/>
-          <w:strike w:val="0"/>
-          <w:color w:val="8d1d75"/>
-          <w:sz w:val="24"/>
-          <w:szCs w:val="24"/>
-          <w:u w:val="none"/>
-          <w:rtl w:val="0"/>
-        </w:rPr>
-        <w:t xml:space="preserve">Camulet, stone scarab, </w:t>
-      </w:r>
-      <w:r>
-        <w:rPr>
-          <w:color w:val="8d1d75"/>
-          <w:rtl w:val="0"/>
-        </w:rPr>
-        <w:t xml:space="preserve">air runes (or staff), </w:t>
-      </w:r>
-      <w:r>
-        <w:rPr>
-          <w:b w:val="0"/>
-          <w:bCs w:val="0"/>
-          <w:i w:val="0"/>
-          <w:iCs w:val="0"/>
-          <w:strike w:val="0"/>
-          <w:color w:val="8d1d75"/>
-          <w:sz w:val="24"/>
-          <w:szCs w:val="24"/>
-          <w:u w:val="none"/>
-          <w:rtl w:val="0"/>
-        </w:rPr>
-        <w:t xml:space="preserve">death runes, fire runes (or staff), swordfish, prayer potions, antipoison, light source, catspeak amulet</w:t>
+        <w:t xml:space="preserve">doctor’s hat, desert shirt/robe, vial of water, law runes, water staff, melee gear + rune pickaxe, prayer potions, hammer, ring of charos(a), Ardy Cloak 1, penguin suit</w:t>
       </w:r>
       <w:r>
         <w:rPr>
@@ -16208,7 +17095,7 @@
           <w:color w:val="8d1d75"/>
           <w:rtl w:val="0"/>
         </w:rPr>
-        <w:t xml:space="preserve">15d6h</w:t>
+        <w:t xml:space="preserve">15d8h</w:t>
       </w:r>
       <w:r>
         <w:rPr>
@@ -16228,26 +17115,6 @@
       </w:pPr>
       <w:r>
         <w:rPr>
-          <w:rtl w:val="0"/>
-        </w:rPr>
-        <w:t xml:space="preserve">Dueling ring to Castle Wars, c</w:t>
-      </w:r>
-      <w:r>
-        <w:rPr>
-          <w:b w:val="0"/>
-          <w:bCs w:val="0"/>
-          <w:i w:val="0"/>
-          <w:iCs w:val="0"/>
-          <w:strike w:val="0"/>
-          <w:sz w:val="24"/>
-          <w:szCs w:val="24"/>
-          <w:u w:val="none"/>
-          <w:rtl w:val="0"/>
-        </w:rPr>
-        <w:t xml:space="preserve">onti</w:t>
-      </w:r>
-      <w:r>
-        <w:rPr>
           <w:b w:val="0"/>
           <w:bCs w:val="0"/>
           <w:i w:val="0"/>
@@ -16259,14 +17126,265 @@
           <w:u w:val="none"/>
           <w:rtl w:val="0"/>
         </w:rPr>
-        <w:t xml:space="preserve">nue One Small Favour until you have made the gnome glider landing strip (make sure to use the drop trick to buy extra gems of each type – 2 of each of the four types for 2k gp).</w:t>
-      </w:r>
-      <w:r>
-        <w:rPr>
-          <w:rtl w:val="0"/>
-        </w:rPr>
-        <w:t xml:space="preserve"> </w:t>
-      </w:r>
+        <w:t xml:space="preserve">Continue One Small Favour, all the way from Seers’ Village to Horvik in Varrock. When at the White Wolf Mountain speak with Khorvak under White Wolf Mountain for Between a Rock…, when in Barbarian Village make a second pot lid for Swan Song, enter the Stronghold of Security and collect an imbued skull sceptre and spend one charge to teleport for the diary</w:t>
+      </w:r>
+      <w:r>
+        <w:rPr>
+          <w:rtl w:val="0"/>
+        </w:rPr>
+        <w:t xml:space="preserve">, then run north and take the abyss to the chaos runecrafting altar with the wand and 15 chaos runes for What Lies Below. When at Horvik continue and complete What Lies Below. Collect (keep) the Dragon’hai history book for 5 kudos at the Varrock Museum at your own convenience.</w:t>
+      </w:r>
+      <w:r>
+        <w:rPr>
+          <w:rtl w:val="0"/>
+        </w:rPr>
+      </w:r>
+    </w:p>
+    <w:p>
+      <w:pPr>
+        <w:jc w:val="left"/>
+        <w:rPr/>
+      </w:pPr>
+      <w:r>
+        <w:rPr>
+          <w:b w:val="1"/>
+          <w:bCs w:val="1"/>
+          <w:i w:val="0"/>
+          <w:iCs w:val="0"/>
+          <w:strike w:val="0"/>
+          <w:color w:val="8d1d75"/>
+          <w:sz w:val="24"/>
+          <w:szCs w:val="24"/>
+          <w:u w:val="none"/>
+          <w:rtl w:val="0"/>
+        </w:rPr>
+        <w:t xml:space="preserve">GP stack: </w:t>
+      </w:r>
+      <w:r>
+        <w:rPr>
+          <w:color w:val="8d1d75"/>
+          <w:rtl w:val="0"/>
+        </w:rPr>
+        <w:t xml:space="preserve">30k gp</w:t>
+      </w:r>
+      <w:r>
+        <w:rPr>
+          <w:rtl w:val="0"/>
+        </w:rPr>
+      </w:r>
+    </w:p>
+    <w:p>
+      <w:pPr>
+        <w:jc w:val="left"/>
+        <w:rPr/>
+      </w:pPr>
+      <w:r>
+        <w:rPr>
+          <w:b w:val="1"/>
+          <w:bCs w:val="1"/>
+          <w:i w:val="0"/>
+          <w:iCs w:val="0"/>
+          <w:strike w:val="0"/>
+          <w:color w:val="8d1d75"/>
+          <w:sz w:val="24"/>
+          <w:szCs w:val="24"/>
+          <w:u w:val="none"/>
+          <w:rtl w:val="0"/>
+        </w:rPr>
+        <w:t xml:space="preserve">Items needed: </w:t>
+      </w:r>
+      <w:r>
+        <w:rPr>
+          <w:b w:val="0"/>
+          <w:bCs w:val="0"/>
+          <w:i w:val="0"/>
+          <w:iCs w:val="0"/>
+          <w:strike w:val="0"/>
+          <w:color w:val="8d1d75"/>
+          <w:sz w:val="24"/>
+          <w:szCs w:val="24"/>
+          <w:u w:val="none"/>
+          <w:rtl w:val="0"/>
+        </w:rPr>
+        <w:t xml:space="preserve">law runes, air staff, hammer, dueling ring, melee gear, swordfish, prayer potions, energy potions, dwarven stout</w:t>
+      </w:r>
+      <w:r>
+        <w:rPr>
+          <w:b w:val="0"/>
+          <w:bCs w:val="0"/>
+          <w:i w:val="0"/>
+          <w:iCs w:val="0"/>
+          <w:strike w:val="0"/>
+          <w:color w:val="c9211e"/>
+          <w:sz w:val="24"/>
+          <w:szCs w:val="24"/>
+          <w:u w:val="none"/>
+          <w:rtl w:val="0"/>
+        </w:rPr>
+        <w:t xml:space="preserve"> (on table)</w:t>
+      </w:r>
+      <w:r>
+        <w:rPr>
+          <w:b w:val="0"/>
+          <w:bCs w:val="0"/>
+          <w:i w:val="0"/>
+          <w:iCs w:val="0"/>
+          <w:strike w:val="0"/>
+          <w:color w:val="8d1d75"/>
+          <w:sz w:val="24"/>
+          <w:szCs w:val="24"/>
+          <w:u w:val="none"/>
+          <w:rtl w:val="0"/>
+        </w:rPr>
+        <w:t xml:space="preserve">, 2 soft clay, fire runes, herbal tincture</w:t>
+      </w:r>
+      <w:r>
+        <w:rPr>
+          <w:b w:val="0"/>
+          <w:bCs w:val="0"/>
+          <w:i w:val="0"/>
+          <w:iCs w:val="0"/>
+          <w:strike w:val="0"/>
+          <w:color w:val="c9211e"/>
+          <w:sz w:val="24"/>
+          <w:szCs w:val="24"/>
+          <w:u w:val="none"/>
+          <w:rtl w:val="0"/>
+        </w:rPr>
+        <w:t xml:space="preserve"> (reclaim from Apothecary instead)</w:t>
+      </w:r>
+      <w:r>
+        <w:rPr>
+          <w:b w:val="0"/>
+          <w:bCs w:val="0"/>
+          <w:i w:val="0"/>
+          <w:iCs w:val="0"/>
+          <w:strike w:val="0"/>
+          <w:color w:val="8d1d75"/>
+          <w:sz w:val="24"/>
+          <w:szCs w:val="24"/>
+          <w:u w:val="none"/>
+          <w:rtl w:val="0"/>
+        </w:rPr>
+        <w:t xml:space="preserve">, 5 pigeon cages, fancy/fighter boots (to imbue the sceptre).</w:t>
+      </w:r>
+      <w:r>
+        <w:rPr>
+          <w:rtl w:val="0"/>
+        </w:rPr>
+      </w:r>
+    </w:p>
+    <w:p>
+      <w:pPr>
+        <w:jc w:val="left"/>
+        <w:rPr>
+          <w:color w:val="8d1d75"/>
+        </w:rPr>
+      </w:pPr>
+      <w:r>
+        <w:rPr>
+          <w:b w:val="1"/>
+          <w:bCs w:val="1"/>
+          <w:i w:val="0"/>
+          <w:iCs w:val="0"/>
+          <w:strike w:val="0"/>
+          <w:color w:val="8d1d75"/>
+          <w:sz w:val="24"/>
+          <w:szCs w:val="24"/>
+          <w:u w:val="none"/>
+          <w:rtl w:val="0"/>
+        </w:rPr>
+        <w:t xml:space="preserve">Skills/quests met?:</w:t>
+      </w:r>
+      <w:r>
+        <w:rPr>
+          <w:b w:val="0"/>
+          <w:bCs w:val="0"/>
+          <w:i w:val="0"/>
+          <w:iCs w:val="0"/>
+          <w:strike w:val="0"/>
+          <w:color w:val="8d1d75"/>
+          <w:sz w:val="24"/>
+          <w:szCs w:val="24"/>
+          <w:u w:val="none"/>
+          <w:rtl w:val="0"/>
+        </w:rPr>
+        <w:t xml:space="preserve"> yes</w:t>
+      </w:r>
+      <w:r>
+        <w:rPr>
+          <w:b w:val="0"/>
+          <w:bCs w:val="0"/>
+          <w:i w:val="0"/>
+          <w:iCs w:val="0"/>
+          <w:strike w:val="0"/>
+          <w:color w:val="c9211e"/>
+          <w:sz w:val="24"/>
+          <w:szCs w:val="24"/>
+          <w:u w:val="none"/>
+          <w:rtl w:val="0"/>
+        </w:rPr>
+        <w:t xml:space="preserve"> (listen to the wiki when it tells you to pick up items to save time later)</w:t>
+      </w:r>
+      <w:r>
+        <w:rPr>
+          <w:rtl w:val="0"/>
+        </w:rPr>
+      </w:r>
+    </w:p>
+    <w:p>
+      <w:pPr>
+        <w:jc w:val="left"/>
+        <w:rPr>
+          <w:b w:val="0"/>
+          <w:bCs w:val="0"/>
+          <w:i w:val="0"/>
+          <w:iCs w:val="0"/>
+          <w:strike w:val="0"/>
+          <w:color w:val="8d1d75"/>
+          <w:sz w:val="24"/>
+          <w:szCs w:val="24"/>
+          <w:u w:val="none"/>
+        </w:rPr>
+      </w:pPr>
+      <w:r>
+        <w:rPr>
+          <w:b w:val="0"/>
+          <w:bCs w:val="0"/>
+          <w:i w:val="0"/>
+          <w:iCs w:val="0"/>
+          <w:strike w:val="0"/>
+          <w:color w:val="8d1d75"/>
+          <w:sz w:val="24"/>
+          <w:szCs w:val="24"/>
+          <w:u w:val="none"/>
+          <w:rtl w:val="0"/>
+        </w:rPr>
+        <w:t xml:space="preserve">Total time: </w:t>
+      </w:r>
+      <w:r>
+        <w:rPr>
+          <w:color w:val="8d1d75"/>
+          <w:rtl w:val="0"/>
+        </w:rPr>
+        <w:t xml:space="preserve">15d9h</w:t>
+      </w:r>
+      <w:r>
+        <w:rPr>
+          <w:rtl w:val="0"/>
+        </w:rPr>
+      </w:r>
+    </w:p>
+    <w:p>
+      <w:pPr>
+        <w:numPr>
+          <w:ilvl w:val="0"/>
+          <w:numId w:val="1"/>
+        </w:numPr>
+        <w:ind w:left="720" w:hanging="360"/>
+        <w:jc w:val="left"/>
+        <w:rPr/>
+      </w:pPr>
       <w:r>
         <w:rPr>
           <w:b w:val="0"/>
@@ -16280,13 +17398,54 @@
           <w:u w:val="none"/>
           <w:rtl w:val="0"/>
         </w:rPr>
-        <w:t xml:space="preserve">Catch a spined larupia for the diary. Kill </w:t>
-      </w:r>
-      <w:r>
-        <w:rPr>
-          <w:rtl w:val="0"/>
-        </w:rPr>
-        <w:t xml:space="preserve">wolves for Rag and Bone Man II.</w:t>
+        <w:t xml:space="preserve">After solving Horvik’s problem </w:t>
+      </w:r>
+      <w:r>
+        <w:rPr>
+          <w:rtl w:val="0"/>
+        </w:rPr>
+        <w:t xml:space="preserve">go to the southeast corner of Varrock, make two eagle disguises for Eagles’ Peak (and the spottier cape if you had the hunter level). Next world h</w:t>
+      </w:r>
+      <w:r>
+        <w:rPr>
+          <w:b w:val="0"/>
+          <w:bCs w:val="0"/>
+          <w:i w:val="0"/>
+          <w:iCs w:val="0"/>
+          <w:strike w:val="0"/>
+          <w:color w:val="000000"/>
+          <w:sz w:val="24"/>
+          <w:szCs w:val="24"/>
+          <w:u w:val="none"/>
+          <w:rtl w:val="0"/>
+        </w:rPr>
+        <w:t xml:space="preserve">op at the west bank anvils until you find Bob again and complete A Tail of Two Cats (lamp on </w:t>
+      </w:r>
+      <w:r>
+        <w:rPr>
+          <w:rtl w:val="0"/>
+        </w:rPr>
+        <w:t xml:space="preserve">slayer</w:t>
+      </w:r>
+      <w:r>
+        <w:rPr>
+          <w:b w:val="0"/>
+          <w:bCs w:val="0"/>
+          <w:i w:val="0"/>
+          <w:iCs w:val="0"/>
+          <w:strike w:val="0"/>
+          <w:color w:val="000000"/>
+          <w:sz w:val="24"/>
+          <w:szCs w:val="24"/>
+          <w:u w:val="none"/>
+          <w:rtl w:val="0"/>
+        </w:rPr>
+        <w:t xml:space="preserve">). </w:t>
+      </w:r>
+      <w:r>
+        <w:rPr>
+          <w:rtl w:val="0"/>
+        </w:rPr>
       </w:r>
     </w:p>
     <w:p>
@@ -16325,7 +17484,9 @@
     <w:p>
       <w:pPr>
         <w:jc w:val="left"/>
-        <w:rPr/>
+        <w:rPr>
+          <w:color w:val="8d1d75"/>
+        </w:rPr>
       </w:pPr>
       <w:r>
         <w:rPr>
@@ -16355,7 +17516,7 @@
           <w:u w:val="none"/>
           <w:rtl w:val="0"/>
         </w:rPr>
-        <w:t xml:space="preserve">cash stack, stodgy mattress, semi-precious gems, sapphires, Ardy Cloak 1, dramen staff, teasing stick, knife, regular logs, hammer, chisel, melee gear, dueling ring, energy potions, games necklace</w:t>
+        <w:t xml:space="preserve">catspeak amulet, law runes, air staff, earth runes</w:t>
       </w:r>
       <w:r>
         <w:rPr>
@@ -16370,7 +17531,7 @@
           <w:u w:val="none"/>
           <w:rtl w:val="0"/>
         </w:rPr>
-        <w:t xml:space="preserve"> (next)</w:t>
+        <w:t xml:space="preserve"> (all for next section)</w:t>
       </w:r>
       <w:r>
         <w:rPr>
@@ -16417,6 +17578,250 @@
       </w:r>
       <w:r>
         <w:rPr>
+          <w:rtl w:val="0"/>
+        </w:rPr>
+      </w:r>
+    </w:p>
+    <w:p>
+      <w:pPr>
+        <w:jc w:val="left"/>
+        <w:rPr>
+          <w:b w:val="0"/>
+          <w:bCs w:val="0"/>
+          <w:i w:val="0"/>
+          <w:iCs w:val="0"/>
+          <w:strike w:val="0"/>
+          <w:color w:val="8d1d75"/>
+          <w:sz w:val="24"/>
+          <w:szCs w:val="24"/>
+          <w:u w:val="none"/>
+        </w:rPr>
+      </w:pPr>
+      <w:r>
+        <w:rPr>
+          <w:b w:val="0"/>
+          <w:bCs w:val="0"/>
+          <w:i w:val="0"/>
+          <w:iCs w:val="0"/>
+          <w:strike w:val="0"/>
+          <w:color w:val="8d1d75"/>
+          <w:sz w:val="24"/>
+          <w:szCs w:val="24"/>
+          <w:u w:val="none"/>
+          <w:rtl w:val="0"/>
+        </w:rPr>
+        <w:t xml:space="preserve">Total time: </w:t>
+      </w:r>
+      <w:r>
+        <w:rPr>
+          <w:color w:val="8d1d75"/>
+          <w:rtl w:val="0"/>
+        </w:rPr>
+        <w:t xml:space="preserve">15d9h</w:t>
+      </w:r>
+      <w:r>
+        <w:rPr>
+          <w:rtl w:val="0"/>
+        </w:rPr>
+      </w:r>
+    </w:p>
+    <w:p>
+      <w:pPr>
+        <w:numPr>
+          <w:ilvl w:val="0"/>
+          <w:numId w:val="1"/>
+        </w:numPr>
+        <w:ind w:left="720" w:hanging="360"/>
+        <w:jc w:val="left"/>
+        <w:rPr/>
+      </w:pPr>
+      <w:r>
+        <w:rPr>
+          <w:b w:val="0"/>
+          <w:bCs w:val="0"/>
+          <w:i w:val="0"/>
+          <w:iCs w:val="0"/>
+          <w:strike w:val="0"/>
+          <w:color w:val="000000"/>
+          <w:sz w:val="24"/>
+          <w:szCs w:val="24"/>
+          <w:u w:val="none"/>
+          <w:rtl w:val="0"/>
+        </w:rPr>
+        <w:t xml:space="preserve">Get to Lumbridge, continue Cold War, complete RFD/Evil Dave, start RFD/Awowogei, RFD/Sir Amik Varze (speak with the cook to learn the recip</w:t>
+      </w:r>
+      <w:r>
+        <w:rPr>
+          <w:rtl w:val="0"/>
+        </w:rPr>
+        <w:t xml:space="preserve">e)</w:t>
+      </w:r>
+      <w:r>
+        <w:rPr>
+          <w:b w:val="0"/>
+          <w:bCs w:val="0"/>
+          <w:i w:val="0"/>
+          <w:iCs w:val="0"/>
+          <w:strike w:val="0"/>
+          <w:color w:val="000000"/>
+          <w:sz w:val="24"/>
+          <w:szCs w:val="24"/>
+          <w:u w:val="none"/>
+          <w:rtl w:val="0"/>
+        </w:rPr>
+        <w:t xml:space="preserve">, RFD/Lumbridge Guide and RFD/Skrach. Buy black </w:t>
+      </w:r>
+      <w:r>
+        <w:rPr>
+          <w:rtl w:val="0"/>
+        </w:rPr>
+        <w:t xml:space="preserve">gloves.</w:t>
+      </w:r>
+    </w:p>
+    <w:p>
+      <w:pPr>
+        <w:numPr>
+          <w:ilvl w:val="1"/>
+          <w:numId w:val="1"/>
+        </w:numPr>
+        <w:ind w:left="1080" w:hanging="360"/>
+        <w:jc w:val="left"/>
+        <w:rPr/>
+      </w:pPr>
+      <w:r>
+        <w:rPr>
+          <w:b w:val="0"/>
+          <w:bCs w:val="0"/>
+          <w:i w:val="0"/>
+          <w:iCs w:val="0"/>
+          <w:strike w:val="0"/>
+          <w:color w:val="000000"/>
+          <w:sz w:val="24"/>
+          <w:szCs w:val="24"/>
+          <w:u w:val="none"/>
+          <w:rtl w:val="0"/>
+        </w:rPr>
+        <w:t xml:space="preserve">Note: do NOT let Larry teleport you to the iceberg! You will be stuck there with no easy way back.</w:t>
+      </w:r>
+      <w:r>
+        <w:rPr>
+          <w:rtl w:val="0"/>
+        </w:rPr>
+      </w:r>
+    </w:p>
+    <w:p>
+      <w:pPr>
+        <w:jc w:val="left"/>
+        <w:rPr/>
+      </w:pPr>
+      <w:r>
+        <w:rPr>
+          <w:b w:val="1"/>
+          <w:bCs w:val="1"/>
+          <w:i w:val="0"/>
+          <w:iCs w:val="0"/>
+          <w:strike w:val="0"/>
+          <w:color w:val="8d1d75"/>
+          <w:sz w:val="24"/>
+          <w:szCs w:val="24"/>
+          <w:u w:val="none"/>
+          <w:rtl w:val="0"/>
+        </w:rPr>
+        <w:t xml:space="preserve">GP stack: </w:t>
+      </w:r>
+      <w:r>
+        <w:rPr>
+          <w:color w:val="8d1d75"/>
+          <w:rtl w:val="0"/>
+        </w:rPr>
+        <w:t xml:space="preserve">30k gp</w:t>
+      </w:r>
+      <w:r>
+        <w:rPr>
+          <w:rtl w:val="0"/>
+        </w:rPr>
+      </w:r>
+    </w:p>
+    <w:p>
+      <w:pPr>
+        <w:jc w:val="left"/>
+        <w:rPr/>
+      </w:pPr>
+      <w:r>
+        <w:rPr>
+          <w:b w:val="1"/>
+          <w:bCs w:val="1"/>
+          <w:i w:val="0"/>
+          <w:iCs w:val="0"/>
+          <w:strike w:val="0"/>
+          <w:color w:val="8d1d75"/>
+          <w:sz w:val="24"/>
+          <w:szCs w:val="24"/>
+          <w:u w:val="none"/>
+          <w:rtl w:val="0"/>
+        </w:rPr>
+        <w:t xml:space="preserve">Items needed: </w:t>
+      </w:r>
+      <w:r>
+        <w:rPr>
+          <w:b w:val="0"/>
+          <w:bCs w:val="0"/>
+          <w:i w:val="0"/>
+          <w:iCs w:val="0"/>
+          <w:strike w:val="0"/>
+          <w:color w:val="8d1d75"/>
+          <w:sz w:val="24"/>
+          <w:szCs w:val="24"/>
+          <w:u w:val="none"/>
+          <w:rtl w:val="0"/>
+        </w:rPr>
+        <w:t xml:space="preserve">penguin suit, evil stew, air runes, water rune, law rune</w:t>
+      </w:r>
+      <w:r>
+        <w:rPr>
+          <w:rtl w:val="0"/>
+        </w:rPr>
+      </w:r>
+    </w:p>
+    <w:p>
+      <w:pPr>
+        <w:jc w:val="left"/>
+        <w:rPr>
+          <w:color w:val="8d1d75"/>
+        </w:rPr>
+      </w:pPr>
+      <w:r>
+        <w:rPr>
+          <w:b w:val="1"/>
+          <w:bCs w:val="1"/>
+          <w:i w:val="0"/>
+          <w:iCs w:val="0"/>
+          <w:strike w:val="0"/>
+          <w:color w:val="8d1d75"/>
+          <w:sz w:val="24"/>
+          <w:szCs w:val="24"/>
+          <w:u w:val="none"/>
+          <w:rtl w:val="0"/>
+        </w:rPr>
+        <w:t xml:space="preserve">Skills/quests met?:</w:t>
+      </w:r>
+      <w:r>
+        <w:rPr>
+          <w:b w:val="0"/>
+          <w:bCs w:val="0"/>
+          <w:i w:val="0"/>
+          <w:iCs w:val="0"/>
+          <w:strike w:val="0"/>
+          <w:color w:val="8d1d75"/>
+          <w:sz w:val="24"/>
+          <w:szCs w:val="24"/>
+          <w:u w:val="none"/>
+          <w:rtl w:val="0"/>
+        </w:rPr>
+        <w:t xml:space="preserve"> yes</w:t>
+      </w:r>
+      <w:r>
+        <w:rPr>
           <w:b w:val="0"/>
           <w:bCs w:val="0"/>
           <w:i w:val="0"/>
@@ -16428,22 +17833,7 @@
           <w:u w:val="none"/>
           <w:rtl w:val="0"/>
         </w:rPr>
-        <w:t xml:space="preserve"> </w:t>
-      </w:r>
-      <w:r>
-        <w:rPr>
-          <w:b w:val="0"/>
-          <w:bCs w:val="0"/>
-          <w:i w:val="0"/>
-          <w:iCs w:val="0"/>
-          <w:strike w:val="0"/>
-          <w:color w:val="8d1d75"/>
-          <w:sz w:val="24"/>
-          <w:szCs w:val="24"/>
-          <w:u w:val="none"/>
-          <w:rtl w:val="0"/>
-        </w:rPr>
-        <w:t xml:space="preserve">(follow wiki steps to obtain the remaining items during the quest)</w:t>
+        <w:t xml:space="preserve"> (listen to the wiki when it tells you to steal a bell and grab items)</w:t>
       </w:r>
       <w:r>
         <w:rPr>
@@ -16486,7 +17876,7 @@
           <w:color w:val="8d1d75"/>
           <w:rtl w:val="0"/>
         </w:rPr>
-        <w:t xml:space="preserve">15d7h</w:t>
+        <w:t xml:space="preserve">15d9h</w:t>
       </w:r>
       <w:r>
         <w:rPr>
@@ -16517,13 +17907,13 @@
           <w:u w:val="none"/>
           <w:rtl w:val="0"/>
         </w:rPr>
-        <w:t xml:space="preserve">After completing the Rantz step of OSF, teleport to Burthorpe and progress A Tail of Two Cats (the potatoes should be grown by now), then to Varrock (chronicle). Progress Ratcatchers at Hooknosed Jack, talk to the Apothecary for Ratcatchers</w:t>
-      </w:r>
-      <w:r>
-        <w:rPr>
-          <w:rtl w:val="0"/>
-        </w:rPr>
-        <w:t xml:space="preserve"> and </w:t>
+        <w:t xml:space="preserve">Continue OSF (Misthalin steps), when in Draynor speak with the Wise Old Man for RFD/Varze</w:t>
+      </w:r>
+      <w:r>
+        <w:rPr>
+          <w:rtl w:val="0"/>
+        </w:rPr>
+        <w:t xml:space="preserve"> then run to the Wizards’ Tower and speak with Wizard Traiborn for RFD/Lumbridge Guide. Run back, continue OSF. W</w:t>
       </w:r>
       <w:r>
         <w:rPr>
@@ -16538,13 +17928,13 @@
           <w:u w:val="none"/>
           <w:rtl w:val="0"/>
         </w:rPr>
-        <w:t xml:space="preserve">A Tail of Two Cat</w:t>
-      </w:r>
-      <w:r>
-        <w:rPr>
-          <w:rtl w:val="0"/>
-        </w:rPr>
-        <w:t xml:space="preserve">s.</w:t>
+        <w:t xml:space="preserve">hen in Port Sarim kill seagulls for Rag and Bone Man II</w:t>
+      </w:r>
+      <w:r>
+        <w:rPr>
+          <w:rtl w:val="0"/>
+        </w:rPr>
+        <w:t xml:space="preserve"> then </w:t>
       </w:r>
       <w:r>
         <w:rPr>
@@ -16559,7 +17949,7 @@
           <w:u w:val="none"/>
           <w:rtl w:val="0"/>
         </w:rPr>
-        <w:t xml:space="preserve"> Return to Hooknosed Jack to continue Ratcatchers.</w:t>
+        <w:t xml:space="preserve">speak with The Face and Felkrash for Ratcatchers (until you need to go to the snake charmer).</w:t>
       </w:r>
       <w:r>
         <w:rPr>
@@ -16603,7 +17993,9 @@
     <w:p>
       <w:pPr>
         <w:jc w:val="left"/>
-        <w:rPr/>
+        <w:rPr>
+          <w:color w:val="8d1d75"/>
+        </w:rPr>
       </w:pPr>
       <w:r>
         <w:rPr>
@@ -16633,1476 +18025,7 @@
           <w:u w:val="none"/>
           <w:rtl w:val="0"/>
         </w:rPr>
-        <w:t xml:space="preserve">stodgy mattress, games necklace, catspeak amulet, hellcat, 4 cheese, empty vial, 2 red spider’s eggs, kwuarm, marrentill, unicorn horn dust, bucket of milk, karambwanji or other fish (for cat), limpwurt root, law</w:t>
-      </w:r>
-      <w:r>
-        <w:rPr>
-          <w:color w:val="8d1d75"/>
-          <w:rtl w:val="0"/>
-        </w:rPr>
-        <w:t xml:space="preserve"> runes, air runes, fire runes</w:t>
-      </w:r>
-      <w:r>
-        <w:rPr>
-          <w:rtl w:val="0"/>
-        </w:rPr>
-      </w:r>
-    </w:p>
-    <w:p>
-      <w:pPr>
-        <w:jc w:val="left"/>
-        <w:rPr/>
-      </w:pPr>
-      <w:r>
-        <w:rPr>
-          <w:b w:val="1"/>
-          <w:bCs w:val="1"/>
-          <w:i w:val="0"/>
-          <w:iCs w:val="0"/>
-          <w:strike w:val="0"/>
-          <w:color w:val="8d1d75"/>
-          <w:sz w:val="24"/>
-          <w:szCs w:val="24"/>
-          <w:u w:val="none"/>
-          <w:rtl w:val="0"/>
-        </w:rPr>
-        <w:t xml:space="preserve">Skills/quests met?:</w:t>
-      </w:r>
-      <w:r>
-        <w:rPr>
-          <w:b w:val="0"/>
-          <w:bCs w:val="0"/>
-          <w:i w:val="0"/>
-          <w:iCs w:val="0"/>
-          <w:strike w:val="0"/>
-          <w:color w:val="8d1d75"/>
-          <w:sz w:val="24"/>
-          <w:szCs w:val="24"/>
-          <w:u w:val="none"/>
-          <w:rtl w:val="0"/>
-        </w:rPr>
-        <w:t xml:space="preserve"> yes</w:t>
-      </w:r>
-      <w:r>
-        <w:rPr>
-          <w:rtl w:val="0"/>
-        </w:rPr>
-      </w:r>
-    </w:p>
-    <w:p>
-      <w:pPr>
-        <w:jc w:val="left"/>
-        <w:rPr>
-          <w:b w:val="0"/>
-          <w:bCs w:val="0"/>
-          <w:i w:val="0"/>
-          <w:iCs w:val="0"/>
-          <w:strike w:val="0"/>
-          <w:color w:val="8d1d75"/>
-          <w:sz w:val="24"/>
-          <w:szCs w:val="24"/>
-          <w:u w:val="none"/>
-        </w:rPr>
-      </w:pPr>
-      <w:r>
-        <w:rPr>
-          <w:b w:val="0"/>
-          <w:bCs w:val="0"/>
-          <w:i w:val="0"/>
-          <w:iCs w:val="0"/>
-          <w:strike w:val="0"/>
-          <w:color w:val="8d1d75"/>
-          <w:sz w:val="24"/>
-          <w:szCs w:val="24"/>
-          <w:u w:val="none"/>
-          <w:rtl w:val="0"/>
-        </w:rPr>
-        <w:t xml:space="preserve">Total time: </w:t>
-      </w:r>
-      <w:r>
-        <w:rPr>
-          <w:color w:val="8d1d75"/>
-          <w:rtl w:val="0"/>
-        </w:rPr>
-        <w:t xml:space="preserve">15d7h</w:t>
-      </w:r>
-      <w:r>
-        <w:rPr>
-          <w:rtl w:val="0"/>
-        </w:rPr>
-      </w:r>
-    </w:p>
-    <w:p>
-      <w:pPr>
-        <w:numPr>
-          <w:ilvl w:val="0"/>
-          <w:numId w:val="1"/>
-        </w:numPr>
-        <w:ind w:left="720" w:hanging="360"/>
-        <w:jc w:val="left"/>
-        <w:rPr/>
-      </w:pPr>
-      <w:r>
-        <w:rPr>
-          <w:b w:val="0"/>
-          <w:bCs w:val="0"/>
-          <w:i w:val="0"/>
-          <w:iCs w:val="0"/>
-          <w:strike w:val="0"/>
-          <w:color w:val="000000"/>
-          <w:sz w:val="24"/>
-          <w:szCs w:val="24"/>
-          <w:u w:val="none"/>
-          <w:rtl w:val="0"/>
-        </w:rPr>
-        <w:t xml:space="preserve">Make the penguin suit (use an extra steel bar for the clockwork) after upgrading the workbench. Blast furnace minigame teleport and complete the Smokin’ Joe part of Ratcatchers, followed by giving the gold cannonball to Dondakan and collecting three of the four schematics for Between a Rock…</w:t>
-      </w:r>
-      <w:r>
-        <w:rPr>
-          <w:rtl w:val="0"/>
-        </w:rPr>
-      </w:r>
-    </w:p>
-    <w:p>
-      <w:pPr>
-        <w:jc w:val="left"/>
-        <w:rPr/>
-      </w:pPr>
-      <w:r>
-        <w:rPr>
-          <w:b w:val="1"/>
-          <w:bCs w:val="1"/>
-          <w:i w:val="0"/>
-          <w:iCs w:val="0"/>
-          <w:strike w:val="0"/>
-          <w:color w:val="8d1d75"/>
-          <w:sz w:val="24"/>
-          <w:szCs w:val="24"/>
-          <w:u w:val="none"/>
-          <w:rtl w:val="0"/>
-        </w:rPr>
-        <w:t xml:space="preserve">GP stack: </w:t>
-      </w:r>
-      <w:r>
-        <w:rPr>
-          <w:color w:val="8d1d75"/>
-          <w:rtl w:val="0"/>
-        </w:rPr>
-        <w:t xml:space="preserve">30k gp</w:t>
-      </w:r>
-      <w:r>
-        <w:rPr>
-          <w:rtl w:val="0"/>
-        </w:rPr>
-      </w:r>
-    </w:p>
-    <w:p>
-      <w:pPr>
-        <w:jc w:val="left"/>
-        <w:rPr/>
-      </w:pPr>
-      <w:r>
-        <w:rPr>
-          <w:b w:val="1"/>
-          <w:bCs w:val="1"/>
-          <w:i w:val="0"/>
-          <w:iCs w:val="0"/>
-          <w:strike w:val="0"/>
-          <w:color w:val="8d1d75"/>
-          <w:sz w:val="24"/>
-          <w:szCs w:val="24"/>
-          <w:u w:val="none"/>
-          <w:rtl w:val="0"/>
-        </w:rPr>
-        <w:t xml:space="preserve">Items needed: </w:t>
-      </w:r>
-      <w:r>
-        <w:rPr>
-          <w:b w:val="0"/>
-          <w:bCs w:val="0"/>
-          <w:i w:val="0"/>
-          <w:iCs w:val="0"/>
-          <w:strike w:val="0"/>
-          <w:color w:val="8d1d75"/>
-          <w:sz w:val="24"/>
-          <w:szCs w:val="24"/>
-          <w:u w:val="none"/>
-          <w:rtl w:val="0"/>
-        </w:rPr>
-        <w:t xml:space="preserve">law runes, earth runes, air runes, two molten glass, plank, silk, steel bar, hellcat, catspeak amulet, pot, weeds, tinderbox, golden cannonball, dwarven lore book</w:t>
-      </w:r>
-      <w:r>
-        <w:rPr>
-          <w:b w:val="0"/>
-          <w:bCs w:val="0"/>
-          <w:i w:val="0"/>
-          <w:iCs w:val="0"/>
-          <w:strike w:val="0"/>
-          <w:color w:val="c9211e"/>
-          <w:sz w:val="24"/>
-          <w:szCs w:val="24"/>
-          <w:u w:val="none"/>
-          <w:rtl w:val="0"/>
-        </w:rPr>
-        <w:t xml:space="preserve"> (for the third page)</w:t>
-      </w:r>
-      <w:r>
-        <w:rPr>
-          <w:rtl w:val="0"/>
-        </w:rPr>
-      </w:r>
-    </w:p>
-    <w:p>
-      <w:pPr>
-        <w:jc w:val="left"/>
-        <w:rPr/>
-      </w:pPr>
-      <w:r>
-        <w:rPr>
-          <w:b w:val="1"/>
-          <w:bCs w:val="1"/>
-          <w:i w:val="0"/>
-          <w:iCs w:val="0"/>
-          <w:strike w:val="0"/>
-          <w:color w:val="8d1d75"/>
-          <w:sz w:val="24"/>
-          <w:szCs w:val="24"/>
-          <w:u w:val="none"/>
-          <w:rtl w:val="0"/>
-        </w:rPr>
-        <w:t xml:space="preserve">Skills/quests met?:</w:t>
-      </w:r>
-      <w:r>
-        <w:rPr>
-          <w:b w:val="0"/>
-          <w:bCs w:val="0"/>
-          <w:i w:val="0"/>
-          <w:iCs w:val="0"/>
-          <w:strike w:val="0"/>
-          <w:color w:val="8d1d75"/>
-          <w:sz w:val="24"/>
-          <w:szCs w:val="24"/>
-          <w:u w:val="none"/>
-          <w:rtl w:val="0"/>
-        </w:rPr>
-        <w:t xml:space="preserve"> yes</w:t>
-      </w:r>
-      <w:r>
-        <w:rPr>
-          <w:rtl w:val="0"/>
-        </w:rPr>
-      </w:r>
-    </w:p>
-    <w:p>
-      <w:pPr>
-        <w:jc w:val="left"/>
-        <w:rPr>
-          <w:b w:val="0"/>
-          <w:bCs w:val="0"/>
-          <w:i w:val="0"/>
-          <w:iCs w:val="0"/>
-          <w:strike w:val="0"/>
-          <w:color w:val="8d1d75"/>
-          <w:sz w:val="24"/>
-          <w:szCs w:val="24"/>
-          <w:u w:val="none"/>
-        </w:rPr>
-      </w:pPr>
-      <w:r>
-        <w:rPr>
-          <w:b w:val="0"/>
-          <w:bCs w:val="0"/>
-          <w:i w:val="0"/>
-          <w:iCs w:val="0"/>
-          <w:strike w:val="0"/>
-          <w:color w:val="8d1d75"/>
-          <w:sz w:val="24"/>
-          <w:szCs w:val="24"/>
-          <w:u w:val="none"/>
-          <w:rtl w:val="0"/>
-        </w:rPr>
-        <w:t xml:space="preserve">Total time: </w:t>
-      </w:r>
-      <w:r>
-        <w:rPr>
-          <w:color w:val="8d1d75"/>
-          <w:rtl w:val="0"/>
-        </w:rPr>
-        <w:t xml:space="preserve">15d8h</w:t>
-      </w:r>
-      <w:r>
-        <w:rPr>
-          <w:rtl w:val="0"/>
-        </w:rPr>
-      </w:r>
-    </w:p>
-    <w:p>
-      <w:pPr>
-        <w:numPr>
-          <w:ilvl w:val="0"/>
-          <w:numId w:val="1"/>
-        </w:numPr>
-        <w:ind w:left="720" w:hanging="360"/>
-        <w:jc w:val="left"/>
-        <w:rPr/>
-      </w:pPr>
-      <w:r>
-        <w:rPr>
-          <w:b w:val="0"/>
-          <w:bCs w:val="0"/>
-          <w:i w:val="0"/>
-          <w:iCs w:val="0"/>
-          <w:strike w:val="0"/>
-          <w:color w:val="000000"/>
-          <w:sz w:val="24"/>
-          <w:szCs w:val="24"/>
-          <w:u w:val="none"/>
-          <w:rtl w:val="0"/>
-        </w:rPr>
-        <w:t xml:space="preserve">Teleport to Burthorpe to progress A Tail of Two Cats, then minigame teleport to Port Khazard, continue OSF, when in Ardougne rebank and start Legends’ Quest, grind your sweetcorn into a pot of cornflour if you have the sweetcorn (if not you can just grind it later). Continue OSF then continue Cold War until </w:t>
-      </w:r>
-      <w:r>
-        <w:rPr>
-          <w:b w:val="0"/>
-          <w:bCs w:val="0"/>
-          <w:i w:val="0"/>
-          <w:iCs w:val="0"/>
-          <w:strike w:val="0"/>
-          <w:color w:val="000000"/>
-          <w:sz w:val="24"/>
-          <w:szCs w:val="24"/>
-          <w:u w:val="single"/>
-          <w:rtl w:val="0"/>
-        </w:rPr>
-        <w:t xml:space="preserve">after</w:t>
-      </w:r>
-      <w:r>
-        <w:rPr>
-          <w:b w:val="0"/>
-          <w:bCs w:val="0"/>
-          <w:i w:val="0"/>
-          <w:iCs w:val="0"/>
-          <w:strike w:val="0"/>
-          <w:color w:val="000000"/>
-          <w:sz w:val="24"/>
-          <w:szCs w:val="24"/>
-          <w:u w:val="none"/>
-          <w:rtl w:val="0"/>
-        </w:rPr>
-        <w:t xml:space="preserve"> the raw cod/ring of charos(a) step (so next up you have to collect the ‘Intelligence’.). Make sure to</w:t>
-      </w:r>
-      <w:r>
-        <w:rPr>
-          <w:rtl w:val="0"/>
-        </w:rPr>
-        <w:t xml:space="preserve"> pick up 5 papyrus</w:t>
-      </w:r>
-      <w:r>
-        <w:rPr>
-          <w:b w:val="0"/>
-          <w:bCs w:val="0"/>
-          <w:i w:val="0"/>
-          <w:iCs w:val="0"/>
-          <w:strike w:val="0"/>
-          <w:color w:val="000000"/>
-          <w:sz w:val="24"/>
-          <w:szCs w:val="24"/>
-          <w:u w:val="none"/>
-          <w:rtl w:val="0"/>
-        </w:rPr>
-        <w:t xml:space="preserve"> during Legends’ Quest start</w:t>
-      </w:r>
-      <w:r>
-        <w:rPr>
-          <w:rtl w:val="0"/>
-        </w:rPr>
-      </w:r>
-    </w:p>
-    <w:p>
-      <w:pPr>
-        <w:jc w:val="left"/>
-        <w:rPr/>
-      </w:pPr>
-      <w:r>
-        <w:rPr>
-          <w:b w:val="1"/>
-          <w:bCs w:val="1"/>
-          <w:i w:val="0"/>
-          <w:iCs w:val="0"/>
-          <w:strike w:val="0"/>
-          <w:color w:val="8d1d75"/>
-          <w:sz w:val="24"/>
-          <w:szCs w:val="24"/>
-          <w:u w:val="none"/>
-          <w:rtl w:val="0"/>
-        </w:rPr>
-        <w:t xml:space="preserve">GP stack: </w:t>
-      </w:r>
-      <w:r>
-        <w:rPr>
-          <w:color w:val="8d1d75"/>
-          <w:rtl w:val="0"/>
-        </w:rPr>
-        <w:t xml:space="preserve">30k gp</w:t>
-      </w:r>
-      <w:r>
-        <w:rPr>
-          <w:rtl w:val="0"/>
-        </w:rPr>
-      </w:r>
-    </w:p>
-    <w:p>
-      <w:pPr>
-        <w:jc w:val="left"/>
-        <w:rPr>
-          <w:color w:val="8d1d75"/>
-        </w:rPr>
-      </w:pPr>
-      <w:r>
-        <w:rPr>
-          <w:b w:val="1"/>
-          <w:bCs w:val="1"/>
-          <w:i w:val="0"/>
-          <w:iCs w:val="0"/>
-          <w:strike w:val="0"/>
-          <w:color w:val="8d1d75"/>
-          <w:sz w:val="24"/>
-          <w:szCs w:val="24"/>
-          <w:u w:val="none"/>
-          <w:rtl w:val="0"/>
-        </w:rPr>
-        <w:t xml:space="preserve">Items needed: </w:t>
-      </w:r>
-      <w:r>
-        <w:rPr>
-          <w:b w:val="0"/>
-          <w:bCs w:val="0"/>
-          <w:i w:val="0"/>
-          <w:iCs w:val="0"/>
-          <w:strike w:val="0"/>
-          <w:color w:val="8d1d75"/>
-          <w:sz w:val="24"/>
-          <w:szCs w:val="24"/>
-          <w:u w:val="none"/>
-          <w:rtl w:val="0"/>
-        </w:rPr>
-        <w:t xml:space="preserve">doctor’s hat, desert shirt/robe, vial of water, law runes, water staff, melee gear + rune pickaxe, prayer potions, hammer, ring of charos(a), Ardy Cloak 1, penguin suit</w:t>
-      </w:r>
-      <w:r>
-        <w:rPr>
-          <w:rtl w:val="0"/>
-        </w:rPr>
-      </w:r>
-    </w:p>
-    <w:p>
-      <w:pPr>
-        <w:jc w:val="left"/>
-        <w:rPr>
-          <w:color w:val="8d1d75"/>
-        </w:rPr>
-      </w:pPr>
-      <w:r>
-        <w:rPr>
-          <w:b w:val="1"/>
-          <w:bCs w:val="1"/>
-          <w:i w:val="0"/>
-          <w:iCs w:val="0"/>
-          <w:strike w:val="0"/>
-          <w:color w:val="8d1d75"/>
-          <w:sz w:val="24"/>
-          <w:szCs w:val="24"/>
-          <w:u w:val="none"/>
-          <w:rtl w:val="0"/>
-        </w:rPr>
-        <w:t xml:space="preserve">Skills/quests met?:</w:t>
-      </w:r>
-      <w:r>
-        <w:rPr>
-          <w:b w:val="0"/>
-          <w:bCs w:val="0"/>
-          <w:i w:val="0"/>
-          <w:iCs w:val="0"/>
-          <w:strike w:val="0"/>
-          <w:color w:val="8d1d75"/>
-          <w:sz w:val="24"/>
-          <w:szCs w:val="24"/>
-          <w:u w:val="none"/>
-          <w:rtl w:val="0"/>
-        </w:rPr>
-        <w:t xml:space="preserve"> yes</w:t>
-      </w:r>
-      <w:r>
-        <w:rPr>
-          <w:rtl w:val="0"/>
-        </w:rPr>
-      </w:r>
-    </w:p>
-    <w:p>
-      <w:pPr>
-        <w:jc w:val="left"/>
-        <w:rPr>
-          <w:b w:val="0"/>
-          <w:bCs w:val="0"/>
-          <w:i w:val="0"/>
-          <w:iCs w:val="0"/>
-          <w:strike w:val="0"/>
-          <w:color w:val="8d1d75"/>
-          <w:sz w:val="24"/>
-          <w:szCs w:val="24"/>
-          <w:u w:val="none"/>
-        </w:rPr>
-      </w:pPr>
-      <w:r>
-        <w:rPr>
-          <w:b w:val="0"/>
-          <w:bCs w:val="0"/>
-          <w:i w:val="0"/>
-          <w:iCs w:val="0"/>
-          <w:strike w:val="0"/>
-          <w:color w:val="8d1d75"/>
-          <w:sz w:val="24"/>
-          <w:szCs w:val="24"/>
-          <w:u w:val="none"/>
-          <w:rtl w:val="0"/>
-        </w:rPr>
-        <w:t xml:space="preserve">Total time: </w:t>
-      </w:r>
-      <w:r>
-        <w:rPr>
-          <w:color w:val="8d1d75"/>
-          <w:rtl w:val="0"/>
-        </w:rPr>
-        <w:t xml:space="preserve">15d8h</w:t>
-      </w:r>
-      <w:r>
-        <w:rPr>
-          <w:rtl w:val="0"/>
-        </w:rPr>
-      </w:r>
-    </w:p>
-    <w:p>
-      <w:pPr>
-        <w:numPr>
-          <w:ilvl w:val="0"/>
-          <w:numId w:val="1"/>
-        </w:numPr>
-        <w:ind w:left="720" w:hanging="360"/>
-        <w:jc w:val="left"/>
-        <w:rPr/>
-      </w:pPr>
-      <w:r>
-        <w:rPr>
-          <w:b w:val="0"/>
-          <w:bCs w:val="0"/>
-          <w:i w:val="0"/>
-          <w:iCs w:val="0"/>
-          <w:strike w:val="0"/>
-          <w:color w:val="000000"/>
-          <w:sz w:val="24"/>
-          <w:szCs w:val="24"/>
-          <w:u w:val="none"/>
-          <w:rtl w:val="0"/>
-        </w:rPr>
-        <w:t xml:space="preserve">Continue One Small Favour, all the way from Seers’ Village to Horvik in Varrock. When at the White Wolf Mountain speak with Khorvak under White Wolf Mountain for Between a Rock…, when in Barbarian Village make a second pot lid for Swan Song, enter the Stronghold of Security and collect an imbued skull sceptre and spend one charge to teleport for the diary</w:t>
-      </w:r>
-      <w:r>
-        <w:rPr>
-          <w:rtl w:val="0"/>
-        </w:rPr>
-        <w:t xml:space="preserve">, then run north and take the abyss to the chaos runecrafting altar with the wand and 15 chaos runes for What Lies Below. When at Horvik continue and complete What Lies Below. Collect (keep) the Dragon’hai history book for 5 kudos at the Varrock Museum at your own convenience.</w:t>
-      </w:r>
-      <w:r>
-        <w:rPr>
-          <w:rtl w:val="0"/>
-        </w:rPr>
-      </w:r>
-    </w:p>
-    <w:p>
-      <w:pPr>
-        <w:jc w:val="left"/>
-        <w:rPr/>
-      </w:pPr>
-      <w:r>
-        <w:rPr>
-          <w:b w:val="1"/>
-          <w:bCs w:val="1"/>
-          <w:i w:val="0"/>
-          <w:iCs w:val="0"/>
-          <w:strike w:val="0"/>
-          <w:color w:val="8d1d75"/>
-          <w:sz w:val="24"/>
-          <w:szCs w:val="24"/>
-          <w:u w:val="none"/>
-          <w:rtl w:val="0"/>
-        </w:rPr>
-        <w:t xml:space="preserve">GP stack: </w:t>
-      </w:r>
-      <w:r>
-        <w:rPr>
-          <w:color w:val="8d1d75"/>
-          <w:rtl w:val="0"/>
-        </w:rPr>
-        <w:t xml:space="preserve">30k gp</w:t>
-      </w:r>
-      <w:r>
-        <w:rPr>
-          <w:rtl w:val="0"/>
-        </w:rPr>
-      </w:r>
-    </w:p>
-    <w:p>
-      <w:pPr>
-        <w:jc w:val="left"/>
-        <w:rPr/>
-      </w:pPr>
-      <w:r>
-        <w:rPr>
-          <w:b w:val="1"/>
-          <w:bCs w:val="1"/>
-          <w:i w:val="0"/>
-          <w:iCs w:val="0"/>
-          <w:strike w:val="0"/>
-          <w:color w:val="8d1d75"/>
-          <w:sz w:val="24"/>
-          <w:szCs w:val="24"/>
-          <w:u w:val="none"/>
-          <w:rtl w:val="0"/>
-        </w:rPr>
-        <w:t xml:space="preserve">Items needed: </w:t>
-      </w:r>
-      <w:r>
-        <w:rPr>
-          <w:b w:val="0"/>
-          <w:bCs w:val="0"/>
-          <w:i w:val="0"/>
-          <w:iCs w:val="0"/>
-          <w:strike w:val="0"/>
-          <w:color w:val="8d1d75"/>
-          <w:sz w:val="24"/>
-          <w:szCs w:val="24"/>
-          <w:u w:val="none"/>
-          <w:rtl w:val="0"/>
-        </w:rPr>
-        <w:t xml:space="preserve">law runes, air staff, hammer, dueling ring, melee gear, swordfish, prayer potions, energy potions, dwarven stout</w:t>
-      </w:r>
-      <w:r>
-        <w:rPr>
-          <w:b w:val="0"/>
-          <w:bCs w:val="0"/>
-          <w:i w:val="0"/>
-          <w:iCs w:val="0"/>
-          <w:strike w:val="0"/>
-          <w:color w:val="c9211e"/>
-          <w:sz w:val="24"/>
-          <w:szCs w:val="24"/>
-          <w:u w:val="none"/>
-          <w:rtl w:val="0"/>
-        </w:rPr>
-        <w:t xml:space="preserve"> (on table)</w:t>
-      </w:r>
-      <w:r>
-        <w:rPr>
-          <w:b w:val="0"/>
-          <w:bCs w:val="0"/>
-          <w:i w:val="0"/>
-          <w:iCs w:val="0"/>
-          <w:strike w:val="0"/>
-          <w:color w:val="8d1d75"/>
-          <w:sz w:val="24"/>
-          <w:szCs w:val="24"/>
-          <w:u w:val="none"/>
-          <w:rtl w:val="0"/>
-        </w:rPr>
-        <w:t xml:space="preserve">, 2 soft clay, fire runes, herbal tincture</w:t>
-      </w:r>
-      <w:r>
-        <w:rPr>
-          <w:b w:val="0"/>
-          <w:bCs w:val="0"/>
-          <w:i w:val="0"/>
-          <w:iCs w:val="0"/>
-          <w:strike w:val="0"/>
-          <w:color w:val="c9211e"/>
-          <w:sz w:val="24"/>
-          <w:szCs w:val="24"/>
-          <w:u w:val="none"/>
-          <w:rtl w:val="0"/>
-        </w:rPr>
-        <w:t xml:space="preserve"> (reclaim from Apothecary instead)</w:t>
-      </w:r>
-      <w:r>
-        <w:rPr>
-          <w:b w:val="0"/>
-          <w:bCs w:val="0"/>
-          <w:i w:val="0"/>
-          <w:iCs w:val="0"/>
-          <w:strike w:val="0"/>
-          <w:color w:val="8d1d75"/>
-          <w:sz w:val="24"/>
-          <w:szCs w:val="24"/>
-          <w:u w:val="none"/>
-          <w:rtl w:val="0"/>
-        </w:rPr>
-        <w:t xml:space="preserve">, 5 pigeon cages, fancy/fighter boots (to imbue the sceptre).</w:t>
-      </w:r>
-      <w:r>
-        <w:rPr>
-          <w:rtl w:val="0"/>
-        </w:rPr>
-      </w:r>
-    </w:p>
-    <w:p>
-      <w:pPr>
-        <w:jc w:val="left"/>
-        <w:rPr>
-          <w:color w:val="8d1d75"/>
-        </w:rPr>
-      </w:pPr>
-      <w:r>
-        <w:rPr>
-          <w:b w:val="1"/>
-          <w:bCs w:val="1"/>
-          <w:i w:val="0"/>
-          <w:iCs w:val="0"/>
-          <w:strike w:val="0"/>
-          <w:color w:val="8d1d75"/>
-          <w:sz w:val="24"/>
-          <w:szCs w:val="24"/>
-          <w:u w:val="none"/>
-          <w:rtl w:val="0"/>
-        </w:rPr>
-        <w:t xml:space="preserve">Skills/quests met?:</w:t>
-      </w:r>
-      <w:r>
-        <w:rPr>
-          <w:b w:val="0"/>
-          <w:bCs w:val="0"/>
-          <w:i w:val="0"/>
-          <w:iCs w:val="0"/>
-          <w:strike w:val="0"/>
-          <w:color w:val="8d1d75"/>
-          <w:sz w:val="24"/>
-          <w:szCs w:val="24"/>
-          <w:u w:val="none"/>
-          <w:rtl w:val="0"/>
-        </w:rPr>
-        <w:t xml:space="preserve"> yes</w:t>
-      </w:r>
-      <w:r>
-        <w:rPr>
-          <w:b w:val="0"/>
-          <w:bCs w:val="0"/>
-          <w:i w:val="0"/>
-          <w:iCs w:val="0"/>
-          <w:strike w:val="0"/>
-          <w:color w:val="c9211e"/>
-          <w:sz w:val="24"/>
-          <w:szCs w:val="24"/>
-          <w:u w:val="none"/>
-          <w:rtl w:val="0"/>
-        </w:rPr>
-        <w:t xml:space="preserve"> (listen to the wiki when it tells you to pick up items to save time later)</w:t>
-      </w:r>
-      <w:r>
-        <w:rPr>
-          <w:rtl w:val="0"/>
-        </w:rPr>
-      </w:r>
-    </w:p>
-    <w:p>
-      <w:pPr>
-        <w:jc w:val="left"/>
-        <w:rPr>
-          <w:b w:val="0"/>
-          <w:bCs w:val="0"/>
-          <w:i w:val="0"/>
-          <w:iCs w:val="0"/>
-          <w:strike w:val="0"/>
-          <w:color w:val="8d1d75"/>
-          <w:sz w:val="24"/>
-          <w:szCs w:val="24"/>
-          <w:u w:val="none"/>
-        </w:rPr>
-      </w:pPr>
-      <w:r>
-        <w:rPr>
-          <w:b w:val="0"/>
-          <w:bCs w:val="0"/>
-          <w:i w:val="0"/>
-          <w:iCs w:val="0"/>
-          <w:strike w:val="0"/>
-          <w:color w:val="8d1d75"/>
-          <w:sz w:val="24"/>
-          <w:szCs w:val="24"/>
-          <w:u w:val="none"/>
-          <w:rtl w:val="0"/>
-        </w:rPr>
-        <w:t xml:space="preserve">Total time: </w:t>
-      </w:r>
-      <w:r>
-        <w:rPr>
-          <w:color w:val="8d1d75"/>
-          <w:rtl w:val="0"/>
-        </w:rPr>
-        <w:t xml:space="preserve">15d9h</w:t>
-      </w:r>
-      <w:r>
-        <w:rPr>
-          <w:rtl w:val="0"/>
-        </w:rPr>
-      </w:r>
-    </w:p>
-    <w:p>
-      <w:pPr>
-        <w:numPr>
-          <w:ilvl w:val="0"/>
-          <w:numId w:val="1"/>
-        </w:numPr>
-        <w:ind w:left="720" w:hanging="360"/>
-        <w:jc w:val="left"/>
-        <w:rPr/>
-      </w:pPr>
-      <w:r>
-        <w:rPr>
-          <w:b w:val="0"/>
-          <w:bCs w:val="0"/>
-          <w:i w:val="0"/>
-          <w:iCs w:val="0"/>
-          <w:strike w:val="0"/>
-          <w:color w:val="000000"/>
-          <w:sz w:val="24"/>
-          <w:szCs w:val="24"/>
-          <w:u w:val="none"/>
-          <w:rtl w:val="0"/>
-        </w:rPr>
-        <w:t xml:space="preserve">After solving Horvik’s problem </w:t>
-      </w:r>
-      <w:r>
-        <w:rPr>
-          <w:rtl w:val="0"/>
-        </w:rPr>
-        <w:t xml:space="preserve">go to the southeast corner of Varrock, make two eagle disguises for Eagles’ Peak (and the spottier cape if you had the hunter level). Next world h</w:t>
-      </w:r>
-      <w:r>
-        <w:rPr>
-          <w:b w:val="0"/>
-          <w:bCs w:val="0"/>
-          <w:i w:val="0"/>
-          <w:iCs w:val="0"/>
-          <w:strike w:val="0"/>
-          <w:color w:val="000000"/>
-          <w:sz w:val="24"/>
-          <w:szCs w:val="24"/>
-          <w:u w:val="none"/>
-          <w:rtl w:val="0"/>
-        </w:rPr>
-        <w:t xml:space="preserve">op at the west bank anvils until you find Bob again and complete A Tail of Two Cats (lamp on </w:t>
-      </w:r>
-      <w:r>
-        <w:rPr>
-          <w:rtl w:val="0"/>
-        </w:rPr>
-        <w:t xml:space="preserve">slayer</w:t>
-      </w:r>
-      <w:r>
-        <w:rPr>
-          <w:b w:val="0"/>
-          <w:bCs w:val="0"/>
-          <w:i w:val="0"/>
-          <w:iCs w:val="0"/>
-          <w:strike w:val="0"/>
-          <w:color w:val="000000"/>
-          <w:sz w:val="24"/>
-          <w:szCs w:val="24"/>
-          <w:u w:val="none"/>
-          <w:rtl w:val="0"/>
-        </w:rPr>
-        <w:t xml:space="preserve">). </w:t>
-      </w:r>
-      <w:r>
-        <w:rPr>
-          <w:rtl w:val="0"/>
-        </w:rPr>
-      </w:r>
-    </w:p>
-    <w:p>
-      <w:pPr>
-        <w:jc w:val="left"/>
-        <w:rPr/>
-      </w:pPr>
-      <w:r>
-        <w:rPr>
-          <w:b w:val="1"/>
-          <w:bCs w:val="1"/>
-          <w:i w:val="0"/>
-          <w:iCs w:val="0"/>
-          <w:strike w:val="0"/>
-          <w:color w:val="8d1d75"/>
-          <w:sz w:val="24"/>
-          <w:szCs w:val="24"/>
-          <w:u w:val="none"/>
-          <w:rtl w:val="0"/>
-        </w:rPr>
-        <w:t xml:space="preserve">GP stack: </w:t>
-      </w:r>
-      <w:r>
-        <w:rPr>
-          <w:color w:val="8d1d75"/>
-          <w:rtl w:val="0"/>
-        </w:rPr>
-        <w:t xml:space="preserve">30k gp</w:t>
-      </w:r>
-      <w:r>
-        <w:rPr>
-          <w:rtl w:val="0"/>
-        </w:rPr>
-      </w:r>
-    </w:p>
-    <w:p>
-      <w:pPr>
-        <w:jc w:val="left"/>
-        <w:rPr>
-          <w:color w:val="8d1d75"/>
-        </w:rPr>
-      </w:pPr>
-      <w:r>
-        <w:rPr>
-          <w:b w:val="1"/>
-          <w:bCs w:val="1"/>
-          <w:i w:val="0"/>
-          <w:iCs w:val="0"/>
-          <w:strike w:val="0"/>
-          <w:color w:val="8d1d75"/>
-          <w:sz w:val="24"/>
-          <w:szCs w:val="24"/>
-          <w:u w:val="none"/>
-          <w:rtl w:val="0"/>
-        </w:rPr>
-        <w:t xml:space="preserve">Items needed: </w:t>
-      </w:r>
-      <w:r>
-        <w:rPr>
-          <w:b w:val="0"/>
-          <w:bCs w:val="0"/>
-          <w:i w:val="0"/>
-          <w:iCs w:val="0"/>
-          <w:strike w:val="0"/>
-          <w:color w:val="8d1d75"/>
-          <w:sz w:val="24"/>
-          <w:szCs w:val="24"/>
-          <w:u w:val="none"/>
-          <w:rtl w:val="0"/>
-        </w:rPr>
-        <w:t xml:space="preserve">catspeak amulet, law runes, air staff, earth runes</w:t>
-      </w:r>
-      <w:r>
-        <w:rPr>
-          <w:b w:val="0"/>
-          <w:bCs w:val="0"/>
-          <w:i w:val="0"/>
-          <w:iCs w:val="0"/>
-          <w:strike w:val="0"/>
-          <w:color w:val="c9211e"/>
-          <w:sz w:val="24"/>
-          <w:szCs w:val="24"/>
-          <w:u w:val="none"/>
-          <w:rtl w:val="0"/>
-        </w:rPr>
-        <w:t xml:space="preserve"> (all for next section)</w:t>
-      </w:r>
-      <w:r>
-        <w:rPr>
-          <w:rtl w:val="0"/>
-        </w:rPr>
-      </w:r>
-    </w:p>
-    <w:p>
-      <w:pPr>
-        <w:jc w:val="left"/>
-        <w:rPr>
-          <w:color w:val="8d1d75"/>
-        </w:rPr>
-      </w:pPr>
-      <w:r>
-        <w:rPr>
-          <w:b w:val="1"/>
-          <w:bCs w:val="1"/>
-          <w:i w:val="0"/>
-          <w:iCs w:val="0"/>
-          <w:strike w:val="0"/>
-          <w:color w:val="8d1d75"/>
-          <w:sz w:val="24"/>
-          <w:szCs w:val="24"/>
-          <w:u w:val="none"/>
-          <w:rtl w:val="0"/>
-        </w:rPr>
-        <w:t xml:space="preserve">Skills/quests met?:</w:t>
-      </w:r>
-      <w:r>
-        <w:rPr>
-          <w:b w:val="0"/>
-          <w:bCs w:val="0"/>
-          <w:i w:val="0"/>
-          <w:iCs w:val="0"/>
-          <w:strike w:val="0"/>
-          <w:color w:val="8d1d75"/>
-          <w:sz w:val="24"/>
-          <w:szCs w:val="24"/>
-          <w:u w:val="none"/>
-          <w:rtl w:val="0"/>
-        </w:rPr>
-        <w:t xml:space="preserve"> yes</w:t>
-      </w:r>
-      <w:r>
-        <w:rPr>
-          <w:rtl w:val="0"/>
-        </w:rPr>
-      </w:r>
-    </w:p>
-    <w:p>
-      <w:pPr>
-        <w:jc w:val="left"/>
-        <w:rPr>
-          <w:b w:val="0"/>
-          <w:bCs w:val="0"/>
-          <w:i w:val="0"/>
-          <w:iCs w:val="0"/>
-          <w:strike w:val="0"/>
-          <w:color w:val="8d1d75"/>
-          <w:sz w:val="24"/>
-          <w:szCs w:val="24"/>
-          <w:u w:val="none"/>
-        </w:rPr>
-      </w:pPr>
-      <w:r>
-        <w:rPr>
-          <w:b w:val="0"/>
-          <w:bCs w:val="0"/>
-          <w:i w:val="0"/>
-          <w:iCs w:val="0"/>
-          <w:strike w:val="0"/>
-          <w:color w:val="8d1d75"/>
-          <w:sz w:val="24"/>
-          <w:szCs w:val="24"/>
-          <w:u w:val="none"/>
-          <w:rtl w:val="0"/>
-        </w:rPr>
-        <w:t xml:space="preserve">Total time: </w:t>
-      </w:r>
-      <w:r>
-        <w:rPr>
-          <w:color w:val="8d1d75"/>
-          <w:rtl w:val="0"/>
-        </w:rPr>
-        <w:t xml:space="preserve">15d9h</w:t>
-      </w:r>
-      <w:r>
-        <w:rPr>
-          <w:rtl w:val="0"/>
-        </w:rPr>
-      </w:r>
-    </w:p>
-    <w:p>
-      <w:pPr>
-        <w:numPr>
-          <w:ilvl w:val="0"/>
-          <w:numId w:val="1"/>
-        </w:numPr>
-        <w:ind w:left="720" w:hanging="360"/>
-        <w:jc w:val="left"/>
-        <w:rPr/>
-      </w:pPr>
-      <w:r>
-        <w:rPr>
-          <w:b w:val="0"/>
-          <w:bCs w:val="0"/>
-          <w:i w:val="0"/>
-          <w:iCs w:val="0"/>
-          <w:strike w:val="0"/>
-          <w:color w:val="000000"/>
-          <w:sz w:val="24"/>
-          <w:szCs w:val="24"/>
-          <w:u w:val="none"/>
-          <w:rtl w:val="0"/>
-        </w:rPr>
-        <w:t xml:space="preserve">Get to Lumbridge, continue Cold War, complete RFD/Evil Dave, start RFD/Awowogei, RFD/Sir Amik Varze (speak with the cook to learn the recip</w:t>
-      </w:r>
-      <w:r>
-        <w:rPr>
-          <w:rtl w:val="0"/>
-        </w:rPr>
-        <w:t xml:space="preserve">e)</w:t>
-      </w:r>
-      <w:r>
-        <w:rPr>
-          <w:b w:val="0"/>
-          <w:bCs w:val="0"/>
-          <w:i w:val="0"/>
-          <w:iCs w:val="0"/>
-          <w:strike w:val="0"/>
-          <w:color w:val="000000"/>
-          <w:sz w:val="24"/>
-          <w:szCs w:val="24"/>
-          <w:u w:val="none"/>
-          <w:rtl w:val="0"/>
-        </w:rPr>
-        <w:t xml:space="preserve">, RFD/Lumbridge Guide and RFD/Skrach. Buy black </w:t>
-      </w:r>
-      <w:r>
-        <w:rPr>
-          <w:rtl w:val="0"/>
-        </w:rPr>
-        <w:t xml:space="preserve">gloves.</w:t>
-      </w:r>
-    </w:p>
-    <w:p>
-      <w:pPr>
-        <w:numPr>
-          <w:ilvl w:val="1"/>
-          <w:numId w:val="1"/>
-        </w:numPr>
-        <w:ind w:left="1080" w:hanging="360"/>
-        <w:jc w:val="left"/>
-        <w:rPr/>
-      </w:pPr>
-      <w:r>
-        <w:rPr>
-          <w:b w:val="0"/>
-          <w:bCs w:val="0"/>
-          <w:i w:val="0"/>
-          <w:iCs w:val="0"/>
-          <w:strike w:val="0"/>
-          <w:color w:val="000000"/>
-          <w:sz w:val="24"/>
-          <w:szCs w:val="24"/>
-          <w:u w:val="none"/>
-          <w:rtl w:val="0"/>
-        </w:rPr>
-        <w:t xml:space="preserve">Note: do NOT let Larry teleport you to the iceberg! You will be stuck there with no easy way back.</w:t>
-      </w:r>
-      <w:r>
-        <w:rPr>
-          <w:rtl w:val="0"/>
-        </w:rPr>
-      </w:r>
-    </w:p>
-    <w:p>
-      <w:pPr>
-        <w:jc w:val="left"/>
-        <w:rPr/>
-      </w:pPr>
-      <w:r>
-        <w:rPr>
-          <w:b w:val="1"/>
-          <w:bCs w:val="1"/>
-          <w:i w:val="0"/>
-          <w:iCs w:val="0"/>
-          <w:strike w:val="0"/>
-          <w:color w:val="8d1d75"/>
-          <w:sz w:val="24"/>
-          <w:szCs w:val="24"/>
-          <w:u w:val="none"/>
-          <w:rtl w:val="0"/>
-        </w:rPr>
-        <w:t xml:space="preserve">GP stack: </w:t>
-      </w:r>
-      <w:r>
-        <w:rPr>
-          <w:color w:val="8d1d75"/>
-          <w:rtl w:val="0"/>
-        </w:rPr>
-        <w:t xml:space="preserve">30k gp</w:t>
-      </w:r>
-      <w:r>
-        <w:rPr>
-          <w:rtl w:val="0"/>
-        </w:rPr>
-      </w:r>
-    </w:p>
-    <w:p>
-      <w:pPr>
-        <w:jc w:val="left"/>
-        <w:rPr/>
-      </w:pPr>
-      <w:r>
-        <w:rPr>
-          <w:b w:val="1"/>
-          <w:bCs w:val="1"/>
-          <w:i w:val="0"/>
-          <w:iCs w:val="0"/>
-          <w:strike w:val="0"/>
-          <w:color w:val="8d1d75"/>
-          <w:sz w:val="24"/>
-          <w:szCs w:val="24"/>
-          <w:u w:val="none"/>
-          <w:rtl w:val="0"/>
-        </w:rPr>
-        <w:t xml:space="preserve">Items needed: </w:t>
-      </w:r>
-      <w:r>
-        <w:rPr>
-          <w:b w:val="0"/>
-          <w:bCs w:val="0"/>
-          <w:i w:val="0"/>
-          <w:iCs w:val="0"/>
-          <w:strike w:val="0"/>
-          <w:color w:val="8d1d75"/>
-          <w:sz w:val="24"/>
-          <w:szCs w:val="24"/>
-          <w:u w:val="none"/>
-          <w:rtl w:val="0"/>
-        </w:rPr>
-        <w:t xml:space="preserve">penguin suit, evil stew, air runes, water rune, law rune</w:t>
-      </w:r>
-      <w:r>
-        <w:rPr>
-          <w:rtl w:val="0"/>
-        </w:rPr>
-      </w:r>
-    </w:p>
-    <w:p>
-      <w:pPr>
-        <w:jc w:val="left"/>
-        <w:rPr>
-          <w:color w:val="8d1d75"/>
-        </w:rPr>
-      </w:pPr>
-      <w:r>
-        <w:rPr>
-          <w:b w:val="1"/>
-          <w:bCs w:val="1"/>
-          <w:i w:val="0"/>
-          <w:iCs w:val="0"/>
-          <w:strike w:val="0"/>
-          <w:color w:val="8d1d75"/>
-          <w:sz w:val="24"/>
-          <w:szCs w:val="24"/>
-          <w:u w:val="none"/>
-          <w:rtl w:val="0"/>
-        </w:rPr>
-        <w:t xml:space="preserve">Skills/quests met?:</w:t>
-      </w:r>
-      <w:r>
-        <w:rPr>
-          <w:b w:val="0"/>
-          <w:bCs w:val="0"/>
-          <w:i w:val="0"/>
-          <w:iCs w:val="0"/>
-          <w:strike w:val="0"/>
-          <w:color w:val="8d1d75"/>
-          <w:sz w:val="24"/>
-          <w:szCs w:val="24"/>
-          <w:u w:val="none"/>
-          <w:rtl w:val="0"/>
-        </w:rPr>
-        <w:t xml:space="preserve"> yes</w:t>
-      </w:r>
-      <w:r>
-        <w:rPr>
-          <w:b w:val="0"/>
-          <w:bCs w:val="0"/>
-          <w:i w:val="0"/>
-          <w:iCs w:val="0"/>
-          <w:strike w:val="0"/>
-          <w:color w:val="c9211e"/>
-          <w:sz w:val="24"/>
-          <w:szCs w:val="24"/>
-          <w:u w:val="none"/>
-          <w:rtl w:val="0"/>
-        </w:rPr>
-        <w:t xml:space="preserve"> (listen to the wiki when it tells you to steal a bell and grab items)</w:t>
-      </w:r>
-      <w:r>
-        <w:rPr>
-          <w:rtl w:val="0"/>
-        </w:rPr>
-      </w:r>
-    </w:p>
-    <w:p>
-      <w:pPr>
-        <w:jc w:val="left"/>
-        <w:rPr>
-          <w:b w:val="0"/>
-          <w:bCs w:val="0"/>
-          <w:i w:val="0"/>
-          <w:iCs w:val="0"/>
-          <w:strike w:val="0"/>
-          <w:color w:val="8d1d75"/>
-          <w:sz w:val="24"/>
-          <w:szCs w:val="24"/>
-          <w:u w:val="none"/>
-        </w:rPr>
-      </w:pPr>
-      <w:r>
-        <w:rPr>
-          <w:b w:val="0"/>
-          <w:bCs w:val="0"/>
-          <w:i w:val="0"/>
-          <w:iCs w:val="0"/>
-          <w:strike w:val="0"/>
-          <w:color w:val="8d1d75"/>
-          <w:sz w:val="24"/>
-          <w:szCs w:val="24"/>
-          <w:u w:val="none"/>
-          <w:rtl w:val="0"/>
-        </w:rPr>
-        <w:t xml:space="preserve">Total time: </w:t>
-      </w:r>
-      <w:r>
-        <w:rPr>
-          <w:color w:val="8d1d75"/>
-          <w:rtl w:val="0"/>
-        </w:rPr>
-        <w:t xml:space="preserve">15d9h</w:t>
-      </w:r>
-      <w:r>
-        <w:rPr>
-          <w:rtl w:val="0"/>
-        </w:rPr>
-      </w:r>
-    </w:p>
-    <w:p>
-      <w:pPr>
-        <w:numPr>
-          <w:ilvl w:val="0"/>
-          <w:numId w:val="1"/>
-        </w:numPr>
-        <w:ind w:left="720" w:hanging="360"/>
-        <w:jc w:val="left"/>
-        <w:rPr/>
-      </w:pPr>
-      <w:r>
-        <w:rPr>
-          <w:b w:val="0"/>
-          <w:bCs w:val="0"/>
-          <w:i w:val="0"/>
-          <w:iCs w:val="0"/>
-          <w:strike w:val="0"/>
-          <w:color w:val="000000"/>
-          <w:sz w:val="24"/>
-          <w:szCs w:val="24"/>
-          <w:u w:val="none"/>
-          <w:rtl w:val="0"/>
-        </w:rPr>
-        <w:t xml:space="preserve">Continue OSF (Misthalin steps), when in Draynor speak with the Wise Old Man for RFD/Varze</w:t>
-      </w:r>
-      <w:r>
-        <w:rPr>
-          <w:rtl w:val="0"/>
-        </w:rPr>
-        <w:t xml:space="preserve"> then run to the Wizards’ Tower and speak with Wizard Traiborn for RFD/Lumbridge Guide. Run back, continue OSF. W</w:t>
-      </w:r>
-      <w:r>
-        <w:rPr>
-          <w:b w:val="0"/>
-          <w:bCs w:val="0"/>
-          <w:i w:val="0"/>
-          <w:iCs w:val="0"/>
-          <w:strike w:val="0"/>
-          <w:color w:val="000000"/>
-          <w:sz w:val="24"/>
-          <w:szCs w:val="24"/>
-          <w:u w:val="none"/>
-          <w:rtl w:val="0"/>
-        </w:rPr>
-        <w:t xml:space="preserve">hen in Port Sarim kill seagulls for Rag and Bone Man II</w:t>
-      </w:r>
-      <w:r>
-        <w:rPr>
-          <w:rtl w:val="0"/>
-        </w:rPr>
-        <w:t xml:space="preserve"> then </w:t>
-      </w:r>
-      <w:r>
-        <w:rPr>
-          <w:b w:val="0"/>
-          <w:bCs w:val="0"/>
-          <w:i w:val="0"/>
-          <w:iCs w:val="0"/>
-          <w:strike w:val="0"/>
-          <w:color w:val="000000"/>
-          <w:sz w:val="24"/>
-          <w:szCs w:val="24"/>
-          <w:u w:val="none"/>
-          <w:rtl w:val="0"/>
-        </w:rPr>
-        <w:t xml:space="preserve">speak with The Face and Felkrash for Ratcatchers (until you need to go to the snake charmer).</w:t>
-      </w:r>
-      <w:r>
-        <w:rPr>
-          <w:rtl w:val="0"/>
-        </w:rPr>
-      </w:r>
-    </w:p>
-    <w:p>
-      <w:pPr>
-        <w:jc w:val="left"/>
-        <w:rPr/>
-      </w:pPr>
-      <w:r>
-        <w:rPr>
-          <w:b w:val="1"/>
-          <w:bCs w:val="1"/>
-          <w:i w:val="0"/>
-          <w:iCs w:val="0"/>
-          <w:strike w:val="0"/>
-          <w:color w:val="8d1d75"/>
-          <w:sz w:val="24"/>
-          <w:szCs w:val="24"/>
-          <w:u w:val="none"/>
-          <w:rtl w:val="0"/>
-        </w:rPr>
-        <w:t xml:space="preserve">GP stack: </w:t>
-      </w:r>
-      <w:r>
-        <w:rPr>
-          <w:color w:val="8d1d75"/>
-          <w:rtl w:val="0"/>
-        </w:rPr>
-        <w:t xml:space="preserve">30k gp</w:t>
-      </w:r>
-      <w:r>
-        <w:rPr>
-          <w:rtl w:val="0"/>
-        </w:rPr>
-      </w:r>
-    </w:p>
-    <w:p>
-      <w:pPr>
-        <w:jc w:val="left"/>
-        <w:rPr>
-          <w:color w:val="8d1d75"/>
-        </w:rPr>
-      </w:pPr>
-      <w:r>
-        <w:rPr>
-          <w:b w:val="1"/>
-          <w:bCs w:val="1"/>
-          <w:i w:val="0"/>
-          <w:iCs w:val="0"/>
-          <w:strike w:val="0"/>
-          <w:color w:val="8d1d75"/>
-          <w:sz w:val="24"/>
-          <w:szCs w:val="24"/>
-          <w:u w:val="none"/>
-          <w:rtl w:val="0"/>
-        </w:rPr>
-        <w:t xml:space="preserve">Items needed: </w:t>
-      </w:r>
-      <w:r>
-        <w:rPr>
-          <w:b w:val="0"/>
-          <w:bCs w:val="0"/>
-          <w:i w:val="0"/>
-          <w:iCs w:val="0"/>
-          <w:strike w:val="0"/>
-          <w:color w:val="8d1d75"/>
-          <w:sz w:val="24"/>
-          <w:szCs w:val="24"/>
-          <w:u w:val="none"/>
-          <w:rtl w:val="0"/>
-        </w:rPr>
-        <w:t xml:space="preserve">cash stack, chicken cages, blunt axe, hellcat, catspeak amulet, snake charm, charos(a), bucket of milk, egg, pot of fl</w:t>
+        <w:t xml:space="preserve">cash stack, chicken cages, hellcat, catspeak amulet, snake charm, charos(a), bucket of milk, egg, pot of fl</w:t>
       </w:r>
       <w:r>
         <w:rPr>
@@ -19805,7 +19728,7 @@
         <w:rPr>
           <w:rtl w:val="0"/>
         </w:rPr>
-        <w:t xml:space="preserve">Start and complete Making Friends with My Arm, boosting your agility level with an agility potion if necessary. </w:t>
+        <w:t xml:space="preserve">Start and complete Making Friends with My Arm (use your karambwan poisoned rune spear for the fight), boosting your agility level with an agility potion if necessary. </w:t>
       </w:r>
       <w:r>
         <w:rPr>
@@ -19835,25 +19758,43 @@
         <w:rPr>
           <w:rtl w:val="0"/>
         </w:rPr>
-        <w:t xml:space="preserve">Make the Fire of Nourishment (three Fires of Eternal Light optional), grab an iron pickaxe, mine all the basalt (using your rune pickaxe) and salts for all the fires and two eternal braziers, make 100 Stony basalt and 100 Icy basalt. In total this requires 200 basalt, 1550 Efh, 1500 Urt and 1800 Te salt. You can make the teleports right there in the mine, save the rest of the salts for future uses.</w:t>
-      </w:r>
-    </w:p>
-    <w:p>
-      <w:pPr>
-        <w:numPr>
-          <w:ilvl w:val="2"/>
-          <w:numId w:val="1"/>
-        </w:numPr>
-        <w:ind w:left="1440" w:hanging="360"/>
-        <w:rPr>
-          <w:u w:val="none"/>
-        </w:rPr>
-      </w:pPr>
-      <w:r>
-        <w:rPr>
-          <w:rtl w:val="0"/>
-        </w:rPr>
-        <w:t xml:space="preserve">Optional: also make the Fire of Dehumidification and the Fire of Unseasonal Warmth +(350 Efh, 150 Te and 400 Urt salt).</w:t>
+        <w:t xml:space="preserve">Mine Te, Efh, Urt and basalt. The minimum amount is for two Eternal Braziers, the Fire of Nourishment (Weiss herb patch) and 100 each of Stony and Icy basalt (herb runs teleports. This requires 750 Te, 900 Efh, 950 Urt and 200 basalt. You can make the teleports while inside the mine, so you never have to bank the basalt.</w:t>
+      </w:r>
+    </w:p>
+    <w:p>
+      <w:pPr>
+        <w:numPr>
+          <w:ilvl w:val="1"/>
+          <w:numId w:val="1"/>
+        </w:numPr>
+        <w:ind w:left="1080" w:hanging="360"/>
+        <w:rPr>
+          <w:u w:val="none"/>
+        </w:rPr>
+      </w:pPr>
+      <w:r>
+        <w:rPr>
+          <w:rtl w:val="0"/>
+        </w:rPr>
+        <w:t xml:space="preserve">Optional and recommended: also mine salts for the Fire of Eternal Light (all three), the Fire of Dehumidification, and the Fire of Unseasonal Warmth. Including these, the total requirement is 1800 Te, 1550 Efh, 1500 Urt and 200 basalt.</w:t>
+      </w:r>
+    </w:p>
+    <w:p>
+      <w:pPr>
+        <w:numPr>
+          <w:ilvl w:val="1"/>
+          <w:numId w:val="1"/>
+        </w:numPr>
+        <w:ind w:left="1080" w:hanging="360"/>
+        <w:rPr>
+          <w:u w:val="none"/>
+        </w:rPr>
+      </w:pPr>
+      <w:r>
+        <w:rPr>
+          <w:rtl w:val="0"/>
+        </w:rPr>
+        <w:t xml:space="preserve">Optional: you can make more than 100 each of the Stony and Icy basalt, for more than 100 herb runs. Most likely you will need more. It is up to you whether you want to make more now, or return later to make them.</w:t>
       </w:r>
     </w:p>
     <w:p>
@@ -19926,18 +19867,25 @@
       </w:r>
       <w:r>
         <w:rPr>
-          <w:b w:val="0"/>
-          <w:bCs w:val="0"/>
-          <w:i w:val="0"/>
-          <w:iCs w:val="0"/>
-          <w:strike w:val="0"/>
-          <w:color w:val="8d1d75"/>
-          <w:sz w:val="24"/>
-          <w:szCs w:val="24"/>
-          <w:u w:val="none"/>
-          <w:rtl w:val="0"/>
-        </w:rPr>
-        <w:t xml:space="preserve">cash stack, 10 mist runes, 10 lava runes, 5 blood runes, airtight pot, rune pickaxe, rune axe, tinderbox, hammer, ring of charos(a), dramen staff, Ardy Cloak 1, melee gear, prayer pots, swordfish, yellow dye, swamp tar, necklace of passage, rope, energy pots, teasing stick, box trap, rabbit snare, law runes, soul runes</w:t>
+          <w:color w:val="8d1d75"/>
+          <w:rtl w:val="0"/>
+        </w:rPr>
+        <w:t xml:space="preserve">eagle cape, fake beak, </w:t>
+      </w:r>
+      <w:r>
+        <w:rPr>
+          <w:b w:val="0"/>
+          <w:bCs w:val="0"/>
+          <w:i w:val="0"/>
+          <w:iCs w:val="0"/>
+          <w:strike w:val="0"/>
+          <w:color w:val="8d1d75"/>
+          <w:sz w:val="24"/>
+          <w:szCs w:val="24"/>
+          <w:u w:val="none"/>
+          <w:rtl w:val="0"/>
+        </w:rPr>
+        <w:t xml:space="preserve">cash stack, 10 mist runes, 10 lava runes, 5 blood runes, airtight pot, rune pickaxe, rune axe, tinderbox, hammer, ring of charos(a), dramen staff, Ardy Cloak 1, rune spear (kp), melee gear, prayer pots, swordfish, yellow dye, swamp tar, necklace of passage, rope, energy pots, teasing stick, box trap, rabbit snare, law runes, soul runes</w:t>
       </w:r>
       <w:r>
         <w:rPr>
@@ -20441,6 +20389,21 @@
     </w:p>
     <w:p>
       <w:pPr>
+        <w:numPr>
+          <w:ilvl w:val="1"/>
+          <w:numId w:val="1"/>
+        </w:numPr>
+        <w:ind w:left="1080" w:hanging="360"/>
+      </w:pPr>
+      <w:r>
+        <w:rPr>
+          <w:rtl w:val="0"/>
+        </w:rPr>
+        <w:t xml:space="preserve">At your convenience, travel to Brimhaven, do the Agility Arena for one ticket, claim the easy and medium Karamja diaries (lamps on Slayer).</w:t>
+      </w:r>
+    </w:p>
+    <w:p>
+      <w:pPr>
         <w:rPr/>
       </w:pPr>
       <w:r>
@@ -21657,7 +21620,7 @@
         <w:rPr>
           <w:rtl w:val="0"/>
         </w:rPr>
-        <w:t xml:space="preserve">Tan your green dragonhides into green dragon leather in Canifis. Make a green d’hide shield. Craft all remaining hides into green d’hide bodies. Alch the bodies (buying nature runes as necessary), e.g. during artefacts, underwater or afk. C</w:t>
+        <w:t xml:space="preserve">Tan your green dragonhides into green dragon leather in Canifis. Make a green d’hide shield. Craft all remaining hides into green d’hide bodies. Alch the bodies (buying nature runes as necessary), e.g. during artefacts, underwater or afk. Upgrade your medium fur pouch to a large fur pouch using your kyatt futs. C</w:t>
       </w:r>
       <w:r>
         <w:rPr>
@@ -22068,7 +22031,7 @@
         <w:rPr>
           <w:rtl w:val="0"/>
         </w:rPr>
-        <w:t xml:space="preserve"> dead teleport to Piscarillius (or charter if you were at Pandemonium for the xp bonus), recover your skiff here and sail south to Chinchompa Island. Chart the charred remains of a table and open the lockbox to get (and read) the salvaging station schematic. Sail to Port Roberts and dock there.</w:t>
+        <w:t xml:space="preserve"> dead teleport to Piscarillius (or charter if you were at Pandemonium for the xp bonus), recover your skiff here and sail south to Chinchompa Island. Chart the charred remains of a table and open the lockbox to get (and read) the salvaging station schematic. Sail to Port Roberts and dock there. Buy 80 lead ore. Steal from the silver stall to get a medallion fragment.</w:t>
       </w:r>
     </w:p>
     <w:p>
@@ -22245,123 +22208,6 @@
           <w:rtl w:val="0"/>
         </w:rPr>
         <w:t xml:space="preserve"> 23d18h</w:t>
-      </w:r>
-      <w:r>
-        <w:rPr>
-          <w:rtl w:val="0"/>
-        </w:rPr>
-      </w:r>
-    </w:p>
-    <w:p>
-      <w:pPr>
-        <w:numPr>
-          <w:ilvl w:val="0"/>
-          <w:numId w:val="1"/>
-        </w:numPr>
-        <w:ind w:left="720" w:hanging="360"/>
-      </w:pPr>
-      <w:r>
-        <w:rPr>
-          <w:rtl w:val="0"/>
-        </w:rPr>
-        <w:t xml:space="preserve">Buy 80 lead ore. Steal from the silver stall to get a medallion fragment. Buy a sloop and build two kegs (fill one with whirlpool surprise and one with kraken ink stout), a salvaging station and two mithril salvaging hooks. Assign Ex-Captain Siad to your boat. Sail your sloop to the large shipwrecks far south - do not go out of your way for charting with your slow sloop - north of the Isle of Serpents. Bring four empty beer glasses, a log basket and seed box (if you have them), and optionally methods to 1.5t the salvaging. Salvage until level 55 sailing, boosting sailing where necessary (it’s technically good to boost even if you have level 53 already). Your goal is to collect several hemp and cotton seeds for farming. Plant the hemp at your earliest convenience, making sure to have Attas up and using ultracompost to harvest at least 40 hemp in total. If you do not get enough hemp seeds to meet your future needs (40 hemp, so ~6 seeds, the cotton is post-guide) either postpone the upgrades until after killing Albatrosses in Ch3 or go out of your way to kill them earlier for the seeds.</w:t>
-      </w:r>
-    </w:p>
-    <w:p>
-      <w:pPr>
-        <w:rPr/>
-      </w:pPr>
-      <w:r>
-        <w:rPr>
-          <w:b w:val="1"/>
-          <w:bCs w:val="1"/>
-          <w:color w:val="8d1d75"/>
-          <w:rtl w:val="0"/>
-        </w:rPr>
-        <w:t xml:space="preserve">GP stack: </w:t>
-      </w:r>
-      <w:r>
-        <w:rPr>
-          <w:color w:val="8d1d75"/>
-          <w:rtl w:val="0"/>
-        </w:rPr>
-        <w:t xml:space="preserve">1.7m gp</w:t>
-      </w:r>
-      <w:r>
-        <w:rPr>
-          <w:rtl w:val="0"/>
-        </w:rPr>
-      </w:r>
-    </w:p>
-    <w:p>
-      <w:pPr>
-        <w:rPr>
-          <w:color w:val="8d1d75"/>
-        </w:rPr>
-      </w:pPr>
-      <w:r>
-        <w:rPr>
-          <w:b w:val="1"/>
-          <w:bCs w:val="1"/>
-          <w:color w:val="8d1d75"/>
-          <w:rtl w:val="0"/>
-        </w:rPr>
-        <w:t xml:space="preserve">Items needed:</w:t>
-      </w:r>
-      <w:r>
-        <w:rPr>
-          <w:color w:val="8d1d75"/>
-          <w:rtl w:val="0"/>
-        </w:rPr>
-        <w:t xml:space="preserve"> tbd</w:t>
-      </w:r>
-    </w:p>
-    <w:p>
-      <w:pPr>
-        <w:rPr>
-          <w:color w:val="8d1d75"/>
-        </w:rPr>
-      </w:pPr>
-      <w:r>
-        <w:rPr>
-          <w:b w:val="1"/>
-          <w:bCs w:val="1"/>
-          <w:color w:val="8d1d75"/>
-          <w:rtl w:val="0"/>
-        </w:rPr>
-        <w:t xml:space="preserve">Skills/quests met?:</w:t>
-      </w:r>
-      <w:r>
-        <w:rPr>
-          <w:color w:val="8d1d75"/>
-          <w:rtl w:val="0"/>
-        </w:rPr>
-        <w:t xml:space="preserve"> yes</w:t>
-      </w:r>
-    </w:p>
-    <w:p>
-      <w:pPr>
-        <w:rPr>
-          <w:b w:val="1"/>
-          <w:bCs w:val="1"/>
-          <w:color w:val="8d1d75"/>
-        </w:rPr>
-      </w:pPr>
-      <w:r>
-        <w:rPr>
-          <w:b w:val="1"/>
-          <w:bCs w:val="1"/>
-          <w:color w:val="8d1d75"/>
-          <w:rtl w:val="0"/>
-        </w:rPr>
-        <w:t xml:space="preserve">Total time:</w:t>
-      </w:r>
-      <w:r>
-        <w:rPr>
-          <w:color w:val="8d1d75"/>
-          <w:rtl w:val="0"/>
-        </w:rPr>
-        <w:t xml:space="preserve"> 23d20h</w:t>
       </w:r>
       <w:r>
         <w:rPr>
@@ -23277,7 +23123,7 @@
         <w:rPr>
           <w:rtl w:val="0"/>
         </w:rPr>
-        <w:t xml:space="preserve">) to train your smithing to level 70, getting permission from the foreman to use the blast furnace for free at level 60. Go to Varrock west anvils, make 10 bars into 150 nails, make a mithril 2h sword for Devious Minds and ~5 bars into grapples. Turn the rest into mithril platebode and alch them (similar to before). Hybrid ore uim smelt your addy (buy coal as needed) into bars. Use UIM gold to train your smithing to (15,000 xp away from) level 74. Make sure to equip your ring of charos (a) until level 60 for reduced foreman costs.  Start and complete Defender of Varrock (there’s a free 5k xp lamp after the quest at Historian Minas in the Varrock Museum, put it on slayer if you aren’t level 58 yet and herblore otherwise). Make 4950 adamant nails (make sure to save an adamantite bar) with your bars at Varrock west anvils.</w:t>
+        <w:t xml:space="preserve">) to train your smithing to level 70, getting permission from the foreman to use the blast furnace for free at level 60. Go to Varrock west anvils, make 15 mithril bars into 225 nails, make a mithril 2h sword for Devious Minds and smith ~5 mithril bars into grapples. Turn the rest into mithril platebodies and alch them (similar to before). Hybrid ore uim smelt your addy (buy coal as needed) into bars. Use UIM gold to train your smithing to (15,000 xp away from) level 74. Make sure to equip your ring of charos (a) until level 60 for reduced foreman costs.  Start and complete Defender of Varrock (there’s a free 5k xp lamp after the quest at Historian Minas in the Varrock Museum, put it on slayer if you aren’t level 58 yet and herblore otherwise). Make 4950 adamant nails (make sure to save an adamantite bar) with your bars at Varrock west anvils.</w:t>
       </w:r>
     </w:p>
     <w:p>
@@ -23323,6 +23169,117 @@
           <w:rtl w:val="0"/>
         </w:rPr>
         <w:t xml:space="preserve">Now that you have a mithril grapple you can do the quests The Curse of Arrav and The Path of Glouphrie. It is recommended to do them now, but you can also leave them for later.</w:t>
+      </w:r>
+    </w:p>
+    <w:p>
+      <w:pPr>
+        <w:rPr/>
+      </w:pPr>
+      <w:r>
+        <w:rPr>
+          <w:b w:val="1"/>
+          <w:bCs w:val="1"/>
+          <w:color w:val="8d1d75"/>
+          <w:rtl w:val="0"/>
+        </w:rPr>
+        <w:t xml:space="preserve">GP stack: </w:t>
+      </w:r>
+      <w:r>
+        <w:rPr>
+          <w:color w:val="8d1d75"/>
+          <w:rtl w:val="0"/>
+        </w:rPr>
+        <w:t xml:space="preserve">900k gp</w:t>
+      </w:r>
+      <w:r>
+        <w:rPr>
+          <w:rtl w:val="0"/>
+        </w:rPr>
+      </w:r>
+    </w:p>
+    <w:p>
+      <w:pPr>
+        <w:rPr/>
+      </w:pPr>
+      <w:r>
+        <w:rPr>
+          <w:b w:val="1"/>
+          <w:bCs w:val="1"/>
+          <w:color w:val="8d1d75"/>
+          <w:rtl w:val="0"/>
+        </w:rPr>
+        <w:t xml:space="preserve">Items needed: </w:t>
+      </w:r>
+      <w:r>
+        <w:rPr>
+          <w:color w:val="8d1d75"/>
+          <w:rtl w:val="0"/>
+        </w:rPr>
+        <w:t xml:space="preserve">tbd</w:t>
+      </w:r>
+      <w:r>
+        <w:rPr>
+          <w:rtl w:val="0"/>
+        </w:rPr>
+      </w:r>
+    </w:p>
+    <w:p>
+      <w:pPr>
+        <w:rPr/>
+      </w:pPr>
+      <w:r>
+        <w:rPr>
+          <w:b w:val="1"/>
+          <w:bCs w:val="1"/>
+          <w:color w:val="8d1d75"/>
+          <w:rtl w:val="0"/>
+        </w:rPr>
+        <w:t xml:space="preserve">Skills/quests met?:</w:t>
+      </w:r>
+      <w:r>
+        <w:rPr>
+          <w:color w:val="8d1d75"/>
+          <w:rtl w:val="0"/>
+        </w:rPr>
+        <w:t xml:space="preserve"> yes</w:t>
+      </w:r>
+      <w:r>
+        <w:rPr>
+          <w:rtl w:val="0"/>
+        </w:rPr>
+      </w:r>
+    </w:p>
+    <w:p>
+      <w:pPr>
+        <w:rPr/>
+      </w:pPr>
+      <w:r>
+        <w:rPr>
+          <w:color w:val="8d1d75"/>
+          <w:rtl w:val="0"/>
+        </w:rPr>
+        <w:t xml:space="preserve">Total time: 25d16h</w:t>
+      </w:r>
+      <w:r>
+        <w:rPr>
+          <w:rtl w:val="0"/>
+        </w:rPr>
+      </w:r>
+    </w:p>
+    <w:p>
+      <w:pPr>
+        <w:numPr>
+          <w:ilvl w:val="0"/>
+          <w:numId w:val="1"/>
+        </w:numPr>
+        <w:ind w:left="720" w:hanging="360"/>
+        <w:rPr/>
+      </w:pPr>
+      <w:r>
+        <w:rPr>
+          <w:rtl w:val="0"/>
+        </w:rPr>
+        <w:t xml:space="preserve">Charter to Port Khazard. Buy a sloop and build two kegs (fill one with whirlpool surprise and one with kraken ink stout), a salvaging station and two mithril salvaging hooks. Assign Ex-Captain Siad to your boat. Sail your sloop to the large shipwrecks far south - do not go out of your way for charting with your slow sloop - north of the Isle of Serpents. Bring four empty beer glasses, a log basket and seed box (if you have them), and optionally methods to 1.5t the salvaging. Salvage until level 55 sailing, boosting sailing where necessary (it’s technically good to boost even if you have level 53 already). Your goal is to collect several hemp and cotton seeds for farming. Plant the hemp at your earliest convenience, making sure to have Attas up and using ultracompost to harvest at least 40 hemp in total. If you do not get enough hemp seeds to meet your future needs (40 hemp, so ~6 seeds, the cotton is post-guide) either postpone the upgrades until after killing Albatrosses in Ch3 or go out of your way to kill them earlier for the seeds.</w:t>
       </w:r>
     </w:p>
     <w:p>
@@ -25211,7 +25168,7 @@
         <w:rPr>
           <w:rtl w:val="0"/>
         </w:rPr>
-        <w:t xml:space="preserve">You now have access to Deepfin Point, which contains the best method for ironmenn to obtain blue dragon scales (using the general store in the mine), even beating out harvesting potato cactus.</w:t>
+        <w:t xml:space="preserve">You now have access to Deepfin Point, which contains the best method for ironmen to obtain blue dragon scales (using the general store in the mine), even beating out harvesting potato cactus.</w:t>
       </w:r>
     </w:p>
     <w:p>

--- a/source/Chapter2.docx
+++ b/source/Chapter2.docx
@@ -16003,7 +16003,29 @@
           <w:u w:val="none"/>
           <w:rtl w:val="0"/>
         </w:rPr>
-        <w:t xml:space="preserve">death runes, fire runes (or staff), swordfish, prayer potions, antipoison, light source, catspeak amulet</w:t>
+        <w:t xml:space="preserve">death runes, fire runes (or staff), swordfish, prayer potions, antipoison, light source, catspeak amulet, </w:t>
+      </w:r>
+      <w:r>
+        <w:rPr>
+          <w:color w:val="8d1d75"/>
+          <w:rtl w:val="0"/>
+        </w:rPr>
+        <w:t xml:space="preserve">hellcat, </w:t>
+      </w:r>
+      <w:r>
+        <w:rPr>
+          <w:b w:val="0"/>
+          <w:bCs w:val="0"/>
+          <w:i w:val="0"/>
+          <w:iCs w:val="0"/>
+          <w:strike w:val="0"/>
+          <w:color w:val="8d1d75"/>
+          <w:sz w:val="24"/>
+          <w:szCs w:val="24"/>
+          <w:u w:val="none"/>
+          <w:rtl w:val="0"/>
+        </w:rPr>
+        <w:t xml:space="preserve">logs, tinderbox, bucket of milk, chocolate cake, shears, rake, seed dibber, 4 potato seeds</w:t>
       </w:r>
       <w:r>
         <w:rPr>
@@ -16282,21 +16304,6 @@
       </w:r>
       <w:r>
         <w:rPr>
-          <w:b w:val="0"/>
-          <w:bCs w:val="0"/>
-          <w:i w:val="0"/>
-          <w:iCs w:val="0"/>
-          <w:strike w:val="0"/>
-          <w:color w:val="c9211e"/>
-          <w:sz w:val="24"/>
-          <w:szCs w:val="24"/>
-          <w:u w:val="none"/>
-          <w:rtl w:val="0"/>
-        </w:rPr>
-        <w:t xml:space="preserve"> (next)</w:t>
-      </w:r>
-      <w:r>
-        <w:rPr>
           <w:rtl w:val="0"/>
         </w:rPr>
       </w:r>
@@ -16336,19 +16343,203 @@
           <w:u w:val="none"/>
           <w:rtl w:val="0"/>
         </w:rPr>
-        <w:t xml:space="preserve"> yes</w:t>
-      </w:r>
-      <w:r>
-        <w:rPr>
-          <w:b w:val="0"/>
-          <w:bCs w:val="0"/>
-          <w:i w:val="0"/>
-          <w:iCs w:val="0"/>
-          <w:strike w:val="0"/>
-          <w:color w:val="c9211e"/>
-          <w:sz w:val="24"/>
-          <w:szCs w:val="24"/>
-          <w:u w:val="none"/>
+        <w:t xml:space="preserve"> ye</w:t>
+      </w:r>
+      <w:r>
+        <w:rPr>
+          <w:color w:val="8d1d75"/>
+          <w:rtl w:val="0"/>
+        </w:rPr>
+        <w:t xml:space="preserve">s</w:t>
+      </w:r>
+    </w:p>
+    <w:p>
+      <w:pPr>
+        <w:jc w:val="left"/>
+        <w:rPr>
+          <w:b w:val="0"/>
+          <w:bCs w:val="0"/>
+          <w:i w:val="0"/>
+          <w:iCs w:val="0"/>
+          <w:strike w:val="0"/>
+          <w:color w:val="8d1d75"/>
+          <w:sz w:val="24"/>
+          <w:szCs w:val="24"/>
+          <w:u w:val="none"/>
+        </w:rPr>
+      </w:pPr>
+      <w:r>
+        <w:rPr>
+          <w:b w:val="0"/>
+          <w:bCs w:val="0"/>
+          <w:i w:val="0"/>
+          <w:iCs w:val="0"/>
+          <w:strike w:val="0"/>
+          <w:color w:val="8d1d75"/>
+          <w:sz w:val="24"/>
+          <w:szCs w:val="24"/>
+          <w:u w:val="none"/>
+          <w:rtl w:val="0"/>
+        </w:rPr>
+        <w:t xml:space="preserve">Total time: </w:t>
+      </w:r>
+      <w:r>
+        <w:rPr>
+          <w:color w:val="8d1d75"/>
+          <w:rtl w:val="0"/>
+        </w:rPr>
+        <w:t xml:space="preserve">15d7h</w:t>
+      </w:r>
+      <w:r>
+        <w:rPr>
+          <w:rtl w:val="0"/>
+        </w:rPr>
+      </w:r>
+    </w:p>
+    <w:p>
+      <w:pPr>
+        <w:numPr>
+          <w:ilvl w:val="0"/>
+          <w:numId w:val="1"/>
+        </w:numPr>
+        <w:ind w:left="720" w:hanging="360"/>
+        <w:jc w:val="left"/>
+        <w:rPr/>
+      </w:pPr>
+      <w:r>
+        <w:rPr>
+          <w:b w:val="0"/>
+          <w:bCs w:val="0"/>
+          <w:i w:val="0"/>
+          <w:iCs w:val="0"/>
+          <w:strike w:val="0"/>
+          <w:color w:val="000000"/>
+          <w:sz w:val="24"/>
+          <w:szCs w:val="24"/>
+          <w:u w:val="none"/>
+          <w:rtl w:val="0"/>
+        </w:rPr>
+        <w:t xml:space="preserve">After completing the Rantz step of OSF, teleport to Burthorpe and progress A Tail of Two Cats (the potatoes should be grown by now), then to Varrock (chronicle). Progress Ratcatchers at Hooknosed Jack, talk to the Apothecary for Ratcatchers</w:t>
+      </w:r>
+      <w:r>
+        <w:rPr>
+          <w:rtl w:val="0"/>
+        </w:rPr>
+        <w:t xml:space="preserve"> and </w:t>
+      </w:r>
+      <w:r>
+        <w:rPr>
+          <w:b w:val="0"/>
+          <w:bCs w:val="0"/>
+          <w:i w:val="0"/>
+          <w:iCs w:val="0"/>
+          <w:strike w:val="0"/>
+          <w:color w:val="000000"/>
+          <w:sz w:val="24"/>
+          <w:szCs w:val="24"/>
+          <w:u w:val="none"/>
+          <w:rtl w:val="0"/>
+        </w:rPr>
+        <w:t xml:space="preserve">A Tail of Two Cat</w:t>
+      </w:r>
+      <w:r>
+        <w:rPr>
+          <w:rtl w:val="0"/>
+        </w:rPr>
+        <w:t xml:space="preserve">s.</w:t>
+      </w:r>
+      <w:r>
+        <w:rPr>
+          <w:b w:val="0"/>
+          <w:bCs w:val="0"/>
+          <w:i w:val="0"/>
+          <w:iCs w:val="0"/>
+          <w:strike w:val="0"/>
+          <w:color w:val="000000"/>
+          <w:sz w:val="24"/>
+          <w:szCs w:val="24"/>
+          <w:u w:val="none"/>
+          <w:rtl w:val="0"/>
+        </w:rPr>
+        <w:t xml:space="preserve"> Return to Hooknosed Jack to continue Ratcatchers.</w:t>
+      </w:r>
+      <w:r>
+        <w:rPr>
+          <w:rtl w:val="0"/>
+        </w:rPr>
+      </w:r>
+    </w:p>
+    <w:p>
+      <w:pPr>
+        <w:jc w:val="left"/>
+        <w:rPr/>
+      </w:pPr>
+      <w:r>
+        <w:rPr>
+          <w:b w:val="1"/>
+          <w:bCs w:val="1"/>
+          <w:i w:val="0"/>
+          <w:iCs w:val="0"/>
+          <w:strike w:val="0"/>
+          <w:color w:val="8d1d75"/>
+          <w:sz w:val="24"/>
+          <w:szCs w:val="24"/>
+          <w:u w:val="none"/>
+          <w:rtl w:val="0"/>
+        </w:rPr>
+        <w:t xml:space="preserve">GP stack: </w:t>
+      </w:r>
+      <w:r>
+        <w:rPr>
+          <w:color w:val="8d1d75"/>
+          <w:rtl w:val="0"/>
+        </w:rPr>
+        <w:t xml:space="preserve">30k gp</w:t>
+      </w:r>
+      <w:r>
+        <w:rPr>
+          <w:rtl w:val="0"/>
+        </w:rPr>
+      </w:r>
+    </w:p>
+    <w:p>
+      <w:pPr>
+        <w:jc w:val="left"/>
+        <w:rPr/>
+      </w:pPr>
+      <w:r>
+        <w:rPr>
+          <w:b w:val="1"/>
+          <w:bCs w:val="1"/>
+          <w:i w:val="0"/>
+          <w:iCs w:val="0"/>
+          <w:strike w:val="0"/>
+          <w:color w:val="8d1d75"/>
+          <w:sz w:val="24"/>
+          <w:szCs w:val="24"/>
+          <w:u w:val="none"/>
+          <w:rtl w:val="0"/>
+        </w:rPr>
+        <w:t xml:space="preserve">Items needed: </w:t>
+      </w:r>
+      <w:r>
+        <w:rPr>
+          <w:b w:val="0"/>
+          <w:bCs w:val="0"/>
+          <w:i w:val="0"/>
+          <w:iCs w:val="0"/>
+          <w:strike w:val="0"/>
+          <w:color w:val="8d1d75"/>
+          <w:sz w:val="24"/>
+          <w:szCs w:val="24"/>
+          <w:u w:val="none"/>
+          <w:rtl w:val="0"/>
+        </w:rPr>
+        <w:t xml:space="preserve">stodgy mattress, games necklace, catspeak amulet, hellcat,</w:t>
+      </w:r>
+      <w:r>
+        <w:rPr>
+          <w:color w:val="8d1d75"/>
           <w:rtl w:val="0"/>
         </w:rPr>
         <w:t xml:space="preserve"> </w:t>
@@ -16366,197 +16557,7 @@
           <w:u w:val="none"/>
           <w:rtl w:val="0"/>
         </w:rPr>
-        <w:t xml:space="preserve">(follow wiki steps to obtain the remaining items during the quest)</w:t>
-      </w:r>
-      <w:r>
-        <w:rPr>
-          <w:rtl w:val="0"/>
-        </w:rPr>
-      </w:r>
-    </w:p>
-    <w:p>
-      <w:pPr>
-        <w:jc w:val="left"/>
-        <w:rPr>
-          <w:b w:val="0"/>
-          <w:bCs w:val="0"/>
-          <w:i w:val="0"/>
-          <w:iCs w:val="0"/>
-          <w:strike w:val="0"/>
-          <w:color w:val="8d1d75"/>
-          <w:sz w:val="24"/>
-          <w:szCs w:val="24"/>
-          <w:u w:val="none"/>
-        </w:rPr>
-      </w:pPr>
-      <w:r>
-        <w:rPr>
-          <w:b w:val="0"/>
-          <w:bCs w:val="0"/>
-          <w:i w:val="0"/>
-          <w:iCs w:val="0"/>
-          <w:strike w:val="0"/>
-          <w:color w:val="8d1d75"/>
-          <w:sz w:val="24"/>
-          <w:szCs w:val="24"/>
-          <w:u w:val="none"/>
-          <w:rtl w:val="0"/>
-        </w:rPr>
-        <w:t xml:space="preserve">Total time: </w:t>
-      </w:r>
-      <w:r>
-        <w:rPr>
-          <w:color w:val="8d1d75"/>
-          <w:rtl w:val="0"/>
-        </w:rPr>
-        <w:t xml:space="preserve">15d7h</w:t>
-      </w:r>
-      <w:r>
-        <w:rPr>
-          <w:rtl w:val="0"/>
-        </w:rPr>
-      </w:r>
-    </w:p>
-    <w:p>
-      <w:pPr>
-        <w:numPr>
-          <w:ilvl w:val="0"/>
-          <w:numId w:val="1"/>
-        </w:numPr>
-        <w:ind w:left="720" w:hanging="360"/>
-        <w:jc w:val="left"/>
-        <w:rPr/>
-      </w:pPr>
-      <w:r>
-        <w:rPr>
-          <w:b w:val="0"/>
-          <w:bCs w:val="0"/>
-          <w:i w:val="0"/>
-          <w:iCs w:val="0"/>
-          <w:strike w:val="0"/>
-          <w:color w:val="000000"/>
-          <w:sz w:val="24"/>
-          <w:szCs w:val="24"/>
-          <w:u w:val="none"/>
-          <w:rtl w:val="0"/>
-        </w:rPr>
-        <w:t xml:space="preserve">After completing the Rantz step of OSF, teleport to Burthorpe and progress A Tail of Two Cats (the potatoes should be grown by now), then to Varrock (chronicle). Progress Ratcatchers at Hooknosed Jack, talk to the Apothecary for Ratcatchers</w:t>
-      </w:r>
-      <w:r>
-        <w:rPr>
-          <w:rtl w:val="0"/>
-        </w:rPr>
-        <w:t xml:space="preserve"> and </w:t>
-      </w:r>
-      <w:r>
-        <w:rPr>
-          <w:b w:val="0"/>
-          <w:bCs w:val="0"/>
-          <w:i w:val="0"/>
-          <w:iCs w:val="0"/>
-          <w:strike w:val="0"/>
-          <w:color w:val="000000"/>
-          <w:sz w:val="24"/>
-          <w:szCs w:val="24"/>
-          <w:u w:val="none"/>
-          <w:rtl w:val="0"/>
-        </w:rPr>
-        <w:t xml:space="preserve">A Tail of Two Cat</w:t>
-      </w:r>
-      <w:r>
-        <w:rPr>
-          <w:rtl w:val="0"/>
-        </w:rPr>
-        <w:t xml:space="preserve">s.</w:t>
-      </w:r>
-      <w:r>
-        <w:rPr>
-          <w:b w:val="0"/>
-          <w:bCs w:val="0"/>
-          <w:i w:val="0"/>
-          <w:iCs w:val="0"/>
-          <w:strike w:val="0"/>
-          <w:color w:val="000000"/>
-          <w:sz w:val="24"/>
-          <w:szCs w:val="24"/>
-          <w:u w:val="none"/>
-          <w:rtl w:val="0"/>
-        </w:rPr>
-        <w:t xml:space="preserve"> Return to Hooknosed Jack to continue Ratcatchers.</w:t>
-      </w:r>
-      <w:r>
-        <w:rPr>
-          <w:rtl w:val="0"/>
-        </w:rPr>
-      </w:r>
-    </w:p>
-    <w:p>
-      <w:pPr>
-        <w:jc w:val="left"/>
-        <w:rPr/>
-      </w:pPr>
-      <w:r>
-        <w:rPr>
-          <w:b w:val="1"/>
-          <w:bCs w:val="1"/>
-          <w:i w:val="0"/>
-          <w:iCs w:val="0"/>
-          <w:strike w:val="0"/>
-          <w:color w:val="8d1d75"/>
-          <w:sz w:val="24"/>
-          <w:szCs w:val="24"/>
-          <w:u w:val="none"/>
-          <w:rtl w:val="0"/>
-        </w:rPr>
-        <w:t xml:space="preserve">GP stack: </w:t>
-      </w:r>
-      <w:r>
-        <w:rPr>
-          <w:color w:val="8d1d75"/>
-          <w:rtl w:val="0"/>
-        </w:rPr>
-        <w:t xml:space="preserve">30k gp</w:t>
-      </w:r>
-      <w:r>
-        <w:rPr>
-          <w:rtl w:val="0"/>
-        </w:rPr>
-      </w:r>
-    </w:p>
-    <w:p>
-      <w:pPr>
-        <w:jc w:val="left"/>
-        <w:rPr/>
-      </w:pPr>
-      <w:r>
-        <w:rPr>
-          <w:b w:val="1"/>
-          <w:bCs w:val="1"/>
-          <w:i w:val="0"/>
-          <w:iCs w:val="0"/>
-          <w:strike w:val="0"/>
-          <w:color w:val="8d1d75"/>
-          <w:sz w:val="24"/>
-          <w:szCs w:val="24"/>
-          <w:u w:val="none"/>
-          <w:rtl w:val="0"/>
-        </w:rPr>
-        <w:t xml:space="preserve">Items needed: </w:t>
-      </w:r>
-      <w:r>
-        <w:rPr>
-          <w:b w:val="0"/>
-          <w:bCs w:val="0"/>
-          <w:i w:val="0"/>
-          <w:iCs w:val="0"/>
-          <w:strike w:val="0"/>
-          <w:color w:val="8d1d75"/>
-          <w:sz w:val="24"/>
-          <w:szCs w:val="24"/>
-          <w:u w:val="none"/>
-          <w:rtl w:val="0"/>
-        </w:rPr>
-        <w:t xml:space="preserve">stodgy mattress, games necklace, catspeak amulet, hellcat, 4 cheese, empty vial, 2 red spider’s eggs, kwuarm, marrentill, unicorn horn dust, bucket of milk, karambwanji or other fish (for cat), limpwurt root, law</w:t>
+        <w:t xml:space="preserve">4 cheese, empty vial, 2 red spider’s eggs, kwuarm, marrentill, unicorn horn dust, bucket of milk, karambwanji or other fish (for cat), limpwurt root, law</w:t>
       </w:r>
       <w:r>
         <w:rPr>
@@ -20172,7 +20173,7 @@
           <w:color w:val="ff9900"/>
           <w:rtl w:val="0"/>
         </w:rPr>
-        <w:t xml:space="preserve">Optional alternative: use the firefighter method</w:t>
+        <w:t xml:space="preserve">Optional alternative: fight Tempoross, e.g. using a mass world method, or a solo method like </w:t>
       </w:r>
       <w:hyperlink r:id="rId35">
         <w:r>
@@ -20183,7 +20184,7 @@
             <w:u w:val="single"/>
             <w:rtl w:val="0"/>
           </w:rPr>
-          <w:t xml:space="preserve">Tempoross - 80+ Permits/Hour - Solo Firefight Method</w:t>
+          <w:t xml:space="preserve">Easy Tempoross Solo | Guaranteed Kills Guide ALL Levels</w:t>
         </w:r>
       </w:hyperlink>
       <w:r>
@@ -20193,7 +20194,7 @@
           <w:color w:val="ff9900"/>
           <w:rtl w:val="0"/>
         </w:rPr>
-        <w:t xml:space="preserve"> at Tempoross for high points/hr to get a fishing barrel, then resume the barbarian fishing grind.</w:t>
+        <w:t xml:space="preserve">, to get a fishing barrel, then resume the barbarian fishing grind.</w:t>
       </w:r>
     </w:p>
     <w:p>
@@ -21238,6 +21239,24 @@
           <w:numId w:val="1"/>
         </w:numPr>
         <w:ind w:left="1080" w:hanging="360"/>
+        <w:rPr>
+          <w:u w:val="none"/>
+        </w:rPr>
+      </w:pPr>
+      <w:r>
+        <w:rPr>
+          <w:rtl w:val="0"/>
+        </w:rPr>
+        <w:t xml:space="preserve">Use any runes you have for thralls here. If they run out, do not let your gp stack fall below 120k - you can buy some runes for the second tier thralls to keep using them with excess gp.</w:t>
+      </w:r>
+    </w:p>
+    <w:p>
+      <w:pPr>
+        <w:numPr>
+          <w:ilvl w:val="1"/>
+          <w:numId w:val="1"/>
+        </w:numPr>
+        <w:ind w:left="1080" w:hanging="360"/>
       </w:pPr>
       <w:r>
         <w:rPr>
@@ -21277,6 +21296,39 @@
           <w:rtl w:val="0"/>
         </w:rPr>
         <w:t xml:space="preserve">At some point your stats are high enough you might be within reach of completing the easy tier of the Combat Achievements, giving you a quick 5k xp lamp for a skill of your choice (probably herblore).</w:t>
+      </w:r>
+    </w:p>
+    <w:p>
+      <w:pPr>
+        <w:numPr>
+          <w:ilvl w:val="1"/>
+          <w:numId w:val="1"/>
+        </w:numPr>
+        <w:ind w:left="1080" w:hanging="360"/>
+        <w:rPr>
+          <w:u w:val="none"/>
+        </w:rPr>
+      </w:pPr>
+      <w:r>
+        <w:rPr>
+          <w:rtl w:val="0"/>
+        </w:rPr>
+        <w:t xml:space="preserve">The best way to cash your bones for prayer XP at the Chaos Altar is using the Arceuus Cemetery Teleport along with the gravestone method or even suicide method for the bones. This way you do not risk many of the bones while in the wilderness. </w:t>
+      </w:r>
+      <w:hyperlink r:id="rId44">
+        <w:r>
+          <w:rPr>
+            <w:color w:val="0000ee"/>
+            <w:u w:val="single"/>
+            <w:rtl w:val="0"/>
+          </w:rPr>
+          <w:t xml:space="preserve">Gravestone Prayer Training (minimal risk)</w:t>
+        </w:r>
+      </w:hyperlink>
+      <w:r>
+        <w:rPr>
+          <w:rtl w:val="0"/>
+        </w:rPr>
       </w:r>
     </w:p>
     <w:p>
@@ -22005,7 +22057,7 @@
         </w:rPr>
         <w:t xml:space="preserve">Explorer’s ring teleport and run to Port Sarim to recruit Jobless Jim. You can set Jim to man the ship and trim the sails, reducing the xp from trimming by 50% but making sailing more convenient. Charter to the Pandemonium. Take your skiff to the starting point of Troubled Tortugans and start and complete the quest in full. While on the Great Conch collect the spyglass and strange apple tree charter on the isle. Next do port courier tasks to Summer Shore until level 50 sailing (</w:t>
       </w:r>
-      <w:hyperlink r:id="rId44">
+      <w:hyperlink r:id="rId45">
         <w:r>
           <w:rPr>
             <w:color w:val="1155cc"/>
@@ -22051,7 +22103,7 @@
         </w:rPr>
         <w:t xml:space="preserve">When at the Onyx Crest, dock there and dig to find the small key for the </w:t>
       </w:r>
-      <w:hyperlink r:id="rId45">
+      <w:hyperlink r:id="rId46">
         <w:r>
           <w:rPr>
             <w:color w:val="1155cc"/>
@@ -22252,7 +22304,7 @@
         </w:rPr>
         <w:t xml:space="preserve">between Kastori and Tal Teklan (</w:t>
       </w:r>
-      <w:hyperlink r:id="rId46">
+      <w:hyperlink r:id="rId47">
         <w:r>
           <w:rPr>
             <w:color w:val="0000ee"/>
@@ -22274,7 +22326,7 @@
         </w:rPr>
         <w:t xml:space="preserve">. Follow this guide for catching chins: </w:t>
       </w:r>
-      <w:hyperlink r:id="rId47">
+      <w:hyperlink r:id="rId48">
         <w:r>
           <w:rPr>
             <w:color w:val="0000ee"/>
@@ -22385,7 +22437,7 @@
         </w:numPr>
         <w:ind w:left="1080" w:hanging="360"/>
       </w:pPr>
-      <w:hyperlink r:id="rId48">
+      <w:hyperlink r:id="rId49">
         <w:r>
           <w:rPr>
             <w:color w:val="0000ee"/>
@@ -22401,7 +22453,7 @@
         </w:rPr>
         <w:t xml:space="preserve"> and </w:t>
       </w:r>
-      <w:hyperlink r:id="rId49">
+      <w:hyperlink r:id="rId50">
         <w:r>
           <w:rPr>
             <w:color w:val="0000ee"/>
@@ -22417,7 +22469,7 @@
         </w:rPr>
         <w:t xml:space="preserve"> show the mm1 tunnel method, though it is better to use a spot one curve deeper into the cave. The best location is shown (poorly) in </w:t>
       </w:r>
-      <w:hyperlink r:id="rId50">
+      <w:hyperlink r:id="rId51">
         <w:r>
           <w:rPr>
             <w:color w:val="1155cc"/>
@@ -22624,7 +22676,7 @@
         </w:rPr>
         <w:t xml:space="preserve"> side, </w:t>
       </w:r>
-      <w:hyperlink r:id="rId51">
+      <w:hyperlink r:id="rId52">
         <w:r>
           <w:rPr>
             <w:color w:val="0000ee"/>
@@ -22655,7 +22707,7 @@
         </w:rPr>
         <w:t xml:space="preserve">On floor 3 each side has a grapple (</w:t>
       </w:r>
-      <w:hyperlink r:id="rId52">
+      <w:hyperlink r:id="rId53">
         <w:r>
           <w:rPr>
             <w:color w:val="0000ee"/>
@@ -22671,7 +22723,7 @@
         </w:rPr>
         <w:t xml:space="preserve">, </w:t>
       </w:r>
-      <w:hyperlink r:id="rId53">
+      <w:hyperlink r:id="rId54">
         <w:r>
           <w:rPr>
             <w:color w:val="0000ee"/>
@@ -22702,7 +22754,7 @@
         </w:rPr>
         <w:t xml:space="preserve">Floors 1-2 are not worth looting, although if you are chasing collection log slots you have to loot these too. </w:t>
       </w:r>
-      <w:hyperlink r:id="rId54">
+      <w:hyperlink r:id="rId55">
         <w:r>
           <w:rPr>
             <w:color w:val="0000ee"/>
@@ -22733,7 +22785,7 @@
         </w:rPr>
         <w:t xml:space="preserve">If you are using mahogany planks with rune nails (in BRUHsailer you will not be doing this) to build bridges it is efficient construction xp to build the bridge in floor 1 (on two out of four sides, so on 50% of all runs, </w:t>
       </w:r>
-      <w:hyperlink r:id="rId55">
+      <w:hyperlink r:id="rId56">
         <w:r>
           <w:rPr>
             <w:color w:val="0000ee"/>
@@ -22919,7 +22971,7 @@
         </w:rPr>
         <w:t xml:space="preserve">If you want a change of pace you can afk mine daeyalt essence for runecrafting later. There is also a high effort daeyalt (“dae-alch”) method: </w:t>
       </w:r>
-      <w:hyperlink r:id="rId56">
+      <w:hyperlink r:id="rId57">
         <w:r>
           <w:rPr>
             <w:color w:val="1155cc"/>
@@ -22950,7 +23002,7 @@
         </w:rPr>
         <w:t xml:space="preserve">You can do this grind in smaller parts, or quit entirely at a lower agility level. </w:t>
       </w:r>
-      <w:hyperlink r:id="rId57">
+      <w:hyperlink r:id="rId58">
         <w:r>
           <w:rPr>
             <w:color w:val="1155cc"/>
@@ -23069,7 +23121,25 @@
         </w:rPr>
         <w:t xml:space="preserve">Do Blast Mining </w:t>
       </w:r>
-      <w:hyperlink r:id="rId58">
+      <w:hyperlink r:id="rId59">
+        <w:r>
+          <w:rPr>
+            <w:rFonts w:ascii="Arial" w:cs="Arial" w:eastAsia="Arial" w:hAnsi="Arial"/>
+            <w:color w:val="0000ee"/>
+            <w:u w:val="single"/>
+            <w:rtl w:val="0"/>
+          </w:rPr>
+          <w:t xml:space="preserve">22-Ore Blast Mine Method (~78k+ Mining XP &amp; ~1.2M GP per hour!) OSRS</w:t>
+        </w:r>
+      </w:hyperlink>
+      <w:r>
+        <w:rPr>
+          <w:rFonts w:ascii="Arial" w:cs="Arial" w:eastAsia="Arial" w:hAnsi="Arial"/>
+          <w:rtl w:val="0"/>
+        </w:rPr>
+        <w:t xml:space="preserve"> to get to 330 addy ore total, buying the dynamite from the shop as needed. The rates in the video are inaccurate but the route is legitimate, for more info see </w:t>
+      </w:r>
+      <w:hyperlink r:id="rId60">
         <w:r>
           <w:rPr>
             <w:rFonts w:ascii="Arial" w:cs="Arial" w:eastAsia="Arial" w:hAnsi="Arial"/>
@@ -23077,7 +23147,7 @@
             <w:u w:val="single"/>
             <w:rtl w:val="0"/>
           </w:rPr>
-          <w:t xml:space="preserve">https://streamable.com/l3ylry</w:t>
+          <w:t xml:space="preserve">https://old.reddit.com/r/2007scape/comments/1vnp6zn/guide_updated_high_intensity_blast_mine_loop_77k/</w:t>
         </w:r>
       </w:hyperlink>
       <w:r>
@@ -23085,7 +23155,14 @@
           <w:rFonts w:ascii="Arial" w:cs="Arial" w:eastAsia="Arial" w:hAnsi="Arial"/>
           <w:rtl w:val="0"/>
         </w:rPr>
-        <w:t xml:space="preserve"> to get to 330 addy ore total, buying the dynamite from the shop as needed. </w:t>
+        <w:t xml:space="preserve"> - estimated to use 390-400 dynamite/hour</w:t>
+      </w:r>
+      <w:r>
+        <w:rPr>
+          <w:rFonts w:ascii="Arial" w:cs="Arial" w:eastAsia="Arial" w:hAnsi="Arial"/>
+          <w:rtl w:val="0"/>
+        </w:rPr>
+        <w:t xml:space="preserve">. </w:t>
       </w:r>
       <w:r>
         <w:rPr>
@@ -23093,7 +23170,7 @@
         </w:rPr>
         <w:t xml:space="preserve">Hybrid ore uim smelt (</w:t>
       </w:r>
-      <w:hyperlink r:id="rId59">
+      <w:hyperlink r:id="rId61">
         <w:r>
           <w:rPr>
             <w:color w:val="0000ee"/>
@@ -23109,7 +23186,7 @@
         </w:rPr>
         <w:t xml:space="preserve">) your mithril from MLM. Smelt your lead ore into bars. Smelt your gold ore from MLM. Use the UIM gold method (</w:t>
       </w:r>
-      <w:hyperlink r:id="rId60">
+      <w:hyperlink r:id="rId62">
         <w:r>
           <w:rPr>
             <w:color w:val="0000ee"/>
@@ -23484,7 +23561,7 @@
         </w:rPr>
         <w:t xml:space="preserve"> side, </w:t>
       </w:r>
-      <w:hyperlink r:id="rId61">
+      <w:hyperlink r:id="rId63">
         <w:r>
           <w:rPr>
             <w:color w:val="0000ee"/>
@@ -23532,7 +23609,7 @@
         </w:rPr>
         <w:t xml:space="preserve"> side, </w:t>
       </w:r>
-      <w:hyperlink r:id="rId62">
+      <w:hyperlink r:id="rId64">
         <w:r>
           <w:rPr>
             <w:color w:val="0000ee"/>
@@ -23566,7 +23643,7 @@
         </w:rPr>
         <w:t xml:space="preserve">Floor 5 always has an enchantment obstacle </w:t>
       </w:r>
-      <w:hyperlink r:id="rId63">
+      <w:hyperlink r:id="rId65">
         <w:r>
           <w:rPr>
             <w:color w:val="0000ee"/>
@@ -23582,7 +23659,7 @@
         </w:rPr>
         <w:t xml:space="preserve">, a grapple obstacle </w:t>
       </w:r>
-      <w:hyperlink r:id="rId64">
+      <w:hyperlink r:id="rId66">
         <w:r>
           <w:rPr>
             <w:color w:val="0000ee"/>
@@ -23598,7 +23675,7 @@
         </w:rPr>
         <w:t xml:space="preserve"> and a bridge obstacle </w:t>
       </w:r>
-      <w:hyperlink r:id="rId65">
+      <w:hyperlink r:id="rId67">
         <w:r>
           <w:rPr>
             <w:color w:val="0000ee"/>
@@ -23614,7 +23691,7 @@
         </w:rPr>
         <w:t xml:space="preserve">, followed by a grand coffin </w:t>
       </w:r>
-      <w:hyperlink r:id="rId66">
+      <w:hyperlink r:id="rId68">
         <w:r>
           <w:rPr>
             <w:color w:val="0000ee"/>
@@ -23648,7 +23725,7 @@
         </w:rPr>
         <w:t xml:space="preserve">Floors 1-3 are not worth looting anymore, although if you are chasing collection log slots you have to loot these too. If you are using mahogany planks with rune nails (in BRUHsailer you will not be doing this) to build bridges it is efficient construction xp to build the bridge in floor 1 (on two out of four sides, so on 50% of all runs, </w:t>
       </w:r>
-      <w:hyperlink r:id="rId67">
+      <w:hyperlink r:id="rId69">
         <w:r>
           <w:rPr>
             <w:color w:val="0000ee"/>
@@ -24019,7 +24096,7 @@
         </w:rPr>
         <w:t xml:space="preserve">If you want a change of pace you can afk mine daeyalt essence for runecrafting later. There is also a high effort daeyalt (“dae-alch”) method: </w:t>
       </w:r>
-      <w:hyperlink r:id="rId68">
+      <w:hyperlink r:id="rId70">
         <w:r>
           <w:rPr>
             <w:color w:val="1155cc"/>
@@ -24050,7 +24127,7 @@
         </w:rPr>
         <w:t xml:space="preserve">You can do this grind in smaller parts, or quit entirely at a lower agility level. </w:t>
       </w:r>
-      <w:hyperlink r:id="rId69">
+      <w:hyperlink r:id="rId71">
         <w:r>
           <w:rPr>
             <w:color w:val="1155cc"/>
@@ -24083,7 +24160,7 @@
         </w:rPr>
         <w:t xml:space="preserve">You can use Parasailer’s Hallowed Sepulchre calculator: </w:t>
       </w:r>
-      <w:hyperlink r:id="rId70">
+      <w:hyperlink r:id="rId72">
         <w:r>
           <w:rPr>
             <w:color w:val="0000ee"/>
@@ -24153,7 +24230,7 @@
         </w:rPr>
         <w:t xml:space="preserve">The floor 4 brazier, </w:t>
       </w:r>
-      <w:hyperlink r:id="rId71">
+      <w:hyperlink r:id="rId73">
         <w:r>
           <w:rPr>
             <w:color w:val="0000ee"/>
@@ -24570,7 +24647,7 @@
         </w:rPr>
         <w:t xml:space="preserve">If you have a fish barrel, move your POH to Brimhaven (move it back after), then buy a few thousand (between 2,000 and 10,000 recommended) raw karambwans using the barrel method in this video: </w:t>
       </w:r>
-      <w:hyperlink r:id="rId72">
+      <w:hyperlink r:id="rId74">
         <w:r>
           <w:rPr>
             <w:rFonts w:ascii="Arial" w:cs="Arial" w:eastAsia="Arial" w:hAnsi="Arial"/>
@@ -24587,7 +24664,7 @@
         </w:rPr>
         <w:t xml:space="preserve">. Karambwans are the best food at all levels, and give incredible cooking xp (using a method called ‘1t bwan cooking’). See </w:t>
       </w:r>
-      <w:hyperlink r:id="rId73">
+      <w:hyperlink r:id="rId75">
         <w:r>
           <w:rPr>
             <w:color w:val="0000ee"/>
@@ -25120,7 +25197,7 @@
         </w:rPr>
         <w:t xml:space="preserve">Make 20 bolts of canvas. Build the mahogany mast and canvas sails on your skiff using the hemp you farmed, build the mithril helm on your skiff (not sloop) and the inoculation station on your sloop. Do the Jubbly Jive barracuda trial and complete up to the shark rank. Build a wind catcher on both your skiff and your sloop, then return to the Jubbly Jive and keep training sailing to level 67 sailing using the following method for Marlin rank: </w:t>
       </w:r>
-      <w:hyperlink r:id="rId74">
+      <w:hyperlink r:id="rId76">
         <w:r>
           <w:rPr>
             <w:color w:val="1155cc"/>
@@ -25136,7 +25213,7 @@
         </w:rPr>
         <w:t xml:space="preserve">. At your convenience, return to the Ardent Ocean meteorologists for those charting tasks. Optional but not recommended: if you prefer alternative training methods you can choose between Rellekka courier tasks (</w:t>
       </w:r>
-      <w:hyperlink r:id="rId75">
+      <w:hyperlink r:id="rId77">
         <w:r>
           <w:rPr>
             <w:color w:val="1155cc"/>
@@ -26625,7 +26702,7 @@
         </w:rPr>
         <w:t xml:space="preserve">; 2) kill Vyrewatch Sentinels for 1/46.5; 3) trade rune platelegs for one at </w:t>
       </w:r>
-      <w:hyperlink r:id="rId76">
+      <w:hyperlink r:id="rId78">
         <w:r>
           <w:rPr>
             <w:color w:val="1155cc"/>
@@ -26936,7 +27013,7 @@
         </w:rPr>
         <w:t xml:space="preserve">Example clip: </w:t>
       </w:r>
-      <w:hyperlink r:id="rId77">
+      <w:hyperlink r:id="rId79">
         <w:r>
           <w:rPr>
             <w:i w:val="1"/>
@@ -26989,7 +27066,7 @@
         <w:jc w:val="left"/>
         <w:rPr/>
       </w:pPr>
-      <w:hyperlink r:id="rId78">
+      <w:hyperlink r:id="rId80">
         <w:r>
           <w:rPr>
             <w:rFonts w:ascii="Arial" w:cs="Arial" w:eastAsia="Arial" w:hAnsi="Arial"/>
@@ -28622,7 +28699,7 @@
         </w:rPr>
         <w:t xml:space="preserve">Overview document: </w:t>
       </w:r>
-      <w:hyperlink r:id="rId79">
+      <w:hyperlink r:id="rId81">
         <w:r>
           <w:rPr>
             <w:color w:val="0000ee"/>
@@ -28649,7 +28726,7 @@
         </w:rPr>
         <w:t xml:space="preserve">Interactive version with checkboxes: </w:t>
       </w:r>
-      <w:hyperlink r:id="rId80">
+      <w:hyperlink r:id="rId82">
         <w:r>
           <w:rPr>
             <w:color w:val="1155cc"/>
@@ -28678,7 +28755,7 @@
         </w:rPr>
         <w:t xml:space="preserve">Chapter 1: </w:t>
       </w:r>
-      <w:hyperlink r:id="rId81">
+      <w:hyperlink r:id="rId83">
         <w:r>
           <w:rPr>
             <w:color w:val="0000ee"/>
@@ -28704,7 +28781,7 @@
         </w:rPr>
         <w:t xml:space="preserve">Chapter 2: </w:t>
       </w:r>
-      <w:hyperlink r:id="rId82">
+      <w:hyperlink r:id="rId84">
         <w:r>
           <w:rPr>
             <w:color w:val="0000ee"/>
@@ -28730,7 +28807,7 @@
         </w:rPr>
         <w:t xml:space="preserve">Chapter 3: </w:t>
       </w:r>
-      <w:hyperlink r:id="rId83">
+      <w:hyperlink r:id="rId85">
         <w:r>
           <w:rPr>
             <w:color w:val="0000ee"/>
@@ -28756,7 +28833,7 @@
         </w:rPr>
         <w:t xml:space="preserve">Detailed math on every single step: </w:t>
       </w:r>
-      <w:hyperlink r:id="rId84">
+      <w:hyperlink r:id="rId86">
         <w:r>
           <w:rPr>
             <w:color w:val="0000ee"/>
@@ -28784,7 +28861,7 @@
         </w:rPr>
         <w:t xml:space="preserve">Parasailer’s image folder: </w:t>
       </w:r>
-      <w:hyperlink r:id="rId85">
+      <w:hyperlink r:id="rId87">
         <w:r>
           <w:rPr>
             <w:color w:val="1155cc"/>
@@ -28811,7 +28888,7 @@
         </w:rPr>
         <w:t xml:space="preserve">Tool for comparing Landlubber and immediately-after-sailing: </w:t>
       </w:r>
-      <w:hyperlink r:id="rId86">
+      <w:hyperlink r:id="rId88">
         <w:r>
           <w:rPr>
             <w:rFonts w:ascii="Arial" w:cs="Arial" w:eastAsia="Arial" w:hAnsi="Arial"/>
@@ -28876,7 +28953,7 @@
           <w:rFonts w:ascii="Arial" w:cs="Arial" w:eastAsia="Arial" w:hAnsi="Arial"/>
         </w:rPr>
       </w:pPr>
-      <w:hyperlink r:id="rId87">
+      <w:hyperlink r:id="rId89">
         <w:r>
           <w:rPr>
             <w:rFonts w:ascii="Arial" w:cs="Arial" w:eastAsia="Arial" w:hAnsi="Arial"/>
@@ -28900,7 +28977,7 @@
           <w:rFonts w:ascii="Arial" w:cs="Arial" w:eastAsia="Arial" w:hAnsi="Arial"/>
         </w:rPr>
       </w:pPr>
-      <w:hyperlink r:id="rId88">
+      <w:hyperlink r:id="rId90">
         <w:r>
           <w:rPr>
             <w:rFonts w:ascii="Arial" w:cs="Arial" w:eastAsia="Arial" w:hAnsi="Arial"/>
@@ -28924,7 +29001,7 @@
           <w:rFonts w:ascii="Arial" w:cs="Arial" w:eastAsia="Arial" w:hAnsi="Arial"/>
         </w:rPr>
       </w:pPr>
-      <w:hyperlink r:id="rId89">
+      <w:hyperlink r:id="rId91">
         <w:r>
           <w:rPr>
             <w:rFonts w:ascii="Arial" w:cs="Arial" w:eastAsia="Arial" w:hAnsi="Arial"/>
@@ -28946,7 +29023,7 @@
         <w:spacing w:line="276" w:lineRule="auto"/>
         <w:rPr/>
       </w:pPr>
-      <w:hyperlink r:id="rId90">
+      <w:hyperlink r:id="rId92">
         <w:r>
           <w:rPr>
             <w:rFonts w:ascii="Arial" w:cs="Arial" w:eastAsia="Arial" w:hAnsi="Arial"/>
@@ -28999,7 +29076,7 @@
         </w:rPr>
         <w:t xml:space="preserve">Chapter 1: </w:t>
       </w:r>
-      <w:hyperlink r:id="rId91">
+      <w:hyperlink r:id="rId93">
         <w:r>
           <w:rPr>
             <w:color w:val="0000ee"/>
@@ -29025,7 +29102,7 @@
         </w:rPr>
         <w:t xml:space="preserve">Chapter 2: </w:t>
       </w:r>
-      <w:hyperlink r:id="rId92">
+      <w:hyperlink r:id="rId94">
         <w:r>
           <w:rPr>
             <w:color w:val="0000ee"/>
@@ -29051,7 +29128,7 @@
         </w:rPr>
         <w:t xml:space="preserve">Chapter 3: </w:t>
       </w:r>
-      <w:hyperlink r:id="rId93">
+      <w:hyperlink r:id="rId95">
         <w:r>
           <w:rPr>
             <w:color w:val="0000ee"/>
@@ -29077,7 +29154,7 @@
         </w:rPr>
         <w:t xml:space="preserve">Detailed math on every single step: </w:t>
       </w:r>
-      <w:hyperlink r:id="rId94">
+      <w:hyperlink r:id="rId96">
         <w:r>
           <w:rPr>
             <w:color w:val="0000ee"/>
@@ -29119,7 +29196,7 @@
           <w:szCs w:val="22"/>
         </w:rPr>
       </w:pPr>
-      <w:hyperlink r:id="rId95">
+      <w:hyperlink r:id="rId97">
         <w:r>
           <w:rPr>
             <w:color w:val="1155cc"/>
@@ -29143,7 +29220,7 @@
           <w:szCs w:val="26"/>
         </w:rPr>
       </w:pPr>
-      <w:hyperlink r:id="rId96">
+      <w:hyperlink r:id="rId98">
         <w:r>
           <w:rPr>
             <w:rFonts w:ascii="Arial" w:cs="Arial" w:eastAsia="Arial" w:hAnsi="Arial"/>
@@ -29165,7 +29242,7 @@
         <w:spacing w:line="276" w:lineRule="auto"/>
         <w:rPr/>
       </w:pPr>
-      <w:hyperlink r:id="rId97">
+      <w:hyperlink r:id="rId99">
         <w:r>
           <w:rPr>
             <w:rFonts w:ascii="Arial" w:cs="Arial" w:eastAsia="Arial" w:hAnsi="Arial"/>
@@ -29187,7 +29264,7 @@
         <w:spacing w:line="276" w:lineRule="auto"/>
         <w:rPr/>
       </w:pPr>
-      <w:hyperlink r:id="rId98">
+      <w:hyperlink r:id="rId100">
         <w:r>
           <w:rPr>
             <w:color w:val="1155cc"/>
@@ -29214,7 +29291,7 @@
           <w:szCs w:val="22"/>
         </w:rPr>
       </w:pPr>
-      <w:hyperlink r:id="rId99">
+      <w:hyperlink r:id="rId101">
         <w:r>
           <w:rPr>
             <w:rFonts w:ascii="Arial" w:cs="Arial" w:eastAsia="Arial" w:hAnsi="Arial"/>
@@ -29242,7 +29319,7 @@
           <w:szCs w:val="22"/>
         </w:rPr>
       </w:pPr>
-      <w:hyperlink r:id="rId100">
+      <w:hyperlink r:id="rId102">
         <w:r>
           <w:rPr>
             <w:rFonts w:ascii="Arial" w:cs="Arial" w:eastAsia="Arial" w:hAnsi="Arial"/>
@@ -29264,7 +29341,7 @@
         <w:spacing w:line="276" w:lineRule="auto"/>
         <w:rPr/>
       </w:pPr>
-      <w:hyperlink r:id="rId101">
+      <w:hyperlink r:id="rId103">
         <w:r>
           <w:rPr>
             <w:rFonts w:ascii="Arial" w:cs="Arial" w:eastAsia="Arial" w:hAnsi="Arial"/>
@@ -29310,7 +29387,7 @@
           <w:iCs w:val="1"/>
         </w:rPr>
       </w:pPr>
-      <w:hyperlink r:id="rId102">
+      <w:hyperlink r:id="rId104">
         <w:r>
           <w:rPr>
             <w:rFonts w:ascii="Arial" w:cs="Arial" w:eastAsia="Arial" w:hAnsi="Arial"/>
@@ -29334,7 +29411,7 @@
           <w:rFonts w:ascii="Arial" w:cs="Arial" w:eastAsia="Arial" w:hAnsi="Arial"/>
         </w:rPr>
       </w:pPr>
-      <w:hyperlink r:id="rId103">
+      <w:hyperlink r:id="rId105">
         <w:r>
           <w:rPr>
             <w:color w:val="1155cc"/>
@@ -29355,7 +29432,7 @@
         <w:spacing w:line="276" w:lineRule="auto"/>
         <w:rPr/>
       </w:pPr>
-      <w:hyperlink r:id="rId104">
+      <w:hyperlink r:id="rId106">
         <w:r>
           <w:rPr>
             <w:rFonts w:ascii="Arial" w:cs="Arial" w:eastAsia="Arial" w:hAnsi="Arial"/>
@@ -29380,7 +29457,7 @@
           <w:iCs w:val="1"/>
         </w:rPr>
       </w:pPr>
-      <w:hyperlink r:id="rId105">
+      <w:hyperlink r:id="rId107">
         <w:r>
           <w:rPr>
             <w:color w:val="1155cc"/>
@@ -29404,7 +29481,7 @@
           <w:iCs w:val="1"/>
         </w:rPr>
       </w:pPr>
-      <w:hyperlink r:id="rId106">
+      <w:hyperlink r:id="rId108">
         <w:r>
           <w:rPr>
             <w:rFonts w:ascii="Arial" w:cs="Arial" w:eastAsia="Arial" w:hAnsi="Arial"/>

--- a/source/Chapter2.docx
+++ b/source/Chapter2.docx
@@ -8575,7 +8575,7 @@
         <w:rPr>
           <w:rtl w:val="0"/>
         </w:rPr>
-        <w:t xml:space="preserve">Score a goal in Gnome Ball, complete a lap of the Gnome Agility Course, kill  terrorbirds for Rag and Bone Man II. </w:t>
+        <w:t xml:space="preserve">Score a goal in Gnome Ball, collect 50+ (two inventories) of toad’s legs northwest of the Grand Tree, complete a lap of the Gnome Agility Course, kill  terrorbirds for Rag and Bone Man II. </w:t>
       </w:r>
       <w:r>
         <w:rPr>
@@ -22547,6 +22547,132 @@
           <w:color w:val="8d1d75"/>
           <w:rtl w:val="0"/>
         </w:rPr>
+        <w:t xml:space="preserve"> green/blue d’hides, box traps, knife, teak log, salve amulet(ei), whatever other ranged gear you can scrounge up, crossbow, Sara items, hammer, fire staff, nature runes, a lot of money (obtained during the step, spent during the step).</w:t>
+      </w:r>
+    </w:p>
+    <w:p>
+      <w:pPr>
+        <w:rPr>
+          <w:color w:val="8d1d75"/>
+        </w:rPr>
+      </w:pPr>
+      <w:r>
+        <w:rPr>
+          <w:b w:val="1"/>
+          <w:bCs w:val="1"/>
+          <w:color w:val="8d1d75"/>
+          <w:rtl w:val="0"/>
+        </w:rPr>
+        <w:t xml:space="preserve">Skills/quests met?:</w:t>
+      </w:r>
+      <w:r>
+        <w:rPr>
+          <w:color w:val="8d1d75"/>
+          <w:rtl w:val="0"/>
+        </w:rPr>
+        <w:t xml:space="preserve"> yes</w:t>
+      </w:r>
+    </w:p>
+    <w:p>
+      <w:pPr>
+        <w:rPr>
+          <w:b w:val="1"/>
+          <w:bCs w:val="1"/>
+          <w:color w:val="8d1d75"/>
+        </w:rPr>
+      </w:pPr>
+      <w:r>
+        <w:rPr>
+          <w:b w:val="1"/>
+          <w:bCs w:val="1"/>
+          <w:color w:val="8d1d75"/>
+          <w:rtl w:val="0"/>
+        </w:rPr>
+        <w:t xml:space="preserve">Total time:</w:t>
+      </w:r>
+      <w:r>
+        <w:rPr>
+          <w:color w:val="8d1d75"/>
+          <w:rtl w:val="0"/>
+        </w:rPr>
+        <w:t xml:space="preserve"> 24d2h</w:t>
+      </w:r>
+      <w:r>
+        <w:rPr>
+          <w:rtl w:val="0"/>
+        </w:rPr>
+      </w:r>
+    </w:p>
+    <w:p>
+      <w:pPr>
+        <w:numPr>
+          <w:ilvl w:val="0"/>
+          <w:numId w:val="1"/>
+        </w:numPr>
+        <w:ind w:left="720" w:hanging="360"/>
+      </w:pPr>
+      <w:r>
+        <w:rPr>
+          <w:rtl w:val="0"/>
+        </w:rPr>
+        <w:t xml:space="preserve">Hybrid ore uim smelt (</w:t>
+      </w:r>
+      <w:hyperlink r:id="rId52">
+        <w:r>
+          <w:rPr>
+            <w:color w:val="0000ee"/>
+            <w:u w:val="single"/>
+            <w:rtl w:val="0"/>
+          </w:rPr>
+          <w:t xml:space="preserve">Hybrid ore UIM smelting</w:t>
+        </w:r>
+      </w:hyperlink>
+      <w:r>
+        <w:rPr>
+          <w:rtl w:val="0"/>
+        </w:rPr>
+        <w:t xml:space="preserve">) your mithril from MLM. Smelt your lead ore into bars. Smelt your gold ore from MLM. Go to Varrock west anvils, make 65 mithril bars into 975 nails. If you did less barbarian fishing earlier you may need more nails later, so keep the rest of your mithril bars in the bank for now. Collect 300 oak planks, either at Seers on a forestry world (banking the logs) with butler plankmaking after or directly at Rimmington as before, but now having the planks go into your bank. Make 16 (3)-dose agility potions and decant them into 12 (4)-dose potions.</w:t>
+      </w:r>
+    </w:p>
+    <w:p>
+      <w:pPr>
+        <w:rPr/>
+      </w:pPr>
+      <w:r>
+        <w:rPr>
+          <w:b w:val="1"/>
+          <w:bCs w:val="1"/>
+          <w:color w:val="8d1d75"/>
+          <w:rtl w:val="0"/>
+        </w:rPr>
+        <w:t xml:space="preserve">GP stack: </w:t>
+      </w:r>
+      <w:r>
+        <w:rPr>
+          <w:rtl w:val="0"/>
+        </w:rPr>
+      </w:r>
+    </w:p>
+    <w:p>
+      <w:pPr>
+        <w:rPr>
+          <w:color w:val="8d1d75"/>
+        </w:rPr>
+      </w:pPr>
+      <w:r>
+        <w:rPr>
+          <w:b w:val="1"/>
+          <w:bCs w:val="1"/>
+          <w:color w:val="8d1d75"/>
+          <w:rtl w:val="0"/>
+        </w:rPr>
+        <w:t xml:space="preserve">Items needed:</w:t>
+      </w:r>
+      <w:r>
+        <w:rPr>
+          <w:color w:val="8d1d75"/>
+          <w:rtl w:val="0"/>
+        </w:rPr>
         <w:t xml:space="preserve"> tbd</w:t>
       </w:r>
     </w:p>
@@ -22575,11 +22701,7 @@
     </w:p>
     <w:p>
       <w:pPr>
-        <w:rPr>
-          <w:b w:val="1"/>
-          <w:bCs w:val="1"/>
-          <w:color w:val="8d1d75"/>
-        </w:rPr>
+        <w:rPr/>
       </w:pPr>
       <w:r>
         <w:rPr>
@@ -22613,11 +22735,118 @@
       </w:pPr>
       <w:r>
         <w:rPr>
-          <w:b w:val="1"/>
-          <w:bCs w:val="1"/>
-          <w:rtl w:val="0"/>
-        </w:rPr>
-        <w:t xml:space="preserve">Read this step in its entirety carefully. This step contains the Hallowed Sepulchre grind to level 82 agility.</w:t>
+          <w:rtl w:val="0"/>
+        </w:rPr>
+        <w:t xml:space="preserve">Charter to Port Khazard. Buy a sloop and build two kegs (fill one with whirlpool surprise and one with kraken ink stout), a salvaging station and two mithril salvaging hooks. Assign Ex-Captain Siad to your boat. Sail your sloop to the large shipwrecks far south - do not go out of your way for charting with your slow sloop - north of the Isle of Serpents. Bring four empty beer glasses, a log basket and seed box (if you have them), and optionally methods to 1.5t the salvaging. Salvage until level 55 sailing, boosting sailing where necessary (it’s technically good to boost even if you have level 53 already). Your goal is to collect several hemp and cotton seeds for farming. Plant the hemp at your earliest convenience, making sure to have Attas up and using ultracompost to harvest at least 40 hemp in total. If you do not get enough hemp seeds to meet your future needs (40 hemp, so ~6 seeds, the cotton is post-guide) either postpone the upgrades until after killing Albatrosses in Ch3 or go out of your way to kill them earlier for the seeds.</w:t>
+      </w:r>
+    </w:p>
+    <w:p>
+      <w:pPr>
+        <w:rPr/>
+      </w:pPr>
+      <w:r>
+        <w:rPr>
+          <w:b w:val="1"/>
+          <w:bCs w:val="1"/>
+          <w:color w:val="8d1d75"/>
+          <w:rtl w:val="0"/>
+        </w:rPr>
+        <w:t xml:space="preserve">GP stack: </w:t>
+      </w:r>
+      <w:r>
+        <w:rPr>
+          <w:color w:val="8d1d75"/>
+          <w:rtl w:val="0"/>
+        </w:rPr>
+        <w:t xml:space="preserve">900k gp</w:t>
+      </w:r>
+      <w:r>
+        <w:rPr>
+          <w:rtl w:val="0"/>
+        </w:rPr>
+      </w:r>
+    </w:p>
+    <w:p>
+      <w:pPr>
+        <w:rPr/>
+      </w:pPr>
+      <w:r>
+        <w:rPr>
+          <w:b w:val="1"/>
+          <w:bCs w:val="1"/>
+          <w:color w:val="8d1d75"/>
+          <w:rtl w:val="0"/>
+        </w:rPr>
+        <w:t xml:space="preserve">Items needed: </w:t>
+      </w:r>
+      <w:r>
+        <w:rPr>
+          <w:color w:val="8d1d75"/>
+          <w:rtl w:val="0"/>
+        </w:rPr>
+        <w:t xml:space="preserve">tbd</w:t>
+      </w:r>
+      <w:r>
+        <w:rPr>
+          <w:rtl w:val="0"/>
+        </w:rPr>
+      </w:r>
+    </w:p>
+    <w:p>
+      <w:pPr>
+        <w:rPr/>
+      </w:pPr>
+      <w:r>
+        <w:rPr>
+          <w:b w:val="1"/>
+          <w:bCs w:val="1"/>
+          <w:color w:val="8d1d75"/>
+          <w:rtl w:val="0"/>
+        </w:rPr>
+        <w:t xml:space="preserve">Skills/quests met?:</w:t>
+      </w:r>
+      <w:r>
+        <w:rPr>
+          <w:color w:val="8d1d75"/>
+          <w:rtl w:val="0"/>
+        </w:rPr>
+        <w:t xml:space="preserve"> yes</w:t>
+      </w:r>
+      <w:r>
+        <w:rPr>
+          <w:rtl w:val="0"/>
+        </w:rPr>
+      </w:r>
+    </w:p>
+    <w:p>
+      <w:pPr>
+        <w:rPr>
+          <w:color w:val="8d1d75"/>
+        </w:rPr>
+      </w:pPr>
+      <w:r>
+        <w:rPr>
+          <w:color w:val="8d1d75"/>
+          <w:rtl w:val="0"/>
+        </w:rPr>
+        <w:t xml:space="preserve">Total time: 25d16h</w:t>
+      </w:r>
+    </w:p>
+    <w:p>
+      <w:pPr>
+        <w:numPr>
+          <w:ilvl w:val="0"/>
+          <w:numId w:val="1"/>
+        </w:numPr>
+        <w:ind w:left="720" w:hanging="360"/>
+      </w:pPr>
+      <w:r>
+        <w:rPr>
+          <w:b w:val="1"/>
+          <w:bCs w:val="1"/>
+          <w:rtl w:val="0"/>
+        </w:rPr>
+        <w:t xml:space="preserve">Read this step in its entirety carefully. This step contains the Hallowed Sepulchre grind to level 84 agility.</w:t>
       </w:r>
     </w:p>
     <w:p>
@@ -22632,20 +22861,7 @@
         <w:rPr>
           <w:rtl w:val="0"/>
         </w:rPr>
-        <w:t xml:space="preserve">You will be doing floor 3 runs until 82 agility. Along the way you want to loot certain coffins for hallowed marks and generic loot. It is optional but </w:t>
-      </w:r>
-      <w:r>
-        <w:rPr>
-          <w:u w:val="single"/>
-          <w:rtl w:val="0"/>
-        </w:rPr>
-        <w:t xml:space="preserve">recommended</w:t>
-      </w:r>
-      <w:r>
-        <w:rPr>
-          <w:rtl w:val="0"/>
-        </w:rPr>
-        <w:t xml:space="preserve"> to continue all the way to 98 agility instead. The following coffins are recommended:</w:t>
+        <w:t xml:space="preserve">You will be doing floor 4 runs until 84 agility. You can boost for floor 4 access at level 74 (with an agility potion) or 72 (with a summer pie). By default the guide assumes you can only use the potions, but if you happened to be in a situation to obtain pies do use them at levels 82-83 to get earlier access to floor 5. Along the way you want to loot certain coffins for hallowed marks and generic loot. The following coffins are recommended:</w:t>
       </w:r>
     </w:p>
     <w:p>
@@ -22660,6 +22876,96 @@
         <w:rPr>
           <w:rtl w:val="0"/>
         </w:rPr>
+        <w:t xml:space="preserve">Floor 4 has a bridge (only on </w:t>
+      </w:r>
+      <w:r>
+        <w:rPr>
+          <w:b w:val="1"/>
+          <w:bCs w:val="1"/>
+          <w:rtl w:val="0"/>
+        </w:rPr>
+        <w:t xml:space="preserve">ONE</w:t>
+      </w:r>
+      <w:r>
+        <w:rPr>
+          <w:rtl w:val="0"/>
+        </w:rPr>
+        <w:t xml:space="preserve"> side, </w:t>
+      </w:r>
+      <w:hyperlink r:id="rId53">
+        <w:r>
+          <w:rPr>
+            <w:color w:val="0000ee"/>
+            <w:u w:val="single"/>
+            <w:rtl w:val="0"/>
+          </w:rPr>
+          <w:t xml:space="preserve">20240224_F4_Bridge.png</w:t>
+        </w:r>
+      </w:hyperlink>
+      <w:r>
+        <w:rPr>
+          <w:rtl w:val="0"/>
+        </w:rPr>
+        <w:t xml:space="preserve"> so on 50% of all runs). With a Hallowed hammer you will never break nails while attempting to build this bridge, and it is highly recommended to buy this hammer first. You will be using oak planks with mithril nails for this bridge, until you unlock the ability to use teak with adamant later.</w:t>
+      </w:r>
+    </w:p>
+    <w:p>
+      <w:pPr>
+        <w:numPr>
+          <w:ilvl w:val="2"/>
+          <w:numId w:val="1"/>
+        </w:numPr>
+        <w:ind w:left="1440" w:hanging="360"/>
+      </w:pPr>
+      <w:r>
+        <w:rPr>
+          <w:rtl w:val="0"/>
+        </w:rPr>
+        <w:t xml:space="preserve">Floor 4 has an enchantment obstacle  (only on </w:t>
+      </w:r>
+      <w:r>
+        <w:rPr>
+          <w:b w:val="1"/>
+          <w:bCs w:val="1"/>
+          <w:rtl w:val="0"/>
+        </w:rPr>
+        <w:t xml:space="preserve">ONE</w:t>
+      </w:r>
+      <w:r>
+        <w:rPr>
+          <w:rtl w:val="0"/>
+        </w:rPr>
+        <w:t xml:space="preserve"> side, </w:t>
+      </w:r>
+      <w:hyperlink r:id="rId54">
+        <w:r>
+          <w:rPr>
+            <w:color w:val="0000ee"/>
+            <w:u w:val="single"/>
+            <w:rtl w:val="0"/>
+          </w:rPr>
+          <w:t xml:space="preserve">20240224_F4_Enchant_and_Bridge.png</w:t>
+        </w:r>
+      </w:hyperlink>
+      <w:r>
+        <w:rPr>
+          <w:rtl w:val="0"/>
+        </w:rPr>
+        <w:t xml:space="preserve"> so on 50% of all runs). This is efficient to loot barring exceptionally lucky circumstances - in practice this is always worth looting. With a Hallowed focus (costs 100 hallowed marks) you will never fail the enchant and it will default to the lowest level enchantment spell you have on you. Without one the fail rate depends on the level of the spell and it will default to the highest one you have on you. It is recommended to use lvl-5 enchant before you have the focus, and lvl-3 enchant after. The XP gained for each spell is the same, regardless of level.</w:t>
+      </w:r>
+    </w:p>
+    <w:p>
+      <w:pPr>
+        <w:numPr>
+          <w:ilvl w:val="2"/>
+          <w:numId w:val="1"/>
+        </w:numPr>
+        <w:ind w:left="1440" w:hanging="360"/>
+      </w:pPr>
+      <w:r>
+        <w:rPr>
+          <w:rtl w:val="0"/>
+        </w:rPr>
         <w:t xml:space="preserve">On floor 3, loot the enchantment obstacle (only on the </w:t>
       </w:r>
       <w:r>
@@ -22676,7 +22982,7 @@
         </w:rPr>
         <w:t xml:space="preserve"> side, </w:t>
       </w:r>
-      <w:hyperlink r:id="rId52">
+      <w:hyperlink r:id="rId55">
         <w:r>
           <w:rPr>
             <w:color w:val="0000ee"/>
@@ -22690,7 +22996,7 @@
         <w:rPr>
           <w:rtl w:val="0"/>
         </w:rPr>
-        <w:t xml:space="preserve">, so on 50% of all runs). With a Hallowed focus (costs 100 hallowed marks) you will never fail the enchant and it will default to the lowest level enchantment spell you have on you. Without one the fail rate depends on the level of the spell and it will default to the highest one you have on you. It is recommended to use lvl-5 enchant before you have the focus, and lvl-3 enchant after. The XP gained for each spell is the same, regardless of level.</w:t>
+        <w:t xml:space="preserve">, so on 50% of all runs). The enchant works identically to that on floor 4.</w:t>
       </w:r>
     </w:p>
     <w:p>
@@ -22707,7 +23013,7 @@
         </w:rPr>
         <w:t xml:space="preserve">On floor 3 each side has a grapple (</w:t>
       </w:r>
-      <w:hyperlink r:id="rId53">
+      <w:hyperlink r:id="rId56">
         <w:r>
           <w:rPr>
             <w:color w:val="0000ee"/>
@@ -22723,7 +23029,7 @@
         </w:rPr>
         <w:t xml:space="preserve">, </w:t>
       </w:r>
-      <w:hyperlink r:id="rId54">
+      <w:hyperlink r:id="rId57">
         <w:r>
           <w:rPr>
             <w:color w:val="0000ee"/>
@@ -22737,7 +23043,7 @@
         <w:rPr>
           <w:rtl w:val="0"/>
         </w:rPr>
-        <w:t xml:space="preserve">). You may choose to loot these right from the start, but failing them loses a lot of time. If you collect the Hallowed grapple (costs 100 hallowed marks) it is optional but not recommended to loot these until level 82 to speed up getting other loot. </w:t>
+        <w:t xml:space="preserve">). You may choose to loot these right from the start, but failing them loses a lot of time. If you collect the Hallowed grapple (costs 100 hallowed marks) it is optional but not recommended to loot these. </w:t>
       </w:r>
     </w:p>
     <w:p>
@@ -22754,7 +23060,7 @@
         </w:rPr>
         <w:t xml:space="preserve">Floors 1-2 are not worth looting, although if you are chasing collection log slots you have to loot these too. </w:t>
       </w:r>
-      <w:hyperlink r:id="rId55">
+      <w:hyperlink r:id="rId58">
         <w:r>
           <w:rPr>
             <w:color w:val="0000ee"/>
@@ -22785,7 +23091,7 @@
         </w:rPr>
         <w:t xml:space="preserve">If you are using mahogany planks with rune nails (in BRUHsailer you will not be doing this) to build bridges it is efficient construction xp to build the bridge in floor 1 (on two out of four sides, so on 50% of all runs, </w:t>
       </w:r>
-      <w:hyperlink r:id="rId56">
+      <w:hyperlink r:id="rId59">
         <w:r>
           <w:rPr>
             <w:color w:val="0000ee"/>
@@ -22814,7 +23120,7 @@
         <w:rPr>
           <w:rtl w:val="0"/>
         </w:rPr>
-        <w:t xml:space="preserve">Based on the above, the recommended order for purchasing the Hallowed items is Focus &gt; Instances &gt; Ring &gt; Hammer &gt; Grapple. If you have banked vampyre ashes it is worth buying the Hallowed symbol and using them on floor 4 only. It is not efficient to collect vampyre ashes. You may always buy a few Hallowed tokens in case of a terrible run, so that you may finish it in time (and buy new tokens after).</w:t>
+        <w:t xml:space="preserve">Based on the above, the recommended order for purchasing the Hallowed items is Hammer &gt; Focus &gt; Instances &gt; Ring &gt; Grapple. If you have banked vampyre ashes it is worth buying the Hallowed symbol and using them on floor 4 only. It is not efficient to collect vampyre ashes. You may always buy a few Hallowed tokens in case of a terrible run, so that you may finish it in time (and buy new tokens after).</w:t>
       </w:r>
     </w:p>
     <w:p>
@@ -22858,58 +23164,7 @@
         <w:rPr>
           <w:rtl w:val="0"/>
         </w:rPr>
-        <w:t xml:space="preserve">Once you have a little bit of cash restart misc to get teak logs for planks for building bridges (2400 total, 8 days). 10 teak 5 herb(/other) at Misc, along with 10 mahog 5 herb(/other) for future bird runs if you run low/out. Keep in mind that changing the Miscellania allocation works retroactively.</w:t>
-      </w:r>
-    </w:p>
-    <w:p>
-      <w:pPr>
-        <w:numPr>
-          <w:ilvl w:val="2"/>
-          <w:numId w:val="1"/>
-        </w:numPr>
-        <w:ind w:left="1440" w:hanging="360"/>
-      </w:pPr>
-      <w:r>
-        <w:rPr>
-          <w:rtl w:val="0"/>
-        </w:rPr>
-        <w:t xml:space="preserve">Keep misc running even if you have enough planks for Sepulchre. Once you have enough planks, swap to 10 mahogany 5 herb(/other) for future construction training. As your cash stack grows just dump 7.5m in there (we will assume this going forward).</w:t>
-      </w:r>
-    </w:p>
-    <w:p>
-      <w:pPr>
-        <w:numPr>
-          <w:ilvl w:val="2"/>
-          <w:numId w:val="1"/>
-        </w:numPr>
-        <w:ind w:left="1440" w:hanging="360"/>
-        <w:rPr>
-          <w:u w:val="none"/>
-        </w:rPr>
-      </w:pPr>
-      <w:r>
-        <w:rPr>
-          <w:rtl w:val="0"/>
-        </w:rPr>
-        <w:t xml:space="preserve">You will only need these teak planks by the time you hit 82 agility, not before then.</w:t>
-      </w:r>
-    </w:p>
-    <w:p>
-      <w:pPr>
-        <w:numPr>
-          <w:ilvl w:val="2"/>
-          <w:numId w:val="1"/>
-        </w:numPr>
-        <w:ind w:left="1440" w:hanging="360"/>
-        <w:rPr>
-          <w:u w:val="none"/>
-        </w:rPr>
-      </w:pPr>
-      <w:r>
-        <w:rPr>
-          <w:rtl w:val="0"/>
-        </w:rPr>
-        <w:t xml:space="preserve">The recommended way to make planks is the Aubunvale sawmill, running between bank and sawmill using a log basket and a plank sack to make two inventories at a time. This consumes (super) energy potions or stamina potions. Alternatively, you can use the PVP world POH butler method.</w:t>
+        <w:t xml:space="preserve">Alch (all) rune bolts for good magic xp along the way.</w:t>
       </w:r>
     </w:p>
     <w:p>
@@ -22924,7 +23179,7 @@
         <w:rPr>
           <w:rtl w:val="0"/>
         </w:rPr>
-        <w:t xml:space="preserve">After Misc is up and running, buy arrow shafts(/cut them from maples) and buy feathers (in smaller chunks) to get to a total of 1 million headless arrows through fletchpalchre.</w:t>
+        <w:t xml:space="preserve">We recommend buying the initial helpful items first and then spending all further hallowed marks on hallowed crystal shards (the teleports) or saving them in case of a buff/change to the shop.</w:t>
       </w:r>
     </w:p>
     <w:p>
@@ -22939,39 +23194,9 @@
         <w:rPr>
           <w:rtl w:val="0"/>
         </w:rPr>
-        <w:t xml:space="preserve">Alch (all) rune bolts for good magic xp along the way.</w:t>
-      </w:r>
-    </w:p>
-    <w:p>
-      <w:pPr>
-        <w:numPr>
-          <w:ilvl w:val="1"/>
-          <w:numId w:val="1"/>
-        </w:numPr>
-        <w:ind w:left="1080" w:hanging="360"/>
-      </w:pPr>
-      <w:r>
-        <w:rPr>
-          <w:rtl w:val="0"/>
-        </w:rPr>
-        <w:t xml:space="preserve">We recommend buying the initial helpful items first and then spending all further hallowed marks on hallowed crystal shards (the teleports) or saving them in case of a buff/change to the shop.</w:t>
-      </w:r>
-    </w:p>
-    <w:p>
-      <w:pPr>
-        <w:numPr>
-          <w:ilvl w:val="1"/>
-          <w:numId w:val="1"/>
-        </w:numPr>
-        <w:ind w:left="1080" w:hanging="360"/>
-      </w:pPr>
-      <w:r>
-        <w:rPr>
-          <w:rtl w:val="0"/>
-        </w:rPr>
         <w:t xml:space="preserve">If you want a change of pace you can afk mine daeyalt essence for runecrafting later. There is also a high effort daeyalt (“dae-alch”) method: </w:t>
       </w:r>
-      <w:hyperlink r:id="rId57">
+      <w:hyperlink r:id="rId60">
         <w:r>
           <w:rPr>
             <w:color w:val="1155cc"/>
@@ -23002,7 +23227,7 @@
         </w:rPr>
         <w:t xml:space="preserve">You can do this grind in smaller parts, or quit entirely at a lower agility level. </w:t>
       </w:r>
-      <w:hyperlink r:id="rId58">
+      <w:hyperlink r:id="rId61">
         <w:r>
           <w:rPr>
             <w:color w:val="1155cc"/>
@@ -23020,6 +23245,105 @@
     </w:p>
     <w:p>
       <w:pPr>
+        <w:numPr>
+          <w:ilvl w:val="1"/>
+          <w:numId w:val="1"/>
+        </w:numPr>
+        <w:ind w:left="1080" w:hanging="360"/>
+      </w:pPr>
+      <w:r>
+        <w:rPr>
+          <w:rtl w:val="0"/>
+        </w:rPr>
+        <w:t xml:space="preserve">You can use crab’s updated Hallowed Sepulchre calculator: </w:t>
+      </w:r>
+      <w:hyperlink r:id="rId62">
+        <w:r>
+          <w:rPr>
+            <w:color w:val="0000ee"/>
+            <w:u w:val="single"/>
+            <w:rtl w:val="0"/>
+          </w:rPr>
+          <w:t xml:space="preserve">Hallowed Sepulchre Looting (Post 2026 SSU)</w:t>
+        </w:r>
+      </w:hyperlink>
+      <w:r>
+        <w:rPr>
+          <w:rtl w:val="0"/>
+        </w:rPr>
+        <w:t xml:space="preserve"> to check your loot, xp, material requirements etc. and customise your strategy. A few notes:</w:t>
+      </w:r>
+    </w:p>
+    <w:p>
+      <w:pPr>
+        <w:numPr>
+          <w:ilvl w:val="2"/>
+          <w:numId w:val="1"/>
+        </w:numPr>
+        <w:ind w:left="1440" w:hanging="360"/>
+      </w:pPr>
+      <w:r>
+        <w:rPr>
+          <w:rtl w:val="0"/>
+        </w:rPr>
+        <w:t xml:space="preserve">This calculator only works for levels 72+, and does not include f1 bridge building for xp. If you wish to build this bridge adjust the number of bridges per run afterwards manually.</w:t>
+      </w:r>
+    </w:p>
+    <w:p>
+      <w:pPr>
+        <w:numPr>
+          <w:ilvl w:val="2"/>
+          <w:numId w:val="1"/>
+        </w:numPr>
+        <w:ind w:left="1440" w:hanging="360"/>
+      </w:pPr>
+      <w:r>
+        <w:rPr>
+          <w:rtl w:val="0"/>
+        </w:rPr>
+        <w:t xml:space="preserve">The sheet is default set to not sell law and soul runes. To fix this go into the ‘High’ tab (bottom) and uncheck the boxes for selling those runes.</w:t>
+      </w:r>
+    </w:p>
+    <w:p>
+      <w:pPr>
+        <w:numPr>
+          <w:ilvl w:val="2"/>
+          <w:numId w:val="1"/>
+        </w:numPr>
+        <w:ind w:left="1440" w:hanging="360"/>
+      </w:pPr>
+      <w:r>
+        <w:rPr>
+          <w:rtl w:val="0"/>
+        </w:rPr>
+        <w:t xml:space="preserve">There is no way to configure the sheet to show ‘boosting, but I do not have summer pies’. You have to manually toy with level brackets if you wish to calculate that.</w:t>
+      </w:r>
+    </w:p>
+    <w:p>
+      <w:pPr>
+        <w:numPr>
+          <w:ilvl w:val="2"/>
+          <w:numId w:val="1"/>
+        </w:numPr>
+        <w:ind w:left="1440" w:hanging="360"/>
+        <w:rPr>
+          <w:u w:val="none"/>
+        </w:rPr>
+      </w:pPr>
+      <w:r>
+        <w:rPr>
+          <w:rtl w:val="0"/>
+        </w:rPr>
+        <w:t xml:space="preserve">The loot you get for this step depends on your starting agility level, so it will differ from person to person depending on how much barbarian fishing you did.</w:t>
+      </w:r>
+      <w:r>
+        <w:rPr>
+          <w:rtl w:val="0"/>
+        </w:rPr>
+      </w:r>
+    </w:p>
+    <w:p>
+      <w:pPr>
         <w:rPr>
           <w:color w:val="8d1d75"/>
         </w:rPr>
@@ -23038,7 +23362,7 @@
           <w:color w:val="8d1d75"/>
           <w:rtl w:val="0"/>
         </w:rPr>
-        <w:t xml:space="preserve"> 3.8m gp</w:t>
+        <w:t xml:space="preserve"> </w:t>
       </w:r>
     </w:p>
     <w:p>
@@ -23059,7 +23383,7 @@
           <w:color w:val="8d1d75"/>
           <w:rtl w:val="0"/>
         </w:rPr>
-        <w:t xml:space="preserve"> green/blue d’hides, box traps, knife, teak log, salve amulet(ei), whatever other ranged gear you can scrounge up, crossbow, Sara items, hammer, fire staff, nature runes, a lot of money (obtained during the step, spent during the step).</w:t>
+        <w:t xml:space="preserve"> crossbow, Sara items, agility potions, oak planks, mithril nails, hammer, fire staff, nature runes, a lot of money (obtained during the step, spent during the step).</w:t>
       </w:r>
       <w:r>
         <w:rPr>
@@ -23119,9 +23443,24 @@
         <w:rPr>
           <w:rtl w:val="0"/>
         </w:rPr>
-        <w:t xml:space="preserve">Do Blast Mining </w:t>
-      </w:r>
-      <w:hyperlink r:id="rId59">
+        <w:t xml:space="preserve">This step is split in two parts - one part that is essential smithing training, one part that is optional mining and smithing for future sepulchre. It is recommended to do both, but if you do not intend to do sepulchre to 98 agility you can skip half the step.</w:t>
+      </w:r>
+    </w:p>
+    <w:p>
+      <w:pPr>
+        <w:numPr>
+          <w:ilvl w:val="1"/>
+          <w:numId w:val="1"/>
+        </w:numPr>
+        <w:ind w:left="1080" w:hanging="360"/>
+      </w:pPr>
+      <w:r>
+        <w:rPr>
+          <w:rtl w:val="0"/>
+        </w:rPr>
+        <w:t xml:space="preserve">Optional but recommended (for sepulchre preparation): do Blast Mining </w:t>
+      </w:r>
+      <w:hyperlink r:id="rId63">
         <w:r>
           <w:rPr>
             <w:rFonts w:ascii="Arial" w:cs="Arial" w:eastAsia="Arial" w:hAnsi="Arial"/>
@@ -23137,9 +23476,9 @@
           <w:rFonts w:ascii="Arial" w:cs="Arial" w:eastAsia="Arial" w:hAnsi="Arial"/>
           <w:rtl w:val="0"/>
         </w:rPr>
-        <w:t xml:space="preserve"> to get to 330 addy ore total, buying the dynamite from the shop as needed. The rates in the video are inaccurate but the route is legitimate, for more info see </w:t>
-      </w:r>
-      <w:hyperlink r:id="rId60">
+        <w:t xml:space="preserve"> to get to 380 addy ore total, buying the dynamite from the shop as needed. The rates in the video are inaccurate but the route is legitimate, for more info see </w:t>
+      </w:r>
+      <w:hyperlink r:id="rId64">
         <w:r>
           <w:rPr>
             <w:rFonts w:ascii="Arial" w:cs="Arial" w:eastAsia="Arial" w:hAnsi="Arial"/>
@@ -23162,31 +23501,24 @@
           <w:rFonts w:ascii="Arial" w:cs="Arial" w:eastAsia="Arial" w:hAnsi="Arial"/>
           <w:rtl w:val="0"/>
         </w:rPr>
-        <w:t xml:space="preserve">. </w:t>
-      </w:r>
-      <w:r>
-        <w:rPr>
-          <w:rtl w:val="0"/>
-        </w:rPr>
-        <w:t xml:space="preserve">Hybrid ore uim smelt (</w:t>
-      </w:r>
-      <w:hyperlink r:id="rId61">
-        <w:r>
-          <w:rPr>
-            <w:color w:val="0000ee"/>
-            <w:u w:val="single"/>
-            <w:rtl w:val="0"/>
-          </w:rPr>
-          <w:t xml:space="preserve">Hybrid ore UIM smelting</w:t>
-        </w:r>
-      </w:hyperlink>
-      <w:r>
-        <w:rPr>
-          <w:rtl w:val="0"/>
-        </w:rPr>
-        <w:t xml:space="preserve">) your mithril from MLM. Smelt your lead ore into bars. Smelt your gold ore from MLM. Use the UIM gold method (</w:t>
-      </w:r>
-      <w:hyperlink r:id="rId62">
+        <w:t xml:space="preserve">.</w:t>
+      </w:r>
+    </w:p>
+    <w:p>
+      <w:pPr>
+        <w:numPr>
+          <w:ilvl w:val="1"/>
+          <w:numId w:val="1"/>
+        </w:numPr>
+        <w:ind w:left="1080" w:hanging="360"/>
+      </w:pPr>
+      <w:r>
+        <w:rPr>
+          <w:rtl w:val="0"/>
+        </w:rPr>
+        <w:t xml:space="preserve">Required: Use the UIM gold method (</w:t>
+      </w:r>
+      <w:hyperlink r:id="rId65">
         <w:r>
           <w:rPr>
             <w:color w:val="0000ee"/>
@@ -23200,7 +23532,7 @@
         <w:rPr>
           <w:rtl w:val="0"/>
         </w:rPr>
-        <w:t xml:space="preserve">) to train your smithing to level 70, getting permission from the foreman to use the blast furnace for free at level 60. Go to Varrock west anvils, make 15 mithril bars into 225 nails, make a mithril 2h sword for Devious Minds and smith ~5 mithril bars into grapples. Turn the rest into mithril platebodies and alch them (similar to before). Hybrid ore uim smelt your addy (buy coal as needed) into bars. Use UIM gold to train your smithing to (15,000 xp away from) level 74. Make sure to equip your ring of charos (a) until level 60 for reduced foreman costs.  Start and complete Defender of Varrock (there’s a free 5k xp lamp after the quest at Historian Minas in the Varrock Museum, put it on slayer if you aren’t level 58 yet and herblore otherwise). Make 4950 adamant nails (make sure to save an adamantite bar) with your bars at Varrock west anvils.</w:t>
+        <w:t xml:space="preserve">) to train your smithing to level 70, getting permission from the foreman to use the blast furnace for free at level 60. Make a mithril 2h sword for Devious Minds and smith ~5 mithril bars into grapples. Turn the rest of your mithril bars into mithril platebodies and alch them (similar to before). Hybrid ore uim smelt your addy (buy coal as needed) into bars. Use UIM gold to train your smithing to (15,000 xp away from) level 74. Make sure to equip your ring of charos (a) until level 60 for reduced foreman costs. Start and complete Defender of Varrock (there’s a free 5k xp lamp after the quest at Historian Minas in the Varrock Museum, put it on slayer if you aren’t level 58 yet and herblore otherwise).</w:t>
       </w:r>
     </w:p>
     <w:p>
@@ -23215,6 +23547,21 @@
         <w:rPr>
           <w:rtl w:val="0"/>
         </w:rPr>
+        <w:t xml:space="preserve">Optional but recommended: Make 5700 adamant nails (make sure to save an adamantite bar) with your bars at Varrock west anvils.</w:t>
+      </w:r>
+    </w:p>
+    <w:p>
+      <w:pPr>
+        <w:numPr>
+          <w:ilvl w:val="2"/>
+          <w:numId w:val="1"/>
+        </w:numPr>
+        <w:ind w:left="1440" w:hanging="360"/>
+      </w:pPr>
+      <w:r>
+        <w:rPr>
+          <w:rtl w:val="0"/>
+        </w:rPr>
         <w:t xml:space="preserve">Optional: you can go to level 70-73 only and boost for making the nails instead.</w:t>
       </w:r>
     </w:p>
@@ -23230,7 +23577,7 @@
         <w:rPr>
           <w:rtl w:val="0"/>
         </w:rPr>
-        <w:t xml:space="preserve">After this create 5 mithril grapples and complete and collect the rewards for the Ardougne medium diary, the Kandarin medium diary, the Lumbridge &amp; Draynor medium diary (all lamps on slayer) and complete the grapple step for the Falador medium diary.</w:t>
+        <w:t xml:space="preserve">Required: After this create 5 mithril grapples and complete and collect the rewards for the Ardougne medium diary, the Kandarin medium diary, the Lumbridge &amp; Draynor medium diary (all lamps on slayer) and complete the grapple step for the Falador medium diary.</w:t>
       </w:r>
     </w:p>
     <w:p>
@@ -23245,7 +23592,7 @@
         <w:rPr>
           <w:rtl w:val="0"/>
         </w:rPr>
-        <w:t xml:space="preserve">Now that you have a mithril grapple you can do the quests The Curse of Arrav and The Path of Glouphrie. It is recommended to do them now, but you can also leave them for later.</w:t>
+        <w:t xml:space="preserve">Required: Now that you have a mithril grapple you can do the quests The Curse of Arrav and The Path of Glouphrie. It is recommended to do them now, but you can also leave them for later.</w:t>
       </w:r>
     </w:p>
     <w:p>
@@ -23260,124 +23607,6 @@
           <w:rtl w:val="0"/>
         </w:rPr>
         <w:t xml:space="preserve">GP stack: </w:t>
-      </w:r>
-      <w:r>
-        <w:rPr>
-          <w:color w:val="8d1d75"/>
-          <w:rtl w:val="0"/>
-        </w:rPr>
-        <w:t xml:space="preserve">900k gp</w:t>
-      </w:r>
-      <w:r>
-        <w:rPr>
-          <w:rtl w:val="0"/>
-        </w:rPr>
-      </w:r>
-    </w:p>
-    <w:p>
-      <w:pPr>
-        <w:rPr/>
-      </w:pPr>
-      <w:r>
-        <w:rPr>
-          <w:b w:val="1"/>
-          <w:bCs w:val="1"/>
-          <w:color w:val="8d1d75"/>
-          <w:rtl w:val="0"/>
-        </w:rPr>
-        <w:t xml:space="preserve">Items needed: </w:t>
-      </w:r>
-      <w:r>
-        <w:rPr>
-          <w:color w:val="8d1d75"/>
-          <w:rtl w:val="0"/>
-        </w:rPr>
-        <w:t xml:space="preserve">tbd</w:t>
-      </w:r>
-      <w:r>
-        <w:rPr>
-          <w:rtl w:val="0"/>
-        </w:rPr>
-      </w:r>
-    </w:p>
-    <w:p>
-      <w:pPr>
-        <w:rPr/>
-      </w:pPr>
-      <w:r>
-        <w:rPr>
-          <w:b w:val="1"/>
-          <w:bCs w:val="1"/>
-          <w:color w:val="8d1d75"/>
-          <w:rtl w:val="0"/>
-        </w:rPr>
-        <w:t xml:space="preserve">Skills/quests met?:</w:t>
-      </w:r>
-      <w:r>
-        <w:rPr>
-          <w:color w:val="8d1d75"/>
-          <w:rtl w:val="0"/>
-        </w:rPr>
-        <w:t xml:space="preserve"> yes</w:t>
-      </w:r>
-      <w:r>
-        <w:rPr>
-          <w:rtl w:val="0"/>
-        </w:rPr>
-      </w:r>
-    </w:p>
-    <w:p>
-      <w:pPr>
-        <w:rPr/>
-      </w:pPr>
-      <w:r>
-        <w:rPr>
-          <w:color w:val="8d1d75"/>
-          <w:rtl w:val="0"/>
-        </w:rPr>
-        <w:t xml:space="preserve">Total time: 25d16h</w:t>
-      </w:r>
-      <w:r>
-        <w:rPr>
-          <w:rtl w:val="0"/>
-        </w:rPr>
-      </w:r>
-    </w:p>
-    <w:p>
-      <w:pPr>
-        <w:numPr>
-          <w:ilvl w:val="0"/>
-          <w:numId w:val="1"/>
-        </w:numPr>
-        <w:ind w:left="720" w:hanging="360"/>
-        <w:rPr/>
-      </w:pPr>
-      <w:r>
-        <w:rPr>
-          <w:rtl w:val="0"/>
-        </w:rPr>
-        <w:t xml:space="preserve">Charter to Port Khazard. Buy a sloop and build two kegs (fill one with whirlpool surprise and one with kraken ink stout), a salvaging station and two mithril salvaging hooks. Assign Ex-Captain Siad to your boat. Sail your sloop to the large shipwrecks far south - do not go out of your way for charting with your slow sloop - north of the Isle of Serpents. Bring four empty beer glasses, a log basket and seed box (if you have them), and optionally methods to 1.5t the salvaging. Salvage until level 55 sailing, boosting sailing where necessary (it’s technically good to boost even if you have level 53 already). Your goal is to collect several hemp and cotton seeds for farming. Plant the hemp at your earliest convenience, making sure to have Attas up and using ultracompost to harvest at least 40 hemp in total. If you do not get enough hemp seeds to meet your future needs (40 hemp, so ~6 seeds, the cotton is post-guide) either postpone the upgrades until after killing Albatrosses in Ch3 or go out of your way to kill them earlier for the seeds.</w:t>
-      </w:r>
-    </w:p>
-    <w:p>
-      <w:pPr>
-        <w:rPr/>
-      </w:pPr>
-      <w:r>
-        <w:rPr>
-          <w:b w:val="1"/>
-          <w:bCs w:val="1"/>
-          <w:color w:val="8d1d75"/>
-          <w:rtl w:val="0"/>
-        </w:rPr>
-        <w:t xml:space="preserve">GP stack: </w:t>
-      </w:r>
-      <w:r>
-        <w:rPr>
-          <w:color w:val="8d1d75"/>
-          <w:rtl w:val="0"/>
-        </w:rPr>
-        <w:t xml:space="preserve">900k gp</w:t>
       </w:r>
       <w:r>
         <w:rPr>
@@ -23469,7 +23698,7 @@
           <w:u w:val="single"/>
           <w:rtl w:val="0"/>
         </w:rPr>
-        <w:t xml:space="preserve">Note: if you are not planning to max you can reduce this step, although the lack of prayer potions might prove to be an issue for slayer later. You will also need to obtain more planks and train construction at your own convenience if you do not go to at least level 96 agility during this step. That being said, 98 agility at Sepulchre is a loooong grind, so give serious consideration to reducing/splitting it.</w:t>
+        <w:t xml:space="preserve">Note: if you are not planning to max you can reduce this step, although the lack of prayer potions might prove to be an issue for slayer later. That being said, 98 agility at Sepulchre is a loooong grind, so give serious consideration to reducing/splitting it.</w:t>
       </w:r>
       <w:r>
         <w:rPr>
@@ -23508,7 +23737,7 @@
         <w:rPr>
           <w:rtl w:val="0"/>
         </w:rPr>
-        <w:t xml:space="preserve">After level 82 agility you are good for a while, but there is no real reason not to continue at Sepulchre. </w:t>
+        <w:t xml:space="preserve">After level 84 agility you are good for a while, but there is no real reason not to continue at Sepulchre. </w:t>
       </w:r>
       <w:r>
         <w:rPr>
@@ -23527,7 +23756,7 @@
         <w:rPr>
           <w:rtl w:val="0"/>
         </w:rPr>
-        <w:t xml:space="preserve"> to continue all the way to 98 agility. The following coffins are recommended:</w:t>
+        <w:t xml:space="preserve"> to continue all the way to 98 agility. As before, you can boost from level 84 with agility potions (make potions with the rest of your toad’s legs for this as needed) or 82 with summer pies. The following coffins are recommended:</w:t>
       </w:r>
     </w:p>
     <w:p>
@@ -23545,105 +23774,9 @@
         <w:rPr>
           <w:rtl w:val="0"/>
         </w:rPr>
-        <w:t xml:space="preserve">Floor 4 has a bridge (only on </w:t>
-      </w:r>
-      <w:r>
-        <w:rPr>
-          <w:b w:val="1"/>
-          <w:bCs w:val="1"/>
-          <w:rtl w:val="0"/>
-        </w:rPr>
-        <w:t xml:space="preserve">ONE</w:t>
-      </w:r>
-      <w:r>
-        <w:rPr>
-          <w:rtl w:val="0"/>
-        </w:rPr>
-        <w:t xml:space="preserve"> side, </w:t>
-      </w:r>
-      <w:hyperlink r:id="rId63">
-        <w:r>
-          <w:rPr>
-            <w:color w:val="0000ee"/>
-            <w:u w:val="single"/>
-            <w:rtl w:val="0"/>
-          </w:rPr>
-          <w:t xml:space="preserve">20240224_F4_Bridge.png</w:t>
-        </w:r>
-      </w:hyperlink>
-      <w:r>
-        <w:rPr>
-          <w:rtl w:val="0"/>
-        </w:rPr>
-        <w:t xml:space="preserve"> so on 50% of all runs). With a Hallowed hammer you will never break nails while attempting to build this bridge, and it is highly recommended to buy this hammer before reaching level 82 agility.</w:t>
-      </w:r>
-    </w:p>
-    <w:p>
-      <w:pPr>
-        <w:numPr>
-          <w:ilvl w:val="2"/>
-          <w:numId w:val="1"/>
-        </w:numPr>
-        <w:ind w:left="1440" w:hanging="360"/>
-        <w:rPr>
-          <w:u w:val="none"/>
-        </w:rPr>
-      </w:pPr>
-      <w:r>
-        <w:rPr>
-          <w:rtl w:val="0"/>
-        </w:rPr>
-        <w:t xml:space="preserve">Floor 4 has an enchantment obstacle  (only on </w:t>
-      </w:r>
-      <w:r>
-        <w:rPr>
-          <w:b w:val="1"/>
-          <w:bCs w:val="1"/>
-          <w:rtl w:val="0"/>
-        </w:rPr>
-        <w:t xml:space="preserve">ONE</w:t>
-      </w:r>
-      <w:r>
-        <w:rPr>
-          <w:rtl w:val="0"/>
-        </w:rPr>
-        <w:t xml:space="preserve"> side, </w:t>
-      </w:r>
-      <w:hyperlink r:id="rId64">
-        <w:r>
-          <w:rPr>
-            <w:color w:val="0000ee"/>
-            <w:u w:val="single"/>
-            <w:rtl w:val="0"/>
-          </w:rPr>
-          <w:t xml:space="preserve">20240224_F4_Enchant_and_Bridge.png</w:t>
-        </w:r>
-      </w:hyperlink>
-      <w:r>
-        <w:rPr>
-          <w:rtl w:val="0"/>
-        </w:rPr>
-        <w:t xml:space="preserve"> so on 50% of all runs). This is efficient to loot barring exceptionally lucky circumstances - in practice this is always worth looting. The enchant works identically to that on floor 3.</w:t>
-      </w:r>
-    </w:p>
-    <w:p>
-      <w:pPr>
-        <w:numPr>
-          <w:ilvl w:val="2"/>
-          <w:numId w:val="1"/>
-        </w:numPr>
-        <w:ind w:left="1440" w:hanging="360"/>
-        <w:rPr>
-          <w:u w:val="none"/>
-        </w:rPr>
-      </w:pPr>
-      <w:r>
-        <w:rPr>
-          <w:rtl w:val="0"/>
-        </w:rPr>
         <w:t xml:space="preserve">Floor 5 always has an enchantment obstacle </w:t>
       </w:r>
-      <w:hyperlink r:id="rId65">
+      <w:hyperlink r:id="rId66">
         <w:r>
           <w:rPr>
             <w:color w:val="0000ee"/>
@@ -23659,7 +23792,7 @@
         </w:rPr>
         <w:t xml:space="preserve">, a grapple obstacle </w:t>
       </w:r>
-      <w:hyperlink r:id="rId66">
+      <w:hyperlink r:id="rId67">
         <w:r>
           <w:rPr>
             <w:color w:val="0000ee"/>
@@ -23675,7 +23808,7 @@
         </w:rPr>
         <w:t xml:space="preserve"> and a bridge obstacle </w:t>
       </w:r>
-      <w:hyperlink r:id="rId67">
+      <w:hyperlink r:id="rId68">
         <w:r>
           <w:rPr>
             <w:color w:val="0000ee"/>
@@ -23691,7 +23824,7 @@
         </w:rPr>
         <w:t xml:space="preserve">, followed by a grand coffin </w:t>
       </w:r>
-      <w:hyperlink r:id="rId68">
+      <w:hyperlink r:id="rId69">
         <w:r>
           <w:rPr>
             <w:color w:val="0000ee"/>
@@ -23723,9 +23856,45 @@
         <w:rPr>
           <w:rtl w:val="0"/>
         </w:rPr>
-        <w:t xml:space="preserve">Floors 1-3 are not worth looting anymore, although if you are chasing collection log slots you have to loot these too. If you are using mahogany planks with rune nails (in BRUHsailer you will not be doing this) to build bridges it is efficient construction xp to build the bridge in floor 1 (on two out of four sides, so on 50% of all runs, </w:t>
-      </w:r>
-      <w:hyperlink r:id="rId69">
+        <w:t xml:space="preserve">Floors 1-2 are not worth looting anymore, although if you are chasing collection log slots you have to loot these too.</w:t>
+      </w:r>
+    </w:p>
+    <w:p>
+      <w:pPr>
+        <w:numPr>
+          <w:ilvl w:val="2"/>
+          <w:numId w:val="1"/>
+        </w:numPr>
+        <w:ind w:left="1440" w:hanging="360"/>
+        <w:rPr>
+          <w:u w:val="none"/>
+        </w:rPr>
+      </w:pPr>
+      <w:r>
+        <w:rPr>
+          <w:rtl w:val="0"/>
+        </w:rPr>
+        <w:t xml:space="preserve">Floors 3-4 do not change compared to the previous sepulchre grind, though you may choose to start ignoring the f3 enchant. The enchant on f3 is the best of the technically inefficient looting options, so if you want to increase your loot a little this is the one to include in your runs.</w:t>
+      </w:r>
+    </w:p>
+    <w:p>
+      <w:pPr>
+        <w:numPr>
+          <w:ilvl w:val="2"/>
+          <w:numId w:val="1"/>
+        </w:numPr>
+        <w:ind w:left="1440" w:hanging="360"/>
+        <w:rPr>
+          <w:u w:val="none"/>
+        </w:rPr>
+      </w:pPr>
+      <w:r>
+        <w:rPr>
+          <w:rtl w:val="0"/>
+        </w:rPr>
+        <w:t xml:space="preserve">If you are using mahogany planks with rune nails (in BRUHsailer you will not be doing this) to build bridges it is efficient construction xp to build the bridge in floor 1 (on two out of four sides, so on 50% of all runs, </w:t>
+      </w:r>
+      <w:hyperlink r:id="rId70">
         <w:r>
           <w:rPr>
             <w:color w:val="0000ee"/>
@@ -23739,17 +23908,8 @@
         <w:rPr>
           <w:rtl w:val="0"/>
         </w:rPr>
-        <w:t xml:space="preserve">) but not to cross it. The enchant on f3 is the best of the technically inefficient looting options, so if you want to increase your loot a little this is the one to include in your runs.</w:t>
-      </w:r>
-    </w:p>
-    <w:p>
-      <w:pPr>
-        <w:numPr>
-          <w:ilvl w:val="1"/>
-          <w:numId w:val="1"/>
-        </w:numPr>
-        <w:ind w:left="1080" w:hanging="360"/>
-      </w:pPr>
+        <w:t xml:space="preserve">) but not to cross it. </w:t>
+      </w:r>
       <w:r>
         <w:rPr>
           <w:rtl w:val="0"/>
@@ -23789,6 +23949,66 @@
         <w:rPr>
           <w:rtl w:val="0"/>
         </w:rPr>
+        <w:t xml:space="preserve">Once you have a little bit of cash (over a million) restart misc to get teak logs for planks for building bridges (2400 total, 8 days). 10 teak 5 herb(/other) at Misc, along with 10 mahog 5 herb(/other) for future bird runs if you run low/out. Keep in mind that changing the Miscellania allocation works retroactively.</w:t>
+      </w:r>
+    </w:p>
+    <w:p>
+      <w:pPr>
+        <w:numPr>
+          <w:ilvl w:val="2"/>
+          <w:numId w:val="1"/>
+        </w:numPr>
+        <w:ind w:left="1440" w:hanging="360"/>
+      </w:pPr>
+      <w:r>
+        <w:rPr>
+          <w:rtl w:val="0"/>
+        </w:rPr>
+        <w:t xml:space="preserve">Keep misc running even if you have enough planks for Sepulchre. Once you have enough planks, swap to 10 mahogany 5 herb(/other) for future construction training. As your cash stack grows just dump 7.5m in there (we will assume this going forward).</w:t>
+      </w:r>
+    </w:p>
+    <w:p>
+      <w:pPr>
+        <w:numPr>
+          <w:ilvl w:val="2"/>
+          <w:numId w:val="1"/>
+        </w:numPr>
+        <w:ind w:left="1440" w:hanging="360"/>
+      </w:pPr>
+      <w:r>
+        <w:rPr>
+          <w:rtl w:val="0"/>
+        </w:rPr>
+        <w:t xml:space="preserve">You will need these teak planks to give you enough new ones before your current supply runs out, so the pace depends on your rate of running sepulchre.</w:t>
+      </w:r>
+    </w:p>
+    <w:p>
+      <w:pPr>
+        <w:numPr>
+          <w:ilvl w:val="2"/>
+          <w:numId w:val="1"/>
+        </w:numPr>
+        <w:ind w:left="1440" w:hanging="360"/>
+      </w:pPr>
+      <w:r>
+        <w:rPr>
+          <w:rtl w:val="0"/>
+        </w:rPr>
+        <w:t xml:space="preserve">The recommended way to make planks is the Aubunvale sawmill, running between bank and sawmill using a log basket and a plank sack to make two inventories at a time. This consumes (super) energy potions or stamina potions. Alternatively, you can use the PVP world POH butler method.</w:t>
+      </w:r>
+    </w:p>
+    <w:p>
+      <w:pPr>
+        <w:numPr>
+          <w:ilvl w:val="1"/>
+          <w:numId w:val="1"/>
+        </w:numPr>
+        <w:ind w:left="1080" w:hanging="360"/>
+      </w:pPr>
+      <w:r>
+        <w:rPr>
+          <w:rtl w:val="0"/>
+        </w:rPr>
         <w:t xml:space="preserve">After Misc is up and running, buy arrow shafts(/cut them from maples) and buy feathers (in smaller chunks) to get to a total of 1 million headless arrows through fletchpalchre.</w:t>
       </w:r>
     </w:p>
@@ -23819,7 +24039,7 @@
         <w:rPr>
           <w:rtl w:val="0"/>
         </w:rPr>
-        <w:t xml:space="preserve">We recommend buying the initial helpful items first and then spending a lot of hallowed marks on hallowed crystal shards (the teleports). Doing this for levels 82-</w:t>
+        <w:t xml:space="preserve">We recommend buying the initial helpful items first and then spending a lot of hallowed marks on hallowed crystal shards (the teleports). Doing this for levels 84-</w:t>
       </w:r>
       <w:r>
         <w:rPr>
@@ -23846,7 +24066,7 @@
         <w:rPr>
           <w:rtl w:val="0"/>
         </w:rPr>
-        <w:t xml:space="preserve">~24.5m gp (not including the costs for fletching, nature runes, planks etc)</w:t>
+        <w:t xml:space="preserve">~38.2m gp (not including the costs for fletching, nature runes, planks etc)</w:t>
       </w:r>
     </w:p>
     <w:p>
@@ -23861,7 +24081,7 @@
         <w:rPr>
           <w:rtl w:val="0"/>
         </w:rPr>
-        <w:t xml:space="preserve">565k thieving xp, 444k construction xp, ~600k fletching xp and 3.2m magic xp (primarily through alchs).</w:t>
+        <w:t xml:space="preserve">757k thieving xp, 511k construction xp, ~600k fletching xp and 3.2m magic xp (primarily through alchs).</w:t>
       </w:r>
     </w:p>
     <w:p>
@@ -23876,7 +24096,7 @@
         <w:rPr>
           <w:rtl w:val="0"/>
         </w:rPr>
-        <w:t xml:space="preserve">6.1k cosmic runes (these are useful for enchanting bracelets for gp and jewellery for general use later)</w:t>
+        <w:t xml:space="preserve">9.3k cosmic runes (these are useful for enchanting bracelets for gp and jewellery for general use later)</w:t>
       </w:r>
     </w:p>
     <w:p>
@@ -23891,7 +24111,7 @@
         <w:rPr>
           <w:rtl w:val="0"/>
         </w:rPr>
-        <w:t xml:space="preserve">8.1k death runes</w:t>
+        <w:t xml:space="preserve">10.4k death runes</w:t>
       </w:r>
     </w:p>
     <w:p>
@@ -23906,7 +24126,7 @@
         <w:rPr>
           <w:rtl w:val="0"/>
         </w:rPr>
-        <w:t xml:space="preserve">44.7k law runes (these serve no long term purpose but can be used to fill a nexus, for example)</w:t>
+        <w:t xml:space="preserve">71.1k law runes (these serve no long term purpose but can be used to fill a nexus, for example)</w:t>
       </w:r>
     </w:p>
     <w:p>
@@ -23921,7 +24141,7 @@
         <w:rPr>
           <w:rtl w:val="0"/>
         </w:rPr>
-        <w:t xml:space="preserve">44.7k blood runes (a good initial stack for barraging during slayer)</w:t>
+        <w:t xml:space="preserve">71.1k blood runes (a good initial stack for barraging during slayer)</w:t>
       </w:r>
     </w:p>
     <w:p>
@@ -23936,7 +24156,7 @@
         <w:rPr>
           <w:rtl w:val="0"/>
         </w:rPr>
-        <w:t xml:space="preserve">44.7k soul runes (these have some uses for Arceuus and barrage spells, as well as being required for Tumeken’s Shadow eventually)</w:t>
+        <w:t xml:space="preserve">71.1k soul runes (these have some uses for Arceuus and barrage spells, as well as being required for Tumeken’s Shadow eventually)</w:t>
       </w:r>
     </w:p>
     <w:p>
@@ -23951,7 +24171,7 @@
         <w:rPr>
           <w:rtl w:val="0"/>
         </w:rPr>
-        <w:t xml:space="preserve">12.7k adamant bolts (next to useless)</w:t>
+        <w:t xml:space="preserve">16.3k adamant bolts (next to useless)</w:t>
       </w:r>
     </w:p>
     <w:p>
@@ -23966,7 +24186,7 @@
         <w:rPr>
           <w:rtl w:val="0"/>
         </w:rPr>
-        <w:t xml:space="preserve">1100 monkfish</w:t>
+        <w:t xml:space="preserve">1700 monkfish</w:t>
       </w:r>
     </w:p>
     <w:p>
@@ -23981,7 +24201,7 @@
         <w:rPr>
           <w:rtl w:val="0"/>
         </w:rPr>
-        <w:t xml:space="preserve">102 prayer potions (4)</w:t>
+        <w:t xml:space="preserve">131 prayer potions (4)</w:t>
       </w:r>
     </w:p>
     <w:p>
@@ -23996,7 +24216,7 @@
         <w:rPr>
           <w:rtl w:val="0"/>
         </w:rPr>
-        <w:t xml:space="preserve">336 sanfew serums (4) (useful at DKS and the nightmare)</w:t>
+        <w:t xml:space="preserve">534 sanfew serums (4) (useful at DKS and the nightmare)</w:t>
       </w:r>
     </w:p>
     <w:p>
@@ -24011,7 +24231,7 @@
         <w:rPr>
           <w:rtl w:val="0"/>
         </w:rPr>
-        <w:t xml:space="preserve">152 grimy ranarr weeds</w:t>
+        <w:t xml:space="preserve">196 grimy ranarr weeds</w:t>
       </w:r>
     </w:p>
     <w:p>
@@ -24026,7 +24246,7 @@
         <w:rPr>
           <w:rtl w:val="0"/>
         </w:rPr>
-        <w:t xml:space="preserve">336 ranarr seeds (~2.0k (4)-dose prayer potions when farmed, a good starting supply for slayer)</w:t>
+        <w:t xml:space="preserve">534 ranarr seeds (~4.0k (4)-dose prayer potions when farmed, pretty much covering 99 slayer)</w:t>
       </w:r>
     </w:p>
     <w:p>
@@ -24041,7 +24261,7 @@
         <w:rPr>
           <w:rtl w:val="0"/>
         </w:rPr>
-        <w:t xml:space="preserve">72 strange lockpicks (for Barrows later, although the meta is to only do a little bit of barrows, using around 5-10 lockpicks)</w:t>
+        <w:t xml:space="preserve">107 strange lockpicks (for Barrows later, although the meta is to only do a little bit of barrows, using around 5-10 lockpicks)</w:t>
       </w:r>
     </w:p>
     <w:p>
@@ -24056,7 +24276,7 @@
         <w:rPr>
           <w:rtl w:val="0"/>
         </w:rPr>
-        <w:t xml:space="preserve">2.12 Rings of Endurance (88% chance to get at least one)</w:t>
+        <w:t xml:space="preserve">3.78 Rings of Endurance (98% chance to get at least one)</w:t>
       </w:r>
     </w:p>
     <w:p>
@@ -24071,7 +24291,7 @@
         <w:rPr>
           <w:rtl w:val="0"/>
         </w:rPr>
-        <w:t xml:space="preserve">16.2k hallowed teleport crystals - </w:t>
+        <w:t xml:space="preserve">24.7k hallowed teleport crystals - </w:t>
       </w:r>
       <w:r>
         <w:rPr>
@@ -24096,7 +24316,7 @@
         </w:rPr>
         <w:t xml:space="preserve">If you want a change of pace you can afk mine daeyalt essence for runecrafting later. There is also a high effort daeyalt (“dae-alch”) method: </w:t>
       </w:r>
-      <w:hyperlink r:id="rId70">
+      <w:hyperlink r:id="rId71">
         <w:r>
           <w:rPr>
             <w:color w:val="1155cc"/>
@@ -24127,7 +24347,7 @@
         </w:rPr>
         <w:t xml:space="preserve">You can do this grind in smaller parts, or quit entirely at a lower agility level. </w:t>
       </w:r>
-      <w:hyperlink r:id="rId71">
+      <w:hyperlink r:id="rId72">
         <w:r>
           <w:rPr>
             <w:color w:val="1155cc"/>
@@ -24158,16 +24378,16 @@
         <w:rPr>
           <w:rtl w:val="0"/>
         </w:rPr>
-        <w:t xml:space="preserve">You can use Parasailer’s Hallowed Sepulchre calculator: </w:t>
-      </w:r>
-      <w:hyperlink r:id="rId72">
+        <w:t xml:space="preserve">You can use crab’s updated Hallowed Sepulchre calculator: </w:t>
+      </w:r>
+      <w:hyperlink r:id="rId73">
         <w:r>
           <w:rPr>
             <w:color w:val="0000ee"/>
             <w:u w:val="single"/>
             <w:rtl w:val="0"/>
           </w:rPr>
-          <w:t xml:space="preserve">20240115 Hallowed Sepulchre: Looting</w:t>
+          <w:t xml:space="preserve">Hallowed Sepulchre Looting (Post 2026 SSU)</w:t>
         </w:r>
       </w:hyperlink>
       <w:r>
@@ -24192,7 +24412,7 @@
         <w:rPr>
           <w:rtl w:val="0"/>
         </w:rPr>
-        <w:t xml:space="preserve">This calculator only works for levels 82+, and does not include f1 bridge building for xp. If you wish to build this bridge adjust the number of bridges per run afterwards manually.</w:t>
+        <w:t xml:space="preserve">This calculator only works for levels 72+, and does not include f1 bridge building for xp. If you wish to build this bridge adjust the number of bridges per run afterwards manually.</w:t>
       </w:r>
     </w:p>
     <w:p>
@@ -24210,7 +24430,25 @@
         <w:rPr>
           <w:rtl w:val="0"/>
         </w:rPr>
-        <w:t xml:space="preserve">The sheet is default set to sell law and soul runes. To fix this go into the ‘High’ tab (bottom left) and uncheck the boxes for selling those runes.</w:t>
+        <w:t xml:space="preserve">The sheet is default set to not sell law and soul runes. To fix this go into the ‘High’ tab (bottom) and uncheck the boxes for selling those runes.</w:t>
+      </w:r>
+    </w:p>
+    <w:p>
+      <w:pPr>
+        <w:numPr>
+          <w:ilvl w:val="2"/>
+          <w:numId w:val="1"/>
+        </w:numPr>
+        <w:ind w:left="1440" w:hanging="360"/>
+        <w:rPr>
+          <w:u w:val="none"/>
+        </w:rPr>
+      </w:pPr>
+      <w:r>
+        <w:rPr>
+          <w:rtl w:val="0"/>
+        </w:rPr>
+        <w:t xml:space="preserve">There is no way to configure the sheet to show ‘boosting, but I do not have summer pies’. You have to manually toy with level brackets if you wish to calculate that.</w:t>
       </w:r>
     </w:p>
     <w:p>
@@ -24230,7 +24468,7 @@
         </w:rPr>
         <w:t xml:space="preserve">The floor 4 brazier, </w:t>
       </w:r>
-      <w:hyperlink r:id="rId73">
+      <w:hyperlink r:id="rId74">
         <w:r>
           <w:rPr>
             <w:color w:val="0000ee"/>
@@ -24272,7 +24510,7 @@
           <w:color w:val="8d1d75"/>
           <w:rtl w:val="0"/>
         </w:rPr>
-        <w:t xml:space="preserve"> 21.4m gp</w:t>
+        <w:t xml:space="preserve"> </w:t>
       </w:r>
     </w:p>
     <w:p>
@@ -24293,7 +24531,7 @@
           <w:color w:val="8d1d75"/>
           <w:rtl w:val="0"/>
         </w:rPr>
-        <w:t xml:space="preserve"> crossbow, Sara items, teak planks, addy nails, hammer, fire staff, nature runes, a lot of money (obtained during the step, spent during the step).</w:t>
+        <w:t xml:space="preserve"> crossbow, Sara items, agility potions, teak planks, addy nails, hammer, fire staff, nature runes, a lot of money (obtained during the step, spent during the step).</w:t>
       </w:r>
       <w:r>
         <w:rPr>
@@ -24647,7 +24885,7 @@
         </w:rPr>
         <w:t xml:space="preserve">If you have a fish barrel, move your POH to Brimhaven (move it back after), then buy a few thousand (between 2,000 and 10,000 recommended) raw karambwans using the barrel method in this video: </w:t>
       </w:r>
-      <w:hyperlink r:id="rId74">
+      <w:hyperlink r:id="rId75">
         <w:r>
           <w:rPr>
             <w:rFonts w:ascii="Arial" w:cs="Arial" w:eastAsia="Arial" w:hAnsi="Arial"/>
@@ -24664,7 +24902,7 @@
         </w:rPr>
         <w:t xml:space="preserve">. Karambwans are the best food at all levels, and give incredible cooking xp (using a method called ‘1t bwan cooking’). See </w:t>
       </w:r>
-      <w:hyperlink r:id="rId75">
+      <w:hyperlink r:id="rId76">
         <w:r>
           <w:rPr>
             <w:color w:val="0000ee"/>
@@ -25197,7 +25435,7 @@
         </w:rPr>
         <w:t xml:space="preserve">Make 20 bolts of canvas. Build the mahogany mast and canvas sails on your skiff using the hemp you farmed, build the mithril helm on your skiff (not sloop) and the inoculation station on your sloop. Do the Jubbly Jive barracuda trial and complete up to the shark rank. Build a wind catcher on both your skiff and your sloop, then return to the Jubbly Jive and keep training sailing to level 67 sailing using the following method for Marlin rank: </w:t>
       </w:r>
-      <w:hyperlink r:id="rId76">
+      <w:hyperlink r:id="rId77">
         <w:r>
           <w:rPr>
             <w:color w:val="1155cc"/>
@@ -25213,7 +25451,7 @@
         </w:rPr>
         <w:t xml:space="preserve">. At your convenience, return to the Ardent Ocean meteorologists for those charting tasks. Optional but not recommended: if you prefer alternative training methods you can choose between Rellekka courier tasks (</w:t>
       </w:r>
-      <w:hyperlink r:id="rId77">
+      <w:hyperlink r:id="rId78">
         <w:r>
           <w:rPr>
             <w:color w:val="1155cc"/>
@@ -26702,7 +26940,7 @@
         </w:rPr>
         <w:t xml:space="preserve">; 2) kill Vyrewatch Sentinels for 1/46.5; 3) trade rune platelegs for one at </w:t>
       </w:r>
-      <w:hyperlink r:id="rId78">
+      <w:hyperlink r:id="rId79">
         <w:r>
           <w:rPr>
             <w:color w:val="1155cc"/>
@@ -27013,7 +27251,7 @@
         </w:rPr>
         <w:t xml:space="preserve">Example clip: </w:t>
       </w:r>
-      <w:hyperlink r:id="rId79">
+      <w:hyperlink r:id="rId80">
         <w:r>
           <w:rPr>
             <w:i w:val="1"/>
@@ -27066,7 +27304,7 @@
         <w:jc w:val="left"/>
         <w:rPr/>
       </w:pPr>
-      <w:hyperlink r:id="rId80">
+      <w:hyperlink r:id="rId81">
         <w:r>
           <w:rPr>
             <w:rFonts w:ascii="Arial" w:cs="Arial" w:eastAsia="Arial" w:hAnsi="Arial"/>
@@ -28699,7 +28937,7 @@
         </w:rPr>
         <w:t xml:space="preserve">Overview document: </w:t>
       </w:r>
-      <w:hyperlink r:id="rId81">
+      <w:hyperlink r:id="rId82">
         <w:r>
           <w:rPr>
             <w:color w:val="0000ee"/>
@@ -28726,7 +28964,7 @@
         </w:rPr>
         <w:t xml:space="preserve">Interactive version with checkboxes: </w:t>
       </w:r>
-      <w:hyperlink r:id="rId82">
+      <w:hyperlink r:id="rId83">
         <w:r>
           <w:rPr>
             <w:color w:val="1155cc"/>
@@ -28755,7 +28993,7 @@
         </w:rPr>
         <w:t xml:space="preserve">Chapter 1: </w:t>
       </w:r>
-      <w:hyperlink r:id="rId83">
+      <w:hyperlink r:id="rId84">
         <w:r>
           <w:rPr>
             <w:color w:val="0000ee"/>
@@ -28781,7 +29019,7 @@
         </w:rPr>
         <w:t xml:space="preserve">Chapter 2: </w:t>
       </w:r>
-      <w:hyperlink r:id="rId84">
+      <w:hyperlink r:id="rId85">
         <w:r>
           <w:rPr>
             <w:color w:val="0000ee"/>
@@ -28807,7 +29045,7 @@
         </w:rPr>
         <w:t xml:space="preserve">Chapter 3: </w:t>
       </w:r>
-      <w:hyperlink r:id="rId85">
+      <w:hyperlink r:id="rId86">
         <w:r>
           <w:rPr>
             <w:color w:val="0000ee"/>
@@ -28833,7 +29071,7 @@
         </w:rPr>
         <w:t xml:space="preserve">Detailed math on every single step: </w:t>
       </w:r>
-      <w:hyperlink r:id="rId86">
+      <w:hyperlink r:id="rId87">
         <w:r>
           <w:rPr>
             <w:color w:val="0000ee"/>
@@ -28861,7 +29099,7 @@
         </w:rPr>
         <w:t xml:space="preserve">Parasailer’s image folder: </w:t>
       </w:r>
-      <w:hyperlink r:id="rId87">
+      <w:hyperlink r:id="rId88">
         <w:r>
           <w:rPr>
             <w:color w:val="1155cc"/>
@@ -28888,7 +29126,7 @@
         </w:rPr>
         <w:t xml:space="preserve">Tool for comparing Landlubber and immediately-after-sailing: </w:t>
       </w:r>
-      <w:hyperlink r:id="rId88">
+      <w:hyperlink r:id="rId89">
         <w:r>
           <w:rPr>
             <w:rFonts w:ascii="Arial" w:cs="Arial" w:eastAsia="Arial" w:hAnsi="Arial"/>
@@ -28953,7 +29191,7 @@
           <w:rFonts w:ascii="Arial" w:cs="Arial" w:eastAsia="Arial" w:hAnsi="Arial"/>
         </w:rPr>
       </w:pPr>
-      <w:hyperlink r:id="rId89">
+      <w:hyperlink r:id="rId90">
         <w:r>
           <w:rPr>
             <w:rFonts w:ascii="Arial" w:cs="Arial" w:eastAsia="Arial" w:hAnsi="Arial"/>
@@ -28977,7 +29215,7 @@
           <w:rFonts w:ascii="Arial" w:cs="Arial" w:eastAsia="Arial" w:hAnsi="Arial"/>
         </w:rPr>
       </w:pPr>
-      <w:hyperlink r:id="rId90">
+      <w:hyperlink r:id="rId91">
         <w:r>
           <w:rPr>
             <w:rFonts w:ascii="Arial" w:cs="Arial" w:eastAsia="Arial" w:hAnsi="Arial"/>
@@ -29001,7 +29239,7 @@
           <w:rFonts w:ascii="Arial" w:cs="Arial" w:eastAsia="Arial" w:hAnsi="Arial"/>
         </w:rPr>
       </w:pPr>
-      <w:hyperlink r:id="rId91">
+      <w:hyperlink r:id="rId92">
         <w:r>
           <w:rPr>
             <w:rFonts w:ascii="Arial" w:cs="Arial" w:eastAsia="Arial" w:hAnsi="Arial"/>
@@ -29023,7 +29261,7 @@
         <w:spacing w:line="276" w:lineRule="auto"/>
         <w:rPr/>
       </w:pPr>
-      <w:hyperlink r:id="rId92">
+      <w:hyperlink r:id="rId93">
         <w:r>
           <w:rPr>
             <w:rFonts w:ascii="Arial" w:cs="Arial" w:eastAsia="Arial" w:hAnsi="Arial"/>
@@ -29076,7 +29314,7 @@
         </w:rPr>
         <w:t xml:space="preserve">Chapter 1: </w:t>
       </w:r>
-      <w:hyperlink r:id="rId93">
+      <w:hyperlink r:id="rId94">
         <w:r>
           <w:rPr>
             <w:color w:val="0000ee"/>
@@ -29102,7 +29340,7 @@
         </w:rPr>
         <w:t xml:space="preserve">Chapter 2: </w:t>
       </w:r>
-      <w:hyperlink r:id="rId94">
+      <w:hyperlink r:id="rId95">
         <w:r>
           <w:rPr>
             <w:color w:val="0000ee"/>
@@ -29128,7 +29366,7 @@
         </w:rPr>
         <w:t xml:space="preserve">Chapter 3: </w:t>
       </w:r>
-      <w:hyperlink r:id="rId95">
+      <w:hyperlink r:id="rId96">
         <w:r>
           <w:rPr>
             <w:color w:val="0000ee"/>
@@ -29154,7 +29392,7 @@
         </w:rPr>
         <w:t xml:space="preserve">Detailed math on every single step: </w:t>
       </w:r>
-      <w:hyperlink r:id="rId96">
+      <w:hyperlink r:id="rId97">
         <w:r>
           <w:rPr>
             <w:color w:val="0000ee"/>
@@ -29196,7 +29434,7 @@
           <w:szCs w:val="22"/>
         </w:rPr>
       </w:pPr>
-      <w:hyperlink r:id="rId97">
+      <w:hyperlink r:id="rId98">
         <w:r>
           <w:rPr>
             <w:color w:val="1155cc"/>
@@ -29220,7 +29458,7 @@
           <w:szCs w:val="26"/>
         </w:rPr>
       </w:pPr>
-      <w:hyperlink r:id="rId98">
+      <w:hyperlink r:id="rId99">
         <w:r>
           <w:rPr>
             <w:rFonts w:ascii="Arial" w:cs="Arial" w:eastAsia="Arial" w:hAnsi="Arial"/>
@@ -29242,7 +29480,7 @@
         <w:spacing w:line="276" w:lineRule="auto"/>
         <w:rPr/>
       </w:pPr>
-      <w:hyperlink r:id="rId99">
+      <w:hyperlink r:id="rId100">
         <w:r>
           <w:rPr>
             <w:rFonts w:ascii="Arial" w:cs="Arial" w:eastAsia="Arial" w:hAnsi="Arial"/>
@@ -29264,7 +29502,7 @@
         <w:spacing w:line="276" w:lineRule="auto"/>
         <w:rPr/>
       </w:pPr>
-      <w:hyperlink r:id="rId100">
+      <w:hyperlink r:id="rId101">
         <w:r>
           <w:rPr>
             <w:color w:val="1155cc"/>
@@ -29291,7 +29529,7 @@
           <w:szCs w:val="22"/>
         </w:rPr>
       </w:pPr>
-      <w:hyperlink r:id="rId101">
+      <w:hyperlink r:id="rId102">
         <w:r>
           <w:rPr>
             <w:rFonts w:ascii="Arial" w:cs="Arial" w:eastAsia="Arial" w:hAnsi="Arial"/>
@@ -29319,7 +29557,7 @@
           <w:szCs w:val="22"/>
         </w:rPr>
       </w:pPr>
-      <w:hyperlink r:id="rId102">
+      <w:hyperlink r:id="rId103">
         <w:r>
           <w:rPr>
             <w:rFonts w:ascii="Arial" w:cs="Arial" w:eastAsia="Arial" w:hAnsi="Arial"/>
@@ -29341,7 +29579,7 @@
         <w:spacing w:line="276" w:lineRule="auto"/>
         <w:rPr/>
       </w:pPr>
-      <w:hyperlink r:id="rId103">
+      <w:hyperlink r:id="rId104">
         <w:r>
           <w:rPr>
             <w:rFonts w:ascii="Arial" w:cs="Arial" w:eastAsia="Arial" w:hAnsi="Arial"/>
@@ -29387,7 +29625,7 @@
           <w:iCs w:val="1"/>
         </w:rPr>
       </w:pPr>
-      <w:hyperlink r:id="rId104">
+      <w:hyperlink r:id="rId105">
         <w:r>
           <w:rPr>
             <w:rFonts w:ascii="Arial" w:cs="Arial" w:eastAsia="Arial" w:hAnsi="Arial"/>
@@ -29411,7 +29649,7 @@
           <w:rFonts w:ascii="Arial" w:cs="Arial" w:eastAsia="Arial" w:hAnsi="Arial"/>
         </w:rPr>
       </w:pPr>
-      <w:hyperlink r:id="rId105">
+      <w:hyperlink r:id="rId106">
         <w:r>
           <w:rPr>
             <w:color w:val="1155cc"/>
@@ -29432,7 +29670,7 @@
         <w:spacing w:line="276" w:lineRule="auto"/>
         <w:rPr/>
       </w:pPr>
-      <w:hyperlink r:id="rId106">
+      <w:hyperlink r:id="rId107">
         <w:r>
           <w:rPr>
             <w:rFonts w:ascii="Arial" w:cs="Arial" w:eastAsia="Arial" w:hAnsi="Arial"/>
@@ -29457,7 +29695,7 @@
           <w:iCs w:val="1"/>
         </w:rPr>
       </w:pPr>
-      <w:hyperlink r:id="rId107">
+      <w:hyperlink r:id="rId108">
         <w:r>
           <w:rPr>
             <w:color w:val="1155cc"/>
@@ -29481,7 +29719,7 @@
           <w:iCs w:val="1"/>
         </w:rPr>
       </w:pPr>
-      <w:hyperlink r:id="rId108">
+      <w:hyperlink r:id="rId109">
         <w:r>
           <w:rPr>
             <w:rFonts w:ascii="Arial" w:cs="Arial" w:eastAsia="Arial" w:hAnsi="Arial"/>

--- a/source/Chapter2.docx
+++ b/source/Chapter2.docx
@@ -5931,7 +5931,7 @@
             <w:u w:val="single"/>
             <w:rtl w:val="0"/>
           </w:rPr>
-          <w:t xml:space="preserve">20260327FarmingGuide</w:t>
+          <w:t xml:space="preserve">20260816FarmingGuide</w:t>
         </w:r>
       </w:hyperlink>
       <w:r>
@@ -10812,6 +10812,40 @@
     </w:p>
     <w:p>
       <w:pPr>
+        <w:numPr>
+          <w:ilvl w:val="1"/>
+          <w:numId w:val="1"/>
+        </w:numPr>
+        <w:ind w:left="1080" w:hanging="360"/>
+        <w:rPr>
+          <w:u w:val="none"/>
+        </w:rPr>
+      </w:pPr>
+      <w:r>
+        <w:rPr>
+          <w:rtl w:val="0"/>
+        </w:rPr>
+        <w:t xml:space="preserve">This step technically unlocks coral farming. However, as mentioned in </w:t>
+      </w:r>
+      <w:hyperlink r:id="rId21">
+        <w:r>
+          <w:rPr>
+            <w:color w:val="0000ee"/>
+            <w:u w:val="single"/>
+            <w:rtl w:val="0"/>
+          </w:rPr>
+          <w:t xml:space="preserve">20260816FarmingGuide</w:t>
+        </w:r>
+      </w:hyperlink>
+      <w:r>
+        <w:rPr>
+          <w:rtl w:val="0"/>
+        </w:rPr>
+        <w:t xml:space="preserve">, it is recommended to get 99 farming before farming coral. Once you have that farming level it is really good to regularly farm coral.</w:t>
+      </w:r>
+    </w:p>
+    <w:p>
+      <w:pPr>
         <w:rPr/>
       </w:pPr>
       <w:r>
@@ -11602,7 +11636,7 @@
           <w:u w:val="none"/>
         </w:rPr>
       </w:pPr>
-      <w:hyperlink r:id="rId21">
+      <w:hyperlink r:id="rId22">
         <w:r>
           <w:rPr>
             <w:rFonts w:ascii="Arial" w:cs="Arial" w:eastAsia="Arial" w:hAnsi="Arial"/>
@@ -11640,7 +11674,7 @@
         </w:rPr>
         <w:t xml:space="preserve">You can find </w:t>
       </w:r>
-      <w:hyperlink r:id="rId22">
+      <w:hyperlink r:id="rId23">
         <w:r>
           <w:rPr>
             <w:rFonts w:ascii="Arial" w:cs="Arial" w:eastAsia="Arial" w:hAnsi="Arial"/>
@@ -12014,7 +12048,7 @@
         </w:rPr>
         <w:t xml:space="preserve">Optional and recommended: go to the PVP Arena and imbue your berserker ring. The PVP Arena method involves either an alt/friend to boost points (go at off-peak hours, hope to get matched with each other, quickly die to the other/kill the other for points, repeat) or just suiciding to randoms for quick points </w:t>
       </w:r>
-      <w:hyperlink r:id="rId23">
+      <w:hyperlink r:id="rId24">
         <w:r>
           <w:rPr>
             <w:color w:val="0000ee"/>
@@ -12331,7 +12365,7 @@
         </w:rPr>
         <w:t xml:space="preserve">Do Throne of Miscellania and Royal Trouble (fairy ring CIP to get there), obtain 100% support (buying flowers from </w:t>
       </w:r>
-      <w:hyperlink r:id="rId24">
+      <w:hyperlink r:id="rId25">
         <w:r>
           <w:rPr>
             <w:b w:val="0"/>
@@ -12474,7 +12508,7 @@
         </w:rPr>
         <w:t xml:space="preserve"> Also visit at least once/twice a week to restore the support to 100% (buying flowers from </w:t>
       </w:r>
-      <w:hyperlink r:id="rId25">
+      <w:hyperlink r:id="rId26">
         <w:r>
           <w:rPr>
             <w:color w:val="1155cc"/>
@@ -13237,7 +13271,7 @@
         </w:rPr>
         <w:t xml:space="preserve">You can get to the fishing spot by using the Arceuus Library teleport (the Arceuus spell, not the Kharedst’s) into the minecart to get back. This is faster than the Kharedst’s to Lovakengj. </w:t>
       </w:r>
-      <w:hyperlink r:id="rId26">
+      <w:hyperlink r:id="rId27">
         <w:r>
           <w:rPr>
             <w:color w:val="1155cc"/>
@@ -13291,7 +13325,7 @@
         </w:rPr>
         <w:t xml:space="preserve">For an explanation on the Mount Quidamortem barblore (can be afked, just bank the sturgeons), see</w:t>
       </w:r>
-      <w:hyperlink r:id="rId27">
+      <w:hyperlink r:id="rId28">
         <w:r>
           <w:rPr>
             <w:color w:val="0000ee"/>
@@ -19034,7 +19068,7 @@
         </w:rPr>
         <w:t xml:space="preserve"> Volcanic Mine (this is a bit of a trek) for the prospector hat, and optionally for the rest of the gear as well. Check out </w:t>
       </w:r>
-      <w:hyperlink r:id="rId28">
+      <w:hyperlink r:id="rId29">
         <w:r>
           <w:rPr>
             <w:rFonts w:ascii="Arial" w:cs="Arial" w:eastAsia="Arial" w:hAnsi="Arial"/>
@@ -19132,7 +19166,7 @@
         </w:rPr>
         <w:t xml:space="preserve">There is a tick manipulation method to significantly increase the speed of Motherload Mine (credit to Port Khazard and Drøgøn for discovering this). You can find a short example clip of this here: </w:t>
       </w:r>
-      <w:hyperlink r:id="rId29">
+      <w:hyperlink r:id="rId30">
         <w:r>
           <w:rPr>
             <w:color w:val="1155cc"/>
@@ -19330,7 +19364,7 @@
           <w:u w:val="none"/>
         </w:rPr>
       </w:pPr>
-      <w:hyperlink r:id="rId30">
+      <w:hyperlink r:id="rId31">
         <w:r>
           <w:rPr>
             <w:rFonts w:ascii="Arial" w:cs="Arial" w:eastAsia="Arial" w:hAnsi="Arial"/>
@@ -19361,7 +19395,7 @@
           <w:u w:val="none"/>
         </w:rPr>
       </w:pPr>
-      <w:hyperlink r:id="rId31">
+      <w:hyperlink r:id="rId32">
         <w:r>
           <w:rPr>
             <w:rFonts w:ascii="Arial" w:cs="Arial" w:eastAsia="Arial" w:hAnsi="Arial"/>
@@ -19397,7 +19431,7 @@
           <w:u w:val="none"/>
         </w:rPr>
       </w:pPr>
-      <w:hyperlink r:id="rId32">
+      <w:hyperlink r:id="rId33">
         <w:r>
           <w:rPr>
             <w:rFonts w:ascii="Arial" w:cs="Arial" w:eastAsia="Arial" w:hAnsi="Arial"/>
@@ -20047,7 +20081,7 @@
         </w:rPr>
         <w:t xml:space="preserve">You can get to the fishing spot by using the Arceuus Library teleport (the Arceuus spell, not the Kharedst’s) into the minecart to get back. This is faster than the Kharedst’s to Lovakengj. </w:t>
       </w:r>
-      <w:hyperlink r:id="rId33">
+      <w:hyperlink r:id="rId34">
         <w:r>
           <w:rPr>
             <w:color w:val="1155cc"/>
@@ -20106,7 +20140,7 @@
         </w:rPr>
         <w:t xml:space="preserve">For an explanation on the Mount Quidamortem barblore (can be afked, just bank the sturgeons), see</w:t>
       </w:r>
-      <w:hyperlink r:id="rId34">
+      <w:hyperlink r:id="rId35">
         <w:r>
           <w:rPr>
             <w:color w:val="0000ee"/>
@@ -20175,7 +20209,7 @@
         </w:rPr>
         <w:t xml:space="preserve">Optional alternative: fight Tempoross, e.g. using a mass world method, or a solo method like </w:t>
       </w:r>
-      <w:hyperlink r:id="rId35">
+      <w:hyperlink r:id="rId36">
         <w:r>
           <w:rPr>
             <w:i w:val="1"/>
@@ -20584,7 +20618,7 @@
         </w:rPr>
         <w:t xml:space="preserve">The PVP Arena method involves either an alt/friend to boost points (go at off-peak hours, hope to get matched with each other, quickly die to the other/kill the other for points, repeat) or just suiciding to randoms for quick points </w:t>
       </w:r>
-      <w:hyperlink r:id="rId36">
+      <w:hyperlink r:id="rId37">
         <w:r>
           <w:rPr>
             <w:color w:val="0000ee"/>
@@ -20615,7 +20649,7 @@
         </w:rPr>
         <w:t xml:space="preserve">For a guide on NMZ, see </w:t>
       </w:r>
-      <w:hyperlink r:id="rId37">
+      <w:hyperlink r:id="rId38">
         <w:r>
           <w:rPr>
             <w:color w:val="1155cc"/>
@@ -20631,7 +20665,7 @@
         </w:rPr>
         <w:t xml:space="preserve"> or </w:t>
       </w:r>
-      <w:hyperlink r:id="rId38">
+      <w:hyperlink r:id="rId39">
         <w:r>
           <w:rPr>
             <w:color w:val="1155cc"/>
@@ -21007,7 +21041,7 @@
         </w:rPr>
         <w:t xml:space="preserve">Tackle organised crime for intelligence along the way and hand it in at Captain Ginea for the diary. Catch a chinchompa in the Kourend Woodland. Collect T5 Shayzien outfit from the combat ring. Collect the medium Kourend &amp; Kebos diary. Put the XP lamps on slayer. Do A Kingdom Divided (need to be on the normal spellbook, lamps on Slayer), using melee for the fights. Grab the skull near the Shayzien graveyard dungeon entrance and buy redberries in Kenelme’s Wares (Piscarilius) along the way. Minigame teleport to Mort’ton, start and complete His Faithful Servants miniquest, which includes doing a complete barrows run (all six brothers). It is recommended to complete the </w:t>
       </w:r>
-      <w:hyperlink r:id="rId39">
+      <w:hyperlink r:id="rId40">
         <w:r>
           <w:rPr>
             <w:color w:val="1155cc"/>
@@ -21023,7 +21057,7 @@
         </w:rPr>
         <w:t xml:space="preserve">, </w:t>
       </w:r>
-      <w:hyperlink r:id="rId40">
+      <w:hyperlink r:id="rId41">
         <w:r>
           <w:rPr>
             <w:color w:val="1155cc"/>
@@ -21039,7 +21073,7 @@
         </w:rPr>
         <w:t xml:space="preserve">, </w:t>
       </w:r>
-      <w:hyperlink r:id="rId41">
+      <w:hyperlink r:id="rId42">
         <w:r>
           <w:rPr>
             <w:color w:val="1155cc"/>
@@ -21055,7 +21089,7 @@
         </w:rPr>
         <w:t xml:space="preserve"> and optionally also </w:t>
       </w:r>
-      <w:hyperlink r:id="rId42">
+      <w:hyperlink r:id="rId43">
         <w:r>
           <w:rPr>
             <w:color w:val="1155cc"/>
@@ -21215,7 +21249,7 @@
         </w:rPr>
         <w:t xml:space="preserve">The </w:t>
       </w:r>
-      <w:hyperlink r:id="rId43">
+      <w:hyperlink r:id="rId44">
         <w:r>
           <w:rPr>
             <w:color w:val="1155cc"/>
@@ -21315,7 +21349,7 @@
         </w:rPr>
         <w:t xml:space="preserve">The best way to cash your bones for prayer XP at the Chaos Altar is using the Arceuus Cemetery Teleport along with the gravestone method or even suicide method for the bones. This way you do not risk many of the bones while in the wilderness. </w:t>
       </w:r>
-      <w:hyperlink r:id="rId44">
+      <w:hyperlink r:id="rId45">
         <w:r>
           <w:rPr>
             <w:color w:val="0000ee"/>
@@ -22057,7 +22091,7 @@
         </w:rPr>
         <w:t xml:space="preserve">Explorer’s ring teleport and run to Port Sarim to recruit Jobless Jim. You can set Jim to man the ship and trim the sails, reducing the xp from trimming by 50% but making sailing more convenient. Charter to the Pandemonium. Take your skiff to the starting point of Troubled Tortugans and start and complete the quest in full. While on the Great Conch collect the spyglass and strange apple tree charter on the isle. Next do port courier tasks to Summer Shore until level 50 sailing (</w:t>
       </w:r>
-      <w:hyperlink r:id="rId45">
+      <w:hyperlink r:id="rId46">
         <w:r>
           <w:rPr>
             <w:color w:val="1155cc"/>
@@ -22103,7 +22137,7 @@
         </w:rPr>
         <w:t xml:space="preserve">When at the Onyx Crest, dock there and dig to find the small key for the </w:t>
       </w:r>
-      <w:hyperlink r:id="rId46">
+      <w:hyperlink r:id="rId47">
         <w:r>
           <w:rPr>
             <w:color w:val="1155cc"/>
@@ -22304,7 +22338,7 @@
         </w:rPr>
         <w:t xml:space="preserve">between Kastori and Tal Teklan (</w:t>
       </w:r>
-      <w:hyperlink r:id="rId47">
+      <w:hyperlink r:id="rId48">
         <w:r>
           <w:rPr>
             <w:color w:val="0000ee"/>
@@ -22326,7 +22360,7 @@
         </w:rPr>
         <w:t xml:space="preserve">. Follow this guide for catching chins: </w:t>
       </w:r>
-      <w:hyperlink r:id="rId48">
+      <w:hyperlink r:id="rId49">
         <w:r>
           <w:rPr>
             <w:color w:val="0000ee"/>
@@ -22437,7 +22471,7 @@
         </w:numPr>
         <w:ind w:left="1080" w:hanging="360"/>
       </w:pPr>
-      <w:hyperlink r:id="rId49">
+      <w:hyperlink r:id="rId50">
         <w:r>
           <w:rPr>
             <w:color w:val="0000ee"/>
@@ -22453,7 +22487,7 @@
         </w:rPr>
         <w:t xml:space="preserve"> and </w:t>
       </w:r>
-      <w:hyperlink r:id="rId50">
+      <w:hyperlink r:id="rId51">
         <w:r>
           <w:rPr>
             <w:color w:val="0000ee"/>
@@ -22469,7 +22503,7 @@
         </w:rPr>
         <w:t xml:space="preserve"> show the mm1 tunnel method, though it is better to use a spot one curve deeper into the cave. The best location is shown (poorly) in </w:t>
       </w:r>
-      <w:hyperlink r:id="rId51">
+      <w:hyperlink r:id="rId52">
         <w:r>
           <w:rPr>
             <w:color w:val="1155cc"/>
@@ -22617,7 +22651,7 @@
         </w:rPr>
         <w:t xml:space="preserve">Hybrid ore uim smelt (</w:t>
       </w:r>
-      <w:hyperlink r:id="rId52">
+      <w:hyperlink r:id="rId53">
         <w:r>
           <w:rPr>
             <w:color w:val="0000ee"/>
@@ -22649,6 +22683,13 @@
       </w:r>
       <w:r>
         <w:rPr>
+          <w:color w:val="8d1d75"/>
+          <w:rtl w:val="0"/>
+        </w:rPr>
+        <w:t xml:space="preserve">1.5m</w:t>
+      </w:r>
+      <w:r>
+        <w:rPr>
           <w:rtl w:val="0"/>
         </w:rPr>
       </w:r>
@@ -22758,7 +22799,7 @@
           <w:color w:val="8d1d75"/>
           <w:rtl w:val="0"/>
         </w:rPr>
-        <w:t xml:space="preserve">900k gp</w:t>
+        <w:t xml:space="preserve">1.5m gp</w:t>
       </w:r>
       <w:r>
         <w:rPr>
@@ -22892,7 +22933,7 @@
         </w:rPr>
         <w:t xml:space="preserve"> side, </w:t>
       </w:r>
-      <w:hyperlink r:id="rId53">
+      <w:hyperlink r:id="rId54">
         <w:r>
           <w:rPr>
             <w:color w:val="0000ee"/>
@@ -22937,7 +22978,7 @@
         </w:rPr>
         <w:t xml:space="preserve"> side, </w:t>
       </w:r>
-      <w:hyperlink r:id="rId54">
+      <w:hyperlink r:id="rId55">
         <w:r>
           <w:rPr>
             <w:color w:val="0000ee"/>
@@ -22982,7 +23023,7 @@
         </w:rPr>
         <w:t xml:space="preserve"> side, </w:t>
       </w:r>
-      <w:hyperlink r:id="rId55">
+      <w:hyperlink r:id="rId56">
         <w:r>
           <w:rPr>
             <w:color w:val="0000ee"/>
@@ -23013,7 +23054,7 @@
         </w:rPr>
         <w:t xml:space="preserve">On floor 3 each side has a grapple (</w:t>
       </w:r>
-      <w:hyperlink r:id="rId56">
+      <w:hyperlink r:id="rId57">
         <w:r>
           <w:rPr>
             <w:color w:val="0000ee"/>
@@ -23029,7 +23070,7 @@
         </w:rPr>
         <w:t xml:space="preserve">, </w:t>
       </w:r>
-      <w:hyperlink r:id="rId57">
+      <w:hyperlink r:id="rId58">
         <w:r>
           <w:rPr>
             <w:color w:val="0000ee"/>
@@ -23060,7 +23101,7 @@
         </w:rPr>
         <w:t xml:space="preserve">Floors 1-2 are not worth looting, although if you are chasing collection log slots you have to loot these too. </w:t>
       </w:r>
-      <w:hyperlink r:id="rId58">
+      <w:hyperlink r:id="rId59">
         <w:r>
           <w:rPr>
             <w:color w:val="0000ee"/>
@@ -23091,7 +23132,7 @@
         </w:rPr>
         <w:t xml:space="preserve">If you are using mahogany planks with rune nails (in BRUHsailer you will not be doing this) to build bridges it is efficient construction xp to build the bridge in floor 1 (on two out of four sides, so on 50% of all runs, </w:t>
       </w:r>
-      <w:hyperlink r:id="rId59">
+      <w:hyperlink r:id="rId60">
         <w:r>
           <w:rPr>
             <w:color w:val="0000ee"/>
@@ -23196,7 +23237,7 @@
         </w:rPr>
         <w:t xml:space="preserve">If you want a change of pace you can afk mine daeyalt essence for runecrafting later. There is also a high effort daeyalt (“dae-alch”) method: </w:t>
       </w:r>
-      <w:hyperlink r:id="rId60">
+      <w:hyperlink r:id="rId61">
         <w:r>
           <w:rPr>
             <w:color w:val="1155cc"/>
@@ -23227,7 +23268,7 @@
         </w:rPr>
         <w:t xml:space="preserve">You can do this grind in smaller parts, or quit entirely at a lower agility level. </w:t>
       </w:r>
-      <w:hyperlink r:id="rId61">
+      <w:hyperlink r:id="rId62">
         <w:r>
           <w:rPr>
             <w:color w:val="1155cc"/>
@@ -23257,7 +23298,7 @@
         </w:rPr>
         <w:t xml:space="preserve">You can use crab’s updated Hallowed Sepulchre calculator: </w:t>
       </w:r>
-      <w:hyperlink r:id="rId62">
+      <w:hyperlink r:id="rId63">
         <w:r>
           <w:rPr>
             <w:color w:val="0000ee"/>
@@ -23362,7 +23403,7 @@
           <w:color w:val="8d1d75"/>
           <w:rtl w:val="0"/>
         </w:rPr>
-        <w:t xml:space="preserve"> </w:t>
+        <w:t xml:space="preserve"> 3.6m</w:t>
       </w:r>
     </w:p>
     <w:p>
@@ -23460,7 +23501,7 @@
         </w:rPr>
         <w:t xml:space="preserve">Optional but recommended (for sepulchre preparation): do Blast Mining </w:t>
       </w:r>
-      <w:hyperlink r:id="rId63">
+      <w:hyperlink r:id="rId64">
         <w:r>
           <w:rPr>
             <w:rFonts w:ascii="Arial" w:cs="Arial" w:eastAsia="Arial" w:hAnsi="Arial"/>
@@ -23478,7 +23519,7 @@
         </w:rPr>
         <w:t xml:space="preserve"> to get to 380 addy ore total, buying the dynamite from the shop as needed. The rates in the video are inaccurate but the route is legitimate, for more info see </w:t>
       </w:r>
-      <w:hyperlink r:id="rId64">
+      <w:hyperlink r:id="rId65">
         <w:r>
           <w:rPr>
             <w:rFonts w:ascii="Arial" w:cs="Arial" w:eastAsia="Arial" w:hAnsi="Arial"/>
@@ -23518,7 +23559,7 @@
         </w:rPr>
         <w:t xml:space="preserve">Required: Use the UIM gold method (</w:t>
       </w:r>
-      <w:hyperlink r:id="rId65">
+      <w:hyperlink r:id="rId66">
         <w:r>
           <w:rPr>
             <w:color w:val="0000ee"/>
@@ -23547,7 +23588,7 @@
         <w:rPr>
           <w:rtl w:val="0"/>
         </w:rPr>
-        <w:t xml:space="preserve">Optional but recommended: Make 5700 adamant nails (make sure to save an adamantite bar) with your bars at Varrock west anvils.</w:t>
+        <w:t xml:space="preserve">Optional but recommended: Make 5700 adamant nails (make sure to save an adamantite bar) with your bars at Varrock west anvils. Buying your previously mined sandstone as needed, do arteglass to 84 thieving.</w:t>
       </w:r>
     </w:p>
     <w:p>
@@ -23577,7 +23618,7 @@
         <w:rPr>
           <w:rtl w:val="0"/>
         </w:rPr>
-        <w:t xml:space="preserve">Required: After this create 5 mithril grapples and complete and collect the rewards for the Ardougne medium diary, the Kandarin medium diary, the Lumbridge &amp; Draynor medium diary (all lamps on slayer) and complete the grapple step for the Falador medium diary.</w:t>
+        <w:t xml:space="preserve">Required: After this create 5 mithril grapples and complete and collect the rewards for the Ardougne medium diary, the Kandarin medium diary, the Lumbridge &amp; Draynor medium diary (all lamps on slayer if not yet 58, otherwise herblore) and complete the grapple step for the Falador medium diary.</w:t>
       </w:r>
     </w:p>
     <w:p>
@@ -23607,6 +23648,13 @@
           <w:rtl w:val="0"/>
         </w:rPr>
         <w:t xml:space="preserve">GP stack: </w:t>
+      </w:r>
+      <w:r>
+        <w:rPr>
+          <w:color w:val="8d1d75"/>
+          <w:rtl w:val="0"/>
+        </w:rPr>
+        <w:t xml:space="preserve">850k gp</w:t>
       </w:r>
       <w:r>
         <w:rPr>
@@ -23776,7 +23824,7 @@
         </w:rPr>
         <w:t xml:space="preserve">Floor 5 always has an enchantment obstacle </w:t>
       </w:r>
-      <w:hyperlink r:id="rId66">
+      <w:hyperlink r:id="rId67">
         <w:r>
           <w:rPr>
             <w:color w:val="0000ee"/>
@@ -23792,7 +23840,7 @@
         </w:rPr>
         <w:t xml:space="preserve">, a grapple obstacle </w:t>
       </w:r>
-      <w:hyperlink r:id="rId67">
+      <w:hyperlink r:id="rId68">
         <w:r>
           <w:rPr>
             <w:color w:val="0000ee"/>
@@ -23808,7 +23856,7 @@
         </w:rPr>
         <w:t xml:space="preserve"> and a bridge obstacle </w:t>
       </w:r>
-      <w:hyperlink r:id="rId68">
+      <w:hyperlink r:id="rId69">
         <w:r>
           <w:rPr>
             <w:color w:val="0000ee"/>
@@ -23824,7 +23872,7 @@
         </w:rPr>
         <w:t xml:space="preserve">, followed by a grand coffin </w:t>
       </w:r>
-      <w:hyperlink r:id="rId69">
+      <w:hyperlink r:id="rId70">
         <w:r>
           <w:rPr>
             <w:color w:val="0000ee"/>
@@ -23894,7 +23942,7 @@
         </w:rPr>
         <w:t xml:space="preserve">If you are using mahogany planks with rune nails (in BRUHsailer you will not be doing this) to build bridges it is efficient construction xp to build the bridge in floor 1 (on two out of four sides, so on 50% of all runs, </w:t>
       </w:r>
-      <w:hyperlink r:id="rId70">
+      <w:hyperlink r:id="rId71">
         <w:r>
           <w:rPr>
             <w:color w:val="0000ee"/>
@@ -24316,7 +24364,7 @@
         </w:rPr>
         <w:t xml:space="preserve">If you want a change of pace you can afk mine daeyalt essence for runecrafting later. There is also a high effort daeyalt (“dae-alch”) method: </w:t>
       </w:r>
-      <w:hyperlink r:id="rId71">
+      <w:hyperlink r:id="rId72">
         <w:r>
           <w:rPr>
             <w:color w:val="1155cc"/>
@@ -24347,7 +24395,7 @@
         </w:rPr>
         <w:t xml:space="preserve">You can do this grind in smaller parts, or quit entirely at a lower agility level. </w:t>
       </w:r>
-      <w:hyperlink r:id="rId72">
+      <w:hyperlink r:id="rId73">
         <w:r>
           <w:rPr>
             <w:color w:val="1155cc"/>
@@ -24380,7 +24428,7 @@
         </w:rPr>
         <w:t xml:space="preserve">You can use crab’s updated Hallowed Sepulchre calculator: </w:t>
       </w:r>
-      <w:hyperlink r:id="rId73">
+      <w:hyperlink r:id="rId74">
         <w:r>
           <w:rPr>
             <w:color w:val="0000ee"/>
@@ -24468,7 +24516,7 @@
         </w:rPr>
         <w:t xml:space="preserve">The floor 4 brazier, </w:t>
       </w:r>
-      <w:hyperlink r:id="rId74">
+      <w:hyperlink r:id="rId75">
         <w:r>
           <w:rPr>
             <w:color w:val="0000ee"/>
@@ -24510,7 +24558,7 @@
           <w:color w:val="8d1d75"/>
           <w:rtl w:val="0"/>
         </w:rPr>
-        <w:t xml:space="preserve"> </w:t>
+        <w:t xml:space="preserve"> 37.0m</w:t>
       </w:r>
     </w:p>
     <w:p>
@@ -24643,7 +24691,7 @@
           <w:color w:val="8d1d75"/>
           <w:rtl w:val="0"/>
         </w:rPr>
-        <w:t xml:space="preserve">21.4</w:t>
+        <w:t xml:space="preserve">37.0</w:t>
       </w:r>
       <w:r>
         <w:rPr>
@@ -24885,7 +24933,7 @@
         </w:rPr>
         <w:t xml:space="preserve">If you have a fish barrel, move your POH to Brimhaven (move it back after), then buy a few thousand (between 2,000 and 10,000 recommended) raw karambwans using the barrel method in this video: </w:t>
       </w:r>
-      <w:hyperlink r:id="rId75">
+      <w:hyperlink r:id="rId76">
         <w:r>
           <w:rPr>
             <w:rFonts w:ascii="Arial" w:cs="Arial" w:eastAsia="Arial" w:hAnsi="Arial"/>
@@ -24902,7 +24950,7 @@
         </w:rPr>
         <w:t xml:space="preserve">. Karambwans are the best food at all levels, and give incredible cooking xp (using a method called ‘1t bwan cooking’). See </w:t>
       </w:r>
-      <w:hyperlink r:id="rId76">
+      <w:hyperlink r:id="rId77">
         <w:r>
           <w:rPr>
             <w:color w:val="0000ee"/>
@@ -24942,7 +24990,7 @@
           <w:color w:val="8d1d75"/>
           <w:rtl w:val="0"/>
         </w:rPr>
-        <w:t xml:space="preserve"> 19.7m gp</w:t>
+        <w:t xml:space="preserve"> 35.4m gp</w:t>
       </w:r>
       <w:r>
         <w:rPr>
@@ -25095,7 +25143,7 @@
           <w:color w:val="8d1d75"/>
           <w:rtl w:val="0"/>
         </w:rPr>
-        <w:t xml:space="preserve">19.7m</w:t>
+        <w:t xml:space="preserve">35.4m</w:t>
       </w:r>
       <w:r>
         <w:rPr>
@@ -25219,7 +25267,7 @@
           <w:color w:val="8d1d75"/>
           <w:rtl w:val="0"/>
         </w:rPr>
-        <w:t xml:space="preserve">19.7m gp</w:t>
+        <w:t xml:space="preserve">35.4m gp</w:t>
       </w:r>
       <w:r>
         <w:rPr>
@@ -25347,7 +25395,7 @@
           <w:color w:val="8d1d75"/>
           <w:rtl w:val="0"/>
         </w:rPr>
-        <w:t xml:space="preserve">19.7m gp</w:t>
+        <w:t xml:space="preserve">35.4m gp</w:t>
       </w:r>
       <w:r>
         <w:rPr>
@@ -25435,7 +25483,7 @@
         </w:rPr>
         <w:t xml:space="preserve">Make 20 bolts of canvas. Build the mahogany mast and canvas sails on your skiff using the hemp you farmed, build the mithril helm on your skiff (not sloop) and the inoculation station on your sloop. Do the Jubbly Jive barracuda trial and complete up to the shark rank. Build a wind catcher on both your skiff and your sloop, then return to the Jubbly Jive and keep training sailing to level 67 sailing using the following method for Marlin rank: </w:t>
       </w:r>
-      <w:hyperlink r:id="rId77">
+      <w:hyperlink r:id="rId78">
         <w:r>
           <w:rPr>
             <w:color w:val="1155cc"/>
@@ -25451,7 +25499,7 @@
         </w:rPr>
         <w:t xml:space="preserve">. At your convenience, return to the Ardent Ocean meteorologists for those charting tasks. Optional but not recommended: if you prefer alternative training methods you can choose between Rellekka courier tasks (</w:t>
       </w:r>
-      <w:hyperlink r:id="rId78">
+      <w:hyperlink r:id="rId79">
         <w:r>
           <w:rPr>
             <w:color w:val="1155cc"/>
@@ -25504,7 +25552,7 @@
           <w:color w:val="8d1d75"/>
           <w:rtl w:val="0"/>
         </w:rPr>
-        <w:t xml:space="preserve">19.7m gp</w:t>
+        <w:t xml:space="preserve">35.4m gp</w:t>
       </w:r>
       <w:r>
         <w:rPr>
@@ -25618,7 +25666,7 @@
           <w:color w:val="8d1d75"/>
           <w:rtl w:val="0"/>
         </w:rPr>
-        <w:t xml:space="preserve">19.7m gp</w:t>
+        <w:t xml:space="preserve">35.4m gp</w:t>
       </w:r>
       <w:r>
         <w:rPr>
@@ -25728,7 +25776,7 @@
           <w:color w:val="8d1d75"/>
           <w:rtl w:val="0"/>
         </w:rPr>
-        <w:t xml:space="preserve">19.7m gp</w:t>
+        <w:t xml:space="preserve">35.4m gp</w:t>
       </w:r>
       <w:r>
         <w:rPr>
@@ -25838,7 +25886,7 @@
           <w:color w:val="8d1d75"/>
           <w:rtl w:val="0"/>
         </w:rPr>
-        <w:t xml:space="preserve">19.7m gp</w:t>
+        <w:t xml:space="preserve">35.4m gp</w:t>
       </w:r>
       <w:r>
         <w:rPr>
@@ -25959,7 +26007,7 @@
           <w:color w:val="8d1d75"/>
           <w:rtl w:val="0"/>
         </w:rPr>
-        <w:t xml:space="preserve">19.7m gp</w:t>
+        <w:t xml:space="preserve">35.4m gp</w:t>
       </w:r>
       <w:r>
         <w:rPr>
@@ -26150,7 +26198,7 @@
           <w:color w:val="8d1d75"/>
           <w:rtl w:val="0"/>
         </w:rPr>
-        <w:t xml:space="preserve">19.7m gp</w:t>
+        <w:t xml:space="preserve">35.4m gp</w:t>
       </w:r>
       <w:r>
         <w:rPr>
@@ -26299,7 +26347,7 @@
           <w:color w:val="8d1d75"/>
           <w:rtl w:val="0"/>
         </w:rPr>
-        <w:t xml:space="preserve">19.7m gp</w:t>
+        <w:t xml:space="preserve">35.4m gp</w:t>
       </w:r>
       <w:r>
         <w:rPr>
@@ -26490,7 +26538,7 @@
           <w:color w:val="8d1d75"/>
           <w:rtl w:val="0"/>
         </w:rPr>
-        <w:t xml:space="preserve">19.7m gp</w:t>
+        <w:t xml:space="preserve">35.4m gp</w:t>
       </w:r>
       <w:r>
         <w:rPr>
@@ -26726,7 +26774,7 @@
           <w:color w:val="8d1d75"/>
           <w:rtl w:val="0"/>
         </w:rPr>
-        <w:t xml:space="preserve">19.7m gp</w:t>
+        <w:t xml:space="preserve">35.4m gp</w:t>
       </w:r>
       <w:r>
         <w:rPr>
@@ -26940,7 +26988,7 @@
         </w:rPr>
         <w:t xml:space="preserve">; 2) kill Vyrewatch Sentinels for 1/46.5; 3) trade rune platelegs for one at </w:t>
       </w:r>
-      <w:hyperlink r:id="rId79">
+      <w:hyperlink r:id="rId80">
         <w:r>
           <w:rPr>
             <w:color w:val="1155cc"/>
@@ -27251,7 +27299,7 @@
         </w:rPr>
         <w:t xml:space="preserve">Example clip: </w:t>
       </w:r>
-      <w:hyperlink r:id="rId80">
+      <w:hyperlink r:id="rId81">
         <w:r>
           <w:rPr>
             <w:i w:val="1"/>
@@ -27304,7 +27352,7 @@
         <w:jc w:val="left"/>
         <w:rPr/>
       </w:pPr>
-      <w:hyperlink r:id="rId81">
+      <w:hyperlink r:id="rId82">
         <w:r>
           <w:rPr>
             <w:rFonts w:ascii="Arial" w:cs="Arial" w:eastAsia="Arial" w:hAnsi="Arial"/>
@@ -27348,7 +27396,7 @@
           <w:color w:val="8d1d75"/>
           <w:rtl w:val="0"/>
         </w:rPr>
-        <w:t xml:space="preserve">19.7m gp</w:t>
+        <w:t xml:space="preserve">35.4m gp</w:t>
       </w:r>
       <w:r>
         <w:rPr>
@@ -27881,7 +27929,7 @@
           <w:color w:val="00a933"/>
           <w:rtl w:val="0"/>
         </w:rPr>
-        <w:t xml:space="preserve">89</w:t>
+        <w:t xml:space="preserve">93</w:t>
       </w:r>
       <w:r>
         <w:rPr>
@@ -27979,7 +28027,7 @@
           <w:color w:val="00a933"/>
           <w:rtl w:val="0"/>
         </w:rPr>
-        <w:t xml:space="preserve">1</w:t>
+        <w:t xml:space="preserve">3</w:t>
       </w:r>
       <w:r>
         <w:rPr>
@@ -28799,6 +28847,17 @@
         <w:rPr>
           <w:rtl w:val="0"/>
         </w:rPr>
+        <w:t xml:space="preserve">Fallen From Grace</w:t>
+      </w:r>
+    </w:p>
+    <w:p>
+      <w:pPr>
+        <w:rPr/>
+      </w:pPr>
+      <w:r>
+        <w:rPr>
+          <w:rtl w:val="0"/>
+        </w:rPr>
       </w:r>
     </w:p>
     <w:p>
@@ -28937,7 +28996,7 @@
         </w:rPr>
         <w:t xml:space="preserve">Overview document: </w:t>
       </w:r>
-      <w:hyperlink r:id="rId82">
+      <w:hyperlink r:id="rId83">
         <w:r>
           <w:rPr>
             <w:color w:val="0000ee"/>
@@ -28964,7 +29023,7 @@
         </w:rPr>
         <w:t xml:space="preserve">Interactive version with checkboxes: </w:t>
       </w:r>
-      <w:hyperlink r:id="rId83">
+      <w:hyperlink r:id="rId84">
         <w:r>
           <w:rPr>
             <w:color w:val="1155cc"/>
@@ -28993,32 +29052,6 @@
         </w:rPr>
         <w:t xml:space="preserve">Chapter 1: </w:t>
       </w:r>
-      <w:hyperlink r:id="rId84">
-        <w:r>
-          <w:rPr>
-            <w:color w:val="0000ee"/>
-            <w:u w:val="single"/>
-            <w:rtl w:val="0"/>
-          </w:rPr>
-          <w:t xml:space="preserve">20260717Chapter1</w:t>
-        </w:r>
-      </w:hyperlink>
-      <w:r>
-        <w:rPr>
-          <w:rtl w:val="0"/>
-        </w:rPr>
-      </w:r>
-    </w:p>
-    <w:p>
-      <w:pPr>
-        <w:rPr/>
-      </w:pPr>
-      <w:r>
-        <w:rPr>
-          <w:rtl w:val="0"/>
-        </w:rPr>
-        <w:t xml:space="preserve">Chapter 2: </w:t>
-      </w:r>
       <w:hyperlink r:id="rId85">
         <w:r>
           <w:rPr>
@@ -29026,7 +29059,7 @@
             <w:u w:val="single"/>
             <w:rtl w:val="0"/>
           </w:rPr>
-          <w:t xml:space="preserve">20260717Chapter2</w:t>
+          <w:t xml:space="preserve">20260816Chapter1</w:t>
         </w:r>
       </w:hyperlink>
       <w:r>
@@ -29043,7 +29076,7 @@
         <w:rPr>
           <w:rtl w:val="0"/>
         </w:rPr>
-        <w:t xml:space="preserve">Chapter 3: </w:t>
+        <w:t xml:space="preserve">Chapter 2: </w:t>
       </w:r>
       <w:hyperlink r:id="rId86">
         <w:r>
@@ -29052,7 +29085,7 @@
             <w:u w:val="single"/>
             <w:rtl w:val="0"/>
           </w:rPr>
-          <w:t xml:space="preserve">20260717Chapter3</w:t>
+          <w:t xml:space="preserve">20260816Chapter2</w:t>
         </w:r>
       </w:hyperlink>
       <w:r>
@@ -29069,7 +29102,7 @@
         <w:rPr>
           <w:rtl w:val="0"/>
         </w:rPr>
-        <w:t xml:space="preserve">Detailed math on every single step: </w:t>
+        <w:t xml:space="preserve">Chapter 3: </w:t>
       </w:r>
       <w:hyperlink r:id="rId87">
         <w:r>
@@ -29078,7 +29111,7 @@
             <w:u w:val="single"/>
             <w:rtl w:val="0"/>
           </w:rPr>
-          <w:t xml:space="preserve">20260717DetailedStepsGuide</w:t>
+          <w:t xml:space="preserve">20260816Chapter3</w:t>
         </w:r>
       </w:hyperlink>
       <w:r>
@@ -29089,6 +29122,32 @@
     </w:p>
     <w:p>
       <w:pPr>
+        <w:rPr/>
+      </w:pPr>
+      <w:r>
+        <w:rPr>
+          <w:rtl w:val="0"/>
+        </w:rPr>
+        <w:t xml:space="preserve">Detailed math on every single step: </w:t>
+      </w:r>
+      <w:hyperlink r:id="rId88">
+        <w:r>
+          <w:rPr>
+            <w:color w:val="0000ee"/>
+            <w:u w:val="single"/>
+            <w:rtl w:val="0"/>
+          </w:rPr>
+          <w:t xml:space="preserve">20260816DetailedStepsGuide</w:t>
+        </w:r>
+      </w:hyperlink>
+      <w:r>
+        <w:rPr>
+          <w:rtl w:val="0"/>
+        </w:rPr>
+      </w:r>
+    </w:p>
+    <w:p>
+      <w:pPr>
         <w:rPr>
           <w:rFonts w:ascii="Arial" w:cs="Arial" w:eastAsia="Arial" w:hAnsi="Arial"/>
         </w:rPr>
@@ -29099,7 +29158,7 @@
         </w:rPr>
         <w:t xml:space="preserve">Parasailer’s image folder: </w:t>
       </w:r>
-      <w:hyperlink r:id="rId88">
+      <w:hyperlink r:id="rId89">
         <w:r>
           <w:rPr>
             <w:color w:val="1155cc"/>
@@ -29126,7 +29185,7 @@
         </w:rPr>
         <w:t xml:space="preserve">Tool for comparing Landlubber and immediately-after-sailing: </w:t>
       </w:r>
-      <w:hyperlink r:id="rId89">
+      <w:hyperlink r:id="rId90">
         <w:r>
           <w:rPr>
             <w:rFonts w:ascii="Arial" w:cs="Arial" w:eastAsia="Arial" w:hAnsi="Arial"/>
@@ -29191,7 +29250,7 @@
           <w:rFonts w:ascii="Arial" w:cs="Arial" w:eastAsia="Arial" w:hAnsi="Arial"/>
         </w:rPr>
       </w:pPr>
-      <w:hyperlink r:id="rId90">
+      <w:hyperlink r:id="rId91">
         <w:r>
           <w:rPr>
             <w:rFonts w:ascii="Arial" w:cs="Arial" w:eastAsia="Arial" w:hAnsi="Arial"/>
@@ -29215,7 +29274,7 @@
           <w:rFonts w:ascii="Arial" w:cs="Arial" w:eastAsia="Arial" w:hAnsi="Arial"/>
         </w:rPr>
       </w:pPr>
-      <w:hyperlink r:id="rId91">
+      <w:hyperlink r:id="rId92">
         <w:r>
           <w:rPr>
             <w:rFonts w:ascii="Arial" w:cs="Arial" w:eastAsia="Arial" w:hAnsi="Arial"/>
@@ -29239,7 +29298,7 @@
           <w:rFonts w:ascii="Arial" w:cs="Arial" w:eastAsia="Arial" w:hAnsi="Arial"/>
         </w:rPr>
       </w:pPr>
-      <w:hyperlink r:id="rId92">
+      <w:hyperlink r:id="rId93">
         <w:r>
           <w:rPr>
             <w:rFonts w:ascii="Arial" w:cs="Arial" w:eastAsia="Arial" w:hAnsi="Arial"/>
@@ -29261,7 +29320,7 @@
         <w:spacing w:line="276" w:lineRule="auto"/>
         <w:rPr/>
       </w:pPr>
-      <w:hyperlink r:id="rId93">
+      <w:hyperlink r:id="rId94">
         <w:r>
           <w:rPr>
             <w:rFonts w:ascii="Arial" w:cs="Arial" w:eastAsia="Arial" w:hAnsi="Arial"/>
@@ -29314,7 +29373,7 @@
         </w:rPr>
         <w:t xml:space="preserve">Chapter 1: </w:t>
       </w:r>
-      <w:hyperlink r:id="rId94">
+      <w:hyperlink r:id="rId95">
         <w:r>
           <w:rPr>
             <w:color w:val="0000ee"/>
@@ -29340,7 +29399,7 @@
         </w:rPr>
         <w:t xml:space="preserve">Chapter 2: </w:t>
       </w:r>
-      <w:hyperlink r:id="rId95">
+      <w:hyperlink r:id="rId96">
         <w:r>
           <w:rPr>
             <w:color w:val="0000ee"/>
@@ -29366,7 +29425,7 @@
         </w:rPr>
         <w:t xml:space="preserve">Chapter 3: </w:t>
       </w:r>
-      <w:hyperlink r:id="rId96">
+      <w:hyperlink r:id="rId97">
         <w:r>
           <w:rPr>
             <w:color w:val="0000ee"/>
@@ -29392,7 +29451,7 @@
         </w:rPr>
         <w:t xml:space="preserve">Detailed math on every single step: </w:t>
       </w:r>
-      <w:hyperlink r:id="rId97">
+      <w:hyperlink r:id="rId98">
         <w:r>
           <w:rPr>
             <w:color w:val="0000ee"/>
@@ -29434,7 +29493,7 @@
           <w:szCs w:val="22"/>
         </w:rPr>
       </w:pPr>
-      <w:hyperlink r:id="rId98">
+      <w:hyperlink r:id="rId99">
         <w:r>
           <w:rPr>
             <w:color w:val="1155cc"/>
@@ -29458,7 +29517,7 @@
           <w:szCs w:val="26"/>
         </w:rPr>
       </w:pPr>
-      <w:hyperlink r:id="rId99">
+      <w:hyperlink r:id="rId100">
         <w:r>
           <w:rPr>
             <w:rFonts w:ascii="Arial" w:cs="Arial" w:eastAsia="Arial" w:hAnsi="Arial"/>
@@ -29480,7 +29539,7 @@
         <w:spacing w:line="276" w:lineRule="auto"/>
         <w:rPr/>
       </w:pPr>
-      <w:hyperlink r:id="rId100">
+      <w:hyperlink r:id="rId101">
         <w:r>
           <w:rPr>
             <w:rFonts w:ascii="Arial" w:cs="Arial" w:eastAsia="Arial" w:hAnsi="Arial"/>
@@ -29502,7 +29561,7 @@
         <w:spacing w:line="276" w:lineRule="auto"/>
         <w:rPr/>
       </w:pPr>
-      <w:hyperlink r:id="rId101">
+      <w:hyperlink r:id="rId102">
         <w:r>
           <w:rPr>
             <w:color w:val="1155cc"/>
@@ -29529,7 +29588,7 @@
           <w:szCs w:val="22"/>
         </w:rPr>
       </w:pPr>
-      <w:hyperlink r:id="rId102">
+      <w:hyperlink r:id="rId103">
         <w:r>
           <w:rPr>
             <w:rFonts w:ascii="Arial" w:cs="Arial" w:eastAsia="Arial" w:hAnsi="Arial"/>
@@ -29557,7 +29616,7 @@
           <w:szCs w:val="22"/>
         </w:rPr>
       </w:pPr>
-      <w:hyperlink r:id="rId103">
+      <w:hyperlink r:id="rId104">
         <w:r>
           <w:rPr>
             <w:rFonts w:ascii="Arial" w:cs="Arial" w:eastAsia="Arial" w:hAnsi="Arial"/>
@@ -29579,7 +29638,7 @@
         <w:spacing w:line="276" w:lineRule="auto"/>
         <w:rPr/>
       </w:pPr>
-      <w:hyperlink r:id="rId104">
+      <w:hyperlink r:id="rId105">
         <w:r>
           <w:rPr>
             <w:rFonts w:ascii="Arial" w:cs="Arial" w:eastAsia="Arial" w:hAnsi="Arial"/>
@@ -29625,7 +29684,7 @@
           <w:iCs w:val="1"/>
         </w:rPr>
       </w:pPr>
-      <w:hyperlink r:id="rId105">
+      <w:hyperlink r:id="rId106">
         <w:r>
           <w:rPr>
             <w:rFonts w:ascii="Arial" w:cs="Arial" w:eastAsia="Arial" w:hAnsi="Arial"/>
@@ -29649,7 +29708,7 @@
           <w:rFonts w:ascii="Arial" w:cs="Arial" w:eastAsia="Arial" w:hAnsi="Arial"/>
         </w:rPr>
       </w:pPr>
-      <w:hyperlink r:id="rId106">
+      <w:hyperlink r:id="rId107">
         <w:r>
           <w:rPr>
             <w:color w:val="1155cc"/>
@@ -29670,7 +29729,7 @@
         <w:spacing w:line="276" w:lineRule="auto"/>
         <w:rPr/>
       </w:pPr>
-      <w:hyperlink r:id="rId107">
+      <w:hyperlink r:id="rId108">
         <w:r>
           <w:rPr>
             <w:rFonts w:ascii="Arial" w:cs="Arial" w:eastAsia="Arial" w:hAnsi="Arial"/>
@@ -29695,7 +29754,7 @@
           <w:iCs w:val="1"/>
         </w:rPr>
       </w:pPr>
-      <w:hyperlink r:id="rId108">
+      <w:hyperlink r:id="rId109">
         <w:r>
           <w:rPr>
             <w:color w:val="1155cc"/>
@@ -29715,11 +29774,10 @@
       <w:pPr>
         <w:spacing w:line="276" w:lineRule="auto"/>
         <w:rPr>
-          <w:i w:val="1"/>
-          <w:iCs w:val="1"/>
-        </w:rPr>
-      </w:pPr>
-      <w:hyperlink r:id="rId109">
+          <w:rFonts w:ascii="Arial" w:cs="Arial" w:eastAsia="Arial" w:hAnsi="Arial"/>
+        </w:rPr>
+      </w:pPr>
+      <w:hyperlink r:id="rId110">
         <w:r>
           <w:rPr>
             <w:rFonts w:ascii="Arial" w:cs="Arial" w:eastAsia="Arial" w:hAnsi="Arial"/>
@@ -29728,6 +29786,31 @@
             <w:rtl w:val="0"/>
           </w:rPr>
           <w:t xml:space="preserve">20260717BRUHsailerChangelog.txt</w:t>
+        </w:r>
+      </w:hyperlink>
+      <w:r>
+        <w:rPr>
+          <w:rtl w:val="0"/>
+        </w:rPr>
+      </w:r>
+    </w:p>
+    <w:p>
+      <w:pPr>
+        <w:spacing w:line="276" w:lineRule="auto"/>
+        <w:rPr>
+          <w:i w:val="1"/>
+          <w:iCs w:val="1"/>
+        </w:rPr>
+      </w:pPr>
+      <w:hyperlink r:id="rId111">
+        <w:r>
+          <w:rPr>
+            <w:rFonts w:ascii="Arial" w:cs="Arial" w:eastAsia="Arial" w:hAnsi="Arial"/>
+            <w:color w:val="1155cc"/>
+            <w:u w:val="single"/>
+            <w:rtl w:val="0"/>
+          </w:rPr>
+          <w:t xml:space="preserve">20260816BRUHsailerChangelog.txt</w:t>
         </w:r>
       </w:hyperlink>
       <w:r>

--- a/source/Chapter2.docx
+++ b/source/Chapter2.docx
@@ -1506,7 +1506,7 @@
         <w:rPr>
           <w:rtl w:val="0"/>
         </w:rPr>
-        <w:t xml:space="preserve">Teleport to Falador, pay the estate agent to move your POH to Hosidius. Use Teak Homes (Mahogany Homes with Teak planks, Adept tier contracts only) for 352 carpenter points (88 completed contracts) while on the regular spellbook for transportation. Accept the cups of tea after contracts to restore run energy as necessary. Buy the plank sack. If you have excess logs (from wintertodt) cut them into arrow shafts as you run and make headless arrows (purchase feathers as necessary, you should have plenty from bird runs). </w:t>
+        <w:t xml:space="preserve">Teleport to Falador, pay the estate agent to move your POH to Hosidius. Use Teak Homes (Mahogany Homes with Teak planks, Adept tier contracts only) for 352 carpenter points (88 completed contracts) while on the regular spellbook for transportation. Accept the cups of tea after contracts to restore run energy as necessary. Buy the plank sack. If you have excess logs (from wintertodt) cut them into arrow shafts as you run and make headless arrows (purchase feathers as necessary, you should have some from bird runs, buy more as needed). </w:t>
       </w:r>
       <w:r>
         <w:rPr>
@@ -5872,21 +5872,12 @@
         <w:rPr>
           <w:rtl w:val="0"/>
         </w:rPr>
-        <w:t xml:space="preserve">While on the Arceuus spellbook make sure to maintain contracts, also grow cats if convenient. Also maintain bird runs, if you haven’t run out of decent logs yet. Only use </w:t>
-      </w:r>
-      <w:r>
-        <w:rPr>
-          <w:b w:val="1"/>
-          <w:bCs w:val="1"/>
-          <w:rtl w:val="0"/>
-        </w:rPr>
-        <w:t xml:space="preserve">maple+</w:t>
-      </w:r>
-      <w:r>
-        <w:rPr>
-          <w:rtl w:val="0"/>
-        </w:rPr>
-        <w:t xml:space="preserve"> logs for bird runs (if you have the level, of course)</w:t>
+        <w:t xml:space="preserve">While on the Arceuus spellbook make sure to maintain contracts, also grow cats if convenient.</w:t>
+      </w:r>
+      <w:r>
+        <w:rPr>
+          <w:rtl w:val="0"/>
+        </w:rPr>
       </w:r>
     </w:p>
     <w:p>
@@ -12363,232 +12354,17 @@
           <w:u w:val="none"/>
           <w:rtl w:val="0"/>
         </w:rPr>
-        <w:t xml:space="preserve">Do Throne of Miscellania and Royal Trouble (fairy ring CIP to get there), obtain 100% support (buying flowers from </w:t>
-      </w:r>
-      <w:hyperlink r:id="rId25">
-        <w:r>
-          <w:rPr>
-            <w:b w:val="0"/>
-            <w:bCs w:val="0"/>
-            <w:i w:val="0"/>
-            <w:iCs w:val="0"/>
-            <w:strike w:val="0"/>
-            <w:color w:val="1155cc"/>
-            <w:sz w:val="24"/>
-            <w:szCs w:val="24"/>
-            <w:u w:val="single"/>
-            <w:rtl w:val="0"/>
-          </w:rPr>
-          <w:t xml:space="preserve">the flower girl</w:t>
-        </w:r>
-      </w:hyperlink>
-      <w:r>
-        <w:rPr>
-          <w:b w:val="0"/>
-          <w:bCs w:val="0"/>
-          <w:i w:val="0"/>
-          <w:iCs w:val="0"/>
-          <w:strike w:val="0"/>
-          <w:color w:val="000000"/>
-          <w:sz w:val="24"/>
-          <w:szCs w:val="24"/>
-          <w:u w:val="none"/>
-          <w:rtl w:val="0"/>
-        </w:rPr>
-        <w:t xml:space="preserve"> or chopping Etceteria teak logs), kill Rabbits for Rag and Bone Man II, deposit </w:t>
-      </w:r>
-      <w:r>
-        <w:rPr>
-          <w:rtl w:val="0"/>
-        </w:rPr>
-        <w:t xml:space="preserve">600k</w:t>
-      </w:r>
-      <w:r>
-        <w:rPr>
-          <w:b w:val="0"/>
-          <w:bCs w:val="0"/>
-          <w:i w:val="0"/>
-          <w:iCs w:val="0"/>
-          <w:strike w:val="0"/>
-          <w:color w:val="000000"/>
-          <w:sz w:val="24"/>
-          <w:szCs w:val="24"/>
-          <w:u w:val="none"/>
-          <w:rtl w:val="0"/>
-        </w:rPr>
-        <w:t xml:space="preserve"> gp (or: </w:t>
-      </w:r>
-      <w:r>
-        <w:rPr>
-          <w:rtl w:val="0"/>
-        </w:rPr>
-        <w:t xml:space="preserve">your entire cash stack)</w:t>
-      </w:r>
-      <w:r>
-        <w:rPr>
-          <w:b w:val="0"/>
-          <w:bCs w:val="0"/>
-          <w:i w:val="0"/>
-          <w:iCs w:val="0"/>
-          <w:strike w:val="0"/>
-          <w:color w:val="000000"/>
-          <w:sz w:val="24"/>
-          <w:szCs w:val="24"/>
-          <w:u w:val="none"/>
-          <w:rtl w:val="0"/>
-        </w:rPr>
-        <w:t xml:space="preserve"> in Misc and set it to 10 </w:t>
-      </w:r>
-      <w:r>
-        <w:rPr>
-          <w:rtl w:val="0"/>
-        </w:rPr>
-        <w:t xml:space="preserve">mahogany</w:t>
-      </w:r>
-      <w:r>
-        <w:rPr>
-          <w:b w:val="0"/>
-          <w:bCs w:val="0"/>
-          <w:i w:val="0"/>
-          <w:iCs w:val="0"/>
-          <w:strike w:val="0"/>
-          <w:color w:val="000000"/>
-          <w:sz w:val="24"/>
-          <w:szCs w:val="24"/>
-          <w:u w:val="none"/>
-          <w:rtl w:val="0"/>
-        </w:rPr>
-        <w:t xml:space="preserve"> 5 maple. The </w:t>
-      </w:r>
-      <w:r>
-        <w:rPr>
-          <w:rtl w:val="0"/>
-        </w:rPr>
-        <w:t xml:space="preserve">mahogany</w:t>
-      </w:r>
-      <w:r>
-        <w:rPr>
-          <w:b w:val="0"/>
-          <w:bCs w:val="0"/>
-          <w:i w:val="0"/>
-          <w:iCs w:val="0"/>
-          <w:strike w:val="0"/>
-          <w:color w:val="000000"/>
-          <w:sz w:val="24"/>
-          <w:szCs w:val="24"/>
-          <w:u w:val="none"/>
-          <w:rtl w:val="0"/>
-        </w:rPr>
-        <w:t xml:space="preserve"> logs are for</w:t>
-      </w:r>
-      <w:r>
-        <w:rPr>
-          <w:rtl w:val="0"/>
-        </w:rPr>
-        <w:t xml:space="preserve"> bird runs (levels 49-80)</w:t>
-      </w:r>
-      <w:r>
-        <w:rPr>
-          <w:b w:val="0"/>
-          <w:bCs w:val="0"/>
-          <w:i w:val="0"/>
-          <w:iCs w:val="0"/>
-          <w:strike w:val="0"/>
-          <w:color w:val="000000"/>
-          <w:sz w:val="24"/>
-          <w:szCs w:val="24"/>
-          <w:u w:val="none"/>
-          <w:rtl w:val="0"/>
-        </w:rPr>
-        <w:t xml:space="preserve">, the maples for arrow shafts for fletching.</w:t>
-      </w:r>
-      <w:r>
-        <w:rPr>
-          <w:rtl w:val="0"/>
-        </w:rPr>
-        <w:t xml:space="preserve"> Also visit at least once/twice a week to restore the support to 100% (buying flowers from </w:t>
-      </w:r>
-      <w:hyperlink r:id="rId26">
-        <w:r>
-          <w:rPr>
-            <w:color w:val="1155cc"/>
-            <w:u w:val="single"/>
-            <w:rtl w:val="0"/>
-          </w:rPr>
-          <w:t xml:space="preserve">the flower girl</w:t>
-        </w:r>
-      </w:hyperlink>
-      <w:r>
-        <w:rPr>
-          <w:rtl w:val="0"/>
-        </w:rPr>
-        <w:t xml:space="preserve"> or raking the herb patch).</w:t>
-      </w:r>
-    </w:p>
-    <w:p>
-      <w:pPr>
-        <w:numPr>
-          <w:ilvl w:val="1"/>
-          <w:numId w:val="1"/>
-        </w:numPr>
-        <w:ind w:left="1080" w:hanging="360"/>
-      </w:pPr>
-      <w:r>
-        <w:rPr>
-          <w:rtl w:val="0"/>
-        </w:rPr>
-        <w:t xml:space="preserve">The gp will sit below 675k constantly, so your kingdom will not produce the maximum amount of resources possible per day. This is fine since we have enough time, we are only interested in getting the maximum amount of resources for our money. We will leave Misc running for up to 11 days and then collect the money that remains (you may choose to leave it running for shorter, once the gp stack gets low it really doesn’t matter much. </w:t>
-      </w:r>
-      <w:r>
-        <w:rPr>
-          <w:b w:val="1"/>
-          <w:bCs w:val="1"/>
-          <w:rtl w:val="0"/>
-        </w:rPr>
-        <w:t xml:space="preserve">Make sure not to exceed 11 days though!</w:t>
-      </w:r>
-      <w:r>
-        <w:rPr>
-          <w:rtl w:val="0"/>
-        </w:rPr>
-        <w:t xml:space="preserve">).</w:t>
-      </w:r>
-    </w:p>
-    <w:p>
-      <w:pPr>
-        <w:numPr>
-          <w:ilvl w:val="1"/>
-          <w:numId w:val="1"/>
-        </w:numPr>
-        <w:ind w:left="1080" w:hanging="360"/>
-        <w:rPr>
-          <w:u w:val="none"/>
-        </w:rPr>
-      </w:pPr>
-      <w:r>
-        <w:rPr>
-          <w:rtl w:val="0"/>
-        </w:rPr>
-        <w:t xml:space="preserve">Level 49-80 hunter is 1974 mahogany logs, so that is your target from misc. Likely your hunter level is already a bit higher, in which case you need fewer logs (960 xp each).</w:t>
-      </w:r>
-    </w:p>
-    <w:p>
-      <w:pPr>
-        <w:numPr>
-          <w:ilvl w:val="1"/>
-          <w:numId w:val="1"/>
-        </w:numPr>
-        <w:ind w:left="1080" w:hanging="360"/>
-      </w:pPr>
-      <w:r>
-        <w:rPr>
-          <w:rtl w:val="0"/>
-        </w:rPr>
-        <w:t xml:space="preserve">If you are running low on digsite pendants buy 80 rubies in Ardougne and make new digsites. Make sure to keep doing bird runs always. If your hunter is at least level 65 always chase magpie implings, along with the Taverley crystal chest they are the best way to get a runite bar for Song of the Elves.</w:t>
-      </w:r>
-    </w:p>
-    <w:p>
-      <w:pPr>
+        <w:t xml:space="preserve">Do Throne of Miscellania and Royal Trouble (fairy ring CIP to get there), kill Rabbits for Rag and Bone Man II, </w:t>
+      </w:r>
+      <w:r>
+        <w:rPr>
+          <w:rtl w:val="0"/>
+        </w:rPr>
+      </w:r>
+    </w:p>
+    <w:p>
+      <w:pPr>
+        <w:ind w:left="0" w:firstLine="0"/>
         <w:jc w:val="left"/>
         <w:rPr/>
       </w:pPr>
@@ -12627,7 +12403,7 @@
           <w:color w:val="8d1d75"/>
           <w:rtl w:val="0"/>
         </w:rPr>
-        <w:t xml:space="preserve">80</w:t>
+        <w:t xml:space="preserve">650</w:t>
       </w:r>
       <w:r>
         <w:rPr>
@@ -13271,7 +13047,7 @@
         </w:rPr>
         <w:t xml:space="preserve">You can get to the fishing spot by using the Arceuus Library teleport (the Arceuus spell, not the Kharedst’s) into the minecart to get back. This is faster than the Kharedst’s to Lovakengj. </w:t>
       </w:r>
-      <w:hyperlink r:id="rId27">
+      <w:hyperlink r:id="rId25">
         <w:r>
           <w:rPr>
             <w:color w:val="1155cc"/>
@@ -13310,6 +13086,12 @@
         </w:rPr>
         <w:t xml:space="preserve">If you decide not to, then you’ll have to do Mess Hall, which is slower.</w:t>
       </w:r>
+      <w:r>
+        <w:rPr>
+          <w:rtl w:val="0"/>
+        </w:rPr>
+        <w:t xml:space="preserve"> Save and bank at least 1700 fish offcuts for crab trapping later.</w:t>
+      </w:r>
     </w:p>
     <w:p>
       <w:pPr>
@@ -13325,7 +13107,7 @@
         </w:rPr>
         <w:t xml:space="preserve">For an explanation on the Mount Quidamortem barblore (can be afked, just bank the sturgeons), see</w:t>
       </w:r>
-      <w:hyperlink r:id="rId28">
+      <w:hyperlink r:id="rId26">
         <w:r>
           <w:rPr>
             <w:color w:val="0000ee"/>
@@ -13357,7 +13139,7 @@
         <w:rPr>
           <w:rtl w:val="0"/>
         </w:rPr>
-        <w:t xml:space="preserve">Maintain cats, bird runs, contracts and (hardwood and fruit) tree runs, and optionally also include herb runs. Collect misc for mahogany logs for bird runs whenever necessary. If you run out of/low on digsite pendants go buy ~80 more rubies in a gem shop (Ardougne/Kourend pre completing Moons of Peril, Cam Torum after as it is cheaper and closer to a bank).</w:t>
+        <w:t xml:space="preserve">Maintain cats, contracts and (hardwood and fruit) tree runs, and optionally also include herb runs. If you run out of/low on digsite pendants go buy ~80 more rubies in a gem shop (Ardougne/Kourend pre completing Moons of Peril, Cam Torum after as it is cheaper and closer to a bank).</w:t>
       </w:r>
     </w:p>
     <w:p>
@@ -14827,13 +14609,13 @@
           <w:u w:val="none"/>
           <w:rtl w:val="0"/>
         </w:rPr>
-        <w:t xml:space="preserve"> Snowy knight and </w:t>
-      </w:r>
-      <w:r>
-        <w:rPr>
-          <w:rtl w:val="0"/>
-        </w:rPr>
-        <w:t xml:space="preserve">three</w:t>
+        <w:t xml:space="preserve"> Snowy knight </w:t>
+      </w:r>
+      <w:r>
+        <w:rPr>
+          <w:rtl w:val="0"/>
+        </w:rPr>
+        <w:t xml:space="preserve">along the way for </w:t>
       </w:r>
       <w:r>
         <w:rPr>
@@ -14848,7 +14630,7 @@
           <w:u w:val="none"/>
           <w:rtl w:val="0"/>
         </w:rPr>
-        <w:t xml:space="preserve"> Sabre-toothed kyatts along the way for their furs (tatty is fine) and the diary. </w:t>
+        <w:t xml:space="preserve">the diary. </w:t>
       </w:r>
       <w:r>
         <w:rPr>
@@ -19068,7 +18850,7 @@
         </w:rPr>
         <w:t xml:space="preserve"> Volcanic Mine (this is a bit of a trek) for the prospector hat, and optionally for the rest of the gear as well. Check out </w:t>
       </w:r>
-      <w:hyperlink r:id="rId29">
+      <w:hyperlink r:id="rId27">
         <w:r>
           <w:rPr>
             <w:rFonts w:ascii="Arial" w:cs="Arial" w:eastAsia="Arial" w:hAnsi="Arial"/>
@@ -19166,7 +18948,7 @@
         </w:rPr>
         <w:t xml:space="preserve">There is a tick manipulation method to significantly increase the speed of Motherload Mine (credit to Port Khazard and Drøgøn for discovering this). You can find a short example clip of this here: </w:t>
       </w:r>
-      <w:hyperlink r:id="rId30">
+      <w:hyperlink r:id="rId28">
         <w:r>
           <w:rPr>
             <w:color w:val="1155cc"/>
@@ -19364,7 +19146,7 @@
           <w:u w:val="none"/>
         </w:rPr>
       </w:pPr>
-      <w:hyperlink r:id="rId31">
+      <w:hyperlink r:id="rId29">
         <w:r>
           <w:rPr>
             <w:rFonts w:ascii="Arial" w:cs="Arial" w:eastAsia="Arial" w:hAnsi="Arial"/>
@@ -19395,7 +19177,7 @@
           <w:u w:val="none"/>
         </w:rPr>
       </w:pPr>
-      <w:hyperlink r:id="rId32">
+      <w:hyperlink r:id="rId30">
         <w:r>
           <w:rPr>
             <w:rFonts w:ascii="Arial" w:cs="Arial" w:eastAsia="Arial" w:hAnsi="Arial"/>
@@ -19431,7 +19213,7 @@
           <w:u w:val="none"/>
         </w:rPr>
       </w:pPr>
-      <w:hyperlink r:id="rId33">
+      <w:hyperlink r:id="rId31">
         <w:r>
           <w:rPr>
             <w:rFonts w:ascii="Arial" w:cs="Arial" w:eastAsia="Arial" w:hAnsi="Arial"/>
@@ -20081,7 +19863,7 @@
         </w:rPr>
         <w:t xml:space="preserve">You can get to the fishing spot by using the Arceuus Library teleport (the Arceuus spell, not the Kharedst’s) into the minecart to get back. This is faster than the Kharedst’s to Lovakengj. </w:t>
       </w:r>
-      <w:hyperlink r:id="rId34">
+      <w:hyperlink r:id="rId32">
         <w:r>
           <w:rPr>
             <w:color w:val="1155cc"/>
@@ -20140,7 +19922,7 @@
         </w:rPr>
         <w:t xml:space="preserve">For an explanation on the Mount Quidamortem barblore (can be afked, just bank the sturgeons), see</w:t>
       </w:r>
-      <w:hyperlink r:id="rId35">
+      <w:hyperlink r:id="rId33">
         <w:r>
           <w:rPr>
             <w:color w:val="0000ee"/>
@@ -20184,7 +19966,7 @@
         <w:rPr>
           <w:rtl w:val="0"/>
         </w:rPr>
-        <w:t xml:space="preserve">Maintain hourlies (contracts, bird runs, hardwood and fruit tree runs, herb runs, optionally seaweed - you will never need more than 12.5k seaweed). You can stop growing cats if you want though it’s still good to continue, after all you’re fishing for cat food nonstop.</w:t>
+        <w:t xml:space="preserve">Maintain hourlies (contracts, hardwood and fruit tree runs, herb runs, optionally seaweed - you will never need more than 12.5k seaweed). You can stop growing cats if you want though it’s still good to continue, after all you’re fishing for cat food nonstop.</w:t>
       </w:r>
     </w:p>
     <w:p>
@@ -20209,7 +19991,7 @@
         </w:rPr>
         <w:t xml:space="preserve">Optional alternative: fight Tempoross, e.g. using a mass world method, or a solo method like </w:t>
       </w:r>
-      <w:hyperlink r:id="rId36">
+      <w:hyperlink r:id="rId34">
         <w:r>
           <w:rPr>
             <w:i w:val="1"/>
@@ -20618,7 +20400,7 @@
         </w:rPr>
         <w:t xml:space="preserve">The PVP Arena method involves either an alt/friend to boost points (go at off-peak hours, hope to get matched with each other, quickly die to the other/kill the other for points, repeat) or just suiciding to randoms for quick points </w:t>
       </w:r>
-      <w:hyperlink r:id="rId37">
+      <w:hyperlink r:id="rId35">
         <w:r>
           <w:rPr>
             <w:color w:val="0000ee"/>
@@ -20649,7 +20431,7 @@
         </w:rPr>
         <w:t xml:space="preserve">For a guide on NMZ, see </w:t>
       </w:r>
-      <w:hyperlink r:id="rId38">
+      <w:hyperlink r:id="rId36">
         <w:r>
           <w:rPr>
             <w:color w:val="1155cc"/>
@@ -20665,7 +20447,7 @@
         </w:rPr>
         <w:t xml:space="preserve"> or </w:t>
       </w:r>
-      <w:hyperlink r:id="rId39">
+      <w:hyperlink r:id="rId37">
         <w:r>
           <w:rPr>
             <w:color w:val="1155cc"/>
@@ -21041,7 +20823,7 @@
         </w:rPr>
         <w:t xml:space="preserve">Tackle organised crime for intelligence along the way and hand it in at Captain Ginea for the diary. Catch a chinchompa in the Kourend Woodland. Collect T5 Shayzien outfit from the combat ring. Collect the medium Kourend &amp; Kebos diary. Put the XP lamps on slayer. Do A Kingdom Divided (need to be on the normal spellbook, lamps on Slayer), using melee for the fights. Grab the skull near the Shayzien graveyard dungeon entrance and buy redberries in Kenelme’s Wares (Piscarilius) along the way. Minigame teleport to Mort’ton, start and complete His Faithful Servants miniquest, which includes doing a complete barrows run (all six brothers). It is recommended to complete the </w:t>
       </w:r>
-      <w:hyperlink r:id="rId40">
+      <w:hyperlink r:id="rId38">
         <w:r>
           <w:rPr>
             <w:color w:val="1155cc"/>
@@ -21057,7 +20839,7 @@
         </w:rPr>
         <w:t xml:space="preserve">, </w:t>
       </w:r>
-      <w:hyperlink r:id="rId41">
+      <w:hyperlink r:id="rId39">
         <w:r>
           <w:rPr>
             <w:color w:val="1155cc"/>
@@ -21073,7 +20855,7 @@
         </w:rPr>
         <w:t xml:space="preserve">, </w:t>
       </w:r>
-      <w:hyperlink r:id="rId42">
+      <w:hyperlink r:id="rId40">
         <w:r>
           <w:rPr>
             <w:color w:val="1155cc"/>
@@ -21089,7 +20871,7 @@
         </w:rPr>
         <w:t xml:space="preserve"> and optionally also </w:t>
       </w:r>
-      <w:hyperlink r:id="rId43">
+      <w:hyperlink r:id="rId41">
         <w:r>
           <w:rPr>
             <w:color w:val="1155cc"/>
@@ -21227,7 +21009,7 @@
         <w:rPr>
           <w:rtl w:val="0"/>
         </w:rPr>
-        <w:t xml:space="preserve">The standard setup (with or without dragonfire potions) is: Helm of Neitiznot (risked), Dragon Scimitar, Dragon Defender, Amulet of Strength, Barrows gloves (+1), Proselyte top + bottom, Berserker Ring (i), Ardougne Cloak 1, Climbing Boots, Rada’s Blessing 1, Resurrect Superior Skeletal/Ghostly thrall runes (unless you have access to the Greater spell at level 76, boostable from 73 with a Wizard’s Mind Bomb. If so, use that instead) and book. Use a games necklace to Corporeal Beast then run east to get to the dragons (1250 or 1500 total level worlds are usually empty), and dueling rings back to Ferox to bank and restore.</w:t>
+        <w:t xml:space="preserve">The standard setup (with or without dragonfire potions) is: Helm of Neitiznot (risked), Dragon Scimitar, Dragon Defender, Amulet of Strength, Barrows gloves (+1), Proselyte top + bottom, Berserker Ring (i), Ardougne Cloak 1, Climbing Boots, Rada’s Blessing 2, Resurrect Superior Skeletal/Ghostly thrall runes (unless you have access to the Greater spell at level 76, boostable from 73 with a Wizard’s Mind Bomb. If so, use that instead) and book. Use a games necklace to Corporeal Beast then run east to get to the dragons (1250 or 1500 total level worlds are usually empty), and dueling rings back to Ferox to bank and restore.</w:t>
       </w:r>
       <w:r>
         <w:rPr>
@@ -21249,7 +21031,7 @@
         </w:rPr>
         <w:t xml:space="preserve">The </w:t>
       </w:r>
-      <w:hyperlink r:id="rId44">
+      <w:hyperlink r:id="rId42">
         <w:r>
           <w:rPr>
             <w:color w:val="1155cc"/>
@@ -21349,7 +21131,7 @@
         </w:rPr>
         <w:t xml:space="preserve">The best way to cash your bones for prayer XP at the Chaos Altar is using the Arceuus Cemetery Teleport along with the gravestone method or even suicide method for the bones. This way you do not risk many of the bones while in the wilderness. </w:t>
       </w:r>
-      <w:hyperlink r:id="rId45">
+      <w:hyperlink r:id="rId43">
         <w:r>
           <w:rPr>
             <w:color w:val="0000ee"/>
@@ -21712,7 +21494,7 @@
         <w:rPr>
           <w:rtl w:val="0"/>
         </w:rPr>
-        <w:t xml:space="preserve">ut your maple logs into arrow shafts (more artefacts), turning one into a maple shortbow for the diary while bankstanding at Seers. Also make a superantipoison potion there. Buy feathers (if you don’t have plenty of those already from bird runs) to get to level 60 and make all into headless arrows, ideally while afking underwater to get more seaweed spores.</w:t>
+        <w:t xml:space="preserve">ut your maple logs into arrow shafts (more artefacts), turning one into a maple shortbow for the diary while bankstanding at Seers. Also make a superantipoison potion there. Buy feathers (if you don’t have plenty of those) to get to level 60 and make all into headless arrows, ideally while afking underwater to get more seaweed spores.</w:t>
       </w:r>
     </w:p>
     <w:p>
@@ -21829,7 +21611,7 @@
         <w:rPr>
           <w:rtl w:val="0"/>
         </w:rPr>
-        <w:t xml:space="preserve">You should be level 51 (or higher) slayer. Make sure you have finished the Curse of the Empty Lord miniquest (if you haven’t, do it now, putting the lamp on slayer). Teleport to Varrock, make sure to grab the Dragon’hai history book from the Varrock Palace library if you don’t already have it, pray at the altar in the palace with smite active. Buy 20,000 air runes (if you already have these you can ignore this), then run through  the east gate to the quetzal to go to Varlamore and do At First Light (note: the hunter rumours are currently not efficient, but if you want the rewards you can go for them at any time after this quest). During At First Light catch a Sunlight antelope (east end of the island, requires level 72 hunter, a teasing stick, knife and logs - grab a Trapper’s tipple or two at the hunter’s guild for a +2 boost if needed) and kill a jaguar for their fur. At the hunter’s guild buy two mixed hide bases, and either pay Pellem to have the furs made into mixed hide boots (your best ranged boots for now) and a mixed hide cape (your best melee cape for now) or boost your crafting level if you have a spare mushroom pie to do it yourself. After this start and complete Perilous Moons (for the fights your dragon scimitar is fine, even for ice. Use the moss lizards and moonlight potions for supplies) and The Heart of Darkness. At the end of the quest travel to Tal Teklan (e.g. with the quetzal system). Buy four willow longbows at Arcuani’s Archery Supplies. If you haven’t done Scrambled! yet, do it now. Travel to Auburnvale (e.g. using the boat system). Do the Vale Totems miniquest. Start and complete Shadows of Custodia. Teleport out. Slay a Brine rat to complete the Fremennik medium diary, putting the lamp on herblore. Grab a rope, salve teleport, dip your enchanted silvthrill rod in the well to make the Rod of Ivandis and complete In Aid of the Myreque, Darkness of Hallowvale, A Taste of Hope and Sins of the Father (all lamps on herblore). Use the Efaritay’s aid during the Vanstrom Klause fight in Sins of the Father - you should only need one ring, the second is spare in case you die or run out of charges.</w:t>
+        <w:t xml:space="preserve">You should be level 51 (or higher) slayer. Make sure you have finished the Curse of the Empty Lord miniquest (if you haven’t, do it now, putting the lamp on slayer). Teleport to Varrock, make sure to grab the Dragon’hai history book from the Varrock Palace library if you don’t already have it, pray at the altar in the palace with smite active. Buy 20,000 air runes (if you already have these you can ignore this), then run through the east gate to the quetzal to go to Varlamore and do At First Light (note: the hunter rumours are currently not efficient, but if you want the rewards you can go for them at any time after this quest). During At First Light kill a jaguar for their fur. At the hunter’s guild collect (or buy from Huntmaster Gilman, but it’s from dialogue only) 27 Trapper’s tipple in The Burrow, buy two mixed hide bases, and either pay Pellem to have the furs made into mixed hide boots (your best ranged boots for now) and a mixed hide cape (your best melee cape for now) or boost your crafting level if you have a spare mushroom pie to do it yourself. After this start and complete Perilous Moons (for the fights your dragon scimitar is fine, even for ice. Use the moss lizards and moonlight potions for supplies) and The Heart of Darkness. At the end of the quest travel to Tal Teklan (e.g. with the quetzal system). Buy four willow longbows at Arcuani’s Archery Supplies. If you haven’t done Scrambled! yet, do it now. Travel to Auburnvale (e.g. using the boat system). Do the Vale Totems miniquest. Start and complete Shadows of Custodia. Teleport out. Slay a Brine rat to complete the Fremennik medium diary, putting the lamp on herblore. Grab a rope, salve teleport, dip your enchanted silvthrill rod in the well to make the Rod of Ivandis and complete In Aid of the Myreque, Darkness of Hallowvale, A Taste of Hope and Sins of the Father (all lamps on herblore). Use the Efaritay’s aid during the Vanstrom Klause fight in Sins of the Father - you should only need one ring, the second is spare in case you die or run out of charges.</w:t>
       </w:r>
     </w:p>
     <w:p>
@@ -22089,9 +21871,9 @@
         <w:rPr>
           <w:rtl w:val="0"/>
         </w:rPr>
-        <w:t xml:space="preserve">Explorer’s ring teleport and run to Port Sarim to recruit Jobless Jim. You can set Jim to man the ship and trim the sails, reducing the xp from trimming by 50% but making sailing more convenient. Charter to the Pandemonium. Take your skiff to the starting point of Troubled Tortugans and start and complete the quest in full. While on the Great Conch collect the spyglass and strange apple tree charter on the isle. Next do port courier tasks to Summer Shore until level 50 sailing (</w:t>
-      </w:r>
-      <w:hyperlink r:id="rId46">
+        <w:t xml:space="preserve">Pest control minigame teleport, take the boat to Port Sarim to recruit Jobless Jim. You can set Jim to man the ship and trim the sails, reducing the xp from trimming by 50% but making sailing more convenient. Charter to the Pandemonium. Take your skiff to the starting point of Troubled Tortugans and start and complete the quest in full. While on the Great Conch collect the spyglass and strange apple tree charter on the isle. Next do port courier tasks to Summer Shore until level 50 sailing (</w:t>
+      </w:r>
+      <w:hyperlink r:id="rId44">
         <w:r>
           <w:rPr>
             <w:color w:val="1155cc"/>
@@ -22117,7 +21899,44 @@
         <w:rPr>
           <w:rtl w:val="0"/>
         </w:rPr>
-        <w:t xml:space="preserve"> dead teleport to Piscarillius (or charter if you were at Pandemonium for the xp bonus), recover your skiff here and sail south to Chinchompa Island. Chart the charred remains of a table and open the lockbox to get (and read) the salvaging station schematic. Sail to Port Roberts and dock there. Buy 80 lead ore. Steal from the silver stall to get a medallion fragment.</w:t>
+        <w:t xml:space="preserve"> dead teleport to Piscarillius (or charter if you were at Pandemonium for the xp bonus), recover your skiff here and sail south to Chinchompa Island. Chart the charred remains of a table and open the lockbox to get (and read) the salvaging station schematic. Sail to Port Roberts and dock there. Buy 80 lead ore. Steal from the silver stall to get a medallion fragment. Grab a lockpick, charter a ship to Aldarin, sail to the Shimmering Atoll and pickpocket the tarnished chest for 50 pilar fragments. Minigame teleport to Pest control/Port Khazard and charter to the Great Conch, then catch blue crabs until 61 hunter (300k xp, level 60, is actually fine) using your banked fish offcuts (boosting using Trapper’s tipple for the first two levels as necessary), crushing them into crab paste as you catch them. This is a good opportunity to multiskill if you have any fletching or alching to do. </w:t>
+      </w:r>
+      <w:r>
+        <w:rPr>
+          <w:b w:val="1"/>
+          <w:bCs w:val="1"/>
+          <w:i w:val="1"/>
+          <w:iCs w:val="1"/>
+          <w:rtl w:val="0"/>
+        </w:rPr>
+        <w:t xml:space="preserve">Important note: grow pilar coral as well and make super hunter potions as soon as you have the herblore level (67) available, boosting constantly for all future hunter (repotting at +4 is fine). You </w:t>
+      </w:r>
+      <w:r>
+        <w:rPr>
+          <w:b w:val="1"/>
+          <w:bCs w:val="1"/>
+          <w:i w:val="1"/>
+          <w:iCs w:val="1"/>
+          <w:u w:val="single"/>
+          <w:rtl w:val="0"/>
+        </w:rPr>
+        <w:t xml:space="preserve">CAN</w:t>
+      </w:r>
+      <w:r>
+        <w:rPr>
+          <w:b w:val="1"/>
+          <w:bCs w:val="1"/>
+          <w:i w:val="1"/>
+          <w:iCs w:val="1"/>
+          <w:rtl w:val="0"/>
+        </w:rPr>
+        <w:t xml:space="preserve"> boost to unlock the ability to set an extra trap!</w:t>
+      </w:r>
+      <w:r>
+        <w:rPr>
+          <w:rtl w:val="0"/>
+        </w:rPr>
+        <w:t xml:space="preserve"> </w:t>
       </w:r>
     </w:p>
     <w:p>
@@ -22137,7 +21956,7 @@
         </w:rPr>
         <w:t xml:space="preserve">When at the Onyx Crest, dock there and dig to find the small key for the </w:t>
       </w:r>
-      <w:hyperlink r:id="rId47">
+      <w:hyperlink r:id="rId45">
         <w:r>
           <w:rPr>
             <w:color w:val="1155cc"/>
@@ -22196,7 +22015,25 @@
         <w:rPr>
           <w:rtl w:val="0"/>
         </w:rPr>
-        <w:t xml:space="preserve">Coral farming starts here. This is a worthwhile activity, creating super hunter potions and/or armadyl brews for herblore xp. From here on include coral in your farm runs, but only with attas active and 99 farming! Paying for protection is allegedly not worth it. You can visit the location by chartering to The Summer Shore, then taking the small boat to the northeast side of the island, then diving down. The first time you are down there search the coral on the west side to find a medallion fragment.</w:t>
+        <w:t xml:space="preserve">Coral farming starts here. This is a worthwhile activity, creating super hunter potions and/or armadyl brews for herblore xp. From here on include coral in your farm runs. Paying for protection is not worth it. You can visit the location by chartering to The Summer Shore, then taking the small boat to the northeast side of the island, then diving down. The first time you are down there search the coral on the west side to find a medallion fragment. The yield is much better with attas up and at 99 farming, but the earlier access to super hunter pots make pilar already worth farming.</w:t>
+      </w:r>
+    </w:p>
+    <w:p>
+      <w:pPr>
+        <w:numPr>
+          <w:ilvl w:val="1"/>
+          <w:numId w:val="1"/>
+        </w:numPr>
+        <w:ind w:left="1080" w:hanging="360"/>
+        <w:rPr>
+          <w:u w:val="none"/>
+        </w:rPr>
+      </w:pPr>
+      <w:r>
+        <w:rPr>
+          <w:rtl w:val="0"/>
+        </w:rPr>
+        <w:t xml:space="preserve">At your convenience, catch three sabre-toothed kyatts for their furs and the diary north of fairy ring DKS.</w:t>
       </w:r>
     </w:p>
     <w:p>
@@ -22245,7 +22082,7 @@
           <w:color w:val="8d1d75"/>
           <w:rtl w:val="0"/>
         </w:rPr>
-        <w:t xml:space="preserve"> tbd</w:t>
+        <w:t xml:space="preserve"> tbd + 4 buckets, 4 planks, 8 nails, saw, hammer</w:t>
       </w:r>
     </w:p>
     <w:p>
@@ -22338,7 +22175,7 @@
         </w:rPr>
         <w:t xml:space="preserve">between Kastori and Tal Teklan (</w:t>
       </w:r>
-      <w:hyperlink r:id="rId48">
+      <w:hyperlink r:id="rId46">
         <w:r>
           <w:rPr>
             <w:color w:val="0000ee"/>
@@ -22358,9 +22195,9 @@
         <w:rPr>
           <w:rtl w:val="0"/>
         </w:rPr>
-        <w:t xml:space="preserve">. Follow this guide for catching chins: </w:t>
-      </w:r>
-      <w:hyperlink r:id="rId49">
+        <w:t xml:space="preserve">. Use any boosts you have remaining to increase your catch rate. Follow this guide for catching chins: </w:t>
+      </w:r>
+      <w:hyperlink r:id="rId47">
         <w:r>
           <w:rPr>
             <w:color w:val="0000ee"/>
@@ -22471,7 +22308,7 @@
         </w:numPr>
         <w:ind w:left="1080" w:hanging="360"/>
       </w:pPr>
-      <w:hyperlink r:id="rId50">
+      <w:hyperlink r:id="rId48">
         <w:r>
           <w:rPr>
             <w:color w:val="0000ee"/>
@@ -22487,7 +22324,7 @@
         </w:rPr>
         <w:t xml:space="preserve"> and </w:t>
       </w:r>
-      <w:hyperlink r:id="rId51">
+      <w:hyperlink r:id="rId49">
         <w:r>
           <w:rPr>
             <w:color w:val="0000ee"/>
@@ -22503,7 +22340,7 @@
         </w:rPr>
         <w:t xml:space="preserve"> show the mm1 tunnel method, though it is better to use a spot one curve deeper into the cave. The best location is shown (poorly) in </w:t>
       </w:r>
-      <w:hyperlink r:id="rId52">
+      <w:hyperlink r:id="rId50">
         <w:r>
           <w:rPr>
             <w:color w:val="1155cc"/>
@@ -22651,7 +22488,7 @@
         </w:rPr>
         <w:t xml:space="preserve">Hybrid ore uim smelt (</w:t>
       </w:r>
-      <w:hyperlink r:id="rId53">
+      <w:hyperlink r:id="rId51">
         <w:r>
           <w:rPr>
             <w:color w:val="0000ee"/>
@@ -22933,7 +22770,7 @@
         </w:rPr>
         <w:t xml:space="preserve"> side, </w:t>
       </w:r>
-      <w:hyperlink r:id="rId54">
+      <w:hyperlink r:id="rId52">
         <w:r>
           <w:rPr>
             <w:color w:val="0000ee"/>
@@ -22978,7 +22815,7 @@
         </w:rPr>
         <w:t xml:space="preserve"> side, </w:t>
       </w:r>
-      <w:hyperlink r:id="rId55">
+      <w:hyperlink r:id="rId53">
         <w:r>
           <w:rPr>
             <w:color w:val="0000ee"/>
@@ -23023,7 +22860,7 @@
         </w:rPr>
         <w:t xml:space="preserve"> side, </w:t>
       </w:r>
-      <w:hyperlink r:id="rId56">
+      <w:hyperlink r:id="rId54">
         <w:r>
           <w:rPr>
             <w:color w:val="0000ee"/>
@@ -23054,7 +22891,7 @@
         </w:rPr>
         <w:t xml:space="preserve">On floor 3 each side has a grapple (</w:t>
       </w:r>
-      <w:hyperlink r:id="rId57">
+      <w:hyperlink r:id="rId55">
         <w:r>
           <w:rPr>
             <w:color w:val="0000ee"/>
@@ -23070,7 +22907,7 @@
         </w:rPr>
         <w:t xml:space="preserve">, </w:t>
       </w:r>
-      <w:hyperlink r:id="rId58">
+      <w:hyperlink r:id="rId56">
         <w:r>
           <w:rPr>
             <w:color w:val="0000ee"/>
@@ -23101,7 +22938,7 @@
         </w:rPr>
         <w:t xml:space="preserve">Floors 1-2 are not worth looting, although if you are chasing collection log slots you have to loot these too. </w:t>
       </w:r>
-      <w:hyperlink r:id="rId59">
+      <w:hyperlink r:id="rId57">
         <w:r>
           <w:rPr>
             <w:color w:val="0000ee"/>
@@ -23132,7 +22969,7 @@
         </w:rPr>
         <w:t xml:space="preserve">If you are using mahogany planks with rune nails (in BRUHsailer you will not be doing this) to build bridges it is efficient construction xp to build the bridge in floor 1 (on two out of four sides, so on 50% of all runs, </w:t>
       </w:r>
-      <w:hyperlink r:id="rId60">
+      <w:hyperlink r:id="rId58">
         <w:r>
           <w:rPr>
             <w:color w:val="0000ee"/>
@@ -23237,7 +23074,7 @@
         </w:rPr>
         <w:t xml:space="preserve">If you want a change of pace you can afk mine daeyalt essence for runecrafting later. There is also a high effort daeyalt (“dae-alch”) method: </w:t>
       </w:r>
-      <w:hyperlink r:id="rId61">
+      <w:hyperlink r:id="rId59">
         <w:r>
           <w:rPr>
             <w:color w:val="1155cc"/>
@@ -23268,7 +23105,7 @@
         </w:rPr>
         <w:t xml:space="preserve">You can do this grind in smaller parts, or quit entirely at a lower agility level. </w:t>
       </w:r>
-      <w:hyperlink r:id="rId62">
+      <w:hyperlink r:id="rId60">
         <w:r>
           <w:rPr>
             <w:color w:val="1155cc"/>
@@ -23298,7 +23135,7 @@
         </w:rPr>
         <w:t xml:space="preserve">You can use crab’s updated Hallowed Sepulchre calculator: </w:t>
       </w:r>
-      <w:hyperlink r:id="rId63">
+      <w:hyperlink r:id="rId61">
         <w:r>
           <w:rPr>
             <w:color w:val="0000ee"/>
@@ -23501,7 +23338,7 @@
         </w:rPr>
         <w:t xml:space="preserve">Optional but recommended (for sepulchre preparation): do Blast Mining </w:t>
       </w:r>
-      <w:hyperlink r:id="rId64">
+      <w:hyperlink r:id="rId62">
         <w:r>
           <w:rPr>
             <w:rFonts w:ascii="Arial" w:cs="Arial" w:eastAsia="Arial" w:hAnsi="Arial"/>
@@ -23519,7 +23356,7 @@
         </w:rPr>
         <w:t xml:space="preserve"> to get to 380 addy ore total, buying the dynamite from the shop as needed. The rates in the video are inaccurate but the route is legitimate, for more info see </w:t>
       </w:r>
-      <w:hyperlink r:id="rId65">
+      <w:hyperlink r:id="rId63">
         <w:r>
           <w:rPr>
             <w:rFonts w:ascii="Arial" w:cs="Arial" w:eastAsia="Arial" w:hAnsi="Arial"/>
@@ -23559,7 +23396,7 @@
         </w:rPr>
         <w:t xml:space="preserve">Required: Use the UIM gold method (</w:t>
       </w:r>
-      <w:hyperlink r:id="rId66">
+      <w:hyperlink r:id="rId64">
         <w:r>
           <w:rPr>
             <w:color w:val="0000ee"/>
@@ -23824,7 +23661,7 @@
         </w:rPr>
         <w:t xml:space="preserve">Floor 5 always has an enchantment obstacle </w:t>
       </w:r>
-      <w:hyperlink r:id="rId67">
+      <w:hyperlink r:id="rId65">
         <w:r>
           <w:rPr>
             <w:color w:val="0000ee"/>
@@ -23840,7 +23677,7 @@
         </w:rPr>
         <w:t xml:space="preserve">, a grapple obstacle </w:t>
       </w:r>
-      <w:hyperlink r:id="rId68">
+      <w:hyperlink r:id="rId66">
         <w:r>
           <w:rPr>
             <w:color w:val="0000ee"/>
@@ -23856,7 +23693,7 @@
         </w:rPr>
         <w:t xml:space="preserve"> and a bridge obstacle </w:t>
       </w:r>
-      <w:hyperlink r:id="rId69">
+      <w:hyperlink r:id="rId67">
         <w:r>
           <w:rPr>
             <w:color w:val="0000ee"/>
@@ -23872,7 +23709,7 @@
         </w:rPr>
         <w:t xml:space="preserve">, followed by a grand coffin </w:t>
       </w:r>
-      <w:hyperlink r:id="rId70">
+      <w:hyperlink r:id="rId68">
         <w:r>
           <w:rPr>
             <w:color w:val="0000ee"/>
@@ -23942,7 +23779,7 @@
         </w:rPr>
         <w:t xml:space="preserve">If you are using mahogany planks with rune nails (in BRUHsailer you will not be doing this) to build bridges it is efficient construction xp to build the bridge in floor 1 (on two out of four sides, so on 50% of all runs, </w:t>
       </w:r>
-      <w:hyperlink r:id="rId71">
+      <w:hyperlink r:id="rId69">
         <w:r>
           <w:rPr>
             <w:color w:val="0000ee"/>
@@ -23997,7 +23834,23 @@
         <w:rPr>
           <w:rtl w:val="0"/>
         </w:rPr>
-        <w:t xml:space="preserve">Once you have a little bit of cash (over a million) restart misc to get teak logs for planks for building bridges (2400 total, 8 days). 10 teak 5 herb(/other) at Misc, along with 10 mahog 5 herb(/other) for future bird runs if you run low/out. Keep in mind that changing the Miscellania allocation works retroactively.</w:t>
+        <w:t xml:space="preserve">Once you have a little bit of cash (over a million) obtain 100% kingdom of Miscellania support (buying flowers from </w:t>
+      </w:r>
+      <w:hyperlink r:id="rId70">
+        <w:r>
+          <w:rPr>
+            <w:color w:val="1155cc"/>
+            <w:u w:val="single"/>
+            <w:rtl w:val="0"/>
+          </w:rPr>
+          <w:t xml:space="preserve">the flower girl</w:t>
+        </w:r>
+      </w:hyperlink>
+      <w:r>
+        <w:rPr>
+          <w:rtl w:val="0"/>
+        </w:rPr>
+        <w:t xml:space="preserve"> or chopping Etceteria teak logs). Restart misc to get teak logs for planks for building bridges (2400 total, 8 days). Put the workers on 10 teak 5 maples(/herb) at Misc until you have enough teak planks, then swamp to 10 mahog 5 maple(/herb) for future construction. From here on visit at least once/twice a week to restore the support to 100%. Keep in mind that changing the Miscellania allocation works retroactively.</w:t>
       </w:r>
     </w:p>
     <w:p>
@@ -24364,7 +24217,7 @@
         </w:rPr>
         <w:t xml:space="preserve">If you want a change of pace you can afk mine daeyalt essence for runecrafting later. There is also a high effort daeyalt (“dae-alch”) method: </w:t>
       </w:r>
-      <w:hyperlink r:id="rId72">
+      <w:hyperlink r:id="rId71">
         <w:r>
           <w:rPr>
             <w:color w:val="1155cc"/>
@@ -24395,7 +24248,7 @@
         </w:rPr>
         <w:t xml:space="preserve">You can do this grind in smaller parts, or quit entirely at a lower agility level. </w:t>
       </w:r>
-      <w:hyperlink r:id="rId73">
+      <w:hyperlink r:id="rId72">
         <w:r>
           <w:rPr>
             <w:color w:val="1155cc"/>
@@ -24428,7 +24281,7 @@
         </w:rPr>
         <w:t xml:space="preserve">You can use crab’s updated Hallowed Sepulchre calculator: </w:t>
       </w:r>
-      <w:hyperlink r:id="rId74">
+      <w:hyperlink r:id="rId73">
         <w:r>
           <w:rPr>
             <w:color w:val="0000ee"/>
@@ -24516,7 +24369,7 @@
         </w:rPr>
         <w:t xml:space="preserve">The floor 4 brazier, </w:t>
       </w:r>
-      <w:hyperlink r:id="rId75">
+      <w:hyperlink r:id="rId74">
         <w:r>
           <w:rPr>
             <w:color w:val="0000ee"/>
@@ -24933,7 +24786,7 @@
         </w:rPr>
         <w:t xml:space="preserve">If you have a fish barrel, move your POH to Brimhaven (move it back after), then buy a few thousand (between 2,000 and 10,000 recommended) raw karambwans using the barrel method in this video: </w:t>
       </w:r>
-      <w:hyperlink r:id="rId76">
+      <w:hyperlink r:id="rId75">
         <w:r>
           <w:rPr>
             <w:rFonts w:ascii="Arial" w:cs="Arial" w:eastAsia="Arial" w:hAnsi="Arial"/>
@@ -24950,7 +24803,7 @@
         </w:rPr>
         <w:t xml:space="preserve">. Karambwans are the best food at all levels, and give incredible cooking xp (using a method called ‘1t bwan cooking’). See </w:t>
       </w:r>
-      <w:hyperlink r:id="rId77">
+      <w:hyperlink r:id="rId76">
         <w:r>
           <w:rPr>
             <w:color w:val="0000ee"/>
@@ -25483,7 +25336,7 @@
         </w:rPr>
         <w:t xml:space="preserve">Make 20 bolts of canvas. Build the mahogany mast and canvas sails on your skiff using the hemp you farmed, build the mithril helm on your skiff (not sloop) and the inoculation station on your sloop. Do the Jubbly Jive barracuda trial and complete up to the shark rank. Build a wind catcher on both your skiff and your sloop, then return to the Jubbly Jive and keep training sailing to level 67 sailing using the following method for Marlin rank: </w:t>
       </w:r>
-      <w:hyperlink r:id="rId78">
+      <w:hyperlink r:id="rId77">
         <w:r>
           <w:rPr>
             <w:color w:val="1155cc"/>
@@ -25499,7 +25352,7 @@
         </w:rPr>
         <w:t xml:space="preserve">. At your convenience, return to the Ardent Ocean meteorologists for those charting tasks. Optional but not recommended: if you prefer alternative training methods you can choose between Rellekka courier tasks (</w:t>
       </w:r>
-      <w:hyperlink r:id="rId79">
+      <w:hyperlink r:id="rId78">
         <w:r>
           <w:rPr>
             <w:color w:val="1155cc"/>
@@ -26988,7 +26841,7 @@
         </w:rPr>
         <w:t xml:space="preserve">; 2) kill Vyrewatch Sentinels for 1/46.5; 3) trade rune platelegs for one at </w:t>
       </w:r>
-      <w:hyperlink r:id="rId80">
+      <w:hyperlink r:id="rId79">
         <w:r>
           <w:rPr>
             <w:color w:val="1155cc"/>
@@ -27299,7 +27152,7 @@
         </w:rPr>
         <w:t xml:space="preserve">Example clip: </w:t>
       </w:r>
-      <w:hyperlink r:id="rId81">
+      <w:hyperlink r:id="rId80">
         <w:r>
           <w:rPr>
             <w:i w:val="1"/>
@@ -27352,7 +27205,7 @@
         <w:jc w:val="left"/>
         <w:rPr/>
       </w:pPr>
-      <w:hyperlink r:id="rId82">
+      <w:hyperlink r:id="rId81">
         <w:r>
           <w:rPr>
             <w:rFonts w:ascii="Arial" w:cs="Arial" w:eastAsia="Arial" w:hAnsi="Arial"/>
@@ -28996,7 +28849,7 @@
         </w:rPr>
         <w:t xml:space="preserve">Overview document: </w:t>
       </w:r>
-      <w:hyperlink r:id="rId83">
+      <w:hyperlink r:id="rId82">
         <w:r>
           <w:rPr>
             <w:color w:val="0000ee"/>
@@ -29023,7 +28876,7 @@
         </w:rPr>
         <w:t xml:space="preserve">Interactive version with checkboxes: </w:t>
       </w:r>
-      <w:hyperlink r:id="rId84">
+      <w:hyperlink r:id="rId83">
         <w:r>
           <w:rPr>
             <w:color w:val="1155cc"/>
@@ -29052,7 +28905,7 @@
         </w:rPr>
         <w:t xml:space="preserve">Chapter 1: </w:t>
       </w:r>
-      <w:hyperlink r:id="rId85">
+      <w:hyperlink r:id="rId84">
         <w:r>
           <w:rPr>
             <w:color w:val="0000ee"/>
@@ -29078,7 +28931,7 @@
         </w:rPr>
         <w:t xml:space="preserve">Chapter 2: </w:t>
       </w:r>
-      <w:hyperlink r:id="rId86">
+      <w:hyperlink r:id="rId85">
         <w:r>
           <w:rPr>
             <w:color w:val="0000ee"/>
@@ -29104,7 +28957,7 @@
         </w:rPr>
         <w:t xml:space="preserve">Chapter 3: </w:t>
       </w:r>
-      <w:hyperlink r:id="rId87">
+      <w:hyperlink r:id="rId86">
         <w:r>
           <w:rPr>
             <w:color w:val="0000ee"/>
@@ -29130,7 +28983,7 @@
         </w:rPr>
         <w:t xml:space="preserve">Detailed math on every single step: </w:t>
       </w:r>
-      <w:hyperlink r:id="rId88">
+      <w:hyperlink r:id="rId87">
         <w:r>
           <w:rPr>
             <w:color w:val="0000ee"/>
@@ -29158,7 +29011,7 @@
         </w:rPr>
         <w:t xml:space="preserve">Parasailer’s image folder: </w:t>
       </w:r>
-      <w:hyperlink r:id="rId89">
+      <w:hyperlink r:id="rId88">
         <w:r>
           <w:rPr>
             <w:color w:val="1155cc"/>
@@ -29185,7 +29038,7 @@
         </w:rPr>
         <w:t xml:space="preserve">Tool for comparing Landlubber and immediately-after-sailing: </w:t>
       </w:r>
-      <w:hyperlink r:id="rId90">
+      <w:hyperlink r:id="rId89">
         <w:r>
           <w:rPr>
             <w:rFonts w:ascii="Arial" w:cs="Arial" w:eastAsia="Arial" w:hAnsi="Arial"/>
@@ -29250,7 +29103,7 @@
           <w:rFonts w:ascii="Arial" w:cs="Arial" w:eastAsia="Arial" w:hAnsi="Arial"/>
         </w:rPr>
       </w:pPr>
-      <w:hyperlink r:id="rId91">
+      <w:hyperlink r:id="rId90">
         <w:r>
           <w:rPr>
             <w:rFonts w:ascii="Arial" w:cs="Arial" w:eastAsia="Arial" w:hAnsi="Arial"/>
@@ -29274,7 +29127,7 @@
           <w:rFonts w:ascii="Arial" w:cs="Arial" w:eastAsia="Arial" w:hAnsi="Arial"/>
         </w:rPr>
       </w:pPr>
-      <w:hyperlink r:id="rId92">
+      <w:hyperlink r:id="rId91">
         <w:r>
           <w:rPr>
             <w:rFonts w:ascii="Arial" w:cs="Arial" w:eastAsia="Arial" w:hAnsi="Arial"/>
@@ -29298,7 +29151,7 @@
           <w:rFonts w:ascii="Arial" w:cs="Arial" w:eastAsia="Arial" w:hAnsi="Arial"/>
         </w:rPr>
       </w:pPr>
-      <w:hyperlink r:id="rId93">
+      <w:hyperlink r:id="rId92">
         <w:r>
           <w:rPr>
             <w:rFonts w:ascii="Arial" w:cs="Arial" w:eastAsia="Arial" w:hAnsi="Arial"/>
@@ -29320,7 +29173,7 @@
         <w:spacing w:line="276" w:lineRule="auto"/>
         <w:rPr/>
       </w:pPr>
-      <w:hyperlink r:id="rId94">
+      <w:hyperlink r:id="rId93">
         <w:r>
           <w:rPr>
             <w:rFonts w:ascii="Arial" w:cs="Arial" w:eastAsia="Arial" w:hAnsi="Arial"/>
@@ -29373,7 +29226,7 @@
         </w:rPr>
         <w:t xml:space="preserve">Chapter 1: </w:t>
       </w:r>
-      <w:hyperlink r:id="rId95">
+      <w:hyperlink r:id="rId94">
         <w:r>
           <w:rPr>
             <w:color w:val="0000ee"/>
@@ -29399,7 +29252,7 @@
         </w:rPr>
         <w:t xml:space="preserve">Chapter 2: </w:t>
       </w:r>
-      <w:hyperlink r:id="rId96">
+      <w:hyperlink r:id="rId95">
         <w:r>
           <w:rPr>
             <w:color w:val="0000ee"/>
@@ -29425,7 +29278,7 @@
         </w:rPr>
         <w:t xml:space="preserve">Chapter 3: </w:t>
       </w:r>
-      <w:hyperlink r:id="rId97">
+      <w:hyperlink r:id="rId96">
         <w:r>
           <w:rPr>
             <w:color w:val="0000ee"/>
@@ -29451,7 +29304,7 @@
         </w:rPr>
         <w:t xml:space="preserve">Detailed math on every single step: </w:t>
       </w:r>
-      <w:hyperlink r:id="rId98">
+      <w:hyperlink r:id="rId97">
         <w:r>
           <w:rPr>
             <w:color w:val="0000ee"/>
@@ -29493,7 +29346,7 @@
           <w:szCs w:val="22"/>
         </w:rPr>
       </w:pPr>
-      <w:hyperlink r:id="rId99">
+      <w:hyperlink r:id="rId98">
         <w:r>
           <w:rPr>
             <w:color w:val="1155cc"/>
@@ -29517,7 +29370,7 @@
           <w:szCs w:val="26"/>
         </w:rPr>
       </w:pPr>
-      <w:hyperlink r:id="rId100">
+      <w:hyperlink r:id="rId99">
         <w:r>
           <w:rPr>
             <w:rFonts w:ascii="Arial" w:cs="Arial" w:eastAsia="Arial" w:hAnsi="Arial"/>
@@ -29539,7 +29392,7 @@
         <w:spacing w:line="276" w:lineRule="auto"/>
         <w:rPr/>
       </w:pPr>
-      <w:hyperlink r:id="rId101">
+      <w:hyperlink r:id="rId100">
         <w:r>
           <w:rPr>
             <w:rFonts w:ascii="Arial" w:cs="Arial" w:eastAsia="Arial" w:hAnsi="Arial"/>
@@ -29561,7 +29414,7 @@
         <w:spacing w:line="276" w:lineRule="auto"/>
         <w:rPr/>
       </w:pPr>
-      <w:hyperlink r:id="rId102">
+      <w:hyperlink r:id="rId101">
         <w:r>
           <w:rPr>
             <w:color w:val="1155cc"/>
@@ -29588,7 +29441,7 @@
           <w:szCs w:val="22"/>
         </w:rPr>
       </w:pPr>
-      <w:hyperlink r:id="rId103">
+      <w:hyperlink r:id="rId102">
         <w:r>
           <w:rPr>
             <w:rFonts w:ascii="Arial" w:cs="Arial" w:eastAsia="Arial" w:hAnsi="Arial"/>
@@ -29616,7 +29469,7 @@
           <w:szCs w:val="22"/>
         </w:rPr>
       </w:pPr>
-      <w:hyperlink r:id="rId104">
+      <w:hyperlink r:id="rId103">
         <w:r>
           <w:rPr>
             <w:rFonts w:ascii="Arial" w:cs="Arial" w:eastAsia="Arial" w:hAnsi="Arial"/>
@@ -29638,7 +29491,7 @@
         <w:spacing w:line="276" w:lineRule="auto"/>
         <w:rPr/>
       </w:pPr>
-      <w:hyperlink r:id="rId105">
+      <w:hyperlink r:id="rId104">
         <w:r>
           <w:rPr>
             <w:rFonts w:ascii="Arial" w:cs="Arial" w:eastAsia="Arial" w:hAnsi="Arial"/>
@@ -29684,7 +29537,7 @@
           <w:iCs w:val="1"/>
         </w:rPr>
       </w:pPr>
-      <w:hyperlink r:id="rId106">
+      <w:hyperlink r:id="rId105">
         <w:r>
           <w:rPr>
             <w:rFonts w:ascii="Arial" w:cs="Arial" w:eastAsia="Arial" w:hAnsi="Arial"/>
@@ -29708,7 +29561,7 @@
           <w:rFonts w:ascii="Arial" w:cs="Arial" w:eastAsia="Arial" w:hAnsi="Arial"/>
         </w:rPr>
       </w:pPr>
-      <w:hyperlink r:id="rId107">
+      <w:hyperlink r:id="rId106">
         <w:r>
           <w:rPr>
             <w:color w:val="1155cc"/>
@@ -29729,7 +29582,7 @@
         <w:spacing w:line="276" w:lineRule="auto"/>
         <w:rPr/>
       </w:pPr>
-      <w:hyperlink r:id="rId108">
+      <w:hyperlink r:id="rId107">
         <w:r>
           <w:rPr>
             <w:rFonts w:ascii="Arial" w:cs="Arial" w:eastAsia="Arial" w:hAnsi="Arial"/>
@@ -29754,7 +29607,7 @@
           <w:iCs w:val="1"/>
         </w:rPr>
       </w:pPr>
-      <w:hyperlink r:id="rId109">
+      <w:hyperlink r:id="rId108">
         <w:r>
           <w:rPr>
             <w:color w:val="1155cc"/>
@@ -29777,7 +29630,7 @@
           <w:rFonts w:ascii="Arial" w:cs="Arial" w:eastAsia="Arial" w:hAnsi="Arial"/>
         </w:rPr>
       </w:pPr>
-      <w:hyperlink r:id="rId110">
+      <w:hyperlink r:id="rId109">
         <w:r>
           <w:rPr>
             <w:rFonts w:ascii="Arial" w:cs="Arial" w:eastAsia="Arial" w:hAnsi="Arial"/>
@@ -29802,7 +29655,7 @@
           <w:iCs w:val="1"/>
         </w:rPr>
       </w:pPr>
-      <w:hyperlink r:id="rId111">
+      <w:hyperlink r:id="rId110">
         <w:r>
           <w:rPr>
             <w:rFonts w:ascii="Arial" w:cs="Arial" w:eastAsia="Arial" w:hAnsi="Arial"/>

--- a/source/Chapter2.docx
+++ b/source/Chapter2.docx
@@ -12403,7 +12403,7 @@
           <w:color w:val="8d1d75"/>
           <w:rtl w:val="0"/>
         </w:rPr>
-        <w:t xml:space="preserve">650</w:t>
+        <w:t xml:space="preserve">680</w:t>
       </w:r>
       <w:r>
         <w:rPr>
@@ -12716,7 +12716,7 @@
           <w:color w:val="8d1d75"/>
           <w:rtl w:val="0"/>
         </w:rPr>
-        <w:t xml:space="preserve">80</w:t>
+        <w:t xml:space="preserve">680</w:t>
       </w:r>
       <w:r>
         <w:rPr>
@@ -12950,7 +12950,7 @@
           <w:color w:val="8d1d75"/>
           <w:rtl w:val="0"/>
         </w:rPr>
-        <w:t xml:space="preserve">80k</w:t>
+        <w:t xml:space="preserve">680k</w:t>
       </w:r>
       <w:r>
         <w:rPr>
@@ -13218,7 +13218,7 @@
           <w:color w:val="8d1d75"/>
           <w:rtl w:val="0"/>
         </w:rPr>
-        <w:t xml:space="preserve">20k gp</w:t>
+        <w:t xml:space="preserve">620k gp</w:t>
       </w:r>
       <w:r>
         <w:rPr>
@@ -13433,7 +13433,7 @@
           <w:color w:val="8d1d75"/>
           <w:rtl w:val="0"/>
         </w:rPr>
-        <w:t xml:space="preserve">60k</w:t>
+        <w:t xml:space="preserve">660k</w:t>
       </w:r>
       <w:r>
         <w:rPr>
@@ -13661,7 +13661,7 @@
           <w:color w:val="8d1d75"/>
           <w:rtl w:val="0"/>
         </w:rPr>
-        <w:t xml:space="preserve">60k</w:t>
+        <w:t xml:space="preserve">660k</w:t>
       </w:r>
       <w:r>
         <w:rPr>
@@ -13874,7 +13874,7 @@
           <w:color w:val="8d1d75"/>
           <w:rtl w:val="0"/>
         </w:rPr>
-        <w:t xml:space="preserve">60k</w:t>
+        <w:t xml:space="preserve">660k</w:t>
       </w:r>
       <w:r>
         <w:rPr>
@@ -14113,6 +14113,19 @@
       </w:r>
       <w:r>
         <w:rPr>
+          <w:i w:val="0"/>
+          <w:iCs w:val="0"/>
+          <w:strike w:val="0"/>
+          <w:color w:val="8d1d75"/>
+          <w:sz w:val="24"/>
+          <w:szCs w:val="24"/>
+          <w:u w:val="none"/>
+          <w:rtl w:val="0"/>
+        </w:rPr>
+        <w:t xml:space="preserve">6</w:t>
+      </w:r>
+      <w:r>
+        <w:rPr>
           <w:color w:val="8d1d75"/>
           <w:rtl w:val="0"/>
         </w:rPr>
@@ -14373,7 +14386,7 @@
           <w:color w:val="8d1d75"/>
           <w:rtl w:val="0"/>
         </w:rPr>
-        <w:t xml:space="preserve">30k</w:t>
+        <w:t xml:space="preserve">630k</w:t>
       </w:r>
       <w:r>
         <w:rPr>
@@ -14663,7 +14676,7 @@
           <w:color w:val="8d1d75"/>
           <w:rtl w:val="0"/>
         </w:rPr>
-        <w:t xml:space="preserve">30k</w:t>
+        <w:t xml:space="preserve">630k</w:t>
       </w:r>
       <w:r>
         <w:rPr>
@@ -14936,6 +14949,804 @@
           <w:color w:val="8d1d75"/>
           <w:rtl w:val="0"/>
         </w:rPr>
+        <w:t xml:space="preserve">630k gp</w:t>
+      </w:r>
+      <w:r>
+        <w:rPr>
+          <w:rtl w:val="0"/>
+        </w:rPr>
+      </w:r>
+    </w:p>
+    <w:p>
+      <w:pPr>
+        <w:jc w:val="left"/>
+        <w:rPr/>
+      </w:pPr>
+      <w:r>
+        <w:rPr>
+          <w:b w:val="1"/>
+          <w:bCs w:val="1"/>
+          <w:i w:val="0"/>
+          <w:iCs w:val="0"/>
+          <w:strike w:val="0"/>
+          <w:color w:val="8d1d75"/>
+          <w:sz w:val="24"/>
+          <w:szCs w:val="24"/>
+          <w:u w:val="none"/>
+          <w:rtl w:val="0"/>
+        </w:rPr>
+        <w:t xml:space="preserve">Items needed: </w:t>
+      </w:r>
+      <w:r>
+        <w:rPr>
+          <w:b w:val="0"/>
+          <w:bCs w:val="0"/>
+          <w:i w:val="0"/>
+          <w:iCs w:val="0"/>
+          <w:strike w:val="0"/>
+          <w:color w:val="8d1d75"/>
+          <w:sz w:val="24"/>
+          <w:szCs w:val="24"/>
+          <w:u w:val="none"/>
+          <w:rtl w:val="0"/>
+        </w:rPr>
+        <w:t xml:space="preserve">cash stack, rune axe, </w:t>
+      </w:r>
+      <w:r>
+        <w:rPr>
+          <w:color w:val="8d1d75"/>
+          <w:rtl w:val="0"/>
+        </w:rPr>
+        <w:t xml:space="preserve">earth runes (or staff), air runes (or staff),</w:t>
+      </w:r>
+      <w:r>
+        <w:rPr>
+          <w:b w:val="0"/>
+          <w:bCs w:val="0"/>
+          <w:i w:val="0"/>
+          <w:iCs w:val="0"/>
+          <w:strike w:val="0"/>
+          <w:color w:val="8d1d75"/>
+          <w:sz w:val="24"/>
+          <w:szCs w:val="24"/>
+          <w:u w:val="none"/>
+          <w:rtl w:val="0"/>
+        </w:rPr>
+        <w:t xml:space="preserve"> death runes, raw karambwanji, anti-dragon shield, melee gear, swordfish, energy potions, prayer potions, antipoison, steel spear, small fishing net, 4-dose agility potion, tinderbox, necklace of passage</w:t>
+      </w:r>
+      <w:r>
+        <w:rPr>
+          <w:b w:val="0"/>
+          <w:bCs w:val="0"/>
+          <w:i w:val="0"/>
+          <w:iCs w:val="0"/>
+          <w:strike w:val="0"/>
+          <w:color w:val="c9211e"/>
+          <w:sz w:val="24"/>
+          <w:szCs w:val="24"/>
+          <w:u w:val="none"/>
+          <w:rtl w:val="0"/>
+        </w:rPr>
+        <w:t xml:space="preserve"> (for two sections ahead)</w:t>
+      </w:r>
+      <w:r>
+        <w:rPr>
+          <w:rtl w:val="0"/>
+        </w:rPr>
+      </w:r>
+    </w:p>
+    <w:p>
+      <w:pPr>
+        <w:jc w:val="left"/>
+        <w:rPr/>
+      </w:pPr>
+      <w:r>
+        <w:rPr>
+          <w:b w:val="1"/>
+          <w:bCs w:val="1"/>
+          <w:i w:val="0"/>
+          <w:iCs w:val="0"/>
+          <w:strike w:val="0"/>
+          <w:color w:val="8d1d75"/>
+          <w:sz w:val="24"/>
+          <w:szCs w:val="24"/>
+          <w:u w:val="none"/>
+          <w:rtl w:val="0"/>
+        </w:rPr>
+        <w:t xml:space="preserve">Skills/quests met?:</w:t>
+      </w:r>
+      <w:r>
+        <w:rPr>
+          <w:b w:val="0"/>
+          <w:bCs w:val="0"/>
+          <w:i w:val="0"/>
+          <w:iCs w:val="0"/>
+          <w:strike w:val="0"/>
+          <w:color w:val="8d1d75"/>
+          <w:sz w:val="24"/>
+          <w:szCs w:val="24"/>
+          <w:u w:val="none"/>
+          <w:rtl w:val="0"/>
+        </w:rPr>
+        <w:t xml:space="preserve"> yes</w:t>
+      </w:r>
+      <w:r>
+        <w:rPr>
+          <w:rtl w:val="0"/>
+        </w:rPr>
+      </w:r>
+    </w:p>
+    <w:p>
+      <w:pPr>
+        <w:jc w:val="left"/>
+        <w:rPr>
+          <w:b w:val="1"/>
+          <w:bCs w:val="1"/>
+          <w:i w:val="0"/>
+          <w:iCs w:val="0"/>
+          <w:strike w:val="0"/>
+          <w:color w:val="8d1d75"/>
+          <w:sz w:val="24"/>
+          <w:szCs w:val="24"/>
+          <w:u w:val="none"/>
+        </w:rPr>
+      </w:pPr>
+      <w:r>
+        <w:rPr>
+          <w:b w:val="1"/>
+          <w:bCs w:val="1"/>
+          <w:i w:val="0"/>
+          <w:iCs w:val="0"/>
+          <w:strike w:val="0"/>
+          <w:color w:val="8d1d75"/>
+          <w:sz w:val="24"/>
+          <w:szCs w:val="24"/>
+          <w:u w:val="none"/>
+          <w:rtl w:val="0"/>
+        </w:rPr>
+        <w:t xml:space="preserve">Total time: </w:t>
+      </w:r>
+      <w:r>
+        <w:rPr>
+          <w:color w:val="8d1d75"/>
+          <w:rtl w:val="0"/>
+        </w:rPr>
+        <w:t xml:space="preserve">15d4h</w:t>
+      </w:r>
+      <w:r>
+        <w:rPr>
+          <w:rtl w:val="0"/>
+        </w:rPr>
+      </w:r>
+    </w:p>
+    <w:p>
+      <w:pPr>
+        <w:numPr>
+          <w:ilvl w:val="0"/>
+          <w:numId w:val="1"/>
+        </w:numPr>
+        <w:ind w:left="720" w:hanging="360"/>
+        <w:jc w:val="left"/>
+        <w:rPr/>
+      </w:pPr>
+      <w:r>
+        <w:rPr>
+          <w:b w:val="0"/>
+          <w:bCs w:val="0"/>
+          <w:i w:val="0"/>
+          <w:iCs w:val="0"/>
+          <w:strike w:val="0"/>
+          <w:color w:val="000000"/>
+          <w:sz w:val="24"/>
+          <w:szCs w:val="24"/>
+          <w:u w:val="none"/>
+          <w:rtl w:val="0"/>
+        </w:rPr>
+        <w:t xml:space="preserve">Then proceed to complete Tai Bwo Wannai Trio, killing Jogres for both the diary and Rag and Bone Man II along the way, catching a karambwan,</w:t>
+      </w:r>
+      <w:r>
+        <w:rPr>
+          <w:rtl w:val="0"/>
+        </w:rPr>
+        <w:t xml:space="preserve"> </w:t>
+      </w:r>
+      <w:r>
+        <w:rPr>
+          <w:b w:val="0"/>
+          <w:bCs w:val="0"/>
+          <w:i w:val="0"/>
+          <w:iCs w:val="0"/>
+          <w:strike w:val="0"/>
+          <w:color w:val="000000"/>
+          <w:sz w:val="24"/>
+          <w:szCs w:val="24"/>
+          <w:u w:val="none"/>
+          <w:rtl w:val="0"/>
+        </w:rPr>
+        <w:t xml:space="preserve">exploring Cairn Isle and trapping a horned graahk also along the way and buying an opal (or better) machete from Safta Doc after for the diary. Don’t forget to claim the rewards from the three brothers, and buy a bronze spear (and cloth, clean it, for a scarecrow for Morytania easy diary and Falador medium diary, plant it on your next herb run. Leave it in whichever patch</w:t>
+      </w:r>
+      <w:r>
+        <w:rPr>
+          <w:rtl w:val="0"/>
+        </w:rPr>
+        <w:t xml:space="preserve">you visit</w:t>
+      </w:r>
+      <w:r>
+        <w:rPr>
+          <w:b w:val="0"/>
+          <w:bCs w:val="0"/>
+          <w:i w:val="0"/>
+          <w:iCs w:val="0"/>
+          <w:strike w:val="0"/>
+          <w:color w:val="000000"/>
+          <w:sz w:val="24"/>
+          <w:szCs w:val="24"/>
+          <w:u w:val="none"/>
+          <w:rtl w:val="0"/>
+        </w:rPr>
+        <w:t xml:space="preserve"> second).</w:t>
+      </w:r>
+    </w:p>
+    <w:p>
+      <w:pPr>
+        <w:numPr>
+          <w:ilvl w:val="1"/>
+          <w:numId w:val="1"/>
+        </w:numPr>
+        <w:ind w:left="1080" w:hanging="360"/>
+        <w:jc w:val="left"/>
+        <w:rPr>
+          <w:u w:val="none"/>
+        </w:rPr>
+      </w:pPr>
+      <w:r>
+        <w:rPr>
+          <w:rtl w:val="0"/>
+        </w:rPr>
+        <w:t xml:space="preserve">Once you have planted the scarecrow in the morytania patch you have completed all tasks for the easy diary, collect the rewards at your own convenience and put the xp lamp on Herblore.</w:t>
+      </w:r>
+    </w:p>
+    <w:p>
+      <w:pPr>
+        <w:jc w:val="left"/>
+        <w:rPr/>
+      </w:pPr>
+      <w:r>
+        <w:rPr>
+          <w:b w:val="1"/>
+          <w:bCs w:val="1"/>
+          <w:i w:val="0"/>
+          <w:iCs w:val="0"/>
+          <w:strike w:val="0"/>
+          <w:color w:val="8d1d75"/>
+          <w:sz w:val="24"/>
+          <w:szCs w:val="24"/>
+          <w:u w:val="none"/>
+          <w:rtl w:val="0"/>
+        </w:rPr>
+        <w:t xml:space="preserve">GP stack: </w:t>
+      </w:r>
+      <w:r>
+        <w:rPr>
+          <w:color w:val="8d1d75"/>
+          <w:rtl w:val="0"/>
+        </w:rPr>
+        <w:t xml:space="preserve">630k gp</w:t>
+      </w:r>
+      <w:r>
+        <w:rPr>
+          <w:rtl w:val="0"/>
+        </w:rPr>
+      </w:r>
+    </w:p>
+    <w:p>
+      <w:pPr>
+        <w:jc w:val="left"/>
+        <w:rPr/>
+      </w:pPr>
+      <w:r>
+        <w:rPr>
+          <w:b w:val="1"/>
+          <w:bCs w:val="1"/>
+          <w:i w:val="0"/>
+          <w:iCs w:val="0"/>
+          <w:strike w:val="0"/>
+          <w:color w:val="8d1d75"/>
+          <w:sz w:val="24"/>
+          <w:szCs w:val="24"/>
+          <w:u w:val="none"/>
+          <w:rtl w:val="0"/>
+        </w:rPr>
+        <w:t xml:space="preserve">Items needed: </w:t>
+      </w:r>
+      <w:r>
+        <w:rPr>
+          <w:b w:val="0"/>
+          <w:bCs w:val="0"/>
+          <w:i w:val="0"/>
+          <w:iCs w:val="0"/>
+          <w:strike w:val="0"/>
+          <w:color w:val="8d1d75"/>
+          <w:sz w:val="24"/>
+          <w:szCs w:val="24"/>
+          <w:u w:val="none"/>
+          <w:rtl w:val="0"/>
+        </w:rPr>
+        <w:t xml:space="preserve">cash stack, karambwan vessel, Iban staff, death runes, fire runes, 2+ logs, tinderbox, noted semi-precious gems (sell to Gabooty for trading sticks), banana-rum, seaweed, monkey skin, jogre bones, raw karambwanji, pestle and mortar, teasing stick, knife, necklace of passage (next)</w:t>
+      </w:r>
+      <w:r>
+        <w:rPr>
+          <w:rtl w:val="0"/>
+        </w:rPr>
+      </w:r>
+    </w:p>
+    <w:p>
+      <w:pPr>
+        <w:jc w:val="left"/>
+        <w:rPr/>
+      </w:pPr>
+      <w:r>
+        <w:rPr>
+          <w:b w:val="1"/>
+          <w:bCs w:val="1"/>
+          <w:i w:val="0"/>
+          <w:iCs w:val="0"/>
+          <w:strike w:val="0"/>
+          <w:color w:val="8d1d75"/>
+          <w:sz w:val="24"/>
+          <w:szCs w:val="24"/>
+          <w:u w:val="none"/>
+          <w:rtl w:val="0"/>
+        </w:rPr>
+        <w:t xml:space="preserve">Skills/quests met?:</w:t>
+      </w:r>
+      <w:r>
+        <w:rPr>
+          <w:b w:val="0"/>
+          <w:bCs w:val="0"/>
+          <w:i w:val="0"/>
+          <w:iCs w:val="0"/>
+          <w:strike w:val="0"/>
+          <w:color w:val="8d1d75"/>
+          <w:sz w:val="24"/>
+          <w:szCs w:val="24"/>
+          <w:u w:val="none"/>
+          <w:rtl w:val="0"/>
+        </w:rPr>
+        <w:t xml:space="preserve"> yes</w:t>
+      </w:r>
+      <w:r>
+        <w:rPr>
+          <w:rtl w:val="0"/>
+        </w:rPr>
+      </w:r>
+    </w:p>
+    <w:p>
+      <w:pPr>
+        <w:jc w:val="left"/>
+        <w:rPr>
+          <w:b w:val="0"/>
+          <w:bCs w:val="0"/>
+          <w:i w:val="0"/>
+          <w:iCs w:val="0"/>
+          <w:strike w:val="0"/>
+          <w:color w:val="8d1d75"/>
+          <w:sz w:val="24"/>
+          <w:szCs w:val="24"/>
+          <w:u w:val="none"/>
+        </w:rPr>
+      </w:pPr>
+      <w:r>
+        <w:rPr>
+          <w:b w:val="0"/>
+          <w:bCs w:val="0"/>
+          <w:i w:val="0"/>
+          <w:iCs w:val="0"/>
+          <w:strike w:val="0"/>
+          <w:color w:val="8d1d75"/>
+          <w:sz w:val="24"/>
+          <w:szCs w:val="24"/>
+          <w:u w:val="none"/>
+          <w:rtl w:val="0"/>
+        </w:rPr>
+        <w:t xml:space="preserve">Total time: </w:t>
+      </w:r>
+      <w:r>
+        <w:rPr>
+          <w:color w:val="8d1d75"/>
+          <w:rtl w:val="0"/>
+        </w:rPr>
+        <w:t xml:space="preserve">15d5h</w:t>
+      </w:r>
+      <w:r>
+        <w:rPr>
+          <w:rtl w:val="0"/>
+        </w:rPr>
+      </w:r>
+    </w:p>
+    <w:p>
+      <w:pPr>
+        <w:numPr>
+          <w:ilvl w:val="0"/>
+          <w:numId w:val="1"/>
+        </w:numPr>
+        <w:ind w:left="720" w:hanging="360"/>
+        <w:jc w:val="left"/>
+        <w:rPr/>
+      </w:pPr>
+      <w:r>
+        <w:rPr>
+          <w:b w:val="0"/>
+          <w:bCs w:val="0"/>
+          <w:i w:val="0"/>
+          <w:iCs w:val="0"/>
+          <w:strike w:val="0"/>
+          <w:sz w:val="24"/>
+          <w:szCs w:val="24"/>
+          <w:u w:val="none"/>
+          <w:rtl w:val="0"/>
+        </w:rPr>
+        <w:t xml:space="preserve">M</w:t>
+      </w:r>
+      <w:r>
+        <w:rPr>
+          <w:b w:val="0"/>
+          <w:bCs w:val="0"/>
+          <w:i w:val="0"/>
+          <w:iCs w:val="0"/>
+          <w:strike w:val="0"/>
+          <w:color w:val="000000"/>
+          <w:sz w:val="24"/>
+          <w:szCs w:val="24"/>
+          <w:u w:val="none"/>
+          <w:rtl w:val="0"/>
+        </w:rPr>
+        <w:t xml:space="preserve">inigame to Port Khazard (and rebank), continue One Small Favour, </w:t>
+      </w:r>
+      <w:r>
+        <w:rPr>
+          <w:rtl w:val="0"/>
+        </w:rPr>
+        <w:t xml:space="preserve">teleport</w:t>
+      </w:r>
+      <w:r>
+        <w:rPr>
+          <w:b w:val="0"/>
+          <w:bCs w:val="0"/>
+          <w:i w:val="0"/>
+          <w:iCs w:val="0"/>
+          <w:strike w:val="0"/>
+          <w:color w:val="000000"/>
+          <w:sz w:val="24"/>
+          <w:szCs w:val="24"/>
+          <w:u w:val="none"/>
+          <w:rtl w:val="0"/>
+        </w:rPr>
+        <w:t xml:space="preserve"> to the Ardougne market and speak with Erin the silver merchant for Making History</w:t>
+      </w:r>
+      <w:r>
+        <w:rPr>
+          <w:rtl w:val="0"/>
+        </w:rPr>
+        <w:t xml:space="preserve">. Grab Fire Blast runes for the fight below.</w:t>
+      </w:r>
+    </w:p>
+    <w:p>
+      <w:pPr>
+        <w:jc w:val="left"/>
+        <w:rPr/>
+      </w:pPr>
+      <w:r>
+        <w:rPr>
+          <w:b w:val="1"/>
+          <w:bCs w:val="1"/>
+          <w:i w:val="0"/>
+          <w:iCs w:val="0"/>
+          <w:strike w:val="0"/>
+          <w:color w:val="8d1d75"/>
+          <w:sz w:val="24"/>
+          <w:szCs w:val="24"/>
+          <w:u w:val="none"/>
+          <w:rtl w:val="0"/>
+        </w:rPr>
+        <w:t xml:space="preserve">GP stack: </w:t>
+      </w:r>
+      <w:r>
+        <w:rPr>
+          <w:color w:val="8d1d75"/>
+          <w:rtl w:val="0"/>
+        </w:rPr>
+        <w:t xml:space="preserve">630k gp</w:t>
+      </w:r>
+      <w:r>
+        <w:rPr>
+          <w:rtl w:val="0"/>
+        </w:rPr>
+      </w:r>
+    </w:p>
+    <w:p>
+      <w:pPr>
+        <w:jc w:val="left"/>
+        <w:rPr/>
+      </w:pPr>
+      <w:r>
+        <w:rPr>
+          <w:b w:val="1"/>
+          <w:bCs w:val="1"/>
+          <w:i w:val="0"/>
+          <w:iCs w:val="0"/>
+          <w:strike w:val="0"/>
+          <w:color w:val="8d1d75"/>
+          <w:sz w:val="24"/>
+          <w:szCs w:val="24"/>
+          <w:u w:val="none"/>
+          <w:rtl w:val="0"/>
+        </w:rPr>
+        <w:t xml:space="preserve">Items needed: </w:t>
+      </w:r>
+      <w:r>
+        <w:rPr>
+          <w:color w:val="8d1d75"/>
+          <w:rtl w:val="0"/>
+        </w:rPr>
+        <w:t xml:space="preserve">D</w:t>
+      </w:r>
+      <w:r>
+        <w:rPr>
+          <w:b w:val="0"/>
+          <w:bCs w:val="0"/>
+          <w:i w:val="0"/>
+          <w:iCs w:val="0"/>
+          <w:strike w:val="0"/>
+          <w:color w:val="8d1d75"/>
+          <w:sz w:val="24"/>
+          <w:szCs w:val="24"/>
+          <w:u w:val="none"/>
+          <w:rtl w:val="0"/>
+        </w:rPr>
+        <w:t xml:space="preserve">ueling ring</w:t>
+      </w:r>
+      <w:r>
+        <w:rPr>
+          <w:b w:val="0"/>
+          <w:bCs w:val="0"/>
+          <w:i w:val="0"/>
+          <w:iCs w:val="0"/>
+          <w:strike w:val="0"/>
+          <w:color w:val="c9211e"/>
+          <w:sz w:val="24"/>
+          <w:szCs w:val="24"/>
+          <w:u w:val="none"/>
+          <w:rtl w:val="0"/>
+        </w:rPr>
+        <w:t xml:space="preserve"> (next section)</w:t>
+      </w:r>
+      <w:r>
+        <w:rPr>
+          <w:rtl w:val="0"/>
+        </w:rPr>
+      </w:r>
+    </w:p>
+    <w:p>
+      <w:pPr>
+        <w:jc w:val="left"/>
+        <w:rPr>
+          <w:color w:val="8d1d75"/>
+        </w:rPr>
+      </w:pPr>
+      <w:r>
+        <w:rPr>
+          <w:b w:val="1"/>
+          <w:bCs w:val="1"/>
+          <w:i w:val="0"/>
+          <w:iCs w:val="0"/>
+          <w:strike w:val="0"/>
+          <w:color w:val="8d1d75"/>
+          <w:sz w:val="24"/>
+          <w:szCs w:val="24"/>
+          <w:u w:val="none"/>
+          <w:rtl w:val="0"/>
+        </w:rPr>
+        <w:t xml:space="preserve">Skills/quests met?:</w:t>
+      </w:r>
+      <w:r>
+        <w:rPr>
+          <w:b w:val="0"/>
+          <w:bCs w:val="0"/>
+          <w:i w:val="0"/>
+          <w:iCs w:val="0"/>
+          <w:strike w:val="0"/>
+          <w:color w:val="8d1d75"/>
+          <w:sz w:val="24"/>
+          <w:szCs w:val="24"/>
+          <w:u w:val="none"/>
+          <w:rtl w:val="0"/>
+        </w:rPr>
+        <w:t xml:space="preserve"> yes</w:t>
+      </w:r>
+      <w:r>
+        <w:rPr>
+          <w:rtl w:val="0"/>
+        </w:rPr>
+      </w:r>
+    </w:p>
+    <w:p>
+      <w:pPr>
+        <w:jc w:val="left"/>
+        <w:rPr>
+          <w:b w:val="0"/>
+          <w:bCs w:val="0"/>
+          <w:i w:val="0"/>
+          <w:iCs w:val="0"/>
+          <w:strike w:val="0"/>
+          <w:color w:val="8d1d75"/>
+          <w:sz w:val="24"/>
+          <w:szCs w:val="24"/>
+          <w:u w:val="none"/>
+        </w:rPr>
+      </w:pPr>
+      <w:r>
+        <w:rPr>
+          <w:b w:val="0"/>
+          <w:bCs w:val="0"/>
+          <w:i w:val="0"/>
+          <w:iCs w:val="0"/>
+          <w:strike w:val="0"/>
+          <w:color w:val="8d1d75"/>
+          <w:sz w:val="24"/>
+          <w:szCs w:val="24"/>
+          <w:u w:val="none"/>
+          <w:rtl w:val="0"/>
+        </w:rPr>
+        <w:t xml:space="preserve">Total time: </w:t>
+      </w:r>
+      <w:r>
+        <w:rPr>
+          <w:color w:val="8d1d75"/>
+          <w:rtl w:val="0"/>
+        </w:rPr>
+        <w:t xml:space="preserve">15d5h</w:t>
+      </w:r>
+      <w:r>
+        <w:rPr>
+          <w:rtl w:val="0"/>
+        </w:rPr>
+      </w:r>
+    </w:p>
+    <w:p>
+      <w:pPr>
+        <w:numPr>
+          <w:ilvl w:val="0"/>
+          <w:numId w:val="1"/>
+        </w:numPr>
+        <w:ind w:left="720" w:hanging="360"/>
+        <w:jc w:val="left"/>
+        <w:rPr/>
+      </w:pPr>
+      <w:r>
+        <w:rPr>
+          <w:b w:val="0"/>
+          <w:bCs w:val="0"/>
+          <w:i w:val="0"/>
+          <w:iCs w:val="0"/>
+          <w:strike w:val="0"/>
+          <w:sz w:val="24"/>
+          <w:szCs w:val="24"/>
+          <w:u w:val="none"/>
+          <w:rtl w:val="0"/>
+        </w:rPr>
+        <w:t xml:space="preserve">Due</w:t>
+      </w:r>
+      <w:r>
+        <w:rPr>
+          <w:b w:val="0"/>
+          <w:bCs w:val="0"/>
+          <w:i w:val="0"/>
+          <w:iCs w:val="0"/>
+          <w:strike w:val="0"/>
+          <w:color w:val="000000"/>
+          <w:sz w:val="24"/>
+          <w:szCs w:val="24"/>
+          <w:u w:val="none"/>
+          <w:rtl w:val="0"/>
+        </w:rPr>
+        <w:t xml:space="preserve">ling teleport</w:t>
+      </w:r>
+      <w:r>
+        <w:rPr>
+          <w:rtl w:val="0"/>
+        </w:rPr>
+        <w:t xml:space="preserve">,</w:t>
+      </w:r>
+      <w:r>
+        <w:rPr>
+          <w:b w:val="0"/>
+          <w:bCs w:val="0"/>
+          <w:i w:val="0"/>
+          <w:iCs w:val="0"/>
+          <w:strike w:val="0"/>
+          <w:color w:val="000000"/>
+          <w:sz w:val="24"/>
+          <w:szCs w:val="24"/>
+          <w:u w:val="none"/>
+          <w:rtl w:val="0"/>
+        </w:rPr>
+        <w:t xml:space="preserve"> speak with Osman for Contact!. Camulet teleport to the quarry and head to Sophanem, speak with Simon Templeton, climb the agility pyramid and take the golden pyramid for the diary (</w:t>
+      </w:r>
+      <w:r>
+        <w:rPr>
+          <w:rtl w:val="0"/>
+        </w:rPr>
+        <w:t xml:space="preserve">hit spacebar after collecting it to complete the diary step, if not you’ll have to climb the pyramid again)</w:t>
+      </w:r>
+      <w:r>
+        <w:rPr>
+          <w:b w:val="0"/>
+          <w:bCs w:val="0"/>
+          <w:i w:val="0"/>
+          <w:iCs w:val="0"/>
+          <w:strike w:val="0"/>
+          <w:color w:val="000000"/>
+          <w:sz w:val="24"/>
+          <w:szCs w:val="24"/>
+          <w:u w:val="none"/>
+          <w:rtl w:val="0"/>
+        </w:rPr>
+        <w:t xml:space="preserve">, sell your Pyramid Plunder artefact and golden pyramid to Simon Templeton, enter Sophanem and finish Contact! (pick up the Keris and kill a locust rider for the diary near the end), putting the lamp on Attack (unless you</w:t>
+      </w:r>
+      <w:r>
+        <w:rPr>
+          <w:rtl w:val="0"/>
+        </w:rPr>
+        <w:t xml:space="preserve">’ve already hit level 60, in which case you should put it on Defence)</w:t>
+      </w:r>
+      <w:r>
+        <w:rPr>
+          <w:b w:val="0"/>
+          <w:bCs w:val="0"/>
+          <w:i w:val="0"/>
+          <w:iCs w:val="0"/>
+          <w:strike w:val="0"/>
+          <w:color w:val="000000"/>
+          <w:sz w:val="24"/>
+          <w:szCs w:val="24"/>
+          <w:u w:val="none"/>
+          <w:rtl w:val="0"/>
+        </w:rPr>
+        <w:t xml:space="preserve">. Speak with the Sphinx to progress A Tail of Two Cats. </w:t>
+      </w:r>
+      <w:r>
+        <w:rPr>
+          <w:rtl w:val="0"/>
+        </w:rPr>
+        <w:t xml:space="preserve">Games necklace to Burthorpe and progress A Tail of Two Cats, doing Bob’s chores including planting the potatoes (don’t wait for them to grow).</w:t>
+      </w:r>
+    </w:p>
+    <w:p>
+      <w:pPr>
+        <w:jc w:val="left"/>
+        <w:rPr/>
+      </w:pPr>
+      <w:r>
+        <w:rPr>
+          <w:b w:val="1"/>
+          <w:bCs w:val="1"/>
+          <w:i w:val="0"/>
+          <w:iCs w:val="0"/>
+          <w:strike w:val="0"/>
+          <w:color w:val="8d1d75"/>
+          <w:sz w:val="24"/>
+          <w:szCs w:val="24"/>
+          <w:u w:val="none"/>
+          <w:rtl w:val="0"/>
+        </w:rPr>
+        <w:t xml:space="preserve">GP stack: </w:t>
+      </w:r>
+      <w:r>
+        <w:rPr>
+          <w:color w:val="8d1d75"/>
+          <w:rtl w:val="0"/>
+        </w:rPr>
         <w:t xml:space="preserve">30k gp</w:t>
       </w:r>
       <w:r>
@@ -14977,29 +15788,801 @@
           <w:u w:val="none"/>
           <w:rtl w:val="0"/>
         </w:rPr>
-        <w:t xml:space="preserve">cash stack, rune axe, </w:t>
-      </w:r>
-      <w:r>
-        <w:rPr>
-          <w:color w:val="8d1d75"/>
-          <w:rtl w:val="0"/>
-        </w:rPr>
-        <w:t xml:space="preserve">earth runes (or staff), air runes (or staff),</w:t>
-      </w:r>
-      <w:r>
-        <w:rPr>
-          <w:b w:val="0"/>
-          <w:bCs w:val="0"/>
-          <w:i w:val="0"/>
-          <w:iCs w:val="0"/>
-          <w:strike w:val="0"/>
-          <w:color w:val="8d1d75"/>
-          <w:sz w:val="24"/>
-          <w:szCs w:val="24"/>
-          <w:u w:val="none"/>
-          <w:rtl w:val="0"/>
-        </w:rPr>
-        <w:t xml:space="preserve"> death runes, raw karambwanji, anti-dragon shield, melee gear, swordfish, energy potions, prayer potions, antipoison, steel spear, small fishing net, 4-dose agility potion, tinderbox, necklace of passage</w:t>
+        <w:t xml:space="preserve">cash stack, waterskins, dueling ring,</w:t>
+      </w:r>
+      <w:r>
+        <w:rPr>
+          <w:color w:val="8d1d75"/>
+          <w:rtl w:val="0"/>
+        </w:rPr>
+        <w:t xml:space="preserve"> </w:t>
+      </w:r>
+      <w:r>
+        <w:rPr>
+          <w:b w:val="0"/>
+          <w:bCs w:val="0"/>
+          <w:i w:val="0"/>
+          <w:iCs w:val="0"/>
+          <w:strike w:val="0"/>
+          <w:color w:val="8d1d75"/>
+          <w:sz w:val="24"/>
+          <w:szCs w:val="24"/>
+          <w:u w:val="none"/>
+          <w:rtl w:val="0"/>
+        </w:rPr>
+        <w:t xml:space="preserve">Camulet, stone scarab, </w:t>
+      </w:r>
+      <w:r>
+        <w:rPr>
+          <w:color w:val="8d1d75"/>
+          <w:rtl w:val="0"/>
+        </w:rPr>
+        <w:t xml:space="preserve">air runes (or staff), </w:t>
+      </w:r>
+      <w:r>
+        <w:rPr>
+          <w:b w:val="0"/>
+          <w:bCs w:val="0"/>
+          <w:i w:val="0"/>
+          <w:iCs w:val="0"/>
+          <w:strike w:val="0"/>
+          <w:color w:val="8d1d75"/>
+          <w:sz w:val="24"/>
+          <w:szCs w:val="24"/>
+          <w:u w:val="none"/>
+          <w:rtl w:val="0"/>
+        </w:rPr>
+        <w:t xml:space="preserve">death runes, fire runes (or staff), swordfish, prayer potions, antipoison, light source, catspeak amulet, </w:t>
+      </w:r>
+      <w:r>
+        <w:rPr>
+          <w:color w:val="8d1d75"/>
+          <w:rtl w:val="0"/>
+        </w:rPr>
+        <w:t xml:space="preserve">hellcat, </w:t>
+      </w:r>
+      <w:r>
+        <w:rPr>
+          <w:b w:val="0"/>
+          <w:bCs w:val="0"/>
+          <w:i w:val="0"/>
+          <w:iCs w:val="0"/>
+          <w:strike w:val="0"/>
+          <w:color w:val="8d1d75"/>
+          <w:sz w:val="24"/>
+          <w:szCs w:val="24"/>
+          <w:u w:val="none"/>
+          <w:rtl w:val="0"/>
+        </w:rPr>
+        <w:t xml:space="preserve">logs, tinderbox, bucket of milk, chocolate cake, shears, rake, seed dibber, 4 potato seeds</w:t>
+      </w:r>
+      <w:r>
+        <w:rPr>
+          <w:rtl w:val="0"/>
+        </w:rPr>
+      </w:r>
+    </w:p>
+    <w:p>
+      <w:pPr>
+        <w:jc w:val="left"/>
+        <w:rPr>
+          <w:color w:val="8d1d75"/>
+        </w:rPr>
+      </w:pPr>
+      <w:r>
+        <w:rPr>
+          <w:b w:val="1"/>
+          <w:bCs w:val="1"/>
+          <w:i w:val="0"/>
+          <w:iCs w:val="0"/>
+          <w:strike w:val="0"/>
+          <w:color w:val="8d1d75"/>
+          <w:sz w:val="24"/>
+          <w:szCs w:val="24"/>
+          <w:u w:val="none"/>
+          <w:rtl w:val="0"/>
+        </w:rPr>
+        <w:t xml:space="preserve">Skills/quests met?:</w:t>
+      </w:r>
+      <w:r>
+        <w:rPr>
+          <w:b w:val="0"/>
+          <w:bCs w:val="0"/>
+          <w:i w:val="0"/>
+          <w:iCs w:val="0"/>
+          <w:strike w:val="0"/>
+          <w:color w:val="8d1d75"/>
+          <w:sz w:val="24"/>
+          <w:szCs w:val="24"/>
+          <w:u w:val="none"/>
+          <w:rtl w:val="0"/>
+        </w:rPr>
+        <w:t xml:space="preserve"> yes</w:t>
+      </w:r>
+      <w:r>
+        <w:rPr>
+          <w:rtl w:val="0"/>
+        </w:rPr>
+      </w:r>
+    </w:p>
+    <w:p>
+      <w:pPr>
+        <w:jc w:val="left"/>
+        <w:rPr>
+          <w:b w:val="0"/>
+          <w:bCs w:val="0"/>
+          <w:i w:val="0"/>
+          <w:iCs w:val="0"/>
+          <w:strike w:val="0"/>
+          <w:color w:val="8d1d75"/>
+          <w:sz w:val="24"/>
+          <w:szCs w:val="24"/>
+          <w:u w:val="none"/>
+        </w:rPr>
+      </w:pPr>
+      <w:r>
+        <w:rPr>
+          <w:b w:val="0"/>
+          <w:bCs w:val="0"/>
+          <w:i w:val="0"/>
+          <w:iCs w:val="0"/>
+          <w:strike w:val="0"/>
+          <w:color w:val="8d1d75"/>
+          <w:sz w:val="24"/>
+          <w:szCs w:val="24"/>
+          <w:u w:val="none"/>
+          <w:rtl w:val="0"/>
+        </w:rPr>
+        <w:t xml:space="preserve">Total time: </w:t>
+      </w:r>
+      <w:r>
+        <w:rPr>
+          <w:color w:val="8d1d75"/>
+          <w:rtl w:val="0"/>
+        </w:rPr>
+        <w:t xml:space="preserve">15d6h</w:t>
+      </w:r>
+      <w:r>
+        <w:rPr>
+          <w:rtl w:val="0"/>
+        </w:rPr>
+      </w:r>
+    </w:p>
+    <w:p>
+      <w:pPr>
+        <w:numPr>
+          <w:ilvl w:val="0"/>
+          <w:numId w:val="1"/>
+        </w:numPr>
+        <w:ind w:left="720" w:hanging="360"/>
+        <w:jc w:val="left"/>
+        <w:rPr/>
+      </w:pPr>
+      <w:r>
+        <w:rPr>
+          <w:rtl w:val="0"/>
+        </w:rPr>
+        <w:t xml:space="preserve">Dueling ring to Castle Wars, c</w:t>
+      </w:r>
+      <w:r>
+        <w:rPr>
+          <w:b w:val="0"/>
+          <w:bCs w:val="0"/>
+          <w:i w:val="0"/>
+          <w:iCs w:val="0"/>
+          <w:strike w:val="0"/>
+          <w:sz w:val="24"/>
+          <w:szCs w:val="24"/>
+          <w:u w:val="none"/>
+          <w:rtl w:val="0"/>
+        </w:rPr>
+        <w:t xml:space="preserve">onti</w:t>
+      </w:r>
+      <w:r>
+        <w:rPr>
+          <w:b w:val="0"/>
+          <w:bCs w:val="0"/>
+          <w:i w:val="0"/>
+          <w:iCs w:val="0"/>
+          <w:strike w:val="0"/>
+          <w:color w:val="000000"/>
+          <w:sz w:val="24"/>
+          <w:szCs w:val="24"/>
+          <w:u w:val="none"/>
+          <w:rtl w:val="0"/>
+        </w:rPr>
+        <w:t xml:space="preserve">nue One Small Favour until you have made the gnome glider landing strip (make sure to use the drop trick to buy extra gems of each type – 2 of each of the four types for 2k gp).</w:t>
+      </w:r>
+      <w:r>
+        <w:rPr>
+          <w:rtl w:val="0"/>
+        </w:rPr>
+        <w:t xml:space="preserve"> </w:t>
+      </w:r>
+      <w:r>
+        <w:rPr>
+          <w:b w:val="0"/>
+          <w:bCs w:val="0"/>
+          <w:i w:val="0"/>
+          <w:iCs w:val="0"/>
+          <w:strike w:val="0"/>
+          <w:color w:val="000000"/>
+          <w:sz w:val="24"/>
+          <w:szCs w:val="24"/>
+          <w:u w:val="none"/>
+          <w:rtl w:val="0"/>
+        </w:rPr>
+        <w:t xml:space="preserve">Catch spined larupia</w:t>
+      </w:r>
+      <w:r>
+        <w:rPr>
+          <w:rtl w:val="0"/>
+        </w:rPr>
+        <w:t xml:space="preserve">’s for four furs (tatty is fine), also completing a diary step</w:t>
+      </w:r>
+      <w:r>
+        <w:rPr>
+          <w:b w:val="0"/>
+          <w:bCs w:val="0"/>
+          <w:i w:val="0"/>
+          <w:iCs w:val="0"/>
+          <w:strike w:val="0"/>
+          <w:color w:val="000000"/>
+          <w:sz w:val="24"/>
+          <w:szCs w:val="24"/>
+          <w:u w:val="none"/>
+          <w:rtl w:val="0"/>
+        </w:rPr>
+        <w:t xml:space="preserve">. </w:t>
+      </w:r>
+      <w:r>
+        <w:rPr>
+          <w:rtl w:val="0"/>
+        </w:rPr>
+        <w:t xml:space="preserve">At your convenience, make the medium fur pouch (requires needle, thread and the larupia and ghraak furs). </w:t>
+      </w:r>
+      <w:r>
+        <w:rPr>
+          <w:b w:val="0"/>
+          <w:bCs w:val="0"/>
+          <w:i w:val="0"/>
+          <w:iCs w:val="0"/>
+          <w:strike w:val="0"/>
+          <w:color w:val="000000"/>
+          <w:sz w:val="24"/>
+          <w:szCs w:val="24"/>
+          <w:u w:val="none"/>
+          <w:rtl w:val="0"/>
+        </w:rPr>
+        <w:t xml:space="preserve">Kill </w:t>
+      </w:r>
+      <w:r>
+        <w:rPr>
+          <w:rtl w:val="0"/>
+        </w:rPr>
+        <w:t xml:space="preserve">wolves for Rag and Bone Man II.</w:t>
+      </w:r>
+    </w:p>
+    <w:p>
+      <w:pPr>
+        <w:jc w:val="left"/>
+        <w:rPr/>
+      </w:pPr>
+      <w:r>
+        <w:rPr>
+          <w:b w:val="1"/>
+          <w:bCs w:val="1"/>
+          <w:i w:val="0"/>
+          <w:iCs w:val="0"/>
+          <w:strike w:val="0"/>
+          <w:color w:val="8d1d75"/>
+          <w:sz w:val="24"/>
+          <w:szCs w:val="24"/>
+          <w:u w:val="none"/>
+          <w:rtl w:val="0"/>
+        </w:rPr>
+        <w:t xml:space="preserve">GP stack: </w:t>
+      </w:r>
+      <w:r>
+        <w:rPr>
+          <w:color w:val="8d1d75"/>
+          <w:rtl w:val="0"/>
+        </w:rPr>
+        <w:t xml:space="preserve">630k gp</w:t>
+      </w:r>
+      <w:r>
+        <w:rPr>
+          <w:rtl w:val="0"/>
+        </w:rPr>
+      </w:r>
+    </w:p>
+    <w:p>
+      <w:pPr>
+        <w:jc w:val="left"/>
+        <w:rPr/>
+      </w:pPr>
+      <w:r>
+        <w:rPr>
+          <w:b w:val="1"/>
+          <w:bCs w:val="1"/>
+          <w:i w:val="0"/>
+          <w:iCs w:val="0"/>
+          <w:strike w:val="0"/>
+          <w:color w:val="8d1d75"/>
+          <w:sz w:val="24"/>
+          <w:szCs w:val="24"/>
+          <w:u w:val="none"/>
+          <w:rtl w:val="0"/>
+        </w:rPr>
+        <w:t xml:space="preserve">Items needed: </w:t>
+      </w:r>
+      <w:r>
+        <w:rPr>
+          <w:b w:val="0"/>
+          <w:bCs w:val="0"/>
+          <w:i w:val="0"/>
+          <w:iCs w:val="0"/>
+          <w:strike w:val="0"/>
+          <w:color w:val="8d1d75"/>
+          <w:sz w:val="24"/>
+          <w:szCs w:val="24"/>
+          <w:u w:val="none"/>
+          <w:rtl w:val="0"/>
+        </w:rPr>
+        <w:t xml:space="preserve">cash stack, stodgy mattress, semi-precious gems, sapphires, Ardy Cloak 1, dramen staff, teasing stick, knife, regular logs, hammer, chisel, melee gear, dueling ring, energy potions, games necklace</w:t>
+      </w:r>
+      <w:r>
+        <w:rPr>
+          <w:rtl w:val="0"/>
+        </w:rPr>
+      </w:r>
+    </w:p>
+    <w:p>
+      <w:pPr>
+        <w:jc w:val="left"/>
+        <w:rPr>
+          <w:color w:val="8d1d75"/>
+        </w:rPr>
+      </w:pPr>
+      <w:r>
+        <w:rPr>
+          <w:b w:val="1"/>
+          <w:bCs w:val="1"/>
+          <w:i w:val="0"/>
+          <w:iCs w:val="0"/>
+          <w:strike w:val="0"/>
+          <w:color w:val="8d1d75"/>
+          <w:sz w:val="24"/>
+          <w:szCs w:val="24"/>
+          <w:u w:val="none"/>
+          <w:rtl w:val="0"/>
+        </w:rPr>
+        <w:t xml:space="preserve">Skills/quests met?:</w:t>
+      </w:r>
+      <w:r>
+        <w:rPr>
+          <w:b w:val="0"/>
+          <w:bCs w:val="0"/>
+          <w:i w:val="0"/>
+          <w:iCs w:val="0"/>
+          <w:strike w:val="0"/>
+          <w:color w:val="8d1d75"/>
+          <w:sz w:val="24"/>
+          <w:szCs w:val="24"/>
+          <w:u w:val="none"/>
+          <w:rtl w:val="0"/>
+        </w:rPr>
+        <w:t xml:space="preserve"> ye</w:t>
+      </w:r>
+      <w:r>
+        <w:rPr>
+          <w:color w:val="8d1d75"/>
+          <w:rtl w:val="0"/>
+        </w:rPr>
+        <w:t xml:space="preserve">s</w:t>
+      </w:r>
+    </w:p>
+    <w:p>
+      <w:pPr>
+        <w:jc w:val="left"/>
+        <w:rPr>
+          <w:b w:val="0"/>
+          <w:bCs w:val="0"/>
+          <w:i w:val="0"/>
+          <w:iCs w:val="0"/>
+          <w:strike w:val="0"/>
+          <w:color w:val="8d1d75"/>
+          <w:sz w:val="24"/>
+          <w:szCs w:val="24"/>
+          <w:u w:val="none"/>
+        </w:rPr>
+      </w:pPr>
+      <w:r>
+        <w:rPr>
+          <w:b w:val="0"/>
+          <w:bCs w:val="0"/>
+          <w:i w:val="0"/>
+          <w:iCs w:val="0"/>
+          <w:strike w:val="0"/>
+          <w:color w:val="8d1d75"/>
+          <w:sz w:val="24"/>
+          <w:szCs w:val="24"/>
+          <w:u w:val="none"/>
+          <w:rtl w:val="0"/>
+        </w:rPr>
+        <w:t xml:space="preserve">Total time: </w:t>
+      </w:r>
+      <w:r>
+        <w:rPr>
+          <w:color w:val="8d1d75"/>
+          <w:rtl w:val="0"/>
+        </w:rPr>
+        <w:t xml:space="preserve">15d7h</w:t>
+      </w:r>
+      <w:r>
+        <w:rPr>
+          <w:rtl w:val="0"/>
+        </w:rPr>
+      </w:r>
+    </w:p>
+    <w:p>
+      <w:pPr>
+        <w:numPr>
+          <w:ilvl w:val="0"/>
+          <w:numId w:val="1"/>
+        </w:numPr>
+        <w:ind w:left="720" w:hanging="360"/>
+        <w:jc w:val="left"/>
+        <w:rPr/>
+      </w:pPr>
+      <w:r>
+        <w:rPr>
+          <w:b w:val="0"/>
+          <w:bCs w:val="0"/>
+          <w:i w:val="0"/>
+          <w:iCs w:val="0"/>
+          <w:strike w:val="0"/>
+          <w:color w:val="000000"/>
+          <w:sz w:val="24"/>
+          <w:szCs w:val="24"/>
+          <w:u w:val="none"/>
+          <w:rtl w:val="0"/>
+        </w:rPr>
+        <w:t xml:space="preserve">After completing the Rantz step of OSF, teleport to Burthorpe and progress A Tail of Two Cats (the potatoes should be grown by now), then to Varrock (chronicle). Progress Ratcatchers at Hooknosed Jack, talk to the Apothecary for Ratcatchers</w:t>
+      </w:r>
+      <w:r>
+        <w:rPr>
+          <w:rtl w:val="0"/>
+        </w:rPr>
+        <w:t xml:space="preserve"> and </w:t>
+      </w:r>
+      <w:r>
+        <w:rPr>
+          <w:b w:val="0"/>
+          <w:bCs w:val="0"/>
+          <w:i w:val="0"/>
+          <w:iCs w:val="0"/>
+          <w:strike w:val="0"/>
+          <w:color w:val="000000"/>
+          <w:sz w:val="24"/>
+          <w:szCs w:val="24"/>
+          <w:u w:val="none"/>
+          <w:rtl w:val="0"/>
+        </w:rPr>
+        <w:t xml:space="preserve">A Tail of Two Cat</w:t>
+      </w:r>
+      <w:r>
+        <w:rPr>
+          <w:rtl w:val="0"/>
+        </w:rPr>
+        <w:t xml:space="preserve">s.</w:t>
+      </w:r>
+      <w:r>
+        <w:rPr>
+          <w:b w:val="0"/>
+          <w:bCs w:val="0"/>
+          <w:i w:val="0"/>
+          <w:iCs w:val="0"/>
+          <w:strike w:val="0"/>
+          <w:color w:val="000000"/>
+          <w:sz w:val="24"/>
+          <w:szCs w:val="24"/>
+          <w:u w:val="none"/>
+          <w:rtl w:val="0"/>
+        </w:rPr>
+        <w:t xml:space="preserve"> Return to Hooknosed Jack to continue Ratcatchers.</w:t>
+      </w:r>
+      <w:r>
+        <w:rPr>
+          <w:rtl w:val="0"/>
+        </w:rPr>
+      </w:r>
+    </w:p>
+    <w:p>
+      <w:pPr>
+        <w:jc w:val="left"/>
+        <w:rPr/>
+      </w:pPr>
+      <w:r>
+        <w:rPr>
+          <w:b w:val="1"/>
+          <w:bCs w:val="1"/>
+          <w:i w:val="0"/>
+          <w:iCs w:val="0"/>
+          <w:strike w:val="0"/>
+          <w:color w:val="8d1d75"/>
+          <w:sz w:val="24"/>
+          <w:szCs w:val="24"/>
+          <w:u w:val="none"/>
+          <w:rtl w:val="0"/>
+        </w:rPr>
+        <w:t xml:space="preserve">GP stack: </w:t>
+      </w:r>
+      <w:r>
+        <w:rPr>
+          <w:color w:val="8d1d75"/>
+          <w:rtl w:val="0"/>
+        </w:rPr>
+        <w:t xml:space="preserve">30k gp</w:t>
+      </w:r>
+      <w:r>
+        <w:rPr>
+          <w:rtl w:val="0"/>
+        </w:rPr>
+      </w:r>
+    </w:p>
+    <w:p>
+      <w:pPr>
+        <w:jc w:val="left"/>
+        <w:rPr/>
+      </w:pPr>
+      <w:r>
+        <w:rPr>
+          <w:b w:val="1"/>
+          <w:bCs w:val="1"/>
+          <w:i w:val="0"/>
+          <w:iCs w:val="0"/>
+          <w:strike w:val="0"/>
+          <w:color w:val="8d1d75"/>
+          <w:sz w:val="24"/>
+          <w:szCs w:val="24"/>
+          <w:u w:val="none"/>
+          <w:rtl w:val="0"/>
+        </w:rPr>
+        <w:t xml:space="preserve">Items needed: </w:t>
+      </w:r>
+      <w:r>
+        <w:rPr>
+          <w:b w:val="0"/>
+          <w:bCs w:val="0"/>
+          <w:i w:val="0"/>
+          <w:iCs w:val="0"/>
+          <w:strike w:val="0"/>
+          <w:color w:val="8d1d75"/>
+          <w:sz w:val="24"/>
+          <w:szCs w:val="24"/>
+          <w:u w:val="none"/>
+          <w:rtl w:val="0"/>
+        </w:rPr>
+        <w:t xml:space="preserve">stodgy mattress, games necklace, catspeak amulet, hellcat,</w:t>
+      </w:r>
+      <w:r>
+        <w:rPr>
+          <w:color w:val="8d1d75"/>
+          <w:rtl w:val="0"/>
+        </w:rPr>
+        <w:t xml:space="preserve"> </w:t>
+      </w:r>
+      <w:r>
+        <w:rPr>
+          <w:b w:val="0"/>
+          <w:bCs w:val="0"/>
+          <w:i w:val="0"/>
+          <w:iCs w:val="0"/>
+          <w:strike w:val="0"/>
+          <w:color w:val="8d1d75"/>
+          <w:sz w:val="24"/>
+          <w:szCs w:val="24"/>
+          <w:u w:val="none"/>
+          <w:rtl w:val="0"/>
+        </w:rPr>
+        <w:t xml:space="preserve">4 cheese, empty vial, 2 red spider’s eggs, kwuarm, marrentill, unicorn horn dust, bucket of milk, karambwanji or other fish (for cat), limpwurt root, law</w:t>
+      </w:r>
+      <w:r>
+        <w:rPr>
+          <w:color w:val="8d1d75"/>
+          <w:rtl w:val="0"/>
+        </w:rPr>
+        <w:t xml:space="preserve"> runes, air runes, fire runes</w:t>
+      </w:r>
+      <w:r>
+        <w:rPr>
+          <w:rtl w:val="0"/>
+        </w:rPr>
+      </w:r>
+    </w:p>
+    <w:p>
+      <w:pPr>
+        <w:jc w:val="left"/>
+        <w:rPr/>
+      </w:pPr>
+      <w:r>
+        <w:rPr>
+          <w:b w:val="1"/>
+          <w:bCs w:val="1"/>
+          <w:i w:val="0"/>
+          <w:iCs w:val="0"/>
+          <w:strike w:val="0"/>
+          <w:color w:val="8d1d75"/>
+          <w:sz w:val="24"/>
+          <w:szCs w:val="24"/>
+          <w:u w:val="none"/>
+          <w:rtl w:val="0"/>
+        </w:rPr>
+        <w:t xml:space="preserve">Skills/quests met?:</w:t>
+      </w:r>
+      <w:r>
+        <w:rPr>
+          <w:b w:val="0"/>
+          <w:bCs w:val="0"/>
+          <w:i w:val="0"/>
+          <w:iCs w:val="0"/>
+          <w:strike w:val="0"/>
+          <w:color w:val="8d1d75"/>
+          <w:sz w:val="24"/>
+          <w:szCs w:val="24"/>
+          <w:u w:val="none"/>
+          <w:rtl w:val="0"/>
+        </w:rPr>
+        <w:t xml:space="preserve"> yes</w:t>
+      </w:r>
+      <w:r>
+        <w:rPr>
+          <w:rtl w:val="0"/>
+        </w:rPr>
+      </w:r>
+    </w:p>
+    <w:p>
+      <w:pPr>
+        <w:jc w:val="left"/>
+        <w:rPr>
+          <w:b w:val="0"/>
+          <w:bCs w:val="0"/>
+          <w:i w:val="0"/>
+          <w:iCs w:val="0"/>
+          <w:strike w:val="0"/>
+          <w:color w:val="8d1d75"/>
+          <w:sz w:val="24"/>
+          <w:szCs w:val="24"/>
+          <w:u w:val="none"/>
+        </w:rPr>
+      </w:pPr>
+      <w:r>
+        <w:rPr>
+          <w:b w:val="0"/>
+          <w:bCs w:val="0"/>
+          <w:i w:val="0"/>
+          <w:iCs w:val="0"/>
+          <w:strike w:val="0"/>
+          <w:color w:val="8d1d75"/>
+          <w:sz w:val="24"/>
+          <w:szCs w:val="24"/>
+          <w:u w:val="none"/>
+          <w:rtl w:val="0"/>
+        </w:rPr>
+        <w:t xml:space="preserve">Total time: </w:t>
+      </w:r>
+      <w:r>
+        <w:rPr>
+          <w:color w:val="8d1d75"/>
+          <w:rtl w:val="0"/>
+        </w:rPr>
+        <w:t xml:space="preserve">15d7h</w:t>
+      </w:r>
+      <w:r>
+        <w:rPr>
+          <w:rtl w:val="0"/>
+        </w:rPr>
+      </w:r>
+    </w:p>
+    <w:p>
+      <w:pPr>
+        <w:numPr>
+          <w:ilvl w:val="0"/>
+          <w:numId w:val="1"/>
+        </w:numPr>
+        <w:ind w:left="720" w:hanging="360"/>
+        <w:jc w:val="left"/>
+        <w:rPr/>
+      </w:pPr>
+      <w:r>
+        <w:rPr>
+          <w:b w:val="0"/>
+          <w:bCs w:val="0"/>
+          <w:i w:val="0"/>
+          <w:iCs w:val="0"/>
+          <w:strike w:val="0"/>
+          <w:color w:val="000000"/>
+          <w:sz w:val="24"/>
+          <w:szCs w:val="24"/>
+          <w:u w:val="none"/>
+          <w:rtl w:val="0"/>
+        </w:rPr>
+        <w:t xml:space="preserve">Make the penguin suit (use an extra steel bar for the clockwork) after upgrading the workbench. Blast furnace minigame teleport and complete the Smokin’ Joe part of Ratcatchers, followed by giving the gold cannonball to Dondakan and collecting three of the four schematics for Between a Rock…</w:t>
+      </w:r>
+      <w:r>
+        <w:rPr>
+          <w:rtl w:val="0"/>
+        </w:rPr>
+      </w:r>
+    </w:p>
+    <w:p>
+      <w:pPr>
+        <w:jc w:val="left"/>
+        <w:rPr/>
+      </w:pPr>
+      <w:r>
+        <w:rPr>
+          <w:b w:val="1"/>
+          <w:bCs w:val="1"/>
+          <w:i w:val="0"/>
+          <w:iCs w:val="0"/>
+          <w:strike w:val="0"/>
+          <w:color w:val="8d1d75"/>
+          <w:sz w:val="24"/>
+          <w:szCs w:val="24"/>
+          <w:u w:val="none"/>
+          <w:rtl w:val="0"/>
+        </w:rPr>
+        <w:t xml:space="preserve">GP stack: </w:t>
+      </w:r>
+      <w:r>
+        <w:rPr>
+          <w:color w:val="8d1d75"/>
+          <w:rtl w:val="0"/>
+        </w:rPr>
+        <w:t xml:space="preserve">630k gp</w:t>
+      </w:r>
+      <w:r>
+        <w:rPr>
+          <w:rtl w:val="0"/>
+        </w:rPr>
+      </w:r>
+    </w:p>
+    <w:p>
+      <w:pPr>
+        <w:jc w:val="left"/>
+        <w:rPr/>
+      </w:pPr>
+      <w:r>
+        <w:rPr>
+          <w:b w:val="1"/>
+          <w:bCs w:val="1"/>
+          <w:i w:val="0"/>
+          <w:iCs w:val="0"/>
+          <w:strike w:val="0"/>
+          <w:color w:val="8d1d75"/>
+          <w:sz w:val="24"/>
+          <w:szCs w:val="24"/>
+          <w:u w:val="none"/>
+          <w:rtl w:val="0"/>
+        </w:rPr>
+        <w:t xml:space="preserve">Items needed: </w:t>
+      </w:r>
+      <w:r>
+        <w:rPr>
+          <w:b w:val="0"/>
+          <w:bCs w:val="0"/>
+          <w:i w:val="0"/>
+          <w:iCs w:val="0"/>
+          <w:strike w:val="0"/>
+          <w:color w:val="8d1d75"/>
+          <w:sz w:val="24"/>
+          <w:szCs w:val="24"/>
+          <w:u w:val="none"/>
+          <w:rtl w:val="0"/>
+        </w:rPr>
+        <w:t xml:space="preserve">law runes, earth runes, air runes, two molten glass, plank, silk, steel bar, hellcat, catspeak amulet, pot, weeds, tinderbox, golden cannonball, dwarven lore book</w:t>
       </w:r>
       <w:r>
         <w:rPr>
@@ -15014,7 +16597,7 @@
           <w:u w:val="none"/>
           <w:rtl w:val="0"/>
         </w:rPr>
-        <w:t xml:space="preserve"> (for two sections ahead)</w:t>
+        <w:t xml:space="preserve"> (for the third page)</w:t>
       </w:r>
       <w:r>
         <w:rPr>
@@ -15067,21 +16650,21 @@
       <w:pPr>
         <w:jc w:val="left"/>
         <w:rPr>
-          <w:b w:val="1"/>
-          <w:bCs w:val="1"/>
-          <w:i w:val="0"/>
-          <w:iCs w:val="0"/>
-          <w:strike w:val="0"/>
-          <w:color w:val="8d1d75"/>
-          <w:sz w:val="24"/>
-          <w:szCs w:val="24"/>
-          <w:u w:val="none"/>
-        </w:rPr>
-      </w:pPr>
-      <w:r>
-        <w:rPr>
-          <w:b w:val="1"/>
-          <w:bCs w:val="1"/>
+          <w:b w:val="0"/>
+          <w:bCs w:val="0"/>
+          <w:i w:val="0"/>
+          <w:iCs w:val="0"/>
+          <w:strike w:val="0"/>
+          <w:color w:val="8d1d75"/>
+          <w:sz w:val="24"/>
+          <w:szCs w:val="24"/>
+          <w:u w:val="none"/>
+        </w:rPr>
+      </w:pPr>
+      <w:r>
+        <w:rPr>
+          <w:b w:val="0"/>
+          <w:bCs w:val="0"/>
           <w:i w:val="0"/>
           <w:iCs w:val="0"/>
           <w:strike w:val="0"/>
@@ -15098,7 +16681,7 @@
           <w:color w:val="8d1d75"/>
           <w:rtl w:val="0"/>
         </w:rPr>
-        <w:t xml:space="preserve">15d4h</w:t>
+        <w:t xml:space="preserve">15d8h</w:t>
       </w:r>
       <w:r>
         <w:rPr>
@@ -15129,13 +16712,7 @@
           <w:u w:val="none"/>
           <w:rtl w:val="0"/>
         </w:rPr>
-        <w:t xml:space="preserve">Then proceed to complete Tai Bwo Wannai Trio, killing Jogres for both the diary and Rag and Bone Man II along the way, catching a karambwan,</w:t>
-      </w:r>
-      <w:r>
-        <w:rPr>
-          <w:rtl w:val="0"/>
-        </w:rPr>
-        <w:t xml:space="preserve"> </w:t>
+        <w:t xml:space="preserve">Teleport to Burthorpe to progress A Tail of Two Cats, then minigame teleport to Port Khazard, continue OSF, when in Ardougne rebank and start Legends’ Quest, grind your sweetcorn into a pot of cornflour if you have the sweetcorn (if not you can just grind it later). Continue OSF then continue Cold War until </w:t>
       </w:r>
       <w:r>
         <w:rPr>
@@ -15147,16 +16724,10 @@
           <w:color w:val="000000"/>
           <w:sz w:val="24"/>
           <w:szCs w:val="24"/>
-          <w:u w:val="none"/>
-          <w:rtl w:val="0"/>
-        </w:rPr>
-        <w:t xml:space="preserve">exploring Cairn Isle and trapping a horned graahk also along the way and buying an opal (or better) machete from Safta Doc after for the diary. Don’t forget to claim the rewards from the three brothers, and buy a bronze spear (and cloth, clean it, for a scarecrow for Morytania easy diary and Falador medium diary, plant it on your next herb run. Leave it in whichever patch</w:t>
-      </w:r>
-      <w:r>
-        <w:rPr>
-          <w:rtl w:val="0"/>
-        </w:rPr>
-        <w:t xml:space="preserve">you visit</w:t>
+          <w:u w:val="single"/>
+          <w:rtl w:val="0"/>
+        </w:rPr>
+        <w:t xml:space="preserve">after</w:t>
       </w:r>
       <w:r>
         <w:rPr>
@@ -15171,7 +16742,770 @@
           <w:u w:val="none"/>
           <w:rtl w:val="0"/>
         </w:rPr>
-        <w:t xml:space="preserve"> second).</w:t>
+        <w:t xml:space="preserve"> the raw cod/ring of charos(a) step (so next up you have to collect the ‘Intelligence’.). Make sure to</w:t>
+      </w:r>
+      <w:r>
+        <w:rPr>
+          <w:rtl w:val="0"/>
+        </w:rPr>
+        <w:t xml:space="preserve"> pick up 5 papyrus</w:t>
+      </w:r>
+      <w:r>
+        <w:rPr>
+          <w:b w:val="0"/>
+          <w:bCs w:val="0"/>
+          <w:i w:val="0"/>
+          <w:iCs w:val="0"/>
+          <w:strike w:val="0"/>
+          <w:color w:val="000000"/>
+          <w:sz w:val="24"/>
+          <w:szCs w:val="24"/>
+          <w:u w:val="none"/>
+          <w:rtl w:val="0"/>
+        </w:rPr>
+        <w:t xml:space="preserve"> during Legends’ Quest start</w:t>
+      </w:r>
+      <w:r>
+        <w:rPr>
+          <w:rtl w:val="0"/>
+        </w:rPr>
+      </w:r>
+    </w:p>
+    <w:p>
+      <w:pPr>
+        <w:jc w:val="left"/>
+        <w:rPr/>
+      </w:pPr>
+      <w:r>
+        <w:rPr>
+          <w:b w:val="1"/>
+          <w:bCs w:val="1"/>
+          <w:i w:val="0"/>
+          <w:iCs w:val="0"/>
+          <w:strike w:val="0"/>
+          <w:color w:val="8d1d75"/>
+          <w:sz w:val="24"/>
+          <w:szCs w:val="24"/>
+          <w:u w:val="none"/>
+          <w:rtl w:val="0"/>
+        </w:rPr>
+        <w:t xml:space="preserve">GP stack: </w:t>
+      </w:r>
+      <w:r>
+        <w:rPr>
+          <w:color w:val="8d1d75"/>
+          <w:rtl w:val="0"/>
+        </w:rPr>
+        <w:t xml:space="preserve">630k gp</w:t>
+      </w:r>
+      <w:r>
+        <w:rPr>
+          <w:rtl w:val="0"/>
+        </w:rPr>
+      </w:r>
+    </w:p>
+    <w:p>
+      <w:pPr>
+        <w:jc w:val="left"/>
+        <w:rPr>
+          <w:color w:val="8d1d75"/>
+        </w:rPr>
+      </w:pPr>
+      <w:r>
+        <w:rPr>
+          <w:b w:val="1"/>
+          <w:bCs w:val="1"/>
+          <w:i w:val="0"/>
+          <w:iCs w:val="0"/>
+          <w:strike w:val="0"/>
+          <w:color w:val="8d1d75"/>
+          <w:sz w:val="24"/>
+          <w:szCs w:val="24"/>
+          <w:u w:val="none"/>
+          <w:rtl w:val="0"/>
+        </w:rPr>
+        <w:t xml:space="preserve">Items needed: </w:t>
+      </w:r>
+      <w:r>
+        <w:rPr>
+          <w:b w:val="0"/>
+          <w:bCs w:val="0"/>
+          <w:i w:val="0"/>
+          <w:iCs w:val="0"/>
+          <w:strike w:val="0"/>
+          <w:color w:val="8d1d75"/>
+          <w:sz w:val="24"/>
+          <w:szCs w:val="24"/>
+          <w:u w:val="none"/>
+          <w:rtl w:val="0"/>
+        </w:rPr>
+        <w:t xml:space="preserve">doctor’s hat, desert shirt/robe, vial of water, law runes, water staff, melee gear + rune pickaxe, prayer potions, hammer, ring of charos(a), Ardy Cloak 1, penguin suit</w:t>
+      </w:r>
+      <w:r>
+        <w:rPr>
+          <w:rtl w:val="0"/>
+        </w:rPr>
+      </w:r>
+    </w:p>
+    <w:p>
+      <w:pPr>
+        <w:jc w:val="left"/>
+        <w:rPr>
+          <w:color w:val="8d1d75"/>
+        </w:rPr>
+      </w:pPr>
+      <w:r>
+        <w:rPr>
+          <w:b w:val="1"/>
+          <w:bCs w:val="1"/>
+          <w:i w:val="0"/>
+          <w:iCs w:val="0"/>
+          <w:strike w:val="0"/>
+          <w:color w:val="8d1d75"/>
+          <w:sz w:val="24"/>
+          <w:szCs w:val="24"/>
+          <w:u w:val="none"/>
+          <w:rtl w:val="0"/>
+        </w:rPr>
+        <w:t xml:space="preserve">Skills/quests met?:</w:t>
+      </w:r>
+      <w:r>
+        <w:rPr>
+          <w:b w:val="0"/>
+          <w:bCs w:val="0"/>
+          <w:i w:val="0"/>
+          <w:iCs w:val="0"/>
+          <w:strike w:val="0"/>
+          <w:color w:val="8d1d75"/>
+          <w:sz w:val="24"/>
+          <w:szCs w:val="24"/>
+          <w:u w:val="none"/>
+          <w:rtl w:val="0"/>
+        </w:rPr>
+        <w:t xml:space="preserve"> yes</w:t>
+      </w:r>
+      <w:r>
+        <w:rPr>
+          <w:rtl w:val="0"/>
+        </w:rPr>
+      </w:r>
+    </w:p>
+    <w:p>
+      <w:pPr>
+        <w:jc w:val="left"/>
+        <w:rPr>
+          <w:b w:val="0"/>
+          <w:bCs w:val="0"/>
+          <w:i w:val="0"/>
+          <w:iCs w:val="0"/>
+          <w:strike w:val="0"/>
+          <w:color w:val="8d1d75"/>
+          <w:sz w:val="24"/>
+          <w:szCs w:val="24"/>
+          <w:u w:val="none"/>
+        </w:rPr>
+      </w:pPr>
+      <w:r>
+        <w:rPr>
+          <w:b w:val="0"/>
+          <w:bCs w:val="0"/>
+          <w:i w:val="0"/>
+          <w:iCs w:val="0"/>
+          <w:strike w:val="0"/>
+          <w:color w:val="8d1d75"/>
+          <w:sz w:val="24"/>
+          <w:szCs w:val="24"/>
+          <w:u w:val="none"/>
+          <w:rtl w:val="0"/>
+        </w:rPr>
+        <w:t xml:space="preserve">Total time: </w:t>
+      </w:r>
+      <w:r>
+        <w:rPr>
+          <w:color w:val="8d1d75"/>
+          <w:rtl w:val="0"/>
+        </w:rPr>
+        <w:t xml:space="preserve">15d8h</w:t>
+      </w:r>
+      <w:r>
+        <w:rPr>
+          <w:rtl w:val="0"/>
+        </w:rPr>
+      </w:r>
+    </w:p>
+    <w:p>
+      <w:pPr>
+        <w:numPr>
+          <w:ilvl w:val="0"/>
+          <w:numId w:val="1"/>
+        </w:numPr>
+        <w:ind w:left="720" w:hanging="360"/>
+        <w:jc w:val="left"/>
+        <w:rPr/>
+      </w:pPr>
+      <w:r>
+        <w:rPr>
+          <w:b w:val="0"/>
+          <w:bCs w:val="0"/>
+          <w:i w:val="0"/>
+          <w:iCs w:val="0"/>
+          <w:strike w:val="0"/>
+          <w:color w:val="000000"/>
+          <w:sz w:val="24"/>
+          <w:szCs w:val="24"/>
+          <w:u w:val="none"/>
+          <w:rtl w:val="0"/>
+        </w:rPr>
+        <w:t xml:space="preserve">Continue One Small Favour, all the way from Seers’ Village to Horvik in Varrock. When at the White Wolf Mountain speak with Khorvak under White Wolf Mountain for Between a Rock…, when in Barbarian Village make a second pot lid for Swan Song, enter the Stronghold of Security and collect an imbued skull sceptre and spend one charge to teleport for the diary</w:t>
+      </w:r>
+      <w:r>
+        <w:rPr>
+          <w:rtl w:val="0"/>
+        </w:rPr>
+        <w:t xml:space="preserve">, then run north and take the abyss to the chaos runecrafting altar with the wand and 15 chaos runes for What Lies Below. When at Horvik continue and complete What Lies Below. Collect (keep) the Dragon’hai history book for 5 kudos at the Varrock Museum at your own convenience.</w:t>
+      </w:r>
+      <w:r>
+        <w:rPr>
+          <w:rtl w:val="0"/>
+        </w:rPr>
+      </w:r>
+    </w:p>
+    <w:p>
+      <w:pPr>
+        <w:jc w:val="left"/>
+        <w:rPr/>
+      </w:pPr>
+      <w:r>
+        <w:rPr>
+          <w:b w:val="1"/>
+          <w:bCs w:val="1"/>
+          <w:i w:val="0"/>
+          <w:iCs w:val="0"/>
+          <w:strike w:val="0"/>
+          <w:color w:val="8d1d75"/>
+          <w:sz w:val="24"/>
+          <w:szCs w:val="24"/>
+          <w:u w:val="none"/>
+          <w:rtl w:val="0"/>
+        </w:rPr>
+        <w:t xml:space="preserve">GP stack: </w:t>
+      </w:r>
+      <w:r>
+        <w:rPr>
+          <w:color w:val="8d1d75"/>
+          <w:rtl w:val="0"/>
+        </w:rPr>
+        <w:t xml:space="preserve">630k gp</w:t>
+      </w:r>
+      <w:r>
+        <w:rPr>
+          <w:rtl w:val="0"/>
+        </w:rPr>
+      </w:r>
+    </w:p>
+    <w:p>
+      <w:pPr>
+        <w:jc w:val="left"/>
+        <w:rPr/>
+      </w:pPr>
+      <w:r>
+        <w:rPr>
+          <w:b w:val="1"/>
+          <w:bCs w:val="1"/>
+          <w:i w:val="0"/>
+          <w:iCs w:val="0"/>
+          <w:strike w:val="0"/>
+          <w:color w:val="8d1d75"/>
+          <w:sz w:val="24"/>
+          <w:szCs w:val="24"/>
+          <w:u w:val="none"/>
+          <w:rtl w:val="0"/>
+        </w:rPr>
+        <w:t xml:space="preserve">Items needed: </w:t>
+      </w:r>
+      <w:r>
+        <w:rPr>
+          <w:b w:val="0"/>
+          <w:bCs w:val="0"/>
+          <w:i w:val="0"/>
+          <w:iCs w:val="0"/>
+          <w:strike w:val="0"/>
+          <w:color w:val="8d1d75"/>
+          <w:sz w:val="24"/>
+          <w:szCs w:val="24"/>
+          <w:u w:val="none"/>
+          <w:rtl w:val="0"/>
+        </w:rPr>
+        <w:t xml:space="preserve">law runes, air staff, hammer, dueling ring, melee gear, swordfish, prayer potions, energy potions, dwarven stout</w:t>
+      </w:r>
+      <w:r>
+        <w:rPr>
+          <w:b w:val="0"/>
+          <w:bCs w:val="0"/>
+          <w:i w:val="0"/>
+          <w:iCs w:val="0"/>
+          <w:strike w:val="0"/>
+          <w:color w:val="c9211e"/>
+          <w:sz w:val="24"/>
+          <w:szCs w:val="24"/>
+          <w:u w:val="none"/>
+          <w:rtl w:val="0"/>
+        </w:rPr>
+        <w:t xml:space="preserve"> (on table)</w:t>
+      </w:r>
+      <w:r>
+        <w:rPr>
+          <w:b w:val="0"/>
+          <w:bCs w:val="0"/>
+          <w:i w:val="0"/>
+          <w:iCs w:val="0"/>
+          <w:strike w:val="0"/>
+          <w:color w:val="8d1d75"/>
+          <w:sz w:val="24"/>
+          <w:szCs w:val="24"/>
+          <w:u w:val="none"/>
+          <w:rtl w:val="0"/>
+        </w:rPr>
+        <w:t xml:space="preserve">, 2 soft clay, fire runes, herbal tincture</w:t>
+      </w:r>
+      <w:r>
+        <w:rPr>
+          <w:b w:val="0"/>
+          <w:bCs w:val="0"/>
+          <w:i w:val="0"/>
+          <w:iCs w:val="0"/>
+          <w:strike w:val="0"/>
+          <w:color w:val="c9211e"/>
+          <w:sz w:val="24"/>
+          <w:szCs w:val="24"/>
+          <w:u w:val="none"/>
+          <w:rtl w:val="0"/>
+        </w:rPr>
+        <w:t xml:space="preserve"> (reclaim from Apothecary instead)</w:t>
+      </w:r>
+      <w:r>
+        <w:rPr>
+          <w:b w:val="0"/>
+          <w:bCs w:val="0"/>
+          <w:i w:val="0"/>
+          <w:iCs w:val="0"/>
+          <w:strike w:val="0"/>
+          <w:color w:val="8d1d75"/>
+          <w:sz w:val="24"/>
+          <w:szCs w:val="24"/>
+          <w:u w:val="none"/>
+          <w:rtl w:val="0"/>
+        </w:rPr>
+        <w:t xml:space="preserve">, 5 pigeon cages, fancy/fighter boots (to imbue the sceptre).</w:t>
+      </w:r>
+      <w:r>
+        <w:rPr>
+          <w:rtl w:val="0"/>
+        </w:rPr>
+      </w:r>
+    </w:p>
+    <w:p>
+      <w:pPr>
+        <w:jc w:val="left"/>
+        <w:rPr>
+          <w:color w:val="8d1d75"/>
+        </w:rPr>
+      </w:pPr>
+      <w:r>
+        <w:rPr>
+          <w:b w:val="1"/>
+          <w:bCs w:val="1"/>
+          <w:i w:val="0"/>
+          <w:iCs w:val="0"/>
+          <w:strike w:val="0"/>
+          <w:color w:val="8d1d75"/>
+          <w:sz w:val="24"/>
+          <w:szCs w:val="24"/>
+          <w:u w:val="none"/>
+          <w:rtl w:val="0"/>
+        </w:rPr>
+        <w:t xml:space="preserve">Skills/quests met?:</w:t>
+      </w:r>
+      <w:r>
+        <w:rPr>
+          <w:b w:val="0"/>
+          <w:bCs w:val="0"/>
+          <w:i w:val="0"/>
+          <w:iCs w:val="0"/>
+          <w:strike w:val="0"/>
+          <w:color w:val="8d1d75"/>
+          <w:sz w:val="24"/>
+          <w:szCs w:val="24"/>
+          <w:u w:val="none"/>
+          <w:rtl w:val="0"/>
+        </w:rPr>
+        <w:t xml:space="preserve"> yes</w:t>
+      </w:r>
+      <w:r>
+        <w:rPr>
+          <w:b w:val="0"/>
+          <w:bCs w:val="0"/>
+          <w:i w:val="0"/>
+          <w:iCs w:val="0"/>
+          <w:strike w:val="0"/>
+          <w:color w:val="c9211e"/>
+          <w:sz w:val="24"/>
+          <w:szCs w:val="24"/>
+          <w:u w:val="none"/>
+          <w:rtl w:val="0"/>
+        </w:rPr>
+        <w:t xml:space="preserve"> (listen to the wiki when it tells you to pick up items to save time later)</w:t>
+      </w:r>
+      <w:r>
+        <w:rPr>
+          <w:rtl w:val="0"/>
+        </w:rPr>
+      </w:r>
+    </w:p>
+    <w:p>
+      <w:pPr>
+        <w:jc w:val="left"/>
+        <w:rPr>
+          <w:b w:val="0"/>
+          <w:bCs w:val="0"/>
+          <w:i w:val="0"/>
+          <w:iCs w:val="0"/>
+          <w:strike w:val="0"/>
+          <w:color w:val="8d1d75"/>
+          <w:sz w:val="24"/>
+          <w:szCs w:val="24"/>
+          <w:u w:val="none"/>
+        </w:rPr>
+      </w:pPr>
+      <w:r>
+        <w:rPr>
+          <w:b w:val="0"/>
+          <w:bCs w:val="0"/>
+          <w:i w:val="0"/>
+          <w:iCs w:val="0"/>
+          <w:strike w:val="0"/>
+          <w:color w:val="8d1d75"/>
+          <w:sz w:val="24"/>
+          <w:szCs w:val="24"/>
+          <w:u w:val="none"/>
+          <w:rtl w:val="0"/>
+        </w:rPr>
+        <w:t xml:space="preserve">Total time: </w:t>
+      </w:r>
+      <w:r>
+        <w:rPr>
+          <w:color w:val="8d1d75"/>
+          <w:rtl w:val="0"/>
+        </w:rPr>
+        <w:t xml:space="preserve">15d9h</w:t>
+      </w:r>
+      <w:r>
+        <w:rPr>
+          <w:rtl w:val="0"/>
+        </w:rPr>
+      </w:r>
+    </w:p>
+    <w:p>
+      <w:pPr>
+        <w:numPr>
+          <w:ilvl w:val="0"/>
+          <w:numId w:val="1"/>
+        </w:numPr>
+        <w:ind w:left="720" w:hanging="360"/>
+        <w:jc w:val="left"/>
+        <w:rPr/>
+      </w:pPr>
+      <w:r>
+        <w:rPr>
+          <w:b w:val="0"/>
+          <w:bCs w:val="0"/>
+          <w:i w:val="0"/>
+          <w:iCs w:val="0"/>
+          <w:strike w:val="0"/>
+          <w:color w:val="000000"/>
+          <w:sz w:val="24"/>
+          <w:szCs w:val="24"/>
+          <w:u w:val="none"/>
+          <w:rtl w:val="0"/>
+        </w:rPr>
+        <w:t xml:space="preserve">After solving Horvik’s problem </w:t>
+      </w:r>
+      <w:r>
+        <w:rPr>
+          <w:rtl w:val="0"/>
+        </w:rPr>
+        <w:t xml:space="preserve">go to the southeast corner of Varrock, make two eagle disguises for Eagles’ Peak (and the spottier cape if you had the hunter level). Next world h</w:t>
+      </w:r>
+      <w:r>
+        <w:rPr>
+          <w:b w:val="0"/>
+          <w:bCs w:val="0"/>
+          <w:i w:val="0"/>
+          <w:iCs w:val="0"/>
+          <w:strike w:val="0"/>
+          <w:color w:val="000000"/>
+          <w:sz w:val="24"/>
+          <w:szCs w:val="24"/>
+          <w:u w:val="none"/>
+          <w:rtl w:val="0"/>
+        </w:rPr>
+        <w:t xml:space="preserve">op at the west bank anvils until you find Bob again and complete A Tail of Two Cats (lamp on </w:t>
+      </w:r>
+      <w:r>
+        <w:rPr>
+          <w:rtl w:val="0"/>
+        </w:rPr>
+        <w:t xml:space="preserve">slayer</w:t>
+      </w:r>
+      <w:r>
+        <w:rPr>
+          <w:b w:val="0"/>
+          <w:bCs w:val="0"/>
+          <w:i w:val="0"/>
+          <w:iCs w:val="0"/>
+          <w:strike w:val="0"/>
+          <w:color w:val="000000"/>
+          <w:sz w:val="24"/>
+          <w:szCs w:val="24"/>
+          <w:u w:val="none"/>
+          <w:rtl w:val="0"/>
+        </w:rPr>
+        <w:t xml:space="preserve">). </w:t>
+      </w:r>
+      <w:r>
+        <w:rPr>
+          <w:rtl w:val="0"/>
+        </w:rPr>
+      </w:r>
+    </w:p>
+    <w:p>
+      <w:pPr>
+        <w:jc w:val="left"/>
+        <w:rPr/>
+      </w:pPr>
+      <w:r>
+        <w:rPr>
+          <w:b w:val="1"/>
+          <w:bCs w:val="1"/>
+          <w:i w:val="0"/>
+          <w:iCs w:val="0"/>
+          <w:strike w:val="0"/>
+          <w:color w:val="8d1d75"/>
+          <w:sz w:val="24"/>
+          <w:szCs w:val="24"/>
+          <w:u w:val="none"/>
+          <w:rtl w:val="0"/>
+        </w:rPr>
+        <w:t xml:space="preserve">GP stack: </w:t>
+      </w:r>
+      <w:r>
+        <w:rPr>
+          <w:color w:val="8d1d75"/>
+          <w:rtl w:val="0"/>
+        </w:rPr>
+        <w:t xml:space="preserve">630k gp</w:t>
+      </w:r>
+      <w:r>
+        <w:rPr>
+          <w:rtl w:val="0"/>
+        </w:rPr>
+      </w:r>
+    </w:p>
+    <w:p>
+      <w:pPr>
+        <w:jc w:val="left"/>
+        <w:rPr>
+          <w:color w:val="8d1d75"/>
+        </w:rPr>
+      </w:pPr>
+      <w:r>
+        <w:rPr>
+          <w:b w:val="1"/>
+          <w:bCs w:val="1"/>
+          <w:i w:val="0"/>
+          <w:iCs w:val="0"/>
+          <w:strike w:val="0"/>
+          <w:color w:val="8d1d75"/>
+          <w:sz w:val="24"/>
+          <w:szCs w:val="24"/>
+          <w:u w:val="none"/>
+          <w:rtl w:val="0"/>
+        </w:rPr>
+        <w:t xml:space="preserve">Items needed: </w:t>
+      </w:r>
+      <w:r>
+        <w:rPr>
+          <w:b w:val="0"/>
+          <w:bCs w:val="0"/>
+          <w:i w:val="0"/>
+          <w:iCs w:val="0"/>
+          <w:strike w:val="0"/>
+          <w:color w:val="8d1d75"/>
+          <w:sz w:val="24"/>
+          <w:szCs w:val="24"/>
+          <w:u w:val="none"/>
+          <w:rtl w:val="0"/>
+        </w:rPr>
+        <w:t xml:space="preserve">catspeak amulet, law runes, air staff, earth runes</w:t>
+      </w:r>
+      <w:r>
+        <w:rPr>
+          <w:b w:val="0"/>
+          <w:bCs w:val="0"/>
+          <w:i w:val="0"/>
+          <w:iCs w:val="0"/>
+          <w:strike w:val="0"/>
+          <w:color w:val="c9211e"/>
+          <w:sz w:val="24"/>
+          <w:szCs w:val="24"/>
+          <w:u w:val="none"/>
+          <w:rtl w:val="0"/>
+        </w:rPr>
+        <w:t xml:space="preserve"> (all for next section)</w:t>
+      </w:r>
+      <w:r>
+        <w:rPr>
+          <w:rtl w:val="0"/>
+        </w:rPr>
+      </w:r>
+    </w:p>
+    <w:p>
+      <w:pPr>
+        <w:jc w:val="left"/>
+        <w:rPr>
+          <w:color w:val="8d1d75"/>
+        </w:rPr>
+      </w:pPr>
+      <w:r>
+        <w:rPr>
+          <w:b w:val="1"/>
+          <w:bCs w:val="1"/>
+          <w:i w:val="0"/>
+          <w:iCs w:val="0"/>
+          <w:strike w:val="0"/>
+          <w:color w:val="8d1d75"/>
+          <w:sz w:val="24"/>
+          <w:szCs w:val="24"/>
+          <w:u w:val="none"/>
+          <w:rtl w:val="0"/>
+        </w:rPr>
+        <w:t xml:space="preserve">Skills/quests met?:</w:t>
+      </w:r>
+      <w:r>
+        <w:rPr>
+          <w:b w:val="0"/>
+          <w:bCs w:val="0"/>
+          <w:i w:val="0"/>
+          <w:iCs w:val="0"/>
+          <w:strike w:val="0"/>
+          <w:color w:val="8d1d75"/>
+          <w:sz w:val="24"/>
+          <w:szCs w:val="24"/>
+          <w:u w:val="none"/>
+          <w:rtl w:val="0"/>
+        </w:rPr>
+        <w:t xml:space="preserve"> yes</w:t>
+      </w:r>
+      <w:r>
+        <w:rPr>
+          <w:rtl w:val="0"/>
+        </w:rPr>
+      </w:r>
+    </w:p>
+    <w:p>
+      <w:pPr>
+        <w:jc w:val="left"/>
+        <w:rPr>
+          <w:b w:val="0"/>
+          <w:bCs w:val="0"/>
+          <w:i w:val="0"/>
+          <w:iCs w:val="0"/>
+          <w:strike w:val="0"/>
+          <w:color w:val="8d1d75"/>
+          <w:sz w:val="24"/>
+          <w:szCs w:val="24"/>
+          <w:u w:val="none"/>
+        </w:rPr>
+      </w:pPr>
+      <w:r>
+        <w:rPr>
+          <w:b w:val="0"/>
+          <w:bCs w:val="0"/>
+          <w:i w:val="0"/>
+          <w:iCs w:val="0"/>
+          <w:strike w:val="0"/>
+          <w:color w:val="8d1d75"/>
+          <w:sz w:val="24"/>
+          <w:szCs w:val="24"/>
+          <w:u w:val="none"/>
+          <w:rtl w:val="0"/>
+        </w:rPr>
+        <w:t xml:space="preserve">Total time: </w:t>
+      </w:r>
+      <w:r>
+        <w:rPr>
+          <w:color w:val="8d1d75"/>
+          <w:rtl w:val="0"/>
+        </w:rPr>
+        <w:t xml:space="preserve">15d9h</w:t>
+      </w:r>
+      <w:r>
+        <w:rPr>
+          <w:rtl w:val="0"/>
+        </w:rPr>
+      </w:r>
+    </w:p>
+    <w:p>
+      <w:pPr>
+        <w:numPr>
+          <w:ilvl w:val="0"/>
+          <w:numId w:val="1"/>
+        </w:numPr>
+        <w:ind w:left="720" w:hanging="360"/>
+        <w:jc w:val="left"/>
+        <w:rPr/>
+      </w:pPr>
+      <w:r>
+        <w:rPr>
+          <w:b w:val="0"/>
+          <w:bCs w:val="0"/>
+          <w:i w:val="0"/>
+          <w:iCs w:val="0"/>
+          <w:strike w:val="0"/>
+          <w:color w:val="000000"/>
+          <w:sz w:val="24"/>
+          <w:szCs w:val="24"/>
+          <w:u w:val="none"/>
+          <w:rtl w:val="0"/>
+        </w:rPr>
+        <w:t xml:space="preserve">Get to Lumbridge, continue Cold War, complete RFD/Evil Dave, start RFD/Awowogei, RFD/Sir Amik Varze (speak with the cook to learn the recip</w:t>
+      </w:r>
+      <w:r>
+        <w:rPr>
+          <w:rtl w:val="0"/>
+        </w:rPr>
+        <w:t xml:space="preserve">e)</w:t>
+      </w:r>
+      <w:r>
+        <w:rPr>
+          <w:b w:val="0"/>
+          <w:bCs w:val="0"/>
+          <w:i w:val="0"/>
+          <w:iCs w:val="0"/>
+          <w:strike w:val="0"/>
+          <w:color w:val="000000"/>
+          <w:sz w:val="24"/>
+          <w:szCs w:val="24"/>
+          <w:u w:val="none"/>
+          <w:rtl w:val="0"/>
+        </w:rPr>
+        <w:t xml:space="preserve">, RFD/Lumbridge Guide and RFD/Skrach. Buy black </w:t>
+      </w:r>
+      <w:r>
+        <w:rPr>
+          <w:rtl w:val="0"/>
+        </w:rPr>
+        <w:t xml:space="preserve">gloves.</w:t>
       </w:r>
     </w:p>
     <w:p>
@@ -15182,15 +17516,27 @@
         </w:numPr>
         <w:ind w:left="1080" w:hanging="360"/>
         <w:jc w:val="left"/>
-        <w:rPr>
-          <w:u w:val="none"/>
-        </w:rPr>
-      </w:pPr>
-      <w:r>
-        <w:rPr>
-          <w:rtl w:val="0"/>
-        </w:rPr>
-        <w:t xml:space="preserve">Once you have planted the scarecrow in the morytania patch you have completed all tasks for the easy diary, collect the rewards at your own convenience and put the xp lamp on Herblore.</w:t>
+        <w:rPr/>
+      </w:pPr>
+      <w:r>
+        <w:rPr>
+          <w:b w:val="0"/>
+          <w:bCs w:val="0"/>
+          <w:i w:val="0"/>
+          <w:iCs w:val="0"/>
+          <w:strike w:val="0"/>
+          <w:color w:val="000000"/>
+          <w:sz w:val="24"/>
+          <w:szCs w:val="24"/>
+          <w:u w:val="none"/>
+          <w:rtl w:val="0"/>
+        </w:rPr>
+        <w:t xml:space="preserve">Note: do NOT let Larry teleport you to the iceberg! You will be stuck there with no easy way back.</w:t>
+      </w:r>
+      <w:r>
+        <w:rPr>
+          <w:rtl w:val="0"/>
+        </w:rPr>
       </w:r>
     </w:p>
     <w:p>
@@ -15218,7 +17564,7 @@
           <w:color w:val="8d1d75"/>
           <w:rtl w:val="0"/>
         </w:rPr>
-        <w:t xml:space="preserve">30k gp</w:t>
+        <w:t xml:space="preserve">630k gp</w:t>
       </w:r>
       <w:r>
         <w:rPr>
@@ -15259,18 +17605,20 @@
           <w:u w:val="none"/>
           <w:rtl w:val="0"/>
         </w:rPr>
-        <w:t xml:space="preserve">cash stack, karambwan vessel, Iban staff, death runes, fire runes, 2+ logs, tinderbox, noted semi-precious gems (sell to Gabooty for trading sticks), banana-rum, seaweed, monkey skin, jogre bones, raw karambwanji, pestle and mortar, teasing stick, knife, necklace of passage (next)</w:t>
-      </w:r>
-      <w:r>
-        <w:rPr>
-          <w:rtl w:val="0"/>
-        </w:rPr>
-      </w:r>
-    </w:p>
-    <w:p>
-      <w:pPr>
-        <w:jc w:val="left"/>
-        <w:rPr/>
+        <w:t xml:space="preserve">penguin suit, evil stew, air runes, water rune, law rune</w:t>
+      </w:r>
+      <w:r>
+        <w:rPr>
+          <w:rtl w:val="0"/>
+        </w:rPr>
+      </w:r>
+    </w:p>
+    <w:p>
+      <w:pPr>
+        <w:jc w:val="left"/>
+        <w:rPr>
+          <w:color w:val="8d1d75"/>
+        </w:rPr>
       </w:pPr>
       <w:r>
         <w:rPr>
@@ -15304,6 +17652,21 @@
       </w:r>
       <w:r>
         <w:rPr>
+          <w:b w:val="0"/>
+          <w:bCs w:val="0"/>
+          <w:i w:val="0"/>
+          <w:iCs w:val="0"/>
+          <w:strike w:val="0"/>
+          <w:color w:val="c9211e"/>
+          <w:sz w:val="24"/>
+          <w:szCs w:val="24"/>
+          <w:u w:val="none"/>
+          <w:rtl w:val="0"/>
+        </w:rPr>
+        <w:t xml:space="preserve"> (listen to the wiki when it tells you to steal a bell and grab items)</w:t>
+      </w:r>
+      <w:r>
+        <w:rPr>
           <w:rtl w:val="0"/>
         </w:rPr>
       </w:r>
@@ -15343,7 +17706,7 @@
           <w:color w:val="8d1d75"/>
           <w:rtl w:val="0"/>
         </w:rPr>
-        <w:t xml:space="preserve">15d5h</w:t>
+        <w:t xml:space="preserve">15d9h</w:t>
       </w:r>
       <w:r>
         <w:rPr>
@@ -15368,33 +17731,19 @@
           <w:i w:val="0"/>
           <w:iCs w:val="0"/>
           <w:strike w:val="0"/>
-          <w:sz w:val="24"/>
-          <w:szCs w:val="24"/>
-          <w:u w:val="none"/>
-          <w:rtl w:val="0"/>
-        </w:rPr>
-        <w:t xml:space="preserve">M</w:t>
-      </w:r>
-      <w:r>
-        <w:rPr>
-          <w:b w:val="0"/>
-          <w:bCs w:val="0"/>
-          <w:i w:val="0"/>
-          <w:iCs w:val="0"/>
-          <w:strike w:val="0"/>
           <w:color w:val="000000"/>
           <w:sz w:val="24"/>
           <w:szCs w:val="24"/>
           <w:u w:val="none"/>
           <w:rtl w:val="0"/>
         </w:rPr>
-        <w:t xml:space="preserve">inigame to Port Khazard (and rebank), continue One Small Favour, </w:t>
-      </w:r>
-      <w:r>
-        <w:rPr>
-          <w:rtl w:val="0"/>
-        </w:rPr>
-        <w:t xml:space="preserve">teleport</w:t>
+        <w:t xml:space="preserve">Continue OSF (Misthalin steps), when in Draynor speak with the Wise Old Man for RFD/Varze</w:t>
+      </w:r>
+      <w:r>
+        <w:rPr>
+          <w:rtl w:val="0"/>
+        </w:rPr>
+        <w:t xml:space="preserve"> then run to the Wizards’ Tower and speak with Wizard Traiborn for RFD/Lumbridge Guide. Run back, continue OSF. W</w:t>
       </w:r>
       <w:r>
         <w:rPr>
@@ -15409,13 +17758,33 @@
           <w:u w:val="none"/>
           <w:rtl w:val="0"/>
         </w:rPr>
-        <w:t xml:space="preserve"> to the Ardougne market and speak with Erin the silver merchant for Making History</w:t>
-      </w:r>
-      <w:r>
-        <w:rPr>
-          <w:rtl w:val="0"/>
-        </w:rPr>
-        <w:t xml:space="preserve">. Grab Fire Blast runes for the fight below.</w:t>
+        <w:t xml:space="preserve">hen in Port Sarim kill seagulls for Rag and Bone Man II</w:t>
+      </w:r>
+      <w:r>
+        <w:rPr>
+          <w:rtl w:val="0"/>
+        </w:rPr>
+        <w:t xml:space="preserve"> then </w:t>
+      </w:r>
+      <w:r>
+        <w:rPr>
+          <w:b w:val="0"/>
+          <w:bCs w:val="0"/>
+          <w:i w:val="0"/>
+          <w:iCs w:val="0"/>
+          <w:strike w:val="0"/>
+          <w:color w:val="000000"/>
+          <w:sz w:val="24"/>
+          <w:szCs w:val="24"/>
+          <w:u w:val="none"/>
+          <w:rtl w:val="0"/>
+        </w:rPr>
+        <w:t xml:space="preserve">speak with The Face and Felkrash for Ratcatchers (until you need to go to the snake charmer).</w:t>
+      </w:r>
+      <w:r>
+        <w:rPr>
+          <w:rtl w:val="0"/>
+        </w:rPr>
       </w:r>
     </w:p>
     <w:p>
@@ -15443,2363 +17812,7 @@
           <w:color w:val="8d1d75"/>
           <w:rtl w:val="0"/>
         </w:rPr>
-        <w:t xml:space="preserve">30k gp</w:t>
-      </w:r>
-      <w:r>
-        <w:rPr>
-          <w:rtl w:val="0"/>
-        </w:rPr>
-      </w:r>
-    </w:p>
-    <w:p>
-      <w:pPr>
-        <w:jc w:val="left"/>
-        <w:rPr/>
-      </w:pPr>
-      <w:r>
-        <w:rPr>
-          <w:b w:val="1"/>
-          <w:bCs w:val="1"/>
-          <w:i w:val="0"/>
-          <w:iCs w:val="0"/>
-          <w:strike w:val="0"/>
-          <w:color w:val="8d1d75"/>
-          <w:sz w:val="24"/>
-          <w:szCs w:val="24"/>
-          <w:u w:val="none"/>
-          <w:rtl w:val="0"/>
-        </w:rPr>
-        <w:t xml:space="preserve">Items needed: </w:t>
-      </w:r>
-      <w:r>
-        <w:rPr>
-          <w:color w:val="8d1d75"/>
-          <w:rtl w:val="0"/>
-        </w:rPr>
-        <w:t xml:space="preserve">D</w:t>
-      </w:r>
-      <w:r>
-        <w:rPr>
-          <w:b w:val="0"/>
-          <w:bCs w:val="0"/>
-          <w:i w:val="0"/>
-          <w:iCs w:val="0"/>
-          <w:strike w:val="0"/>
-          <w:color w:val="8d1d75"/>
-          <w:sz w:val="24"/>
-          <w:szCs w:val="24"/>
-          <w:u w:val="none"/>
-          <w:rtl w:val="0"/>
-        </w:rPr>
-        <w:t xml:space="preserve">ueling ring</w:t>
-      </w:r>
-      <w:r>
-        <w:rPr>
-          <w:b w:val="0"/>
-          <w:bCs w:val="0"/>
-          <w:i w:val="0"/>
-          <w:iCs w:val="0"/>
-          <w:strike w:val="0"/>
-          <w:color w:val="c9211e"/>
-          <w:sz w:val="24"/>
-          <w:szCs w:val="24"/>
-          <w:u w:val="none"/>
-          <w:rtl w:val="0"/>
-        </w:rPr>
-        <w:t xml:space="preserve"> (next section)</w:t>
-      </w:r>
-      <w:r>
-        <w:rPr>
-          <w:rtl w:val="0"/>
-        </w:rPr>
-      </w:r>
-    </w:p>
-    <w:p>
-      <w:pPr>
-        <w:jc w:val="left"/>
-        <w:rPr>
-          <w:color w:val="8d1d75"/>
-        </w:rPr>
-      </w:pPr>
-      <w:r>
-        <w:rPr>
-          <w:b w:val="1"/>
-          <w:bCs w:val="1"/>
-          <w:i w:val="0"/>
-          <w:iCs w:val="0"/>
-          <w:strike w:val="0"/>
-          <w:color w:val="8d1d75"/>
-          <w:sz w:val="24"/>
-          <w:szCs w:val="24"/>
-          <w:u w:val="none"/>
-          <w:rtl w:val="0"/>
-        </w:rPr>
-        <w:t xml:space="preserve">Skills/quests met?:</w:t>
-      </w:r>
-      <w:r>
-        <w:rPr>
-          <w:b w:val="0"/>
-          <w:bCs w:val="0"/>
-          <w:i w:val="0"/>
-          <w:iCs w:val="0"/>
-          <w:strike w:val="0"/>
-          <w:color w:val="8d1d75"/>
-          <w:sz w:val="24"/>
-          <w:szCs w:val="24"/>
-          <w:u w:val="none"/>
-          <w:rtl w:val="0"/>
-        </w:rPr>
-        <w:t xml:space="preserve"> yes</w:t>
-      </w:r>
-      <w:r>
-        <w:rPr>
-          <w:rtl w:val="0"/>
-        </w:rPr>
-      </w:r>
-    </w:p>
-    <w:p>
-      <w:pPr>
-        <w:jc w:val="left"/>
-        <w:rPr>
-          <w:b w:val="0"/>
-          <w:bCs w:val="0"/>
-          <w:i w:val="0"/>
-          <w:iCs w:val="0"/>
-          <w:strike w:val="0"/>
-          <w:color w:val="8d1d75"/>
-          <w:sz w:val="24"/>
-          <w:szCs w:val="24"/>
-          <w:u w:val="none"/>
-        </w:rPr>
-      </w:pPr>
-      <w:r>
-        <w:rPr>
-          <w:b w:val="0"/>
-          <w:bCs w:val="0"/>
-          <w:i w:val="0"/>
-          <w:iCs w:val="0"/>
-          <w:strike w:val="0"/>
-          <w:color w:val="8d1d75"/>
-          <w:sz w:val="24"/>
-          <w:szCs w:val="24"/>
-          <w:u w:val="none"/>
-          <w:rtl w:val="0"/>
-        </w:rPr>
-        <w:t xml:space="preserve">Total time: </w:t>
-      </w:r>
-      <w:r>
-        <w:rPr>
-          <w:color w:val="8d1d75"/>
-          <w:rtl w:val="0"/>
-        </w:rPr>
-        <w:t xml:space="preserve">15d5h</w:t>
-      </w:r>
-      <w:r>
-        <w:rPr>
-          <w:rtl w:val="0"/>
-        </w:rPr>
-      </w:r>
-    </w:p>
-    <w:p>
-      <w:pPr>
-        <w:numPr>
-          <w:ilvl w:val="0"/>
-          <w:numId w:val="1"/>
-        </w:numPr>
-        <w:ind w:left="720" w:hanging="360"/>
-        <w:jc w:val="left"/>
-        <w:rPr/>
-      </w:pPr>
-      <w:r>
-        <w:rPr>
-          <w:b w:val="0"/>
-          <w:bCs w:val="0"/>
-          <w:i w:val="0"/>
-          <w:iCs w:val="0"/>
-          <w:strike w:val="0"/>
-          <w:sz w:val="24"/>
-          <w:szCs w:val="24"/>
-          <w:u w:val="none"/>
-          <w:rtl w:val="0"/>
-        </w:rPr>
-        <w:t xml:space="preserve">Due</w:t>
-      </w:r>
-      <w:r>
-        <w:rPr>
-          <w:b w:val="0"/>
-          <w:bCs w:val="0"/>
-          <w:i w:val="0"/>
-          <w:iCs w:val="0"/>
-          <w:strike w:val="0"/>
-          <w:color w:val="000000"/>
-          <w:sz w:val="24"/>
-          <w:szCs w:val="24"/>
-          <w:u w:val="none"/>
-          <w:rtl w:val="0"/>
-        </w:rPr>
-        <w:t xml:space="preserve">ling teleport</w:t>
-      </w:r>
-      <w:r>
-        <w:rPr>
-          <w:rtl w:val="0"/>
-        </w:rPr>
-        <w:t xml:space="preserve">,</w:t>
-      </w:r>
-      <w:r>
-        <w:rPr>
-          <w:b w:val="0"/>
-          <w:bCs w:val="0"/>
-          <w:i w:val="0"/>
-          <w:iCs w:val="0"/>
-          <w:strike w:val="0"/>
-          <w:color w:val="000000"/>
-          <w:sz w:val="24"/>
-          <w:szCs w:val="24"/>
-          <w:u w:val="none"/>
-          <w:rtl w:val="0"/>
-        </w:rPr>
-        <w:t xml:space="preserve"> speak with Osman for Contact!. Camulet teleport to the quarry and head to Sophanem, speak with Simon Templeton, climb the agility pyramid and take the golden pyramid for the diary (</w:t>
-      </w:r>
-      <w:r>
-        <w:rPr>
-          <w:rtl w:val="0"/>
-        </w:rPr>
-        <w:t xml:space="preserve">hit spacebar after collecting it to complete the diary step, if not you’ll have to climb the pyramid again)</w:t>
-      </w:r>
-      <w:r>
-        <w:rPr>
-          <w:b w:val="0"/>
-          <w:bCs w:val="0"/>
-          <w:i w:val="0"/>
-          <w:iCs w:val="0"/>
-          <w:strike w:val="0"/>
-          <w:color w:val="000000"/>
-          <w:sz w:val="24"/>
-          <w:szCs w:val="24"/>
-          <w:u w:val="none"/>
-          <w:rtl w:val="0"/>
-        </w:rPr>
-        <w:t xml:space="preserve">, sell your Pyramid Plunder artefact and golden pyramid to Simon Templeton, enter Sophanem and finish Contact! (pick up the Keris and kill a locust rider for the diary near the end), putting the lamp on Attack (unless you</w:t>
-      </w:r>
-      <w:r>
-        <w:rPr>
-          <w:rtl w:val="0"/>
-        </w:rPr>
-        <w:t xml:space="preserve">’ve already hit level 60, in which case you should put it on Defence)</w:t>
-      </w:r>
-      <w:r>
-        <w:rPr>
-          <w:b w:val="0"/>
-          <w:bCs w:val="0"/>
-          <w:i w:val="0"/>
-          <w:iCs w:val="0"/>
-          <w:strike w:val="0"/>
-          <w:color w:val="000000"/>
-          <w:sz w:val="24"/>
-          <w:szCs w:val="24"/>
-          <w:u w:val="none"/>
-          <w:rtl w:val="0"/>
-        </w:rPr>
-        <w:t xml:space="preserve">. Speak with the Sphinx to progress A Tail of Two Cats. </w:t>
-      </w:r>
-      <w:r>
-        <w:rPr>
-          <w:rtl w:val="0"/>
-        </w:rPr>
-        <w:t xml:space="preserve">Games necklace to Burthorpe and progress A Tail of Two Cats, doing Bob’s chores including planting the potatoes (don’t wait for them to grow).</w:t>
-      </w:r>
-    </w:p>
-    <w:p>
-      <w:pPr>
-        <w:jc w:val="left"/>
-        <w:rPr/>
-      </w:pPr>
-      <w:r>
-        <w:rPr>
-          <w:b w:val="1"/>
-          <w:bCs w:val="1"/>
-          <w:i w:val="0"/>
-          <w:iCs w:val="0"/>
-          <w:strike w:val="0"/>
-          <w:color w:val="8d1d75"/>
-          <w:sz w:val="24"/>
-          <w:szCs w:val="24"/>
-          <w:u w:val="none"/>
-          <w:rtl w:val="0"/>
-        </w:rPr>
-        <w:t xml:space="preserve">GP stack: </w:t>
-      </w:r>
-      <w:r>
-        <w:rPr>
-          <w:color w:val="8d1d75"/>
-          <w:rtl w:val="0"/>
-        </w:rPr>
-        <w:t xml:space="preserve">30k gp</w:t>
-      </w:r>
-      <w:r>
-        <w:rPr>
-          <w:rtl w:val="0"/>
-        </w:rPr>
-      </w:r>
-    </w:p>
-    <w:p>
-      <w:pPr>
-        <w:jc w:val="left"/>
-        <w:rPr/>
-      </w:pPr>
-      <w:r>
-        <w:rPr>
-          <w:b w:val="1"/>
-          <w:bCs w:val="1"/>
-          <w:i w:val="0"/>
-          <w:iCs w:val="0"/>
-          <w:strike w:val="0"/>
-          <w:color w:val="8d1d75"/>
-          <w:sz w:val="24"/>
-          <w:szCs w:val="24"/>
-          <w:u w:val="none"/>
-          <w:rtl w:val="0"/>
-        </w:rPr>
-        <w:t xml:space="preserve">Items needed: </w:t>
-      </w:r>
-      <w:r>
-        <w:rPr>
-          <w:b w:val="0"/>
-          <w:bCs w:val="0"/>
-          <w:i w:val="0"/>
-          <w:iCs w:val="0"/>
-          <w:strike w:val="0"/>
-          <w:color w:val="8d1d75"/>
-          <w:sz w:val="24"/>
-          <w:szCs w:val="24"/>
-          <w:u w:val="none"/>
-          <w:rtl w:val="0"/>
-        </w:rPr>
-        <w:t xml:space="preserve">cash stack, waterskins, dueling ring,</w:t>
-      </w:r>
-      <w:r>
-        <w:rPr>
-          <w:color w:val="8d1d75"/>
-          <w:rtl w:val="0"/>
-        </w:rPr>
-        <w:t xml:space="preserve"> </w:t>
-      </w:r>
-      <w:r>
-        <w:rPr>
-          <w:b w:val="0"/>
-          <w:bCs w:val="0"/>
-          <w:i w:val="0"/>
-          <w:iCs w:val="0"/>
-          <w:strike w:val="0"/>
-          <w:color w:val="8d1d75"/>
-          <w:sz w:val="24"/>
-          <w:szCs w:val="24"/>
-          <w:u w:val="none"/>
-          <w:rtl w:val="0"/>
-        </w:rPr>
-        <w:t xml:space="preserve">Camulet, stone scarab, </w:t>
-      </w:r>
-      <w:r>
-        <w:rPr>
-          <w:color w:val="8d1d75"/>
-          <w:rtl w:val="0"/>
-        </w:rPr>
-        <w:t xml:space="preserve">air runes (or staff), </w:t>
-      </w:r>
-      <w:r>
-        <w:rPr>
-          <w:b w:val="0"/>
-          <w:bCs w:val="0"/>
-          <w:i w:val="0"/>
-          <w:iCs w:val="0"/>
-          <w:strike w:val="0"/>
-          <w:color w:val="8d1d75"/>
-          <w:sz w:val="24"/>
-          <w:szCs w:val="24"/>
-          <w:u w:val="none"/>
-          <w:rtl w:val="0"/>
-        </w:rPr>
-        <w:t xml:space="preserve">death runes, fire runes (or staff), swordfish, prayer potions, antipoison, light source, catspeak amulet, </w:t>
-      </w:r>
-      <w:r>
-        <w:rPr>
-          <w:color w:val="8d1d75"/>
-          <w:rtl w:val="0"/>
-        </w:rPr>
-        <w:t xml:space="preserve">hellcat, </w:t>
-      </w:r>
-      <w:r>
-        <w:rPr>
-          <w:b w:val="0"/>
-          <w:bCs w:val="0"/>
-          <w:i w:val="0"/>
-          <w:iCs w:val="0"/>
-          <w:strike w:val="0"/>
-          <w:color w:val="8d1d75"/>
-          <w:sz w:val="24"/>
-          <w:szCs w:val="24"/>
-          <w:u w:val="none"/>
-          <w:rtl w:val="0"/>
-        </w:rPr>
-        <w:t xml:space="preserve">logs, tinderbox, bucket of milk, chocolate cake, shears, rake, seed dibber, 4 potato seeds</w:t>
-      </w:r>
-      <w:r>
-        <w:rPr>
-          <w:rtl w:val="0"/>
-        </w:rPr>
-      </w:r>
-    </w:p>
-    <w:p>
-      <w:pPr>
-        <w:jc w:val="left"/>
-        <w:rPr>
-          <w:color w:val="8d1d75"/>
-        </w:rPr>
-      </w:pPr>
-      <w:r>
-        <w:rPr>
-          <w:b w:val="1"/>
-          <w:bCs w:val="1"/>
-          <w:i w:val="0"/>
-          <w:iCs w:val="0"/>
-          <w:strike w:val="0"/>
-          <w:color w:val="8d1d75"/>
-          <w:sz w:val="24"/>
-          <w:szCs w:val="24"/>
-          <w:u w:val="none"/>
-          <w:rtl w:val="0"/>
-        </w:rPr>
-        <w:t xml:space="preserve">Skills/quests met?:</w:t>
-      </w:r>
-      <w:r>
-        <w:rPr>
-          <w:b w:val="0"/>
-          <w:bCs w:val="0"/>
-          <w:i w:val="0"/>
-          <w:iCs w:val="0"/>
-          <w:strike w:val="0"/>
-          <w:color w:val="8d1d75"/>
-          <w:sz w:val="24"/>
-          <w:szCs w:val="24"/>
-          <w:u w:val="none"/>
-          <w:rtl w:val="0"/>
-        </w:rPr>
-        <w:t xml:space="preserve"> yes</w:t>
-      </w:r>
-      <w:r>
-        <w:rPr>
-          <w:rtl w:val="0"/>
-        </w:rPr>
-      </w:r>
-    </w:p>
-    <w:p>
-      <w:pPr>
-        <w:jc w:val="left"/>
-        <w:rPr>
-          <w:b w:val="0"/>
-          <w:bCs w:val="0"/>
-          <w:i w:val="0"/>
-          <w:iCs w:val="0"/>
-          <w:strike w:val="0"/>
-          <w:color w:val="8d1d75"/>
-          <w:sz w:val="24"/>
-          <w:szCs w:val="24"/>
-          <w:u w:val="none"/>
-        </w:rPr>
-      </w:pPr>
-      <w:r>
-        <w:rPr>
-          <w:b w:val="0"/>
-          <w:bCs w:val="0"/>
-          <w:i w:val="0"/>
-          <w:iCs w:val="0"/>
-          <w:strike w:val="0"/>
-          <w:color w:val="8d1d75"/>
-          <w:sz w:val="24"/>
-          <w:szCs w:val="24"/>
-          <w:u w:val="none"/>
-          <w:rtl w:val="0"/>
-        </w:rPr>
-        <w:t xml:space="preserve">Total time: </w:t>
-      </w:r>
-      <w:r>
-        <w:rPr>
-          <w:color w:val="8d1d75"/>
-          <w:rtl w:val="0"/>
-        </w:rPr>
-        <w:t xml:space="preserve">15d6h</w:t>
-      </w:r>
-      <w:r>
-        <w:rPr>
-          <w:rtl w:val="0"/>
-        </w:rPr>
-      </w:r>
-    </w:p>
-    <w:p>
-      <w:pPr>
-        <w:numPr>
-          <w:ilvl w:val="0"/>
-          <w:numId w:val="1"/>
-        </w:numPr>
-        <w:ind w:left="720" w:hanging="360"/>
-        <w:jc w:val="left"/>
-        <w:rPr/>
-      </w:pPr>
-      <w:r>
-        <w:rPr>
-          <w:rtl w:val="0"/>
-        </w:rPr>
-        <w:t xml:space="preserve">Dueling ring to Castle Wars, c</w:t>
-      </w:r>
-      <w:r>
-        <w:rPr>
-          <w:b w:val="0"/>
-          <w:bCs w:val="0"/>
-          <w:i w:val="0"/>
-          <w:iCs w:val="0"/>
-          <w:strike w:val="0"/>
-          <w:sz w:val="24"/>
-          <w:szCs w:val="24"/>
-          <w:u w:val="none"/>
-          <w:rtl w:val="0"/>
-        </w:rPr>
-        <w:t xml:space="preserve">onti</w:t>
-      </w:r>
-      <w:r>
-        <w:rPr>
-          <w:b w:val="0"/>
-          <w:bCs w:val="0"/>
-          <w:i w:val="0"/>
-          <w:iCs w:val="0"/>
-          <w:strike w:val="0"/>
-          <w:color w:val="000000"/>
-          <w:sz w:val="24"/>
-          <w:szCs w:val="24"/>
-          <w:u w:val="none"/>
-          <w:rtl w:val="0"/>
-        </w:rPr>
-        <w:t xml:space="preserve">nue One Small Favour until you have made the gnome glider landing strip (make sure to use the drop trick to buy extra gems of each type – 2 of each of the four types for 2k gp).</w:t>
-      </w:r>
-      <w:r>
-        <w:rPr>
-          <w:rtl w:val="0"/>
-        </w:rPr>
-        <w:t xml:space="preserve"> </w:t>
-      </w:r>
-      <w:r>
-        <w:rPr>
-          <w:b w:val="0"/>
-          <w:bCs w:val="0"/>
-          <w:i w:val="0"/>
-          <w:iCs w:val="0"/>
-          <w:strike w:val="0"/>
-          <w:color w:val="000000"/>
-          <w:sz w:val="24"/>
-          <w:szCs w:val="24"/>
-          <w:u w:val="none"/>
-          <w:rtl w:val="0"/>
-        </w:rPr>
-        <w:t xml:space="preserve">Catch spined larupia</w:t>
-      </w:r>
-      <w:r>
-        <w:rPr>
-          <w:rtl w:val="0"/>
-        </w:rPr>
-        <w:t xml:space="preserve">’s for four furs (tatty is fine), also completing a diary step</w:t>
-      </w:r>
-      <w:r>
-        <w:rPr>
-          <w:b w:val="0"/>
-          <w:bCs w:val="0"/>
-          <w:i w:val="0"/>
-          <w:iCs w:val="0"/>
-          <w:strike w:val="0"/>
-          <w:color w:val="000000"/>
-          <w:sz w:val="24"/>
-          <w:szCs w:val="24"/>
-          <w:u w:val="none"/>
-          <w:rtl w:val="0"/>
-        </w:rPr>
-        <w:t xml:space="preserve">. </w:t>
-      </w:r>
-      <w:r>
-        <w:rPr>
-          <w:rtl w:val="0"/>
-        </w:rPr>
-        <w:t xml:space="preserve">At your convenience, make the medium fur pouch (requires needle, thread and the larupia and ghraak furs). </w:t>
-      </w:r>
-      <w:r>
-        <w:rPr>
-          <w:b w:val="0"/>
-          <w:bCs w:val="0"/>
-          <w:i w:val="0"/>
-          <w:iCs w:val="0"/>
-          <w:strike w:val="0"/>
-          <w:color w:val="000000"/>
-          <w:sz w:val="24"/>
-          <w:szCs w:val="24"/>
-          <w:u w:val="none"/>
-          <w:rtl w:val="0"/>
-        </w:rPr>
-        <w:t xml:space="preserve">Kill </w:t>
-      </w:r>
-      <w:r>
-        <w:rPr>
-          <w:rtl w:val="0"/>
-        </w:rPr>
-        <w:t xml:space="preserve">wolves for Rag and Bone Man II.</w:t>
-      </w:r>
-    </w:p>
-    <w:p>
-      <w:pPr>
-        <w:jc w:val="left"/>
-        <w:rPr/>
-      </w:pPr>
-      <w:r>
-        <w:rPr>
-          <w:b w:val="1"/>
-          <w:bCs w:val="1"/>
-          <w:i w:val="0"/>
-          <w:iCs w:val="0"/>
-          <w:strike w:val="0"/>
-          <w:color w:val="8d1d75"/>
-          <w:sz w:val="24"/>
-          <w:szCs w:val="24"/>
-          <w:u w:val="none"/>
-          <w:rtl w:val="0"/>
-        </w:rPr>
-        <w:t xml:space="preserve">GP stack: </w:t>
-      </w:r>
-      <w:r>
-        <w:rPr>
-          <w:color w:val="8d1d75"/>
-          <w:rtl w:val="0"/>
-        </w:rPr>
-        <w:t xml:space="preserve">30k gp</w:t>
-      </w:r>
-      <w:r>
-        <w:rPr>
-          <w:rtl w:val="0"/>
-        </w:rPr>
-      </w:r>
-    </w:p>
-    <w:p>
-      <w:pPr>
-        <w:jc w:val="left"/>
-        <w:rPr/>
-      </w:pPr>
-      <w:r>
-        <w:rPr>
-          <w:b w:val="1"/>
-          <w:bCs w:val="1"/>
-          <w:i w:val="0"/>
-          <w:iCs w:val="0"/>
-          <w:strike w:val="0"/>
-          <w:color w:val="8d1d75"/>
-          <w:sz w:val="24"/>
-          <w:szCs w:val="24"/>
-          <w:u w:val="none"/>
-          <w:rtl w:val="0"/>
-        </w:rPr>
-        <w:t xml:space="preserve">Items needed: </w:t>
-      </w:r>
-      <w:r>
-        <w:rPr>
-          <w:b w:val="0"/>
-          <w:bCs w:val="0"/>
-          <w:i w:val="0"/>
-          <w:iCs w:val="0"/>
-          <w:strike w:val="0"/>
-          <w:color w:val="8d1d75"/>
-          <w:sz w:val="24"/>
-          <w:szCs w:val="24"/>
-          <w:u w:val="none"/>
-          <w:rtl w:val="0"/>
-        </w:rPr>
-        <w:t xml:space="preserve">cash stack, stodgy mattress, semi-precious gems, sapphires, Ardy Cloak 1, dramen staff, teasing stick, knife, regular logs, hammer, chisel, melee gear, dueling ring, energy potions, games necklace</w:t>
-      </w:r>
-      <w:r>
-        <w:rPr>
-          <w:rtl w:val="0"/>
-        </w:rPr>
-      </w:r>
-    </w:p>
-    <w:p>
-      <w:pPr>
-        <w:jc w:val="left"/>
-        <w:rPr>
-          <w:color w:val="8d1d75"/>
-        </w:rPr>
-      </w:pPr>
-      <w:r>
-        <w:rPr>
-          <w:b w:val="1"/>
-          <w:bCs w:val="1"/>
-          <w:i w:val="0"/>
-          <w:iCs w:val="0"/>
-          <w:strike w:val="0"/>
-          <w:color w:val="8d1d75"/>
-          <w:sz w:val="24"/>
-          <w:szCs w:val="24"/>
-          <w:u w:val="none"/>
-          <w:rtl w:val="0"/>
-        </w:rPr>
-        <w:t xml:space="preserve">Skills/quests met?:</w:t>
-      </w:r>
-      <w:r>
-        <w:rPr>
-          <w:b w:val="0"/>
-          <w:bCs w:val="0"/>
-          <w:i w:val="0"/>
-          <w:iCs w:val="0"/>
-          <w:strike w:val="0"/>
-          <w:color w:val="8d1d75"/>
-          <w:sz w:val="24"/>
-          <w:szCs w:val="24"/>
-          <w:u w:val="none"/>
-          <w:rtl w:val="0"/>
-        </w:rPr>
-        <w:t xml:space="preserve"> ye</w:t>
-      </w:r>
-      <w:r>
-        <w:rPr>
-          <w:color w:val="8d1d75"/>
-          <w:rtl w:val="0"/>
-        </w:rPr>
-        <w:t xml:space="preserve">s</w:t>
-      </w:r>
-    </w:p>
-    <w:p>
-      <w:pPr>
-        <w:jc w:val="left"/>
-        <w:rPr>
-          <w:b w:val="0"/>
-          <w:bCs w:val="0"/>
-          <w:i w:val="0"/>
-          <w:iCs w:val="0"/>
-          <w:strike w:val="0"/>
-          <w:color w:val="8d1d75"/>
-          <w:sz w:val="24"/>
-          <w:szCs w:val="24"/>
-          <w:u w:val="none"/>
-        </w:rPr>
-      </w:pPr>
-      <w:r>
-        <w:rPr>
-          <w:b w:val="0"/>
-          <w:bCs w:val="0"/>
-          <w:i w:val="0"/>
-          <w:iCs w:val="0"/>
-          <w:strike w:val="0"/>
-          <w:color w:val="8d1d75"/>
-          <w:sz w:val="24"/>
-          <w:szCs w:val="24"/>
-          <w:u w:val="none"/>
-          <w:rtl w:val="0"/>
-        </w:rPr>
-        <w:t xml:space="preserve">Total time: </w:t>
-      </w:r>
-      <w:r>
-        <w:rPr>
-          <w:color w:val="8d1d75"/>
-          <w:rtl w:val="0"/>
-        </w:rPr>
-        <w:t xml:space="preserve">15d7h</w:t>
-      </w:r>
-      <w:r>
-        <w:rPr>
-          <w:rtl w:val="0"/>
-        </w:rPr>
-      </w:r>
-    </w:p>
-    <w:p>
-      <w:pPr>
-        <w:numPr>
-          <w:ilvl w:val="0"/>
-          <w:numId w:val="1"/>
-        </w:numPr>
-        <w:ind w:left="720" w:hanging="360"/>
-        <w:jc w:val="left"/>
-        <w:rPr/>
-      </w:pPr>
-      <w:r>
-        <w:rPr>
-          <w:b w:val="0"/>
-          <w:bCs w:val="0"/>
-          <w:i w:val="0"/>
-          <w:iCs w:val="0"/>
-          <w:strike w:val="0"/>
-          <w:color w:val="000000"/>
-          <w:sz w:val="24"/>
-          <w:szCs w:val="24"/>
-          <w:u w:val="none"/>
-          <w:rtl w:val="0"/>
-        </w:rPr>
-        <w:t xml:space="preserve">After completing the Rantz step of OSF, teleport to Burthorpe and progress A Tail of Two Cats (the potatoes should be grown by now), then to Varrock (chronicle). Progress Ratcatchers at Hooknosed Jack, talk to the Apothecary for Ratcatchers</w:t>
-      </w:r>
-      <w:r>
-        <w:rPr>
-          <w:rtl w:val="0"/>
-        </w:rPr>
-        <w:t xml:space="preserve"> and </w:t>
-      </w:r>
-      <w:r>
-        <w:rPr>
-          <w:b w:val="0"/>
-          <w:bCs w:val="0"/>
-          <w:i w:val="0"/>
-          <w:iCs w:val="0"/>
-          <w:strike w:val="0"/>
-          <w:color w:val="000000"/>
-          <w:sz w:val="24"/>
-          <w:szCs w:val="24"/>
-          <w:u w:val="none"/>
-          <w:rtl w:val="0"/>
-        </w:rPr>
-        <w:t xml:space="preserve">A Tail of Two Cat</w:t>
-      </w:r>
-      <w:r>
-        <w:rPr>
-          <w:rtl w:val="0"/>
-        </w:rPr>
-        <w:t xml:space="preserve">s.</w:t>
-      </w:r>
-      <w:r>
-        <w:rPr>
-          <w:b w:val="0"/>
-          <w:bCs w:val="0"/>
-          <w:i w:val="0"/>
-          <w:iCs w:val="0"/>
-          <w:strike w:val="0"/>
-          <w:color w:val="000000"/>
-          <w:sz w:val="24"/>
-          <w:szCs w:val="24"/>
-          <w:u w:val="none"/>
-          <w:rtl w:val="0"/>
-        </w:rPr>
-        <w:t xml:space="preserve"> Return to Hooknosed Jack to continue Ratcatchers.</w:t>
-      </w:r>
-      <w:r>
-        <w:rPr>
-          <w:rtl w:val="0"/>
-        </w:rPr>
-      </w:r>
-    </w:p>
-    <w:p>
-      <w:pPr>
-        <w:jc w:val="left"/>
-        <w:rPr/>
-      </w:pPr>
-      <w:r>
-        <w:rPr>
-          <w:b w:val="1"/>
-          <w:bCs w:val="1"/>
-          <w:i w:val="0"/>
-          <w:iCs w:val="0"/>
-          <w:strike w:val="0"/>
-          <w:color w:val="8d1d75"/>
-          <w:sz w:val="24"/>
-          <w:szCs w:val="24"/>
-          <w:u w:val="none"/>
-          <w:rtl w:val="0"/>
-        </w:rPr>
-        <w:t xml:space="preserve">GP stack: </w:t>
-      </w:r>
-      <w:r>
-        <w:rPr>
-          <w:color w:val="8d1d75"/>
-          <w:rtl w:val="0"/>
-        </w:rPr>
-        <w:t xml:space="preserve">30k gp</w:t>
-      </w:r>
-      <w:r>
-        <w:rPr>
-          <w:rtl w:val="0"/>
-        </w:rPr>
-      </w:r>
-    </w:p>
-    <w:p>
-      <w:pPr>
-        <w:jc w:val="left"/>
-        <w:rPr/>
-      </w:pPr>
-      <w:r>
-        <w:rPr>
-          <w:b w:val="1"/>
-          <w:bCs w:val="1"/>
-          <w:i w:val="0"/>
-          <w:iCs w:val="0"/>
-          <w:strike w:val="0"/>
-          <w:color w:val="8d1d75"/>
-          <w:sz w:val="24"/>
-          <w:szCs w:val="24"/>
-          <w:u w:val="none"/>
-          <w:rtl w:val="0"/>
-        </w:rPr>
-        <w:t xml:space="preserve">Items needed: </w:t>
-      </w:r>
-      <w:r>
-        <w:rPr>
-          <w:b w:val="0"/>
-          <w:bCs w:val="0"/>
-          <w:i w:val="0"/>
-          <w:iCs w:val="0"/>
-          <w:strike w:val="0"/>
-          <w:color w:val="8d1d75"/>
-          <w:sz w:val="24"/>
-          <w:szCs w:val="24"/>
-          <w:u w:val="none"/>
-          <w:rtl w:val="0"/>
-        </w:rPr>
-        <w:t xml:space="preserve">stodgy mattress, games necklace, catspeak amulet, hellcat,</w:t>
-      </w:r>
-      <w:r>
-        <w:rPr>
-          <w:color w:val="8d1d75"/>
-          <w:rtl w:val="0"/>
-        </w:rPr>
-        <w:t xml:space="preserve"> </w:t>
-      </w:r>
-      <w:r>
-        <w:rPr>
-          <w:b w:val="0"/>
-          <w:bCs w:val="0"/>
-          <w:i w:val="0"/>
-          <w:iCs w:val="0"/>
-          <w:strike w:val="0"/>
-          <w:color w:val="8d1d75"/>
-          <w:sz w:val="24"/>
-          <w:szCs w:val="24"/>
-          <w:u w:val="none"/>
-          <w:rtl w:val="0"/>
-        </w:rPr>
-        <w:t xml:space="preserve">4 cheese, empty vial, 2 red spider’s eggs, kwuarm, marrentill, unicorn horn dust, bucket of milk, karambwanji or other fish (for cat), limpwurt root, law</w:t>
-      </w:r>
-      <w:r>
-        <w:rPr>
-          <w:color w:val="8d1d75"/>
-          <w:rtl w:val="0"/>
-        </w:rPr>
-        <w:t xml:space="preserve"> runes, air runes, fire runes</w:t>
-      </w:r>
-      <w:r>
-        <w:rPr>
-          <w:rtl w:val="0"/>
-        </w:rPr>
-      </w:r>
-    </w:p>
-    <w:p>
-      <w:pPr>
-        <w:jc w:val="left"/>
-        <w:rPr/>
-      </w:pPr>
-      <w:r>
-        <w:rPr>
-          <w:b w:val="1"/>
-          <w:bCs w:val="1"/>
-          <w:i w:val="0"/>
-          <w:iCs w:val="0"/>
-          <w:strike w:val="0"/>
-          <w:color w:val="8d1d75"/>
-          <w:sz w:val="24"/>
-          <w:szCs w:val="24"/>
-          <w:u w:val="none"/>
-          <w:rtl w:val="0"/>
-        </w:rPr>
-        <w:t xml:space="preserve">Skills/quests met?:</w:t>
-      </w:r>
-      <w:r>
-        <w:rPr>
-          <w:b w:val="0"/>
-          <w:bCs w:val="0"/>
-          <w:i w:val="0"/>
-          <w:iCs w:val="0"/>
-          <w:strike w:val="0"/>
-          <w:color w:val="8d1d75"/>
-          <w:sz w:val="24"/>
-          <w:szCs w:val="24"/>
-          <w:u w:val="none"/>
-          <w:rtl w:val="0"/>
-        </w:rPr>
-        <w:t xml:space="preserve"> yes</w:t>
-      </w:r>
-      <w:r>
-        <w:rPr>
-          <w:rtl w:val="0"/>
-        </w:rPr>
-      </w:r>
-    </w:p>
-    <w:p>
-      <w:pPr>
-        <w:jc w:val="left"/>
-        <w:rPr>
-          <w:b w:val="0"/>
-          <w:bCs w:val="0"/>
-          <w:i w:val="0"/>
-          <w:iCs w:val="0"/>
-          <w:strike w:val="0"/>
-          <w:color w:val="8d1d75"/>
-          <w:sz w:val="24"/>
-          <w:szCs w:val="24"/>
-          <w:u w:val="none"/>
-        </w:rPr>
-      </w:pPr>
-      <w:r>
-        <w:rPr>
-          <w:b w:val="0"/>
-          <w:bCs w:val="0"/>
-          <w:i w:val="0"/>
-          <w:iCs w:val="0"/>
-          <w:strike w:val="0"/>
-          <w:color w:val="8d1d75"/>
-          <w:sz w:val="24"/>
-          <w:szCs w:val="24"/>
-          <w:u w:val="none"/>
-          <w:rtl w:val="0"/>
-        </w:rPr>
-        <w:t xml:space="preserve">Total time: </w:t>
-      </w:r>
-      <w:r>
-        <w:rPr>
-          <w:color w:val="8d1d75"/>
-          <w:rtl w:val="0"/>
-        </w:rPr>
-        <w:t xml:space="preserve">15d7h</w:t>
-      </w:r>
-      <w:r>
-        <w:rPr>
-          <w:rtl w:val="0"/>
-        </w:rPr>
-      </w:r>
-    </w:p>
-    <w:p>
-      <w:pPr>
-        <w:numPr>
-          <w:ilvl w:val="0"/>
-          <w:numId w:val="1"/>
-        </w:numPr>
-        <w:ind w:left="720" w:hanging="360"/>
-        <w:jc w:val="left"/>
-        <w:rPr/>
-      </w:pPr>
-      <w:r>
-        <w:rPr>
-          <w:b w:val="0"/>
-          <w:bCs w:val="0"/>
-          <w:i w:val="0"/>
-          <w:iCs w:val="0"/>
-          <w:strike w:val="0"/>
-          <w:color w:val="000000"/>
-          <w:sz w:val="24"/>
-          <w:szCs w:val="24"/>
-          <w:u w:val="none"/>
-          <w:rtl w:val="0"/>
-        </w:rPr>
-        <w:t xml:space="preserve">Make the penguin suit (use an extra steel bar for the clockwork) after upgrading the workbench. Blast furnace minigame teleport and complete the Smokin’ Joe part of Ratcatchers, followed by giving the gold cannonball to Dondakan and collecting three of the four schematics for Between a Rock…</w:t>
-      </w:r>
-      <w:r>
-        <w:rPr>
-          <w:rtl w:val="0"/>
-        </w:rPr>
-      </w:r>
-    </w:p>
-    <w:p>
-      <w:pPr>
-        <w:jc w:val="left"/>
-        <w:rPr/>
-      </w:pPr>
-      <w:r>
-        <w:rPr>
-          <w:b w:val="1"/>
-          <w:bCs w:val="1"/>
-          <w:i w:val="0"/>
-          <w:iCs w:val="0"/>
-          <w:strike w:val="0"/>
-          <w:color w:val="8d1d75"/>
-          <w:sz w:val="24"/>
-          <w:szCs w:val="24"/>
-          <w:u w:val="none"/>
-          <w:rtl w:val="0"/>
-        </w:rPr>
-        <w:t xml:space="preserve">GP stack: </w:t>
-      </w:r>
-      <w:r>
-        <w:rPr>
-          <w:color w:val="8d1d75"/>
-          <w:rtl w:val="0"/>
-        </w:rPr>
-        <w:t xml:space="preserve">30k gp</w:t>
-      </w:r>
-      <w:r>
-        <w:rPr>
-          <w:rtl w:val="0"/>
-        </w:rPr>
-      </w:r>
-    </w:p>
-    <w:p>
-      <w:pPr>
-        <w:jc w:val="left"/>
-        <w:rPr/>
-      </w:pPr>
-      <w:r>
-        <w:rPr>
-          <w:b w:val="1"/>
-          <w:bCs w:val="1"/>
-          <w:i w:val="0"/>
-          <w:iCs w:val="0"/>
-          <w:strike w:val="0"/>
-          <w:color w:val="8d1d75"/>
-          <w:sz w:val="24"/>
-          <w:szCs w:val="24"/>
-          <w:u w:val="none"/>
-          <w:rtl w:val="0"/>
-        </w:rPr>
-        <w:t xml:space="preserve">Items needed: </w:t>
-      </w:r>
-      <w:r>
-        <w:rPr>
-          <w:b w:val="0"/>
-          <w:bCs w:val="0"/>
-          <w:i w:val="0"/>
-          <w:iCs w:val="0"/>
-          <w:strike w:val="0"/>
-          <w:color w:val="8d1d75"/>
-          <w:sz w:val="24"/>
-          <w:szCs w:val="24"/>
-          <w:u w:val="none"/>
-          <w:rtl w:val="0"/>
-        </w:rPr>
-        <w:t xml:space="preserve">law runes, earth runes, air runes, two molten glass, plank, silk, steel bar, hellcat, catspeak amulet, pot, weeds, tinderbox, golden cannonball, dwarven lore book</w:t>
-      </w:r>
-      <w:r>
-        <w:rPr>
-          <w:b w:val="0"/>
-          <w:bCs w:val="0"/>
-          <w:i w:val="0"/>
-          <w:iCs w:val="0"/>
-          <w:strike w:val="0"/>
-          <w:color w:val="c9211e"/>
-          <w:sz w:val="24"/>
-          <w:szCs w:val="24"/>
-          <w:u w:val="none"/>
-          <w:rtl w:val="0"/>
-        </w:rPr>
-        <w:t xml:space="preserve"> (for the third page)</w:t>
-      </w:r>
-      <w:r>
-        <w:rPr>
-          <w:rtl w:val="0"/>
-        </w:rPr>
-      </w:r>
-    </w:p>
-    <w:p>
-      <w:pPr>
-        <w:jc w:val="left"/>
-        <w:rPr/>
-      </w:pPr>
-      <w:r>
-        <w:rPr>
-          <w:b w:val="1"/>
-          <w:bCs w:val="1"/>
-          <w:i w:val="0"/>
-          <w:iCs w:val="0"/>
-          <w:strike w:val="0"/>
-          <w:color w:val="8d1d75"/>
-          <w:sz w:val="24"/>
-          <w:szCs w:val="24"/>
-          <w:u w:val="none"/>
-          <w:rtl w:val="0"/>
-        </w:rPr>
-        <w:t xml:space="preserve">Skills/quests met?:</w:t>
-      </w:r>
-      <w:r>
-        <w:rPr>
-          <w:b w:val="0"/>
-          <w:bCs w:val="0"/>
-          <w:i w:val="0"/>
-          <w:iCs w:val="0"/>
-          <w:strike w:val="0"/>
-          <w:color w:val="8d1d75"/>
-          <w:sz w:val="24"/>
-          <w:szCs w:val="24"/>
-          <w:u w:val="none"/>
-          <w:rtl w:val="0"/>
-        </w:rPr>
-        <w:t xml:space="preserve"> yes</w:t>
-      </w:r>
-      <w:r>
-        <w:rPr>
-          <w:rtl w:val="0"/>
-        </w:rPr>
-      </w:r>
-    </w:p>
-    <w:p>
-      <w:pPr>
-        <w:jc w:val="left"/>
-        <w:rPr>
-          <w:b w:val="0"/>
-          <w:bCs w:val="0"/>
-          <w:i w:val="0"/>
-          <w:iCs w:val="0"/>
-          <w:strike w:val="0"/>
-          <w:color w:val="8d1d75"/>
-          <w:sz w:val="24"/>
-          <w:szCs w:val="24"/>
-          <w:u w:val="none"/>
-        </w:rPr>
-      </w:pPr>
-      <w:r>
-        <w:rPr>
-          <w:b w:val="0"/>
-          <w:bCs w:val="0"/>
-          <w:i w:val="0"/>
-          <w:iCs w:val="0"/>
-          <w:strike w:val="0"/>
-          <w:color w:val="8d1d75"/>
-          <w:sz w:val="24"/>
-          <w:szCs w:val="24"/>
-          <w:u w:val="none"/>
-          <w:rtl w:val="0"/>
-        </w:rPr>
-        <w:t xml:space="preserve">Total time: </w:t>
-      </w:r>
-      <w:r>
-        <w:rPr>
-          <w:color w:val="8d1d75"/>
-          <w:rtl w:val="0"/>
-        </w:rPr>
-        <w:t xml:space="preserve">15d8h</w:t>
-      </w:r>
-      <w:r>
-        <w:rPr>
-          <w:rtl w:val="0"/>
-        </w:rPr>
-      </w:r>
-    </w:p>
-    <w:p>
-      <w:pPr>
-        <w:numPr>
-          <w:ilvl w:val="0"/>
-          <w:numId w:val="1"/>
-        </w:numPr>
-        <w:ind w:left="720" w:hanging="360"/>
-        <w:jc w:val="left"/>
-        <w:rPr/>
-      </w:pPr>
-      <w:r>
-        <w:rPr>
-          <w:b w:val="0"/>
-          <w:bCs w:val="0"/>
-          <w:i w:val="0"/>
-          <w:iCs w:val="0"/>
-          <w:strike w:val="0"/>
-          <w:color w:val="000000"/>
-          <w:sz w:val="24"/>
-          <w:szCs w:val="24"/>
-          <w:u w:val="none"/>
-          <w:rtl w:val="0"/>
-        </w:rPr>
-        <w:t xml:space="preserve">Teleport to Burthorpe to progress A Tail of Two Cats, then minigame teleport to Port Khazard, continue OSF, when in Ardougne rebank and start Legends’ Quest, grind your sweetcorn into a pot of cornflour if you have the sweetcorn (if not you can just grind it later). Continue OSF then continue Cold War until </w:t>
-      </w:r>
-      <w:r>
-        <w:rPr>
-          <w:b w:val="0"/>
-          <w:bCs w:val="0"/>
-          <w:i w:val="0"/>
-          <w:iCs w:val="0"/>
-          <w:strike w:val="0"/>
-          <w:color w:val="000000"/>
-          <w:sz w:val="24"/>
-          <w:szCs w:val="24"/>
-          <w:u w:val="single"/>
-          <w:rtl w:val="0"/>
-        </w:rPr>
-        <w:t xml:space="preserve">after</w:t>
-      </w:r>
-      <w:r>
-        <w:rPr>
-          <w:b w:val="0"/>
-          <w:bCs w:val="0"/>
-          <w:i w:val="0"/>
-          <w:iCs w:val="0"/>
-          <w:strike w:val="0"/>
-          <w:color w:val="000000"/>
-          <w:sz w:val="24"/>
-          <w:szCs w:val="24"/>
-          <w:u w:val="none"/>
-          <w:rtl w:val="0"/>
-        </w:rPr>
-        <w:t xml:space="preserve"> the raw cod/ring of charos(a) step (so next up you have to collect the ‘Intelligence’.). Make sure to</w:t>
-      </w:r>
-      <w:r>
-        <w:rPr>
-          <w:rtl w:val="0"/>
-        </w:rPr>
-        <w:t xml:space="preserve"> pick up 5 papyrus</w:t>
-      </w:r>
-      <w:r>
-        <w:rPr>
-          <w:b w:val="0"/>
-          <w:bCs w:val="0"/>
-          <w:i w:val="0"/>
-          <w:iCs w:val="0"/>
-          <w:strike w:val="0"/>
-          <w:color w:val="000000"/>
-          <w:sz w:val="24"/>
-          <w:szCs w:val="24"/>
-          <w:u w:val="none"/>
-          <w:rtl w:val="0"/>
-        </w:rPr>
-        <w:t xml:space="preserve"> during Legends’ Quest start</w:t>
-      </w:r>
-      <w:r>
-        <w:rPr>
-          <w:rtl w:val="0"/>
-        </w:rPr>
-      </w:r>
-    </w:p>
-    <w:p>
-      <w:pPr>
-        <w:jc w:val="left"/>
-        <w:rPr/>
-      </w:pPr>
-      <w:r>
-        <w:rPr>
-          <w:b w:val="1"/>
-          <w:bCs w:val="1"/>
-          <w:i w:val="0"/>
-          <w:iCs w:val="0"/>
-          <w:strike w:val="0"/>
-          <w:color w:val="8d1d75"/>
-          <w:sz w:val="24"/>
-          <w:szCs w:val="24"/>
-          <w:u w:val="none"/>
-          <w:rtl w:val="0"/>
-        </w:rPr>
-        <w:t xml:space="preserve">GP stack: </w:t>
-      </w:r>
-      <w:r>
-        <w:rPr>
-          <w:color w:val="8d1d75"/>
-          <w:rtl w:val="0"/>
-        </w:rPr>
-        <w:t xml:space="preserve">30k gp</w:t>
-      </w:r>
-      <w:r>
-        <w:rPr>
-          <w:rtl w:val="0"/>
-        </w:rPr>
-      </w:r>
-    </w:p>
-    <w:p>
-      <w:pPr>
-        <w:jc w:val="left"/>
-        <w:rPr>
-          <w:color w:val="8d1d75"/>
-        </w:rPr>
-      </w:pPr>
-      <w:r>
-        <w:rPr>
-          <w:b w:val="1"/>
-          <w:bCs w:val="1"/>
-          <w:i w:val="0"/>
-          <w:iCs w:val="0"/>
-          <w:strike w:val="0"/>
-          <w:color w:val="8d1d75"/>
-          <w:sz w:val="24"/>
-          <w:szCs w:val="24"/>
-          <w:u w:val="none"/>
-          <w:rtl w:val="0"/>
-        </w:rPr>
-        <w:t xml:space="preserve">Items needed: </w:t>
-      </w:r>
-      <w:r>
-        <w:rPr>
-          <w:b w:val="0"/>
-          <w:bCs w:val="0"/>
-          <w:i w:val="0"/>
-          <w:iCs w:val="0"/>
-          <w:strike w:val="0"/>
-          <w:color w:val="8d1d75"/>
-          <w:sz w:val="24"/>
-          <w:szCs w:val="24"/>
-          <w:u w:val="none"/>
-          <w:rtl w:val="0"/>
-        </w:rPr>
-        <w:t xml:space="preserve">doctor’s hat, desert shirt/robe, vial of water, law runes, water staff, melee gear + rune pickaxe, prayer potions, hammer, ring of charos(a), Ardy Cloak 1, penguin suit</w:t>
-      </w:r>
-      <w:r>
-        <w:rPr>
-          <w:rtl w:val="0"/>
-        </w:rPr>
-      </w:r>
-    </w:p>
-    <w:p>
-      <w:pPr>
-        <w:jc w:val="left"/>
-        <w:rPr>
-          <w:color w:val="8d1d75"/>
-        </w:rPr>
-      </w:pPr>
-      <w:r>
-        <w:rPr>
-          <w:b w:val="1"/>
-          <w:bCs w:val="1"/>
-          <w:i w:val="0"/>
-          <w:iCs w:val="0"/>
-          <w:strike w:val="0"/>
-          <w:color w:val="8d1d75"/>
-          <w:sz w:val="24"/>
-          <w:szCs w:val="24"/>
-          <w:u w:val="none"/>
-          <w:rtl w:val="0"/>
-        </w:rPr>
-        <w:t xml:space="preserve">Skills/quests met?:</w:t>
-      </w:r>
-      <w:r>
-        <w:rPr>
-          <w:b w:val="0"/>
-          <w:bCs w:val="0"/>
-          <w:i w:val="0"/>
-          <w:iCs w:val="0"/>
-          <w:strike w:val="0"/>
-          <w:color w:val="8d1d75"/>
-          <w:sz w:val="24"/>
-          <w:szCs w:val="24"/>
-          <w:u w:val="none"/>
-          <w:rtl w:val="0"/>
-        </w:rPr>
-        <w:t xml:space="preserve"> yes</w:t>
-      </w:r>
-      <w:r>
-        <w:rPr>
-          <w:rtl w:val="0"/>
-        </w:rPr>
-      </w:r>
-    </w:p>
-    <w:p>
-      <w:pPr>
-        <w:jc w:val="left"/>
-        <w:rPr>
-          <w:b w:val="0"/>
-          <w:bCs w:val="0"/>
-          <w:i w:val="0"/>
-          <w:iCs w:val="0"/>
-          <w:strike w:val="0"/>
-          <w:color w:val="8d1d75"/>
-          <w:sz w:val="24"/>
-          <w:szCs w:val="24"/>
-          <w:u w:val="none"/>
-        </w:rPr>
-      </w:pPr>
-      <w:r>
-        <w:rPr>
-          <w:b w:val="0"/>
-          <w:bCs w:val="0"/>
-          <w:i w:val="0"/>
-          <w:iCs w:val="0"/>
-          <w:strike w:val="0"/>
-          <w:color w:val="8d1d75"/>
-          <w:sz w:val="24"/>
-          <w:szCs w:val="24"/>
-          <w:u w:val="none"/>
-          <w:rtl w:val="0"/>
-        </w:rPr>
-        <w:t xml:space="preserve">Total time: </w:t>
-      </w:r>
-      <w:r>
-        <w:rPr>
-          <w:color w:val="8d1d75"/>
-          <w:rtl w:val="0"/>
-        </w:rPr>
-        <w:t xml:space="preserve">15d8h</w:t>
-      </w:r>
-      <w:r>
-        <w:rPr>
-          <w:rtl w:val="0"/>
-        </w:rPr>
-      </w:r>
-    </w:p>
-    <w:p>
-      <w:pPr>
-        <w:numPr>
-          <w:ilvl w:val="0"/>
-          <w:numId w:val="1"/>
-        </w:numPr>
-        <w:ind w:left="720" w:hanging="360"/>
-        <w:jc w:val="left"/>
-        <w:rPr/>
-      </w:pPr>
-      <w:r>
-        <w:rPr>
-          <w:b w:val="0"/>
-          <w:bCs w:val="0"/>
-          <w:i w:val="0"/>
-          <w:iCs w:val="0"/>
-          <w:strike w:val="0"/>
-          <w:color w:val="000000"/>
-          <w:sz w:val="24"/>
-          <w:szCs w:val="24"/>
-          <w:u w:val="none"/>
-          <w:rtl w:val="0"/>
-        </w:rPr>
-        <w:t xml:space="preserve">Continue One Small Favour, all the way from Seers’ Village to Horvik in Varrock. When at the White Wolf Mountain speak with Khorvak under White Wolf Mountain for Between a Rock…, when in Barbarian Village make a second pot lid for Swan Song, enter the Stronghold of Security and collect an imbued skull sceptre and spend one charge to teleport for the diary</w:t>
-      </w:r>
-      <w:r>
-        <w:rPr>
-          <w:rtl w:val="0"/>
-        </w:rPr>
-        <w:t xml:space="preserve">, then run north and take the abyss to the chaos runecrafting altar with the wand and 15 chaos runes for What Lies Below. When at Horvik continue and complete What Lies Below. Collect (keep) the Dragon’hai history book for 5 kudos at the Varrock Museum at your own convenience.</w:t>
-      </w:r>
-      <w:r>
-        <w:rPr>
-          <w:rtl w:val="0"/>
-        </w:rPr>
-      </w:r>
-    </w:p>
-    <w:p>
-      <w:pPr>
-        <w:jc w:val="left"/>
-        <w:rPr/>
-      </w:pPr>
-      <w:r>
-        <w:rPr>
-          <w:b w:val="1"/>
-          <w:bCs w:val="1"/>
-          <w:i w:val="0"/>
-          <w:iCs w:val="0"/>
-          <w:strike w:val="0"/>
-          <w:color w:val="8d1d75"/>
-          <w:sz w:val="24"/>
-          <w:szCs w:val="24"/>
-          <w:u w:val="none"/>
-          <w:rtl w:val="0"/>
-        </w:rPr>
-        <w:t xml:space="preserve">GP stack: </w:t>
-      </w:r>
-      <w:r>
-        <w:rPr>
-          <w:color w:val="8d1d75"/>
-          <w:rtl w:val="0"/>
-        </w:rPr>
-        <w:t xml:space="preserve">30k gp</w:t>
-      </w:r>
-      <w:r>
-        <w:rPr>
-          <w:rtl w:val="0"/>
-        </w:rPr>
-      </w:r>
-    </w:p>
-    <w:p>
-      <w:pPr>
-        <w:jc w:val="left"/>
-        <w:rPr/>
-      </w:pPr>
-      <w:r>
-        <w:rPr>
-          <w:b w:val="1"/>
-          <w:bCs w:val="1"/>
-          <w:i w:val="0"/>
-          <w:iCs w:val="0"/>
-          <w:strike w:val="0"/>
-          <w:color w:val="8d1d75"/>
-          <w:sz w:val="24"/>
-          <w:szCs w:val="24"/>
-          <w:u w:val="none"/>
-          <w:rtl w:val="0"/>
-        </w:rPr>
-        <w:t xml:space="preserve">Items needed: </w:t>
-      </w:r>
-      <w:r>
-        <w:rPr>
-          <w:b w:val="0"/>
-          <w:bCs w:val="0"/>
-          <w:i w:val="0"/>
-          <w:iCs w:val="0"/>
-          <w:strike w:val="0"/>
-          <w:color w:val="8d1d75"/>
-          <w:sz w:val="24"/>
-          <w:szCs w:val="24"/>
-          <w:u w:val="none"/>
-          <w:rtl w:val="0"/>
-        </w:rPr>
-        <w:t xml:space="preserve">law runes, air staff, hammer, dueling ring, melee gear, swordfish, prayer potions, energy potions, dwarven stout</w:t>
-      </w:r>
-      <w:r>
-        <w:rPr>
-          <w:b w:val="0"/>
-          <w:bCs w:val="0"/>
-          <w:i w:val="0"/>
-          <w:iCs w:val="0"/>
-          <w:strike w:val="0"/>
-          <w:color w:val="c9211e"/>
-          <w:sz w:val="24"/>
-          <w:szCs w:val="24"/>
-          <w:u w:val="none"/>
-          <w:rtl w:val="0"/>
-        </w:rPr>
-        <w:t xml:space="preserve"> (on table)</w:t>
-      </w:r>
-      <w:r>
-        <w:rPr>
-          <w:b w:val="0"/>
-          <w:bCs w:val="0"/>
-          <w:i w:val="0"/>
-          <w:iCs w:val="0"/>
-          <w:strike w:val="0"/>
-          <w:color w:val="8d1d75"/>
-          <w:sz w:val="24"/>
-          <w:szCs w:val="24"/>
-          <w:u w:val="none"/>
-          <w:rtl w:val="0"/>
-        </w:rPr>
-        <w:t xml:space="preserve">, 2 soft clay, fire runes, herbal tincture</w:t>
-      </w:r>
-      <w:r>
-        <w:rPr>
-          <w:b w:val="0"/>
-          <w:bCs w:val="0"/>
-          <w:i w:val="0"/>
-          <w:iCs w:val="0"/>
-          <w:strike w:val="0"/>
-          <w:color w:val="c9211e"/>
-          <w:sz w:val="24"/>
-          <w:szCs w:val="24"/>
-          <w:u w:val="none"/>
-          <w:rtl w:val="0"/>
-        </w:rPr>
-        <w:t xml:space="preserve"> (reclaim from Apothecary instead)</w:t>
-      </w:r>
-      <w:r>
-        <w:rPr>
-          <w:b w:val="0"/>
-          <w:bCs w:val="0"/>
-          <w:i w:val="0"/>
-          <w:iCs w:val="0"/>
-          <w:strike w:val="0"/>
-          <w:color w:val="8d1d75"/>
-          <w:sz w:val="24"/>
-          <w:szCs w:val="24"/>
-          <w:u w:val="none"/>
-          <w:rtl w:val="0"/>
-        </w:rPr>
-        <w:t xml:space="preserve">, 5 pigeon cages, fancy/fighter boots (to imbue the sceptre).</w:t>
-      </w:r>
-      <w:r>
-        <w:rPr>
-          <w:rtl w:val="0"/>
-        </w:rPr>
-      </w:r>
-    </w:p>
-    <w:p>
-      <w:pPr>
-        <w:jc w:val="left"/>
-        <w:rPr>
-          <w:color w:val="8d1d75"/>
-        </w:rPr>
-      </w:pPr>
-      <w:r>
-        <w:rPr>
-          <w:b w:val="1"/>
-          <w:bCs w:val="1"/>
-          <w:i w:val="0"/>
-          <w:iCs w:val="0"/>
-          <w:strike w:val="0"/>
-          <w:color w:val="8d1d75"/>
-          <w:sz w:val="24"/>
-          <w:szCs w:val="24"/>
-          <w:u w:val="none"/>
-          <w:rtl w:val="0"/>
-        </w:rPr>
-        <w:t xml:space="preserve">Skills/quests met?:</w:t>
-      </w:r>
-      <w:r>
-        <w:rPr>
-          <w:b w:val="0"/>
-          <w:bCs w:val="0"/>
-          <w:i w:val="0"/>
-          <w:iCs w:val="0"/>
-          <w:strike w:val="0"/>
-          <w:color w:val="8d1d75"/>
-          <w:sz w:val="24"/>
-          <w:szCs w:val="24"/>
-          <w:u w:val="none"/>
-          <w:rtl w:val="0"/>
-        </w:rPr>
-        <w:t xml:space="preserve"> yes</w:t>
-      </w:r>
-      <w:r>
-        <w:rPr>
-          <w:b w:val="0"/>
-          <w:bCs w:val="0"/>
-          <w:i w:val="0"/>
-          <w:iCs w:val="0"/>
-          <w:strike w:val="0"/>
-          <w:color w:val="c9211e"/>
-          <w:sz w:val="24"/>
-          <w:szCs w:val="24"/>
-          <w:u w:val="none"/>
-          <w:rtl w:val="0"/>
-        </w:rPr>
-        <w:t xml:space="preserve"> (listen to the wiki when it tells you to pick up items to save time later)</w:t>
-      </w:r>
-      <w:r>
-        <w:rPr>
-          <w:rtl w:val="0"/>
-        </w:rPr>
-      </w:r>
-    </w:p>
-    <w:p>
-      <w:pPr>
-        <w:jc w:val="left"/>
-        <w:rPr>
-          <w:b w:val="0"/>
-          <w:bCs w:val="0"/>
-          <w:i w:val="0"/>
-          <w:iCs w:val="0"/>
-          <w:strike w:val="0"/>
-          <w:color w:val="8d1d75"/>
-          <w:sz w:val="24"/>
-          <w:szCs w:val="24"/>
-          <w:u w:val="none"/>
-        </w:rPr>
-      </w:pPr>
-      <w:r>
-        <w:rPr>
-          <w:b w:val="0"/>
-          <w:bCs w:val="0"/>
-          <w:i w:val="0"/>
-          <w:iCs w:val="0"/>
-          <w:strike w:val="0"/>
-          <w:color w:val="8d1d75"/>
-          <w:sz w:val="24"/>
-          <w:szCs w:val="24"/>
-          <w:u w:val="none"/>
-          <w:rtl w:val="0"/>
-        </w:rPr>
-        <w:t xml:space="preserve">Total time: </w:t>
-      </w:r>
-      <w:r>
-        <w:rPr>
-          <w:color w:val="8d1d75"/>
-          <w:rtl w:val="0"/>
-        </w:rPr>
-        <w:t xml:space="preserve">15d9h</w:t>
-      </w:r>
-      <w:r>
-        <w:rPr>
-          <w:rtl w:val="0"/>
-        </w:rPr>
-      </w:r>
-    </w:p>
-    <w:p>
-      <w:pPr>
-        <w:numPr>
-          <w:ilvl w:val="0"/>
-          <w:numId w:val="1"/>
-        </w:numPr>
-        <w:ind w:left="720" w:hanging="360"/>
-        <w:jc w:val="left"/>
-        <w:rPr/>
-      </w:pPr>
-      <w:r>
-        <w:rPr>
-          <w:b w:val="0"/>
-          <w:bCs w:val="0"/>
-          <w:i w:val="0"/>
-          <w:iCs w:val="0"/>
-          <w:strike w:val="0"/>
-          <w:color w:val="000000"/>
-          <w:sz w:val="24"/>
-          <w:szCs w:val="24"/>
-          <w:u w:val="none"/>
-          <w:rtl w:val="0"/>
-        </w:rPr>
-        <w:t xml:space="preserve">After solving Horvik’s problem </w:t>
-      </w:r>
-      <w:r>
-        <w:rPr>
-          <w:rtl w:val="0"/>
-        </w:rPr>
-        <w:t xml:space="preserve">go to the southeast corner of Varrock, make two eagle disguises for Eagles’ Peak (and the spottier cape if you had the hunter level). Next world h</w:t>
-      </w:r>
-      <w:r>
-        <w:rPr>
-          <w:b w:val="0"/>
-          <w:bCs w:val="0"/>
-          <w:i w:val="0"/>
-          <w:iCs w:val="0"/>
-          <w:strike w:val="0"/>
-          <w:color w:val="000000"/>
-          <w:sz w:val="24"/>
-          <w:szCs w:val="24"/>
-          <w:u w:val="none"/>
-          <w:rtl w:val="0"/>
-        </w:rPr>
-        <w:t xml:space="preserve">op at the west bank anvils until you find Bob again and complete A Tail of Two Cats (lamp on </w:t>
-      </w:r>
-      <w:r>
-        <w:rPr>
-          <w:rtl w:val="0"/>
-        </w:rPr>
-        <w:t xml:space="preserve">slayer</w:t>
-      </w:r>
-      <w:r>
-        <w:rPr>
-          <w:b w:val="0"/>
-          <w:bCs w:val="0"/>
-          <w:i w:val="0"/>
-          <w:iCs w:val="0"/>
-          <w:strike w:val="0"/>
-          <w:color w:val="000000"/>
-          <w:sz w:val="24"/>
-          <w:szCs w:val="24"/>
-          <w:u w:val="none"/>
-          <w:rtl w:val="0"/>
-        </w:rPr>
-        <w:t xml:space="preserve">). </w:t>
-      </w:r>
-      <w:r>
-        <w:rPr>
-          <w:rtl w:val="0"/>
-        </w:rPr>
-      </w:r>
-    </w:p>
-    <w:p>
-      <w:pPr>
-        <w:jc w:val="left"/>
-        <w:rPr/>
-      </w:pPr>
-      <w:r>
-        <w:rPr>
-          <w:b w:val="1"/>
-          <w:bCs w:val="1"/>
-          <w:i w:val="0"/>
-          <w:iCs w:val="0"/>
-          <w:strike w:val="0"/>
-          <w:color w:val="8d1d75"/>
-          <w:sz w:val="24"/>
-          <w:szCs w:val="24"/>
-          <w:u w:val="none"/>
-          <w:rtl w:val="0"/>
-        </w:rPr>
-        <w:t xml:space="preserve">GP stack: </w:t>
-      </w:r>
-      <w:r>
-        <w:rPr>
-          <w:color w:val="8d1d75"/>
-          <w:rtl w:val="0"/>
-        </w:rPr>
-        <w:t xml:space="preserve">30k gp</w:t>
-      </w:r>
-      <w:r>
-        <w:rPr>
-          <w:rtl w:val="0"/>
-        </w:rPr>
-      </w:r>
-    </w:p>
-    <w:p>
-      <w:pPr>
-        <w:jc w:val="left"/>
-        <w:rPr>
-          <w:color w:val="8d1d75"/>
-        </w:rPr>
-      </w:pPr>
-      <w:r>
-        <w:rPr>
-          <w:b w:val="1"/>
-          <w:bCs w:val="1"/>
-          <w:i w:val="0"/>
-          <w:iCs w:val="0"/>
-          <w:strike w:val="0"/>
-          <w:color w:val="8d1d75"/>
-          <w:sz w:val="24"/>
-          <w:szCs w:val="24"/>
-          <w:u w:val="none"/>
-          <w:rtl w:val="0"/>
-        </w:rPr>
-        <w:t xml:space="preserve">Items needed: </w:t>
-      </w:r>
-      <w:r>
-        <w:rPr>
-          <w:b w:val="0"/>
-          <w:bCs w:val="0"/>
-          <w:i w:val="0"/>
-          <w:iCs w:val="0"/>
-          <w:strike w:val="0"/>
-          <w:color w:val="8d1d75"/>
-          <w:sz w:val="24"/>
-          <w:szCs w:val="24"/>
-          <w:u w:val="none"/>
-          <w:rtl w:val="0"/>
-        </w:rPr>
-        <w:t xml:space="preserve">catspeak amulet, law runes, air staff, earth runes</w:t>
-      </w:r>
-      <w:r>
-        <w:rPr>
-          <w:b w:val="0"/>
-          <w:bCs w:val="0"/>
-          <w:i w:val="0"/>
-          <w:iCs w:val="0"/>
-          <w:strike w:val="0"/>
-          <w:color w:val="c9211e"/>
-          <w:sz w:val="24"/>
-          <w:szCs w:val="24"/>
-          <w:u w:val="none"/>
-          <w:rtl w:val="0"/>
-        </w:rPr>
-        <w:t xml:space="preserve"> (all for next section)</w:t>
-      </w:r>
-      <w:r>
-        <w:rPr>
-          <w:rtl w:val="0"/>
-        </w:rPr>
-      </w:r>
-    </w:p>
-    <w:p>
-      <w:pPr>
-        <w:jc w:val="left"/>
-        <w:rPr>
-          <w:color w:val="8d1d75"/>
-        </w:rPr>
-      </w:pPr>
-      <w:r>
-        <w:rPr>
-          <w:b w:val="1"/>
-          <w:bCs w:val="1"/>
-          <w:i w:val="0"/>
-          <w:iCs w:val="0"/>
-          <w:strike w:val="0"/>
-          <w:color w:val="8d1d75"/>
-          <w:sz w:val="24"/>
-          <w:szCs w:val="24"/>
-          <w:u w:val="none"/>
-          <w:rtl w:val="0"/>
-        </w:rPr>
-        <w:t xml:space="preserve">Skills/quests met?:</w:t>
-      </w:r>
-      <w:r>
-        <w:rPr>
-          <w:b w:val="0"/>
-          <w:bCs w:val="0"/>
-          <w:i w:val="0"/>
-          <w:iCs w:val="0"/>
-          <w:strike w:val="0"/>
-          <w:color w:val="8d1d75"/>
-          <w:sz w:val="24"/>
-          <w:szCs w:val="24"/>
-          <w:u w:val="none"/>
-          <w:rtl w:val="0"/>
-        </w:rPr>
-        <w:t xml:space="preserve"> yes</w:t>
-      </w:r>
-      <w:r>
-        <w:rPr>
-          <w:rtl w:val="0"/>
-        </w:rPr>
-      </w:r>
-    </w:p>
-    <w:p>
-      <w:pPr>
-        <w:jc w:val="left"/>
-        <w:rPr>
-          <w:b w:val="0"/>
-          <w:bCs w:val="0"/>
-          <w:i w:val="0"/>
-          <w:iCs w:val="0"/>
-          <w:strike w:val="0"/>
-          <w:color w:val="8d1d75"/>
-          <w:sz w:val="24"/>
-          <w:szCs w:val="24"/>
-          <w:u w:val="none"/>
-        </w:rPr>
-      </w:pPr>
-      <w:r>
-        <w:rPr>
-          <w:b w:val="0"/>
-          <w:bCs w:val="0"/>
-          <w:i w:val="0"/>
-          <w:iCs w:val="0"/>
-          <w:strike w:val="0"/>
-          <w:color w:val="8d1d75"/>
-          <w:sz w:val="24"/>
-          <w:szCs w:val="24"/>
-          <w:u w:val="none"/>
-          <w:rtl w:val="0"/>
-        </w:rPr>
-        <w:t xml:space="preserve">Total time: </w:t>
-      </w:r>
-      <w:r>
-        <w:rPr>
-          <w:color w:val="8d1d75"/>
-          <w:rtl w:val="0"/>
-        </w:rPr>
-        <w:t xml:space="preserve">15d9h</w:t>
-      </w:r>
-      <w:r>
-        <w:rPr>
-          <w:rtl w:val="0"/>
-        </w:rPr>
-      </w:r>
-    </w:p>
-    <w:p>
-      <w:pPr>
-        <w:numPr>
-          <w:ilvl w:val="0"/>
-          <w:numId w:val="1"/>
-        </w:numPr>
-        <w:ind w:left="720" w:hanging="360"/>
-        <w:jc w:val="left"/>
-        <w:rPr/>
-      </w:pPr>
-      <w:r>
-        <w:rPr>
-          <w:b w:val="0"/>
-          <w:bCs w:val="0"/>
-          <w:i w:val="0"/>
-          <w:iCs w:val="0"/>
-          <w:strike w:val="0"/>
-          <w:color w:val="000000"/>
-          <w:sz w:val="24"/>
-          <w:szCs w:val="24"/>
-          <w:u w:val="none"/>
-          <w:rtl w:val="0"/>
-        </w:rPr>
-        <w:t xml:space="preserve">Get to Lumbridge, continue Cold War, complete RFD/Evil Dave, start RFD/Awowogei, RFD/Sir Amik Varze (speak with the cook to learn the recip</w:t>
-      </w:r>
-      <w:r>
-        <w:rPr>
-          <w:rtl w:val="0"/>
-        </w:rPr>
-        <w:t xml:space="preserve">e)</w:t>
-      </w:r>
-      <w:r>
-        <w:rPr>
-          <w:b w:val="0"/>
-          <w:bCs w:val="0"/>
-          <w:i w:val="0"/>
-          <w:iCs w:val="0"/>
-          <w:strike w:val="0"/>
-          <w:color w:val="000000"/>
-          <w:sz w:val="24"/>
-          <w:szCs w:val="24"/>
-          <w:u w:val="none"/>
-          <w:rtl w:val="0"/>
-        </w:rPr>
-        <w:t xml:space="preserve">, RFD/Lumbridge Guide and RFD/Skrach. Buy black </w:t>
-      </w:r>
-      <w:r>
-        <w:rPr>
-          <w:rtl w:val="0"/>
-        </w:rPr>
-        <w:t xml:space="preserve">gloves.</w:t>
-      </w:r>
-    </w:p>
-    <w:p>
-      <w:pPr>
-        <w:numPr>
-          <w:ilvl w:val="1"/>
-          <w:numId w:val="1"/>
-        </w:numPr>
-        <w:ind w:left="1080" w:hanging="360"/>
-        <w:jc w:val="left"/>
-        <w:rPr/>
-      </w:pPr>
-      <w:r>
-        <w:rPr>
-          <w:b w:val="0"/>
-          <w:bCs w:val="0"/>
-          <w:i w:val="0"/>
-          <w:iCs w:val="0"/>
-          <w:strike w:val="0"/>
-          <w:color w:val="000000"/>
-          <w:sz w:val="24"/>
-          <w:szCs w:val="24"/>
-          <w:u w:val="none"/>
-          <w:rtl w:val="0"/>
-        </w:rPr>
-        <w:t xml:space="preserve">Note: do NOT let Larry teleport you to the iceberg! You will be stuck there with no easy way back.</w:t>
-      </w:r>
-      <w:r>
-        <w:rPr>
-          <w:rtl w:val="0"/>
-        </w:rPr>
-      </w:r>
-    </w:p>
-    <w:p>
-      <w:pPr>
-        <w:jc w:val="left"/>
-        <w:rPr/>
-      </w:pPr>
-      <w:r>
-        <w:rPr>
-          <w:b w:val="1"/>
-          <w:bCs w:val="1"/>
-          <w:i w:val="0"/>
-          <w:iCs w:val="0"/>
-          <w:strike w:val="0"/>
-          <w:color w:val="8d1d75"/>
-          <w:sz w:val="24"/>
-          <w:szCs w:val="24"/>
-          <w:u w:val="none"/>
-          <w:rtl w:val="0"/>
-        </w:rPr>
-        <w:t xml:space="preserve">GP stack: </w:t>
-      </w:r>
-      <w:r>
-        <w:rPr>
-          <w:color w:val="8d1d75"/>
-          <w:rtl w:val="0"/>
-        </w:rPr>
-        <w:t xml:space="preserve">30k gp</w:t>
-      </w:r>
-      <w:r>
-        <w:rPr>
-          <w:rtl w:val="0"/>
-        </w:rPr>
-      </w:r>
-    </w:p>
-    <w:p>
-      <w:pPr>
-        <w:jc w:val="left"/>
-        <w:rPr/>
-      </w:pPr>
-      <w:r>
-        <w:rPr>
-          <w:b w:val="1"/>
-          <w:bCs w:val="1"/>
-          <w:i w:val="0"/>
-          <w:iCs w:val="0"/>
-          <w:strike w:val="0"/>
-          <w:color w:val="8d1d75"/>
-          <w:sz w:val="24"/>
-          <w:szCs w:val="24"/>
-          <w:u w:val="none"/>
-          <w:rtl w:val="0"/>
-        </w:rPr>
-        <w:t xml:space="preserve">Items needed: </w:t>
-      </w:r>
-      <w:r>
-        <w:rPr>
-          <w:b w:val="0"/>
-          <w:bCs w:val="0"/>
-          <w:i w:val="0"/>
-          <w:iCs w:val="0"/>
-          <w:strike w:val="0"/>
-          <w:color w:val="8d1d75"/>
-          <w:sz w:val="24"/>
-          <w:szCs w:val="24"/>
-          <w:u w:val="none"/>
-          <w:rtl w:val="0"/>
-        </w:rPr>
-        <w:t xml:space="preserve">penguin suit, evil stew, air runes, water rune, law rune</w:t>
-      </w:r>
-      <w:r>
-        <w:rPr>
-          <w:rtl w:val="0"/>
-        </w:rPr>
-      </w:r>
-    </w:p>
-    <w:p>
-      <w:pPr>
-        <w:jc w:val="left"/>
-        <w:rPr>
-          <w:color w:val="8d1d75"/>
-        </w:rPr>
-      </w:pPr>
-      <w:r>
-        <w:rPr>
-          <w:b w:val="1"/>
-          <w:bCs w:val="1"/>
-          <w:i w:val="0"/>
-          <w:iCs w:val="0"/>
-          <w:strike w:val="0"/>
-          <w:color w:val="8d1d75"/>
-          <w:sz w:val="24"/>
-          <w:szCs w:val="24"/>
-          <w:u w:val="none"/>
-          <w:rtl w:val="0"/>
-        </w:rPr>
-        <w:t xml:space="preserve">Skills/quests met?:</w:t>
-      </w:r>
-      <w:r>
-        <w:rPr>
-          <w:b w:val="0"/>
-          <w:bCs w:val="0"/>
-          <w:i w:val="0"/>
-          <w:iCs w:val="0"/>
-          <w:strike w:val="0"/>
-          <w:color w:val="8d1d75"/>
-          <w:sz w:val="24"/>
-          <w:szCs w:val="24"/>
-          <w:u w:val="none"/>
-          <w:rtl w:val="0"/>
-        </w:rPr>
-        <w:t xml:space="preserve"> yes</w:t>
-      </w:r>
-      <w:r>
-        <w:rPr>
-          <w:b w:val="0"/>
-          <w:bCs w:val="0"/>
-          <w:i w:val="0"/>
-          <w:iCs w:val="0"/>
-          <w:strike w:val="0"/>
-          <w:color w:val="c9211e"/>
-          <w:sz w:val="24"/>
-          <w:szCs w:val="24"/>
-          <w:u w:val="none"/>
-          <w:rtl w:val="0"/>
-        </w:rPr>
-        <w:t xml:space="preserve"> (listen to the wiki when it tells you to steal a bell and grab items)</w:t>
-      </w:r>
-      <w:r>
-        <w:rPr>
-          <w:rtl w:val="0"/>
-        </w:rPr>
-      </w:r>
-    </w:p>
-    <w:p>
-      <w:pPr>
-        <w:jc w:val="left"/>
-        <w:rPr>
-          <w:b w:val="0"/>
-          <w:bCs w:val="0"/>
-          <w:i w:val="0"/>
-          <w:iCs w:val="0"/>
-          <w:strike w:val="0"/>
-          <w:color w:val="8d1d75"/>
-          <w:sz w:val="24"/>
-          <w:szCs w:val="24"/>
-          <w:u w:val="none"/>
-        </w:rPr>
-      </w:pPr>
-      <w:r>
-        <w:rPr>
-          <w:b w:val="0"/>
-          <w:bCs w:val="0"/>
-          <w:i w:val="0"/>
-          <w:iCs w:val="0"/>
-          <w:strike w:val="0"/>
-          <w:color w:val="8d1d75"/>
-          <w:sz w:val="24"/>
-          <w:szCs w:val="24"/>
-          <w:u w:val="none"/>
-          <w:rtl w:val="0"/>
-        </w:rPr>
-        <w:t xml:space="preserve">Total time: </w:t>
-      </w:r>
-      <w:r>
-        <w:rPr>
-          <w:color w:val="8d1d75"/>
-          <w:rtl w:val="0"/>
-        </w:rPr>
-        <w:t xml:space="preserve">15d9h</w:t>
-      </w:r>
-      <w:r>
-        <w:rPr>
-          <w:rtl w:val="0"/>
-        </w:rPr>
-      </w:r>
-    </w:p>
-    <w:p>
-      <w:pPr>
-        <w:numPr>
-          <w:ilvl w:val="0"/>
-          <w:numId w:val="1"/>
-        </w:numPr>
-        <w:ind w:left="720" w:hanging="360"/>
-        <w:jc w:val="left"/>
-        <w:rPr/>
-      </w:pPr>
-      <w:r>
-        <w:rPr>
-          <w:b w:val="0"/>
-          <w:bCs w:val="0"/>
-          <w:i w:val="0"/>
-          <w:iCs w:val="0"/>
-          <w:strike w:val="0"/>
-          <w:color w:val="000000"/>
-          <w:sz w:val="24"/>
-          <w:szCs w:val="24"/>
-          <w:u w:val="none"/>
-          <w:rtl w:val="0"/>
-        </w:rPr>
-        <w:t xml:space="preserve">Continue OSF (Misthalin steps), when in Draynor speak with the Wise Old Man for RFD/Varze</w:t>
-      </w:r>
-      <w:r>
-        <w:rPr>
-          <w:rtl w:val="0"/>
-        </w:rPr>
-        <w:t xml:space="preserve"> then run to the Wizards’ Tower and speak with Wizard Traiborn for RFD/Lumbridge Guide. Run back, continue OSF. W</w:t>
-      </w:r>
-      <w:r>
-        <w:rPr>
-          <w:b w:val="0"/>
-          <w:bCs w:val="0"/>
-          <w:i w:val="0"/>
-          <w:iCs w:val="0"/>
-          <w:strike w:val="0"/>
-          <w:color w:val="000000"/>
-          <w:sz w:val="24"/>
-          <w:szCs w:val="24"/>
-          <w:u w:val="none"/>
-          <w:rtl w:val="0"/>
-        </w:rPr>
-        <w:t xml:space="preserve">hen in Port Sarim kill seagulls for Rag and Bone Man II</w:t>
-      </w:r>
-      <w:r>
-        <w:rPr>
-          <w:rtl w:val="0"/>
-        </w:rPr>
-        <w:t xml:space="preserve"> then </w:t>
-      </w:r>
-      <w:r>
-        <w:rPr>
-          <w:b w:val="0"/>
-          <w:bCs w:val="0"/>
-          <w:i w:val="0"/>
-          <w:iCs w:val="0"/>
-          <w:strike w:val="0"/>
-          <w:color w:val="000000"/>
-          <w:sz w:val="24"/>
-          <w:szCs w:val="24"/>
-          <w:u w:val="none"/>
-          <w:rtl w:val="0"/>
-        </w:rPr>
-        <w:t xml:space="preserve">speak with The Face and Felkrash for Ratcatchers (until you need to go to the snake charmer).</w:t>
-      </w:r>
-      <w:r>
-        <w:rPr>
-          <w:rtl w:val="0"/>
-        </w:rPr>
-      </w:r>
-    </w:p>
-    <w:p>
-      <w:pPr>
-        <w:jc w:val="left"/>
-        <w:rPr/>
-      </w:pPr>
-      <w:r>
-        <w:rPr>
-          <w:b w:val="1"/>
-          <w:bCs w:val="1"/>
-          <w:i w:val="0"/>
-          <w:iCs w:val="0"/>
-          <w:strike w:val="0"/>
-          <w:color w:val="8d1d75"/>
-          <w:sz w:val="24"/>
-          <w:szCs w:val="24"/>
-          <w:u w:val="none"/>
-          <w:rtl w:val="0"/>
-        </w:rPr>
-        <w:t xml:space="preserve">GP stack: </w:t>
-      </w:r>
-      <w:r>
-        <w:rPr>
-          <w:color w:val="8d1d75"/>
-          <w:rtl w:val="0"/>
-        </w:rPr>
-        <w:t xml:space="preserve">30k gp</w:t>
+        <w:t xml:space="preserve">630k gp</w:t>
       </w:r>
       <w:r>
         <w:rPr>
@@ -18029,7 +18042,7 @@
           <w:color w:val="8d1d75"/>
           <w:rtl w:val="0"/>
         </w:rPr>
-        <w:t xml:space="preserve">30k gp</w:t>
+        <w:t xml:space="preserve">630k gp</w:t>
       </w:r>
       <w:r>
         <w:rPr>
@@ -18371,7 +18384,7 @@
           <w:color w:val="8d1d75"/>
           <w:rtl w:val="0"/>
         </w:rPr>
-        <w:t xml:space="preserve">30k gp</w:t>
+        <w:t xml:space="preserve">630k gp</w:t>
       </w:r>
       <w:r>
         <w:rPr>
@@ -18568,7 +18581,7 @@
           <w:color w:val="8d1d75"/>
           <w:rtl w:val="0"/>
         </w:rPr>
-        <w:t xml:space="preserve">50k</w:t>
+        <w:t xml:space="preserve">650k</w:t>
       </w:r>
       <w:r>
         <w:rPr>
@@ -19285,7 +19298,7 @@
           <w:color w:val="8d1d75"/>
           <w:rtl w:val="0"/>
         </w:rPr>
-        <w:t xml:space="preserve">240k</w:t>
+        <w:t xml:space="preserve">650k</w:t>
       </w:r>
       <w:r>
         <w:rPr>
@@ -19639,7 +19652,7 @@
           <w:color w:val="8d1d75"/>
           <w:rtl w:val="0"/>
         </w:rPr>
-        <w:t xml:space="preserve">260k</w:t>
+        <w:t xml:space="preserve">670k</w:t>
       </w:r>
       <w:r>
         <w:rPr>
@@ -20031,7 +20044,7 @@
           <w:color w:val="8d1d75"/>
           <w:rtl w:val="0"/>
         </w:rPr>
-        <w:t xml:space="preserve">260k gp</w:t>
+        <w:t xml:space="preserve">670k gp</w:t>
       </w:r>
       <w:r>
         <w:rPr>
@@ -20237,7 +20250,7 @@
           <w:color w:val="8d1d75"/>
           <w:rtl w:val="0"/>
         </w:rPr>
-        <w:t xml:space="preserve">130k gp</w:t>
+        <w:t xml:space="preserve">540k gp</w:t>
       </w:r>
       <w:r>
         <w:rPr>
@@ -20710,7 +20723,7 @@
           <w:color w:val="8d1d75"/>
           <w:rtl w:val="0"/>
         </w:rPr>
-        <w:t xml:space="preserve">120k</w:t>
+        <w:t xml:space="preserve">530k</w:t>
       </w:r>
       <w:r>
         <w:rPr>
@@ -20913,7 +20926,7 @@
           <w:color w:val="8d1d75"/>
           <w:rtl w:val="0"/>
         </w:rPr>
-        <w:t xml:space="preserve">120k gp</w:t>
+        <w:t xml:space="preserve">530k gp</w:t>
       </w:r>
     </w:p>
     <w:p>
@@ -21188,7 +21201,7 @@
           <w:color w:val="8d1d75"/>
           <w:rtl w:val="0"/>
         </w:rPr>
-        <w:t xml:space="preserve">120k gp</w:t>
+        <w:t xml:space="preserve">530k gp</w:t>
       </w:r>
       <w:r>
         <w:rPr>
@@ -21395,7 +21408,7 @@
           <w:color w:val="8d1d75"/>
           <w:rtl w:val="0"/>
         </w:rPr>
-        <w:t xml:space="preserve">120k gp</w:t>
+        <w:t xml:space="preserve">530k gp</w:t>
       </w:r>
       <w:r>
         <w:rPr>
@@ -21515,7 +21528,7 @@
           <w:color w:val="8d1d75"/>
           <w:rtl w:val="0"/>
         </w:rPr>
-        <w:t xml:space="preserve">1.8m</w:t>
+        <w:t xml:space="preserve">2.2m</w:t>
       </w:r>
       <w:r>
         <w:rPr>
@@ -21695,7 +21708,7 @@
           <w:color w:val="8d1d75"/>
           <w:rtl w:val="0"/>
         </w:rPr>
-        <w:t xml:space="preserve">1.7m</w:t>
+        <w:t xml:space="preserve">2.1m</w:t>
       </w:r>
       <w:r>
         <w:rPr>
@@ -22020,24 +22033,6 @@
     </w:p>
     <w:p>
       <w:pPr>
-        <w:numPr>
-          <w:ilvl w:val="1"/>
-          <w:numId w:val="1"/>
-        </w:numPr>
-        <w:ind w:left="1080" w:hanging="360"/>
-        <w:rPr>
-          <w:u w:val="none"/>
-        </w:rPr>
-      </w:pPr>
-      <w:r>
-        <w:rPr>
-          <w:rtl w:val="0"/>
-        </w:rPr>
-        <w:t xml:space="preserve">At your convenience, catch three sabre-toothed kyatts for their furs and the diary north of fairy ring DKS.</w:t>
-      </w:r>
-    </w:p>
-    <w:p>
-      <w:pPr>
         <w:rPr/>
       </w:pPr>
       <w:r>
@@ -22054,7 +22049,7 @@
           <w:color w:val="8d1d75"/>
           <w:rtl w:val="0"/>
         </w:rPr>
-        <w:t xml:space="preserve">1.7m gp</w:t>
+        <w:t xml:space="preserve">2.1m gp</w:t>
       </w:r>
       <w:r>
         <w:rPr>
@@ -22374,6 +22369,21 @@
     </w:p>
     <w:p>
       <w:pPr>
+        <w:numPr>
+          <w:ilvl w:val="1"/>
+          <w:numId w:val="1"/>
+        </w:numPr>
+        <w:ind w:left="1080" w:hanging="360"/>
+      </w:pPr>
+      <w:r>
+        <w:rPr>
+          <w:rtl w:val="0"/>
+        </w:rPr>
+        <w:t xml:space="preserve">At your convenience, catch three sabre-toothed kyatts for their furs and the diary north of fairy ring DKS and one sunlight antelope for its fur (east of fairy ring AJP).</w:t>
+      </w:r>
+    </w:p>
+    <w:p>
+      <w:pPr>
         <w:rPr/>
       </w:pPr>
       <w:r>
@@ -22390,7 +22400,7 @@
           <w:color w:val="8d1d75"/>
           <w:rtl w:val="0"/>
         </w:rPr>
-        <w:t xml:space="preserve">1.6m gp</w:t>
+        <w:t xml:space="preserve">2.0m gp</w:t>
       </w:r>
       <w:r>
         <w:rPr>
@@ -22523,7 +22533,7 @@
           <w:color w:val="8d1d75"/>
           <w:rtl w:val="0"/>
         </w:rPr>
-        <w:t xml:space="preserve">1.5m</w:t>
+        <w:t xml:space="preserve">2.0m</w:t>
       </w:r>
       <w:r>
         <w:rPr>
@@ -22636,7 +22646,7 @@
           <w:color w:val="8d1d75"/>
           <w:rtl w:val="0"/>
         </w:rPr>
-        <w:t xml:space="preserve">1.5m gp</w:t>
+        <w:t xml:space="preserve">2.0m gp</w:t>
       </w:r>
       <w:r>
         <w:rPr>
@@ -22735,6 +22745,31 @@
         </w:numPr>
         <w:ind w:left="1080" w:hanging="360"/>
       </w:pPr>
+      <w:hyperlink r:id="rId52">
+        <w:r>
+          <w:rPr>
+            <w:color w:val="0000ee"/>
+            <w:u w:val="single"/>
+            <w:rtl w:val="0"/>
+          </w:rPr>
+          <w:t xml:space="preserve">Four paths for sepulchre</w:t>
+        </w:r>
+      </w:hyperlink>
+      <w:r>
+        <w:rPr>
+          <w:rtl w:val="0"/>
+        </w:rPr>
+        <w:t xml:space="preserve"> explains that there are some interesting options for players here. Below ‘option 1’ is assumed, which is recommended.</w:t>
+      </w:r>
+    </w:p>
+    <w:p>
+      <w:pPr>
+        <w:numPr>
+          <w:ilvl w:val="1"/>
+          <w:numId w:val="1"/>
+        </w:numPr>
+        <w:ind w:left="1080" w:hanging="360"/>
+      </w:pPr>
       <w:r>
         <w:rPr>
           <w:rtl w:val="0"/>
@@ -22770,7 +22805,7 @@
         </w:rPr>
         <w:t xml:space="preserve"> side, </w:t>
       </w:r>
-      <w:hyperlink r:id="rId52">
+      <w:hyperlink r:id="rId53">
         <w:r>
           <w:rPr>
             <w:color w:val="0000ee"/>
@@ -22815,7 +22850,7 @@
         </w:rPr>
         <w:t xml:space="preserve"> side, </w:t>
       </w:r>
-      <w:hyperlink r:id="rId53">
+      <w:hyperlink r:id="rId54">
         <w:r>
           <w:rPr>
             <w:color w:val="0000ee"/>
@@ -22860,7 +22895,7 @@
         </w:rPr>
         <w:t xml:space="preserve"> side, </w:t>
       </w:r>
-      <w:hyperlink r:id="rId54">
+      <w:hyperlink r:id="rId55">
         <w:r>
           <w:rPr>
             <w:color w:val="0000ee"/>
@@ -22891,7 +22926,7 @@
         </w:rPr>
         <w:t xml:space="preserve">On floor 3 each side has a grapple (</w:t>
       </w:r>
-      <w:hyperlink r:id="rId55">
+      <w:hyperlink r:id="rId56">
         <w:r>
           <w:rPr>
             <w:color w:val="0000ee"/>
@@ -22907,7 +22942,7 @@
         </w:rPr>
         <w:t xml:space="preserve">, </w:t>
       </w:r>
-      <w:hyperlink r:id="rId56">
+      <w:hyperlink r:id="rId57">
         <w:r>
           <w:rPr>
             <w:color w:val="0000ee"/>
@@ -22938,7 +22973,7 @@
         </w:rPr>
         <w:t xml:space="preserve">Floors 1-2 are not worth looting, although if you are chasing collection log slots you have to loot these too. </w:t>
       </w:r>
-      <w:hyperlink r:id="rId57">
+      <w:hyperlink r:id="rId58">
         <w:r>
           <w:rPr>
             <w:color w:val="0000ee"/>
@@ -22969,7 +23004,7 @@
         </w:rPr>
         <w:t xml:space="preserve">If you are using mahogany planks with rune nails (in BRUHsailer you will not be doing this) to build bridges it is efficient construction xp to build the bridge in floor 1 (on two out of four sides, so on 50% of all runs, </w:t>
       </w:r>
-      <w:hyperlink r:id="rId58">
+      <w:hyperlink r:id="rId59">
         <w:r>
           <w:rPr>
             <w:color w:val="0000ee"/>
@@ -23074,7 +23109,7 @@
         </w:rPr>
         <w:t xml:space="preserve">If you want a change of pace you can afk mine daeyalt essence for runecrafting later. There is also a high effort daeyalt (“dae-alch”) method: </w:t>
       </w:r>
-      <w:hyperlink r:id="rId59">
+      <w:hyperlink r:id="rId60">
         <w:r>
           <w:rPr>
             <w:color w:val="1155cc"/>
@@ -23105,7 +23140,7 @@
         </w:rPr>
         <w:t xml:space="preserve">You can do this grind in smaller parts, or quit entirely at a lower agility level. </w:t>
       </w:r>
-      <w:hyperlink r:id="rId60">
+      <w:hyperlink r:id="rId61">
         <w:r>
           <w:rPr>
             <w:color w:val="1155cc"/>
@@ -23135,7 +23170,7 @@
         </w:rPr>
         <w:t xml:space="preserve">You can use crab’s updated Hallowed Sepulchre calculator: </w:t>
       </w:r>
-      <w:hyperlink r:id="rId61">
+      <w:hyperlink r:id="rId62">
         <w:r>
           <w:rPr>
             <w:color w:val="0000ee"/>
@@ -23240,7 +23275,7 @@
           <w:color w:val="8d1d75"/>
           <w:rtl w:val="0"/>
         </w:rPr>
-        <w:t xml:space="preserve"> 3.6m</w:t>
+        <w:t xml:space="preserve"> 4.0m</w:t>
       </w:r>
     </w:p>
     <w:p>
@@ -23338,7 +23373,7 @@
         </w:rPr>
         <w:t xml:space="preserve">Optional but recommended (for sepulchre preparation): do Blast Mining </w:t>
       </w:r>
-      <w:hyperlink r:id="rId62">
+      <w:hyperlink r:id="rId63">
         <w:r>
           <w:rPr>
             <w:rFonts w:ascii="Arial" w:cs="Arial" w:eastAsia="Arial" w:hAnsi="Arial"/>
@@ -23356,7 +23391,7 @@
         </w:rPr>
         <w:t xml:space="preserve"> to get to 380 addy ore total, buying the dynamite from the shop as needed. The rates in the video are inaccurate but the route is legitimate, for more info see </w:t>
       </w:r>
-      <w:hyperlink r:id="rId63">
+      <w:hyperlink r:id="rId64">
         <w:r>
           <w:rPr>
             <w:rFonts w:ascii="Arial" w:cs="Arial" w:eastAsia="Arial" w:hAnsi="Arial"/>
@@ -23396,7 +23431,7 @@
         </w:rPr>
         <w:t xml:space="preserve">Required: Use the UIM gold method (</w:t>
       </w:r>
-      <w:hyperlink r:id="rId64">
+      <w:hyperlink r:id="rId65">
         <w:r>
           <w:rPr>
             <w:color w:val="0000ee"/>
@@ -23491,7 +23526,7 @@
           <w:color w:val="8d1d75"/>
           <w:rtl w:val="0"/>
         </w:rPr>
-        <w:t xml:space="preserve">850k gp</w:t>
+        <w:t xml:space="preserve">1.3m gp</w:t>
       </w:r>
       <w:r>
         <w:rPr>
@@ -23661,7 +23696,7 @@
         </w:rPr>
         <w:t xml:space="preserve">Floor 5 always has an enchantment obstacle </w:t>
       </w:r>
-      <w:hyperlink r:id="rId65">
+      <w:hyperlink r:id="rId66">
         <w:r>
           <w:rPr>
             <w:color w:val="0000ee"/>
@@ -23677,7 +23712,7 @@
         </w:rPr>
         <w:t xml:space="preserve">, a grapple obstacle </w:t>
       </w:r>
-      <w:hyperlink r:id="rId66">
+      <w:hyperlink r:id="rId67">
         <w:r>
           <w:rPr>
             <w:color w:val="0000ee"/>
@@ -23693,7 +23728,7 @@
         </w:rPr>
         <w:t xml:space="preserve"> and a bridge obstacle </w:t>
       </w:r>
-      <w:hyperlink r:id="rId67">
+      <w:hyperlink r:id="rId68">
         <w:r>
           <w:rPr>
             <w:color w:val="0000ee"/>
@@ -23709,7 +23744,7 @@
         </w:rPr>
         <w:t xml:space="preserve">, followed by a grand coffin </w:t>
       </w:r>
-      <w:hyperlink r:id="rId68">
+      <w:hyperlink r:id="rId69">
         <w:r>
           <w:rPr>
             <w:color w:val="0000ee"/>
@@ -23779,7 +23814,7 @@
         </w:rPr>
         <w:t xml:space="preserve">If you are using mahogany planks with rune nails (in BRUHsailer you will not be doing this) to build bridges it is efficient construction xp to build the bridge in floor 1 (on two out of four sides, so on 50% of all runs, </w:t>
       </w:r>
-      <w:hyperlink r:id="rId69">
+      <w:hyperlink r:id="rId70">
         <w:r>
           <w:rPr>
             <w:color w:val="0000ee"/>
@@ -23836,7 +23871,7 @@
         </w:rPr>
         <w:t xml:space="preserve">Once you have a little bit of cash (over a million) obtain 100% kingdom of Miscellania support (buying flowers from </w:t>
       </w:r>
-      <w:hyperlink r:id="rId70">
+      <w:hyperlink r:id="rId71">
         <w:r>
           <w:rPr>
             <w:color w:val="1155cc"/>
@@ -24217,7 +24252,7 @@
         </w:rPr>
         <w:t xml:space="preserve">If you want a change of pace you can afk mine daeyalt essence for runecrafting later. There is also a high effort daeyalt (“dae-alch”) method: </w:t>
       </w:r>
-      <w:hyperlink r:id="rId71">
+      <w:hyperlink r:id="rId72">
         <w:r>
           <w:rPr>
             <w:color w:val="1155cc"/>
@@ -24248,7 +24283,7 @@
         </w:rPr>
         <w:t xml:space="preserve">You can do this grind in smaller parts, or quit entirely at a lower agility level. </w:t>
       </w:r>
-      <w:hyperlink r:id="rId72">
+      <w:hyperlink r:id="rId73">
         <w:r>
           <w:rPr>
             <w:color w:val="1155cc"/>
@@ -24281,7 +24316,7 @@
         </w:rPr>
         <w:t xml:space="preserve">You can use crab’s updated Hallowed Sepulchre calculator: </w:t>
       </w:r>
-      <w:hyperlink r:id="rId73">
+      <w:hyperlink r:id="rId74">
         <w:r>
           <w:rPr>
             <w:color w:val="0000ee"/>
@@ -24369,7 +24404,7 @@
         </w:rPr>
         <w:t xml:space="preserve">The floor 4 brazier, </w:t>
       </w:r>
-      <w:hyperlink r:id="rId74">
+      <w:hyperlink r:id="rId75">
         <w:r>
           <w:rPr>
             <w:color w:val="0000ee"/>
@@ -24411,7 +24446,7 @@
           <w:color w:val="8d1d75"/>
           <w:rtl w:val="0"/>
         </w:rPr>
-        <w:t xml:space="preserve"> 37.0m</w:t>
+        <w:t xml:space="preserve"> 37.4m</w:t>
       </w:r>
     </w:p>
     <w:p>
@@ -24544,7 +24579,7 @@
           <w:color w:val="8d1d75"/>
           <w:rtl w:val="0"/>
         </w:rPr>
-        <w:t xml:space="preserve">37.0</w:t>
+        <w:t xml:space="preserve">37.4</w:t>
       </w:r>
       <w:r>
         <w:rPr>
@@ -24786,7 +24821,7 @@
         </w:rPr>
         <w:t xml:space="preserve">If you have a fish barrel, move your POH to Brimhaven (move it back after), then buy a few thousand (between 2,000 and 10,000 recommended) raw karambwans using the barrel method in this video: </w:t>
       </w:r>
-      <w:hyperlink r:id="rId75">
+      <w:hyperlink r:id="rId76">
         <w:r>
           <w:rPr>
             <w:rFonts w:ascii="Arial" w:cs="Arial" w:eastAsia="Arial" w:hAnsi="Arial"/>
@@ -24803,7 +24838,7 @@
         </w:rPr>
         <w:t xml:space="preserve">. Karambwans are the best food at all levels, and give incredible cooking xp (using a method called ‘1t bwan cooking’). See </w:t>
       </w:r>
-      <w:hyperlink r:id="rId76">
+      <w:hyperlink r:id="rId77">
         <w:r>
           <w:rPr>
             <w:color w:val="0000ee"/>
@@ -24843,7 +24878,7 @@
           <w:color w:val="8d1d75"/>
           <w:rtl w:val="0"/>
         </w:rPr>
-        <w:t xml:space="preserve"> 35.4m gp</w:t>
+        <w:t xml:space="preserve"> 35.8m gp</w:t>
       </w:r>
       <w:r>
         <w:rPr>
@@ -24996,7 +25031,7 @@
           <w:color w:val="8d1d75"/>
           <w:rtl w:val="0"/>
         </w:rPr>
-        <w:t xml:space="preserve">35.4m</w:t>
+        <w:t xml:space="preserve">35.8m</w:t>
       </w:r>
       <w:r>
         <w:rPr>
@@ -25120,7 +25155,7 @@
           <w:color w:val="8d1d75"/>
           <w:rtl w:val="0"/>
         </w:rPr>
-        <w:t xml:space="preserve">35.4m gp</w:t>
+        <w:t xml:space="preserve">35.8m gp</w:t>
       </w:r>
       <w:r>
         <w:rPr>
@@ -25248,7 +25283,7 @@
           <w:color w:val="8d1d75"/>
           <w:rtl w:val="0"/>
         </w:rPr>
-        <w:t xml:space="preserve">35.4m gp</w:t>
+        <w:t xml:space="preserve">35.8m gp</w:t>
       </w:r>
       <w:r>
         <w:rPr>
@@ -25336,7 +25371,7 @@
         </w:rPr>
         <w:t xml:space="preserve">Make 20 bolts of canvas. Build the mahogany mast and canvas sails on your skiff using the hemp you farmed, build the mithril helm on your skiff (not sloop) and the inoculation station on your sloop. Do the Jubbly Jive barracuda trial and complete up to the shark rank. Build a wind catcher on both your skiff and your sloop, then return to the Jubbly Jive and keep training sailing to level 67 sailing using the following method for Marlin rank: </w:t>
       </w:r>
-      <w:hyperlink r:id="rId77">
+      <w:hyperlink r:id="rId78">
         <w:r>
           <w:rPr>
             <w:color w:val="1155cc"/>
@@ -25352,7 +25387,7 @@
         </w:rPr>
         <w:t xml:space="preserve">. At your convenience, return to the Ardent Ocean meteorologists for those charting tasks. Optional but not recommended: if you prefer alternative training methods you can choose between Rellekka courier tasks (</w:t>
       </w:r>
-      <w:hyperlink r:id="rId78">
+      <w:hyperlink r:id="rId79">
         <w:r>
           <w:rPr>
             <w:color w:val="1155cc"/>
@@ -25405,7 +25440,7 @@
           <w:color w:val="8d1d75"/>
           <w:rtl w:val="0"/>
         </w:rPr>
-        <w:t xml:space="preserve">35.4m gp</w:t>
+        <w:t xml:space="preserve">35.8m gp</w:t>
       </w:r>
       <w:r>
         <w:rPr>
@@ -25519,7 +25554,7 @@
           <w:color w:val="8d1d75"/>
           <w:rtl w:val="0"/>
         </w:rPr>
-        <w:t xml:space="preserve">35.4m gp</w:t>
+        <w:t xml:space="preserve">35.8m gp</w:t>
       </w:r>
       <w:r>
         <w:rPr>
@@ -25629,7 +25664,7 @@
           <w:color w:val="8d1d75"/>
           <w:rtl w:val="0"/>
         </w:rPr>
-        <w:t xml:space="preserve">35.4m gp</w:t>
+        <w:t xml:space="preserve">35.8m gp</w:t>
       </w:r>
       <w:r>
         <w:rPr>
@@ -25739,7 +25774,7 @@
           <w:color w:val="8d1d75"/>
           <w:rtl w:val="0"/>
         </w:rPr>
-        <w:t xml:space="preserve">35.4m gp</w:t>
+        <w:t xml:space="preserve">35.8m gp</w:t>
       </w:r>
       <w:r>
         <w:rPr>
@@ -25860,7 +25895,7 @@
           <w:color w:val="8d1d75"/>
           <w:rtl w:val="0"/>
         </w:rPr>
-        <w:t xml:space="preserve">35.4m gp</w:t>
+        <w:t xml:space="preserve">35.8m gp</w:t>
       </w:r>
       <w:r>
         <w:rPr>
@@ -26051,7 +26086,7 @@
           <w:color w:val="8d1d75"/>
           <w:rtl w:val="0"/>
         </w:rPr>
-        <w:t xml:space="preserve">35.4m gp</w:t>
+        <w:t xml:space="preserve">35.8m gp</w:t>
       </w:r>
       <w:r>
         <w:rPr>
@@ -26200,7 +26235,7 @@
           <w:color w:val="8d1d75"/>
           <w:rtl w:val="0"/>
         </w:rPr>
-        <w:t xml:space="preserve">35.4m gp</w:t>
+        <w:t xml:space="preserve">35.8m gp</w:t>
       </w:r>
       <w:r>
         <w:rPr>
@@ -26391,7 +26426,7 @@
           <w:color w:val="8d1d75"/>
           <w:rtl w:val="0"/>
         </w:rPr>
-        <w:t xml:space="preserve">35.4m gp</w:t>
+        <w:t xml:space="preserve">35.8m gp</w:t>
       </w:r>
       <w:r>
         <w:rPr>
@@ -26627,7 +26662,7 @@
           <w:color w:val="8d1d75"/>
           <w:rtl w:val="0"/>
         </w:rPr>
-        <w:t xml:space="preserve">35.4m gp</w:t>
+        <w:t xml:space="preserve">35.8m gp</w:t>
       </w:r>
       <w:r>
         <w:rPr>
@@ -26841,7 +26876,7 @@
         </w:rPr>
         <w:t xml:space="preserve">; 2) kill Vyrewatch Sentinels for 1/46.5; 3) trade rune platelegs for one at </w:t>
       </w:r>
-      <w:hyperlink r:id="rId79">
+      <w:hyperlink r:id="rId80">
         <w:r>
           <w:rPr>
             <w:color w:val="1155cc"/>
@@ -27152,7 +27187,7 @@
         </w:rPr>
         <w:t xml:space="preserve">Example clip: </w:t>
       </w:r>
-      <w:hyperlink r:id="rId80">
+      <w:hyperlink r:id="rId81">
         <w:r>
           <w:rPr>
             <w:i w:val="1"/>
@@ -27205,7 +27240,7 @@
         <w:jc w:val="left"/>
         <w:rPr/>
       </w:pPr>
-      <w:hyperlink r:id="rId81">
+      <w:hyperlink r:id="rId82">
         <w:r>
           <w:rPr>
             <w:rFonts w:ascii="Arial" w:cs="Arial" w:eastAsia="Arial" w:hAnsi="Arial"/>
@@ -27249,7 +27284,7 @@
           <w:color w:val="8d1d75"/>
           <w:rtl w:val="0"/>
         </w:rPr>
-        <w:t xml:space="preserve">35.4m gp</w:t>
+        <w:t xml:space="preserve">35.8m gp</w:t>
       </w:r>
       <w:r>
         <w:rPr>
@@ -28027,7 +28062,7 @@
           <w:color w:val="00a933"/>
           <w:rtl w:val="0"/>
         </w:rPr>
-        <w:t xml:space="preserve">4</w:t>
+        <w:t xml:space="preserve">6</w:t>
       </w:r>
       <w:r>
         <w:rPr>
@@ -28076,7 +28111,7 @@
           <w:color w:val="00a933"/>
           <w:rtl w:val="0"/>
         </w:rPr>
-        <w:t xml:space="preserve">65</w:t>
+        <w:t xml:space="preserve">68</w:t>
       </w:r>
       <w:r>
         <w:rPr>
@@ -28118,7 +28153,19 @@
           <w:u w:val="none"/>
           <w:rtl w:val="0"/>
         </w:rPr>
-        <w:t xml:space="preserve">Fletching: 69</w:t>
+        <w:t xml:space="preserve">Fletching: 6</w:t>
+      </w:r>
+      <w:r>
+        <w:rPr>
+          <w:color w:val="00a933"/>
+          <w:rtl w:val="0"/>
+        </w:rPr>
+        <w:t xml:space="preserve">9</w:t>
+      </w:r>
+      <w:r>
+        <w:rPr>
+          <w:rtl w:val="0"/>
+        </w:rPr>
       </w:r>
     </w:p>
     <w:p>
@@ -28204,14 +28251,14 @@
           <w:u w:val="none"/>
           <w:rtl w:val="0"/>
         </w:rPr>
-        <w:t xml:space="preserve">Hunter: 8</w:t>
+        <w:t xml:space="preserve">Hunter: </w:t>
       </w:r>
       <w:r>
         <w:rPr>
           <w:color w:val="00a933"/>
           <w:rtl w:val="0"/>
         </w:rPr>
-        <w:t xml:space="preserve">2</w:t>
+        <w:t xml:space="preserve">73</w:t>
       </w:r>
       <w:r>
         <w:rPr>
@@ -28849,7 +28896,7 @@
         </w:rPr>
         <w:t xml:space="preserve">Overview document: </w:t>
       </w:r>
-      <w:hyperlink r:id="rId82">
+      <w:hyperlink r:id="rId83">
         <w:r>
           <w:rPr>
             <w:color w:val="0000ee"/>
@@ -28876,7 +28923,7 @@
         </w:rPr>
         <w:t xml:space="preserve">Interactive version with checkboxes: </w:t>
       </w:r>
-      <w:hyperlink r:id="rId83">
+      <w:hyperlink r:id="rId84">
         <w:r>
           <w:rPr>
             <w:color w:val="1155cc"/>
@@ -28905,32 +28952,6 @@
         </w:rPr>
         <w:t xml:space="preserve">Chapter 1: </w:t>
       </w:r>
-      <w:hyperlink r:id="rId84">
-        <w:r>
-          <w:rPr>
-            <w:color w:val="0000ee"/>
-            <w:u w:val="single"/>
-            <w:rtl w:val="0"/>
-          </w:rPr>
-          <w:t xml:space="preserve">20260816Chapter1</w:t>
-        </w:r>
-      </w:hyperlink>
-      <w:r>
-        <w:rPr>
-          <w:rtl w:val="0"/>
-        </w:rPr>
-      </w:r>
-    </w:p>
-    <w:p>
-      <w:pPr>
-        <w:rPr/>
-      </w:pPr>
-      <w:r>
-        <w:rPr>
-          <w:rtl w:val="0"/>
-        </w:rPr>
-        <w:t xml:space="preserve">Chapter 2: </w:t>
-      </w:r>
       <w:hyperlink r:id="rId85">
         <w:r>
           <w:rPr>
@@ -28938,7 +28959,7 @@
             <w:u w:val="single"/>
             <w:rtl w:val="0"/>
           </w:rPr>
-          <w:t xml:space="preserve">20260816Chapter2</w:t>
+          <w:t xml:space="preserve">20260830Chapter1</w:t>
         </w:r>
       </w:hyperlink>
       <w:r>
@@ -28955,7 +28976,7 @@
         <w:rPr>
           <w:rtl w:val="0"/>
         </w:rPr>
-        <w:t xml:space="preserve">Chapter 3: </w:t>
+        <w:t xml:space="preserve">Chapter 2: </w:t>
       </w:r>
       <w:hyperlink r:id="rId86">
         <w:r>
@@ -28964,7 +28985,7 @@
             <w:u w:val="single"/>
             <w:rtl w:val="0"/>
           </w:rPr>
-          <w:t xml:space="preserve">20260816Chapter3</w:t>
+          <w:t xml:space="preserve">20260830Chapter2</w:t>
         </w:r>
       </w:hyperlink>
       <w:r>
@@ -28981,7 +29002,7 @@
         <w:rPr>
           <w:rtl w:val="0"/>
         </w:rPr>
-        <w:t xml:space="preserve">Detailed math on every single step: </w:t>
+        <w:t xml:space="preserve">Chapter 3: </w:t>
       </w:r>
       <w:hyperlink r:id="rId87">
         <w:r>
@@ -28990,7 +29011,7 @@
             <w:u w:val="single"/>
             <w:rtl w:val="0"/>
           </w:rPr>
-          <w:t xml:space="preserve">20260816DetailedStepsGuide</w:t>
+          <w:t xml:space="preserve">20260830Chapter3</w:t>
         </w:r>
       </w:hyperlink>
       <w:r>
@@ -29001,6 +29022,32 @@
     </w:p>
     <w:p>
       <w:pPr>
+        <w:rPr/>
+      </w:pPr>
+      <w:r>
+        <w:rPr>
+          <w:rtl w:val="0"/>
+        </w:rPr>
+        <w:t xml:space="preserve">Detailed math on every single step: </w:t>
+      </w:r>
+      <w:hyperlink r:id="rId88">
+        <w:r>
+          <w:rPr>
+            <w:color w:val="0000ee"/>
+            <w:u w:val="single"/>
+            <w:rtl w:val="0"/>
+          </w:rPr>
+          <w:t xml:space="preserve">20260830DetailedStepsGuide</w:t>
+        </w:r>
+      </w:hyperlink>
+      <w:r>
+        <w:rPr>
+          <w:rtl w:val="0"/>
+        </w:rPr>
+      </w:r>
+    </w:p>
+    <w:p>
+      <w:pPr>
         <w:rPr>
           <w:rFonts w:ascii="Arial" w:cs="Arial" w:eastAsia="Arial" w:hAnsi="Arial"/>
         </w:rPr>
@@ -29011,7 +29058,7 @@
         </w:rPr>
         <w:t xml:space="preserve">Parasailer’s image folder: </w:t>
       </w:r>
-      <w:hyperlink r:id="rId88">
+      <w:hyperlink r:id="rId89">
         <w:r>
           <w:rPr>
             <w:color w:val="1155cc"/>
@@ -29038,7 +29085,7 @@
         </w:rPr>
         <w:t xml:space="preserve">Tool for comparing Landlubber and immediately-after-sailing: </w:t>
       </w:r>
-      <w:hyperlink r:id="rId89">
+      <w:hyperlink r:id="rId90">
         <w:r>
           <w:rPr>
             <w:rFonts w:ascii="Arial" w:cs="Arial" w:eastAsia="Arial" w:hAnsi="Arial"/>
@@ -29103,7 +29150,7 @@
           <w:rFonts w:ascii="Arial" w:cs="Arial" w:eastAsia="Arial" w:hAnsi="Arial"/>
         </w:rPr>
       </w:pPr>
-      <w:hyperlink r:id="rId90">
+      <w:hyperlink r:id="rId91">
         <w:r>
           <w:rPr>
             <w:rFonts w:ascii="Arial" w:cs="Arial" w:eastAsia="Arial" w:hAnsi="Arial"/>
@@ -29127,7 +29174,7 @@
           <w:rFonts w:ascii="Arial" w:cs="Arial" w:eastAsia="Arial" w:hAnsi="Arial"/>
         </w:rPr>
       </w:pPr>
-      <w:hyperlink r:id="rId91">
+      <w:hyperlink r:id="rId92">
         <w:r>
           <w:rPr>
             <w:rFonts w:ascii="Arial" w:cs="Arial" w:eastAsia="Arial" w:hAnsi="Arial"/>
@@ -29151,7 +29198,7 @@
           <w:rFonts w:ascii="Arial" w:cs="Arial" w:eastAsia="Arial" w:hAnsi="Arial"/>
         </w:rPr>
       </w:pPr>
-      <w:hyperlink r:id="rId92">
+      <w:hyperlink r:id="rId93">
         <w:r>
           <w:rPr>
             <w:rFonts w:ascii="Arial" w:cs="Arial" w:eastAsia="Arial" w:hAnsi="Arial"/>
@@ -29173,7 +29220,7 @@
         <w:spacing w:line="276" w:lineRule="auto"/>
         <w:rPr/>
       </w:pPr>
-      <w:hyperlink r:id="rId93">
+      <w:hyperlink r:id="rId94">
         <w:r>
           <w:rPr>
             <w:rFonts w:ascii="Arial" w:cs="Arial" w:eastAsia="Arial" w:hAnsi="Arial"/>
@@ -29226,7 +29273,7 @@
         </w:rPr>
         <w:t xml:space="preserve">Chapter 1: </w:t>
       </w:r>
-      <w:hyperlink r:id="rId94">
+      <w:hyperlink r:id="rId95">
         <w:r>
           <w:rPr>
             <w:color w:val="0000ee"/>
@@ -29252,7 +29299,7 @@
         </w:rPr>
         <w:t xml:space="preserve">Chapter 2: </w:t>
       </w:r>
-      <w:hyperlink r:id="rId95">
+      <w:hyperlink r:id="rId96">
         <w:r>
           <w:rPr>
             <w:color w:val="0000ee"/>
@@ -29278,7 +29325,7 @@
         </w:rPr>
         <w:t xml:space="preserve">Chapter 3: </w:t>
       </w:r>
-      <w:hyperlink r:id="rId96">
+      <w:hyperlink r:id="rId97">
         <w:r>
           <w:rPr>
             <w:color w:val="0000ee"/>
@@ -29304,7 +29351,7 @@
         </w:rPr>
         <w:t xml:space="preserve">Detailed math on every single step: </w:t>
       </w:r>
-      <w:hyperlink r:id="rId97">
+      <w:hyperlink r:id="rId98">
         <w:r>
           <w:rPr>
             <w:color w:val="0000ee"/>
@@ -29346,7 +29393,7 @@
           <w:szCs w:val="22"/>
         </w:rPr>
       </w:pPr>
-      <w:hyperlink r:id="rId98">
+      <w:hyperlink r:id="rId99">
         <w:r>
           <w:rPr>
             <w:color w:val="1155cc"/>
@@ -29370,7 +29417,7 @@
           <w:szCs w:val="26"/>
         </w:rPr>
       </w:pPr>
-      <w:hyperlink r:id="rId99">
+      <w:hyperlink r:id="rId100">
         <w:r>
           <w:rPr>
             <w:rFonts w:ascii="Arial" w:cs="Arial" w:eastAsia="Arial" w:hAnsi="Arial"/>
@@ -29392,7 +29439,7 @@
         <w:spacing w:line="276" w:lineRule="auto"/>
         <w:rPr/>
       </w:pPr>
-      <w:hyperlink r:id="rId100">
+      <w:hyperlink r:id="rId101">
         <w:r>
           <w:rPr>
             <w:rFonts w:ascii="Arial" w:cs="Arial" w:eastAsia="Arial" w:hAnsi="Arial"/>
@@ -29414,7 +29461,7 @@
         <w:spacing w:line="276" w:lineRule="auto"/>
         <w:rPr/>
       </w:pPr>
-      <w:hyperlink r:id="rId101">
+      <w:hyperlink r:id="rId102">
         <w:r>
           <w:rPr>
             <w:color w:val="1155cc"/>
@@ -29441,7 +29488,7 @@
           <w:szCs w:val="22"/>
         </w:rPr>
       </w:pPr>
-      <w:hyperlink r:id="rId102">
+      <w:hyperlink r:id="rId103">
         <w:r>
           <w:rPr>
             <w:rFonts w:ascii="Arial" w:cs="Arial" w:eastAsia="Arial" w:hAnsi="Arial"/>
@@ -29469,7 +29516,7 @@
           <w:szCs w:val="22"/>
         </w:rPr>
       </w:pPr>
-      <w:hyperlink r:id="rId103">
+      <w:hyperlink r:id="rId104">
         <w:r>
           <w:rPr>
             <w:rFonts w:ascii="Arial" w:cs="Arial" w:eastAsia="Arial" w:hAnsi="Arial"/>
@@ -29491,7 +29538,7 @@
         <w:spacing w:line="276" w:lineRule="auto"/>
         <w:rPr/>
       </w:pPr>
-      <w:hyperlink r:id="rId104">
+      <w:hyperlink r:id="rId105">
         <w:r>
           <w:rPr>
             <w:rFonts w:ascii="Arial" w:cs="Arial" w:eastAsia="Arial" w:hAnsi="Arial"/>
@@ -29537,7 +29584,7 @@
           <w:iCs w:val="1"/>
         </w:rPr>
       </w:pPr>
-      <w:hyperlink r:id="rId105">
+      <w:hyperlink r:id="rId106">
         <w:r>
           <w:rPr>
             <w:rFonts w:ascii="Arial" w:cs="Arial" w:eastAsia="Arial" w:hAnsi="Arial"/>
@@ -29561,7 +29608,7 @@
           <w:rFonts w:ascii="Arial" w:cs="Arial" w:eastAsia="Arial" w:hAnsi="Arial"/>
         </w:rPr>
       </w:pPr>
-      <w:hyperlink r:id="rId106">
+      <w:hyperlink r:id="rId107">
         <w:r>
           <w:rPr>
             <w:color w:val="1155cc"/>
@@ -29582,7 +29629,7 @@
         <w:spacing w:line="276" w:lineRule="auto"/>
         <w:rPr/>
       </w:pPr>
-      <w:hyperlink r:id="rId107">
+      <w:hyperlink r:id="rId108">
         <w:r>
           <w:rPr>
             <w:rFonts w:ascii="Arial" w:cs="Arial" w:eastAsia="Arial" w:hAnsi="Arial"/>
@@ -29607,7 +29654,7 @@
           <w:iCs w:val="1"/>
         </w:rPr>
       </w:pPr>
-      <w:hyperlink r:id="rId108">
+      <w:hyperlink r:id="rId109">
         <w:r>
           <w:rPr>
             <w:color w:val="1155cc"/>
@@ -29630,7 +29677,7 @@
           <w:rFonts w:ascii="Arial" w:cs="Arial" w:eastAsia="Arial" w:hAnsi="Arial"/>
         </w:rPr>
       </w:pPr>
-      <w:hyperlink r:id="rId109">
+      <w:hyperlink r:id="rId110">
         <w:r>
           <w:rPr>
             <w:rFonts w:ascii="Arial" w:cs="Arial" w:eastAsia="Arial" w:hAnsi="Arial"/>
@@ -29651,11 +29698,11 @@
       <w:pPr>
         <w:spacing w:line="276" w:lineRule="auto"/>
         <w:rPr>
-          <w:i w:val="1"/>
-          <w:iCs w:val="1"/>
-        </w:rPr>
-      </w:pPr>
-      <w:hyperlink r:id="rId110">
+          <w:sz w:val="30"/>
+          <w:szCs w:val="30"/>
+        </w:rPr>
+      </w:pPr>
+      <w:hyperlink r:id="rId111">
         <w:r>
           <w:rPr>
             <w:rFonts w:ascii="Arial" w:cs="Arial" w:eastAsia="Arial" w:hAnsi="Arial"/>
@@ -29664,6 +29711,30 @@
             <w:rtl w:val="0"/>
           </w:rPr>
           <w:t xml:space="preserve">20260816BRUHsailerChangelog.txt</w:t>
+        </w:r>
+      </w:hyperlink>
+      <w:r>
+        <w:rPr>
+          <w:rtl w:val="0"/>
+        </w:rPr>
+      </w:r>
+    </w:p>
+    <w:p>
+      <w:pPr>
+        <w:spacing w:line="276" w:lineRule="auto"/>
+        <w:rPr>
+          <w:i w:val="1"/>
+          <w:iCs w:val="1"/>
+        </w:rPr>
+      </w:pPr>
+      <w:hyperlink r:id="rId112">
+        <w:r>
+          <w:rPr>
+            <w:color w:val="1155cc"/>
+            <w:u w:val="single"/>
+            <w:rtl w:val="0"/>
+          </w:rPr>
+          <w:t xml:space="preserve">20260830BRUHsailerChangelog.txt</w:t>
         </w:r>
       </w:hyperlink>
       <w:r>
